--- a/docs/论文模板/李发鹏_系统分析设计与实现_论文模板.docx
+++ b/docs/论文模板/李发鹏_系统分析设计与实现_论文模板.docx
@@ -3074,8 +3074,9 @@
       <w:pPr>
         <w:pStyle w:val="af0"/>
         <w:keepNext/>
+        <w:keepLines/>
         <w:spacing w:before="120" w:after="120" w:line="240" w:lineRule="auto"/>
-        <w:ind w:firstLineChars="0" w:firstLine="0"/>
+        <w:ind w:firstLineChars="0" w:left="0" w:right="0" w:firstLine="0"/>
         <w:jc w:val="center"/>
       </w:pPr>
       <w:r>
@@ -3122,7 +3123,8 @@
     <w:p>
       <w:pPr>
         <w:pStyle w:val="af0"/>
-        <w:ind w:firstLineChars="0" w:firstLine="0"/>
+        <w:spacing w:line="240" w:lineRule="auto" w:before="0" w:after="120"/>
+        <w:ind w:firstLineChars="0" w:left="0" w:right="0" w:firstLine="0"/>
         <w:jc w:val="center"/>
       </w:pPr>
       <w:r>
@@ -8054,8 +8056,9 @@
       <w:pPr>
         <w:pStyle w:val="af0"/>
         <w:keepNext/>
+        <w:keepLines/>
         <w:spacing w:before="120" w:after="120" w:line="240" w:lineRule="auto"/>
-        <w:ind w:firstLine="420"/>
+        <w:ind w:left="0" w:right="0" w:firstLine="0"/>
         <w:jc w:val="center"/>
       </w:pPr>
       <w:r>
@@ -8063,9 +8066,9 @@
           <w:noProof/>
         </w:rPr>
         <w:drawing>
-          <wp:inline distT="0" distB="0" distL="0" distR="0" wp14:anchorId="6A34C010" wp14:editId="04B91888">
+          <wp:inline distT="0" distB="0" distL="0" distR="0" wp14:anchorId="6A34C010" wp14:editId="793C721E">
             <wp:extent cx="4680000" cy="5039341"/>
-            <wp:effectExtent l="0" t="0" r="0" b="0"/>
+            <wp:effectExtent l="0" t="0" r="0" b="6350"/>
             <wp:docPr id="1254269652" name="Picture 1254269652"/>
             <wp:cNvGraphicFramePr>
               <a:graphicFrameLocks xmlns:a="http://schemas.openxmlformats.org/drawingml/2006/main" noChangeAspect="1"/>
@@ -8102,7 +8105,8 @@
     <w:p>
       <w:pPr>
         <w:pStyle w:val="af0"/>
-        <w:ind w:firstLine="420"/>
+        <w:spacing w:line="240" w:lineRule="auto" w:before="0" w:after="120"/>
+        <w:ind w:left="0" w:right="0" w:firstLine="0"/>
         <w:jc w:val="center"/>
       </w:pPr>
       <w:r>
@@ -8140,11 +8144,87 @@
     <w:p>
       <w:pPr>
         <w:pStyle w:val="af0"/>
-        <w:ind w:firstLine="420"/>
+        <w:keepLines/>
+        <w:spacing w:line="240" w:lineRule="auto" w:before="120" w:after="120"/>
+        <w:ind w:left="0" w:right="0" w:firstLine="0"/>
         <w:jc w:val="center"/>
       </w:pPr>
       <w:r>
-        <w:t>【此处插入普通用户景点查询、学习打卡和记录管理页面截图】</w:t>
+        <w:drawing>
+          <wp:inline xmlns:a="http://schemas.openxmlformats.org/drawingml/2006/main" xmlns:pic="http://schemas.openxmlformats.org/drawingml/2006/picture">
+            <wp:extent cx="5220000" cy="3584741"/>
+            <wp:docPr id="2027927595" name="Picture 2027927595"/>
+            <wp:cNvGraphicFramePr>
+              <a:graphicFrameLocks noChangeAspect="1"/>
+            </wp:cNvGraphicFramePr>
+            <a:graphic>
+              <a:graphicData uri="http://schemas.openxmlformats.org/drawingml/2006/picture">
+                <pic:pic>
+                  <pic:nvPicPr>
+                    <pic:cNvPr id="0" name="image.png"/>
+                    <pic:cNvPicPr/>
+                  </pic:nvPicPr>
+                  <pic:blipFill>
+                    <a:blip r:embed="rId26"/>
+                    <a:stretch>
+                      <a:fillRect/>
+                    </a:stretch>
+                  </pic:blipFill>
+                  <pic:spPr>
+                    <a:xfrm>
+                      <a:off x="0" y="0"/>
+                      <a:ext cx="5220000" cy="3584741"/>
+                    </a:xfrm>
+                    <a:prstGeom prst="rect"/>
+                  </pic:spPr>
+                </pic:pic>
+              </a:graphicData>
+            </a:graphic>
+          </wp:inline>
+        </w:drawing>
+      </w:r>
+    </w:p>
+    <w:p>
+      <w:pPr>
+        <w:pStyle w:val="af0"/>
+        <w:keepLines/>
+        <w:spacing w:line="240" w:lineRule="auto" w:before="120" w:after="120"/>
+        <w:ind w:left="0" w:right="0" w:firstLine="0"/>
+        <w:jc w:val="center"/>
+      </w:pPr>
+      <w:r>
+        <w:drawing>
+          <wp:inline xmlns:a="http://schemas.openxmlformats.org/drawingml/2006/main" xmlns:pic="http://schemas.openxmlformats.org/drawingml/2006/picture">
+            <wp:extent cx="5220000" cy="3394663"/>
+            <wp:docPr id="2027927596" name="Picture 2027927596"/>
+            <wp:cNvGraphicFramePr>
+              <a:graphicFrameLocks noChangeAspect="1"/>
+            </wp:cNvGraphicFramePr>
+            <a:graphic>
+              <a:graphicData uri="http://schemas.openxmlformats.org/drawingml/2006/picture">
+                <pic:pic>
+                  <pic:nvPicPr>
+                    <pic:cNvPr id="0" name="image.png"/>
+                    <pic:cNvPicPr/>
+                  </pic:nvPicPr>
+                  <pic:blipFill>
+                    <a:blip r:embed="rId27"/>
+                    <a:stretch>
+                      <a:fillRect/>
+                    </a:stretch>
+                  </pic:blipFill>
+                  <pic:spPr>
+                    <a:xfrm>
+                      <a:off x="0" y="0"/>
+                      <a:ext cx="5220000" cy="3394663"/>
+                    </a:xfrm>
+                    <a:prstGeom prst="rect"/>
+                  </pic:spPr>
+                </pic:pic>
+              </a:graphicData>
+            </a:graphic>
+          </wp:inline>
+        </w:drawing>
       </w:r>
     </w:p>
     <w:p>
@@ -8154,7 +8234,6 @@
         <w:ind w:firstLine="480"/>
       </w:pPr>
       <w:r>
-        <w:lastRenderedPageBreak/>
         <w:t xml:space="preserve">4.3 </w:t>
       </w:r>
       <w:r>
@@ -8174,8 +8253,9 @@
       <w:pPr>
         <w:pStyle w:val="af0"/>
         <w:keepNext/>
+        <w:keepLines/>
         <w:spacing w:before="120" w:after="120" w:line="240" w:lineRule="auto"/>
-        <w:ind w:firstLine="420"/>
+        <w:ind w:left="0" w:right="0" w:firstLine="0"/>
         <w:jc w:val="center"/>
       </w:pPr>
       <w:r>
@@ -8183,7 +8263,7 @@
           <w:noProof/>
         </w:rPr>
         <w:drawing>
-          <wp:inline distT="0" distB="0" distL="0" distR="0" wp14:anchorId="4BEED067" wp14:editId="23BDE5B2">
+          <wp:inline distT="0" distB="0" distL="0" distR="0" wp14:anchorId="4BEED067" wp14:editId="6EB80EDC">
             <wp:extent cx="4680000" cy="3964235"/>
             <wp:effectExtent l="0" t="0" r="0" b="0"/>
             <wp:docPr id="1254269653" name="Picture 1254269653"/>
@@ -8198,7 +8278,7 @@
                     <pic:cNvPicPr/>
                   </pic:nvPicPr>
                   <pic:blipFill>
-                    <a:blip r:embed="rId26"/>
+                    <a:blip r:embed="rId28"/>
                     <a:stretch>
                       <a:fillRect/>
                     </a:stretch>
@@ -8222,7 +8302,8 @@
     <w:p>
       <w:pPr>
         <w:pStyle w:val="af0"/>
-        <w:ind w:firstLine="420"/>
+        <w:spacing w:line="240" w:lineRule="auto" w:before="0" w:after="120"/>
+        <w:ind w:left="0" w:right="0" w:firstLine="0"/>
         <w:jc w:val="center"/>
       </w:pPr>
       <w:r>
@@ -8233,6 +8314,49 @@
       </w:r>
       <w:r>
         <w:t>管理员功能页面</w:t>
+      </w:r>
+    </w:p>
+    <w:p>
+      <w:pPr>
+        <w:pStyle w:val="af0"/>
+        <w:keepLines/>
+        <w:spacing w:line="240" w:lineRule="auto" w:before="120" w:after="120"/>
+        <w:ind w:left="0" w:right="0" w:firstLine="0"/>
+        <w:jc w:val="center"/>
+      </w:pPr>
+      <w:r>
+        <w:drawing>
+          <wp:inline xmlns:a="http://schemas.openxmlformats.org/drawingml/2006/main" xmlns:pic="http://schemas.openxmlformats.org/drawingml/2006/picture">
+            <wp:extent cx="4718304" cy="3255781"/>
+            <wp:docPr id="2027927597" name="Picture 2027927597"/>
+            <wp:cNvGraphicFramePr>
+              <a:graphicFrameLocks noChangeAspect="1"/>
+            </wp:cNvGraphicFramePr>
+            <a:graphic>
+              <a:graphicData uri="http://schemas.openxmlformats.org/drawingml/2006/picture">
+                <pic:pic>
+                  <pic:nvPicPr>
+                    <pic:cNvPr id="0" name="image.png"/>
+                    <pic:cNvPicPr/>
+                  </pic:nvPicPr>
+                  <pic:blipFill>
+                    <a:blip r:embed="rId29"/>
+                    <a:stretch>
+                      <a:fillRect/>
+                    </a:stretch>
+                  </pic:blipFill>
+                  <pic:spPr>
+                    <a:xfrm>
+                      <a:off x="0" y="0"/>
+                      <a:ext cx="4718304" cy="3255781"/>
+                    </a:xfrm>
+                    <a:prstGeom prst="rect"/>
+                  </pic:spPr>
+                </pic:pic>
+              </a:graphicData>
+            </a:graphic>
+          </wp:inline>
+        </w:drawing>
       </w:r>
     </w:p>
     <w:p>
@@ -8253,8 +8377,8 @@
         <w:pStyle w:val="af0"/>
         <w:ind w:firstLine="420"/>
         <w:sectPr>
-          <w:headerReference w:type="default" r:id="rId27"/>
-          <w:footerReference w:type="default" r:id="rId28"/>
+          <w:headerReference w:type="default" r:id="rId30"/>
+          <w:footerReference w:type="default" r:id="rId31"/>
           <w:pgSz w:w="11906" w:h="16838"/>
           <w:pgMar w:top="1701" w:right="1417" w:bottom="1417" w:left="1701" w:header="1304" w:footer="1020" w:gutter="0"/>
           <w:cols w:space="720"/>
@@ -9355,8 +9479,8 @@
     <w:p>
       <w:pPr>
         <w:sectPr>
-          <w:headerReference w:type="default" r:id="rId29"/>
-          <w:footerReference w:type="default" r:id="rId30"/>
+          <w:headerReference w:type="default" r:id="rId32"/>
+          <w:footerReference w:type="default" r:id="rId33"/>
           <w:pgSz w:w="11906" w:h="16838"/>
           <w:pgMar w:top="1701" w:right="1417" w:bottom="1417" w:left="1701" w:header="1304" w:footer="1020" w:gutter="0"/>
           <w:cols w:space="720"/>
@@ -9421,8 +9545,8 @@
     <w:p>
       <w:pPr>
         <w:sectPr>
-          <w:headerReference w:type="default" r:id="rId31"/>
-          <w:footerReference w:type="default" r:id="rId32"/>
+          <w:headerReference w:type="default" r:id="rId34"/>
+          <w:footerReference w:type="default" r:id="rId35"/>
           <w:pgSz w:w="11906" w:h="16838"/>
           <w:pgMar w:top="1701" w:right="1417" w:bottom="1417" w:left="1701" w:header="1304" w:footer="1020" w:gutter="0"/>
           <w:cols w:space="720"/>
@@ -9850,8 +9974,8 @@
     <w:p>
       <w:pPr>
         <w:sectPr>
-          <w:headerReference w:type="default" r:id="rId33"/>
-          <w:footerReference w:type="default" r:id="rId34"/>
+          <w:headerReference w:type="default" r:id="rId36"/>
+          <w:footerReference w:type="default" r:id="rId37"/>
           <w:pgSz w:w="11906" w:h="16838"/>
           <w:pgMar w:top="1701" w:right="1417" w:bottom="1417" w:left="1701" w:header="1304" w:footer="1020" w:gutter="0"/>
           <w:cols w:space="720"/>
@@ -9999,8 +10123,8 @@
     <w:p>
       <w:pPr>
         <w:sectPr>
-          <w:headerReference w:type="default" r:id="rId35"/>
-          <w:footerReference w:type="default" r:id="rId36"/>
+          <w:headerReference w:type="default" r:id="rId38"/>
+          <w:footerReference w:type="default" r:id="rId39"/>
           <w:pgSz w:w="11906" w:h="16838"/>
           <w:pgMar w:top="1701" w:right="1417" w:bottom="1417" w:left="1701" w:header="1304" w:footer="1020" w:gutter="0"/>
           <w:cols w:space="720"/>
@@ -10277,8 +10401,8 @@
       </w:r>
     </w:p>
     <w:sectPr>
-      <w:headerReference w:type="default" r:id="rId37"/>
-      <w:footerReference w:type="default" r:id="rId38"/>
+      <w:headerReference w:type="default" r:id="rId40"/>
+      <w:footerReference w:type="default" r:id="rId41"/>
       <w:pgSz w:w="11906" w:h="16838"/>
       <w:pgMar w:top="1701" w:right="1417" w:bottom="1417" w:left="1701" w:header="1304" w:footer="1020" w:gutter="0"/>
       <w:cols w:space="720"/>
@@ -10906,6 +11030,8 @@
 <w:hdr xmlns:wpc="http://schemas.microsoft.com/office/word/2010/wordprocessingCanvas" xmlns:cx="http://schemas.microsoft.com/office/drawing/2014/chartex" xmlns:cx1="http://schemas.microsoft.com/office/drawing/2015/9/8/chartex" xmlns:cx2="http://schemas.microsoft.com/office/drawing/2015/10/21/chartex" xmlns:cx3="http://schemas.microsoft.com/office/drawing/2016/5/9/chartex" xmlns:cx4="http://schemas.microsoft.com/office/drawing/2016/5/10/chartex" xmlns:cx5="http://schemas.microsoft.com/office/drawing/2016/5/11/chartex" xmlns:cx6="http://schemas.microsoft.com/office/drawing/2016/5/12/chartex" xmlns:cx7="http://schemas.microsoft.com/office/drawing/2016/5/13/chartex" xmlns:cx8="http://schemas.microsoft.com/office/drawing/2016/5/14/chartex" xmlns:mc="http://schemas.openxmlformats.org/markup-compatibility/2006" xmlns:m="http://schemas.openxmlformats.org/officeDocument/2006/math" xmlns:aink="http://schemas.microsoft.com/office/drawing/2016/ink" xmlns:am3d="http://schemas.microsoft.com/office/drawing/2017/model3d" xmlns:oel="http://schemas.microsoft.com/office/2019/extlst" xmlns:r="http://schemas.openxmlformats.org/officeDocument/2006/relationships" xmlns:wp14="http://schemas.microsoft.com/office/word/2010/wordprocessingDrawing" xmlns:wp="http://schemas.openxmlformats.org/drawingml/2006/wordprocessingDrawing" xmlns:wpg="http://schemas.microsoft.com/office/word/2010/wordprocessingGroup" xmlns:wpi="http://schemas.microsoft.com/office/word/2010/wordprocessingInk" xmlns:wps="http://schemas.microsoft.com/office/word/2010/wordprocessingShape" xmlns:o="urn:schemas-microsoft-com:office:office" xmlns:v="urn:schemas-microsoft-com:vml" xmlns:w10="urn:schemas-microsoft-com:office:word" xmlns:w="http://schemas.openxmlformats.org/wordprocessingml/2006/main" xmlns:w14="http://schemas.microsoft.com/office/word/2010/wordml" xmlns:w15="http://schemas.microsoft.com/office/word/2012/wordml" xmlns:w16cex="http://schemas.microsoft.com/office/word/2018/wordml/cex" xmlns:w16cid="http://schemas.microsoft.com/office/word/2016/wordml/cid" xmlns:w16="http://schemas.microsoft.com/office/word/2018/wordml" xmlns:w16sdtdh="http://schemas.microsoft.com/office/word/2020/wordml/sdtdatahash" xmlns:w16sdtfl="http://schemas.microsoft.com/office/word/2024/wordml/sdtformatlock" xmlns:w16se="http://schemas.microsoft.com/office/word/2015/wordml/symex" xmlns:w16du="http://schemas.microsoft.com/office/word/2023/wordml/word16du" xmlns:wne="http://schemas.microsoft.com/office/word/2006/wordml" mc:Ignorable="w14 w15 w16se w16cid w16 w16cex w16sdtdh w16sdtfl w16du wp14">
   <w:p>
     <w:pPr>
+      <w:keepNext w:val="0"/>
+      <w:keepLines/>
       <w:pBdr>
         <w:bottom w:val="nil"/>
       </w:pBdr>
@@ -10919,6 +11045,8 @@
 <w:hdr xmlns:wpc="http://schemas.microsoft.com/office/word/2010/wordprocessingCanvas" xmlns:cx="http://schemas.microsoft.com/office/drawing/2014/chartex" xmlns:cx1="http://schemas.microsoft.com/office/drawing/2015/9/8/chartex" xmlns:cx2="http://schemas.microsoft.com/office/drawing/2015/10/21/chartex" xmlns:cx3="http://schemas.microsoft.com/office/drawing/2016/5/9/chartex" xmlns:cx4="http://schemas.microsoft.com/office/drawing/2016/5/10/chartex" xmlns:cx5="http://schemas.microsoft.com/office/drawing/2016/5/11/chartex" xmlns:cx6="http://schemas.microsoft.com/office/drawing/2016/5/12/chartex" xmlns:cx7="http://schemas.microsoft.com/office/drawing/2016/5/13/chartex" xmlns:cx8="http://schemas.microsoft.com/office/drawing/2016/5/14/chartex" xmlns:mc="http://schemas.openxmlformats.org/markup-compatibility/2006" xmlns:m="http://schemas.openxmlformats.org/officeDocument/2006/math" xmlns:aink="http://schemas.microsoft.com/office/drawing/2016/ink" xmlns:am3d="http://schemas.microsoft.com/office/drawing/2017/model3d" xmlns:oel="http://schemas.microsoft.com/office/2019/extlst" xmlns:r="http://schemas.openxmlformats.org/officeDocument/2006/relationships" xmlns:wp14="http://schemas.microsoft.com/office/word/2010/wordprocessingDrawing" xmlns:wp="http://schemas.openxmlformats.org/drawingml/2006/wordprocessingDrawing" xmlns:wpg="http://schemas.microsoft.com/office/word/2010/wordprocessingGroup" xmlns:wpi="http://schemas.microsoft.com/office/word/2010/wordprocessingInk" xmlns:wps="http://schemas.microsoft.com/office/word/2010/wordprocessingShape" xmlns:o="urn:schemas-microsoft-com:office:office" xmlns:v="urn:schemas-microsoft-com:vml" xmlns:w10="urn:schemas-microsoft-com:office:word" xmlns:w="http://schemas.openxmlformats.org/wordprocessingml/2006/main" xmlns:w14="http://schemas.microsoft.com/office/word/2010/wordml" xmlns:w15="http://schemas.microsoft.com/office/word/2012/wordml" xmlns:w16cex="http://schemas.microsoft.com/office/word/2018/wordml/cex" xmlns:w16cid="http://schemas.microsoft.com/office/word/2016/wordml/cid" xmlns:w16="http://schemas.microsoft.com/office/word/2018/wordml" xmlns:w16sdtdh="http://schemas.microsoft.com/office/word/2020/wordml/sdtdatahash" xmlns:w16sdtfl="http://schemas.microsoft.com/office/word/2024/wordml/sdtformatlock" xmlns:w16se="http://schemas.microsoft.com/office/word/2015/wordml/symex" xmlns:w16du="http://schemas.microsoft.com/office/word/2023/wordml/word16du" xmlns:wne="http://schemas.microsoft.com/office/word/2006/wordml" mc:Ignorable="w14 w15 w16se w16cid w16 w16cex w16sdtdh w16sdtfl w16du wp14">
   <w:p>
     <w:pPr>
+      <w:keepNext w:val="0"/>
+      <w:keepLines/>
       <w:pBdr>
         <w:bottom w:val="single" w:sz="4" w:space="1" w:color="auto"/>
       </w:pBdr>
@@ -10957,6 +11085,8 @@
 <w:hdr xmlns:wpc="http://schemas.microsoft.com/office/word/2010/wordprocessingCanvas" xmlns:cx="http://schemas.microsoft.com/office/drawing/2014/chartex" xmlns:cx1="http://schemas.microsoft.com/office/drawing/2015/9/8/chartex" xmlns:cx2="http://schemas.microsoft.com/office/drawing/2015/10/21/chartex" xmlns:cx3="http://schemas.microsoft.com/office/drawing/2016/5/9/chartex" xmlns:cx4="http://schemas.microsoft.com/office/drawing/2016/5/10/chartex" xmlns:cx5="http://schemas.microsoft.com/office/drawing/2016/5/11/chartex" xmlns:cx6="http://schemas.microsoft.com/office/drawing/2016/5/12/chartex" xmlns:cx7="http://schemas.microsoft.com/office/drawing/2016/5/13/chartex" xmlns:cx8="http://schemas.microsoft.com/office/drawing/2016/5/14/chartex" xmlns:mc="http://schemas.openxmlformats.org/markup-compatibility/2006" xmlns:m="http://schemas.openxmlformats.org/officeDocument/2006/math" xmlns:aink="http://schemas.microsoft.com/office/drawing/2016/ink" xmlns:am3d="http://schemas.microsoft.com/office/drawing/2017/model3d" xmlns:oel="http://schemas.microsoft.com/office/2019/extlst" xmlns:r="http://schemas.openxmlformats.org/officeDocument/2006/relationships" xmlns:wp14="http://schemas.microsoft.com/office/word/2010/wordprocessingDrawing" xmlns:wp="http://schemas.openxmlformats.org/drawingml/2006/wordprocessingDrawing" xmlns:wpg="http://schemas.microsoft.com/office/word/2010/wordprocessingGroup" xmlns:wpi="http://schemas.microsoft.com/office/word/2010/wordprocessingInk" xmlns:wps="http://schemas.microsoft.com/office/word/2010/wordprocessingShape" xmlns:o="urn:schemas-microsoft-com:office:office" xmlns:v="urn:schemas-microsoft-com:vml" xmlns:w10="urn:schemas-microsoft-com:office:word" xmlns:w="http://schemas.openxmlformats.org/wordprocessingml/2006/main" xmlns:w14="http://schemas.microsoft.com/office/word/2010/wordml" xmlns:w15="http://schemas.microsoft.com/office/word/2012/wordml" xmlns:w16cex="http://schemas.microsoft.com/office/word/2018/wordml/cex" xmlns:w16cid="http://schemas.microsoft.com/office/word/2016/wordml/cid" xmlns:w16="http://schemas.microsoft.com/office/word/2018/wordml" xmlns:w16sdtdh="http://schemas.microsoft.com/office/word/2020/wordml/sdtdatahash" xmlns:w16sdtfl="http://schemas.microsoft.com/office/word/2024/wordml/sdtformatlock" xmlns:w16se="http://schemas.microsoft.com/office/word/2015/wordml/symex" xmlns:w16du="http://schemas.microsoft.com/office/word/2023/wordml/word16du" xmlns:wne="http://schemas.microsoft.com/office/word/2006/wordml" mc:Ignorable="w14 w15 w16se w16cid w16 w16cex w16sdtdh w16sdtfl w16du wp14">
   <w:p>
     <w:pPr>
+      <w:keepNext w:val="0"/>
+      <w:keepLines/>
       <w:pBdr>
         <w:bottom w:val="single" w:sz="4" w:space="1" w:color="auto"/>
       </w:pBdr>
@@ -10995,6 +11125,8 @@
 <w:hdr xmlns:wpc="http://schemas.microsoft.com/office/word/2010/wordprocessingCanvas" xmlns:cx="http://schemas.microsoft.com/office/drawing/2014/chartex" xmlns:cx1="http://schemas.microsoft.com/office/drawing/2015/9/8/chartex" xmlns:cx2="http://schemas.microsoft.com/office/drawing/2015/10/21/chartex" xmlns:cx3="http://schemas.microsoft.com/office/drawing/2016/5/9/chartex" xmlns:cx4="http://schemas.microsoft.com/office/drawing/2016/5/10/chartex" xmlns:cx5="http://schemas.microsoft.com/office/drawing/2016/5/11/chartex" xmlns:cx6="http://schemas.microsoft.com/office/drawing/2016/5/12/chartex" xmlns:cx7="http://schemas.microsoft.com/office/drawing/2016/5/13/chartex" xmlns:cx8="http://schemas.microsoft.com/office/drawing/2016/5/14/chartex" xmlns:mc="http://schemas.openxmlformats.org/markup-compatibility/2006" xmlns:m="http://schemas.openxmlformats.org/officeDocument/2006/math" xmlns:aink="http://schemas.microsoft.com/office/drawing/2016/ink" xmlns:am3d="http://schemas.microsoft.com/office/drawing/2017/model3d" xmlns:oel="http://schemas.microsoft.com/office/2019/extlst" xmlns:r="http://schemas.openxmlformats.org/officeDocument/2006/relationships" xmlns:wp14="http://schemas.microsoft.com/office/word/2010/wordprocessingDrawing" xmlns:wp="http://schemas.openxmlformats.org/drawingml/2006/wordprocessingDrawing" xmlns:wpg="http://schemas.microsoft.com/office/word/2010/wordprocessingGroup" xmlns:wpi="http://schemas.microsoft.com/office/word/2010/wordprocessingInk" xmlns:wps="http://schemas.microsoft.com/office/word/2010/wordprocessingShape" xmlns:o="urn:schemas-microsoft-com:office:office" xmlns:v="urn:schemas-microsoft-com:vml" xmlns:w10="urn:schemas-microsoft-com:office:word" xmlns:w="http://schemas.openxmlformats.org/wordprocessingml/2006/main" xmlns:w14="http://schemas.microsoft.com/office/word/2010/wordml" xmlns:w15="http://schemas.microsoft.com/office/word/2012/wordml" xmlns:w16cex="http://schemas.microsoft.com/office/word/2018/wordml/cex" xmlns:w16cid="http://schemas.microsoft.com/office/word/2016/wordml/cid" xmlns:w16="http://schemas.microsoft.com/office/word/2018/wordml" xmlns:w16sdtdh="http://schemas.microsoft.com/office/word/2020/wordml/sdtdatahash" xmlns:w16sdtfl="http://schemas.microsoft.com/office/word/2024/wordml/sdtformatlock" xmlns:w16se="http://schemas.microsoft.com/office/word/2015/wordml/symex" xmlns:w16du="http://schemas.microsoft.com/office/word/2023/wordml/word16du" xmlns:wne="http://schemas.microsoft.com/office/word/2006/wordml" mc:Ignorable="w14 w15 w16se w16cid w16 w16cex w16sdtdh w16sdtfl w16du wp14">
   <w:p>
     <w:pPr>
+      <w:keepNext w:val="0"/>
+      <w:keepLines/>
       <w:pBdr>
         <w:bottom w:val="single" w:sz="4" w:space="1" w:color="auto"/>
       </w:pBdr>
@@ -11033,6 +11165,8 @@
 <w:hdr xmlns:wpc="http://schemas.microsoft.com/office/word/2010/wordprocessingCanvas" xmlns:cx="http://schemas.microsoft.com/office/drawing/2014/chartex" xmlns:cx1="http://schemas.microsoft.com/office/drawing/2015/9/8/chartex" xmlns:cx2="http://schemas.microsoft.com/office/drawing/2015/10/21/chartex" xmlns:cx3="http://schemas.microsoft.com/office/drawing/2016/5/9/chartex" xmlns:cx4="http://schemas.microsoft.com/office/drawing/2016/5/10/chartex" xmlns:cx5="http://schemas.microsoft.com/office/drawing/2016/5/11/chartex" xmlns:cx6="http://schemas.microsoft.com/office/drawing/2016/5/12/chartex" xmlns:cx7="http://schemas.microsoft.com/office/drawing/2016/5/13/chartex" xmlns:cx8="http://schemas.microsoft.com/office/drawing/2016/5/14/chartex" xmlns:mc="http://schemas.openxmlformats.org/markup-compatibility/2006" xmlns:m="http://schemas.openxmlformats.org/officeDocument/2006/math" xmlns:aink="http://schemas.microsoft.com/office/drawing/2016/ink" xmlns:am3d="http://schemas.microsoft.com/office/drawing/2017/model3d" xmlns:oel="http://schemas.microsoft.com/office/2019/extlst" xmlns:r="http://schemas.openxmlformats.org/officeDocument/2006/relationships" xmlns:wp14="http://schemas.microsoft.com/office/word/2010/wordprocessingDrawing" xmlns:wp="http://schemas.openxmlformats.org/drawingml/2006/wordprocessingDrawing" xmlns:wpg="http://schemas.microsoft.com/office/word/2010/wordprocessingGroup" xmlns:wpi="http://schemas.microsoft.com/office/word/2010/wordprocessingInk" xmlns:wps="http://schemas.microsoft.com/office/word/2010/wordprocessingShape" xmlns:o="urn:schemas-microsoft-com:office:office" xmlns:v="urn:schemas-microsoft-com:vml" xmlns:w10="urn:schemas-microsoft-com:office:word" xmlns:w="http://schemas.openxmlformats.org/wordprocessingml/2006/main" xmlns:w14="http://schemas.microsoft.com/office/word/2010/wordml" xmlns:w15="http://schemas.microsoft.com/office/word/2012/wordml" xmlns:w16cex="http://schemas.microsoft.com/office/word/2018/wordml/cex" xmlns:w16cid="http://schemas.microsoft.com/office/word/2016/wordml/cid" xmlns:w16="http://schemas.microsoft.com/office/word/2018/wordml" xmlns:w16sdtdh="http://schemas.microsoft.com/office/word/2020/wordml/sdtdatahash" xmlns:w16sdtfl="http://schemas.microsoft.com/office/word/2024/wordml/sdtformatlock" xmlns:w16se="http://schemas.microsoft.com/office/word/2015/wordml/symex" xmlns:w16du="http://schemas.microsoft.com/office/word/2023/wordml/word16du" xmlns:wne="http://schemas.microsoft.com/office/word/2006/wordml" mc:Ignorable="w14 w15 w16se w16cid w16 w16cex w16sdtdh w16sdtfl w16du wp14">
   <w:p>
     <w:pPr>
+      <w:keepNext w:val="0"/>
+      <w:keepLines/>
       <w:pBdr>
         <w:bottom w:val="single" w:sz="4" w:space="1" w:color="auto"/>
       </w:pBdr>
@@ -11071,6 +11205,8 @@
 <w:hdr xmlns:wpc="http://schemas.microsoft.com/office/word/2010/wordprocessingCanvas" xmlns:cx="http://schemas.microsoft.com/office/drawing/2014/chartex" xmlns:cx1="http://schemas.microsoft.com/office/drawing/2015/9/8/chartex" xmlns:cx2="http://schemas.microsoft.com/office/drawing/2015/10/21/chartex" xmlns:cx3="http://schemas.microsoft.com/office/drawing/2016/5/9/chartex" xmlns:cx4="http://schemas.microsoft.com/office/drawing/2016/5/10/chartex" xmlns:cx5="http://schemas.microsoft.com/office/drawing/2016/5/11/chartex" xmlns:cx6="http://schemas.microsoft.com/office/drawing/2016/5/12/chartex" xmlns:cx7="http://schemas.microsoft.com/office/drawing/2016/5/13/chartex" xmlns:cx8="http://schemas.microsoft.com/office/drawing/2016/5/14/chartex" xmlns:mc="http://schemas.openxmlformats.org/markup-compatibility/2006" xmlns:m="http://schemas.openxmlformats.org/officeDocument/2006/math" xmlns:aink="http://schemas.microsoft.com/office/drawing/2016/ink" xmlns:am3d="http://schemas.microsoft.com/office/drawing/2017/model3d" xmlns:oel="http://schemas.microsoft.com/office/2019/extlst" xmlns:r="http://schemas.openxmlformats.org/officeDocument/2006/relationships" xmlns:wp14="http://schemas.microsoft.com/office/word/2010/wordprocessingDrawing" xmlns:wp="http://schemas.openxmlformats.org/drawingml/2006/wordprocessingDrawing" xmlns:wpg="http://schemas.microsoft.com/office/word/2010/wordprocessingGroup" xmlns:wpi="http://schemas.microsoft.com/office/word/2010/wordprocessingInk" xmlns:wps="http://schemas.microsoft.com/office/word/2010/wordprocessingShape" xmlns:o="urn:schemas-microsoft-com:office:office" xmlns:v="urn:schemas-microsoft-com:vml" xmlns:w10="urn:schemas-microsoft-com:office:word" xmlns:w="http://schemas.openxmlformats.org/wordprocessingml/2006/main" xmlns:w14="http://schemas.microsoft.com/office/word/2010/wordml" xmlns:w15="http://schemas.microsoft.com/office/word/2012/wordml" xmlns:w16cex="http://schemas.microsoft.com/office/word/2018/wordml/cex" xmlns:w16cid="http://schemas.microsoft.com/office/word/2016/wordml/cid" xmlns:w16="http://schemas.microsoft.com/office/word/2018/wordml" xmlns:w16sdtdh="http://schemas.microsoft.com/office/word/2020/wordml/sdtdatahash" xmlns:w16sdtfl="http://schemas.microsoft.com/office/word/2024/wordml/sdtformatlock" xmlns:w16se="http://schemas.microsoft.com/office/word/2015/wordml/symex" xmlns:w16du="http://schemas.microsoft.com/office/word/2023/wordml/word16du" xmlns:wne="http://schemas.microsoft.com/office/word/2006/wordml" mc:Ignorable="w14 w15 w16se w16cid w16 w16cex w16sdtdh w16sdtfl w16du wp14">
   <w:p>
     <w:pPr>
+      <w:keepNext w:val="0"/>
+      <w:keepLines/>
       <w:pBdr>
         <w:bottom w:val="single" w:sz="4" w:space="1" w:color="auto"/>
       </w:pBdr>
@@ -11109,6 +11245,8 @@
 <w:hdr xmlns:wpc="http://schemas.microsoft.com/office/word/2010/wordprocessingCanvas" xmlns:cx="http://schemas.microsoft.com/office/drawing/2014/chartex" xmlns:cx1="http://schemas.microsoft.com/office/drawing/2015/9/8/chartex" xmlns:cx2="http://schemas.microsoft.com/office/drawing/2015/10/21/chartex" xmlns:cx3="http://schemas.microsoft.com/office/drawing/2016/5/9/chartex" xmlns:cx4="http://schemas.microsoft.com/office/drawing/2016/5/10/chartex" xmlns:cx5="http://schemas.microsoft.com/office/drawing/2016/5/11/chartex" xmlns:cx6="http://schemas.microsoft.com/office/drawing/2016/5/12/chartex" xmlns:cx7="http://schemas.microsoft.com/office/drawing/2016/5/13/chartex" xmlns:cx8="http://schemas.microsoft.com/office/drawing/2016/5/14/chartex" xmlns:mc="http://schemas.openxmlformats.org/markup-compatibility/2006" xmlns:m="http://schemas.openxmlformats.org/officeDocument/2006/math" xmlns:aink="http://schemas.microsoft.com/office/drawing/2016/ink" xmlns:am3d="http://schemas.microsoft.com/office/drawing/2017/model3d" xmlns:oel="http://schemas.microsoft.com/office/2019/extlst" xmlns:r="http://schemas.openxmlformats.org/officeDocument/2006/relationships" xmlns:wp14="http://schemas.microsoft.com/office/word/2010/wordprocessingDrawing" xmlns:wp="http://schemas.openxmlformats.org/drawingml/2006/wordprocessingDrawing" xmlns:wpg="http://schemas.microsoft.com/office/word/2010/wordprocessingGroup" xmlns:wpi="http://schemas.microsoft.com/office/word/2010/wordprocessingInk" xmlns:wps="http://schemas.microsoft.com/office/word/2010/wordprocessingShape" xmlns:o="urn:schemas-microsoft-com:office:office" xmlns:v="urn:schemas-microsoft-com:vml" xmlns:w10="urn:schemas-microsoft-com:office:word" xmlns:w="http://schemas.openxmlformats.org/wordprocessingml/2006/main" xmlns:w14="http://schemas.microsoft.com/office/word/2010/wordml" xmlns:w15="http://schemas.microsoft.com/office/word/2012/wordml" xmlns:w16cex="http://schemas.microsoft.com/office/word/2018/wordml/cex" xmlns:w16cid="http://schemas.microsoft.com/office/word/2016/wordml/cid" xmlns:w16="http://schemas.microsoft.com/office/word/2018/wordml" xmlns:w16sdtdh="http://schemas.microsoft.com/office/word/2020/wordml/sdtdatahash" xmlns:w16sdtfl="http://schemas.microsoft.com/office/word/2024/wordml/sdtformatlock" xmlns:w16se="http://schemas.microsoft.com/office/word/2015/wordml/symex" xmlns:w16du="http://schemas.microsoft.com/office/word/2023/wordml/word16du" xmlns:wne="http://schemas.microsoft.com/office/word/2006/wordml" mc:Ignorable="w14 w15 w16se w16cid w16 w16cex w16sdtdh w16sdtfl w16du wp14">
   <w:p>
     <w:pPr>
+      <w:keepNext w:val="0"/>
+      <w:keepLines/>
       <w:pBdr>
         <w:bottom w:val="single" w:sz="4" w:space="1" w:color="auto"/>
       </w:pBdr>
@@ -11147,6 +11285,8 @@
 <w:hdr xmlns:wpc="http://schemas.microsoft.com/office/word/2010/wordprocessingCanvas" xmlns:cx="http://schemas.microsoft.com/office/drawing/2014/chartex" xmlns:cx1="http://schemas.microsoft.com/office/drawing/2015/9/8/chartex" xmlns:cx2="http://schemas.microsoft.com/office/drawing/2015/10/21/chartex" xmlns:cx3="http://schemas.microsoft.com/office/drawing/2016/5/9/chartex" xmlns:cx4="http://schemas.microsoft.com/office/drawing/2016/5/10/chartex" xmlns:cx5="http://schemas.microsoft.com/office/drawing/2016/5/11/chartex" xmlns:cx6="http://schemas.microsoft.com/office/drawing/2016/5/12/chartex" xmlns:cx7="http://schemas.microsoft.com/office/drawing/2016/5/13/chartex" xmlns:cx8="http://schemas.microsoft.com/office/drawing/2016/5/14/chartex" xmlns:mc="http://schemas.openxmlformats.org/markup-compatibility/2006" xmlns:m="http://schemas.openxmlformats.org/officeDocument/2006/math" xmlns:aink="http://schemas.microsoft.com/office/drawing/2016/ink" xmlns:am3d="http://schemas.microsoft.com/office/drawing/2017/model3d" xmlns:oel="http://schemas.microsoft.com/office/2019/extlst" xmlns:r="http://schemas.openxmlformats.org/officeDocument/2006/relationships" xmlns:wp14="http://schemas.microsoft.com/office/word/2010/wordprocessingDrawing" xmlns:wp="http://schemas.openxmlformats.org/drawingml/2006/wordprocessingDrawing" xmlns:wpg="http://schemas.microsoft.com/office/word/2010/wordprocessingGroup" xmlns:wpi="http://schemas.microsoft.com/office/word/2010/wordprocessingInk" xmlns:wps="http://schemas.microsoft.com/office/word/2010/wordprocessingShape" xmlns:o="urn:schemas-microsoft-com:office:office" xmlns:v="urn:schemas-microsoft-com:vml" xmlns:w10="urn:schemas-microsoft-com:office:word" xmlns:w="http://schemas.openxmlformats.org/wordprocessingml/2006/main" xmlns:w14="http://schemas.microsoft.com/office/word/2010/wordml" xmlns:w15="http://schemas.microsoft.com/office/word/2012/wordml" xmlns:w16cex="http://schemas.microsoft.com/office/word/2018/wordml/cex" xmlns:w16cid="http://schemas.microsoft.com/office/word/2016/wordml/cid" xmlns:w16="http://schemas.microsoft.com/office/word/2018/wordml" xmlns:w16sdtdh="http://schemas.microsoft.com/office/word/2020/wordml/sdtdatahash" xmlns:w16sdtfl="http://schemas.microsoft.com/office/word/2024/wordml/sdtformatlock" xmlns:w16se="http://schemas.microsoft.com/office/word/2015/wordml/symex" xmlns:w16du="http://schemas.microsoft.com/office/word/2023/wordml/word16du" xmlns:wne="http://schemas.microsoft.com/office/word/2006/wordml" mc:Ignorable="w14 w15 w16se w16cid w16 w16cex w16sdtdh w16sdtfl w16du wp14">
   <w:p>
     <w:pPr>
+      <w:keepNext w:val="0"/>
+      <w:keepLines/>
       <w:pBdr>
         <w:bottom w:val="single" w:sz="4" w:space="1" w:color="auto"/>
       </w:pBdr>
@@ -11179,6 +11319,8 @@
 <w:hdr xmlns:wpc="http://schemas.microsoft.com/office/word/2010/wordprocessingCanvas" xmlns:cx="http://schemas.microsoft.com/office/drawing/2014/chartex" xmlns:cx1="http://schemas.microsoft.com/office/drawing/2015/9/8/chartex" xmlns:cx2="http://schemas.microsoft.com/office/drawing/2015/10/21/chartex" xmlns:cx3="http://schemas.microsoft.com/office/drawing/2016/5/9/chartex" xmlns:cx4="http://schemas.microsoft.com/office/drawing/2016/5/10/chartex" xmlns:cx5="http://schemas.microsoft.com/office/drawing/2016/5/11/chartex" xmlns:cx6="http://schemas.microsoft.com/office/drawing/2016/5/12/chartex" xmlns:cx7="http://schemas.microsoft.com/office/drawing/2016/5/13/chartex" xmlns:cx8="http://schemas.microsoft.com/office/drawing/2016/5/14/chartex" xmlns:mc="http://schemas.openxmlformats.org/markup-compatibility/2006" xmlns:m="http://schemas.openxmlformats.org/officeDocument/2006/math" xmlns:aink="http://schemas.microsoft.com/office/drawing/2016/ink" xmlns:am3d="http://schemas.microsoft.com/office/drawing/2017/model3d" xmlns:oel="http://schemas.microsoft.com/office/2019/extlst" xmlns:r="http://schemas.openxmlformats.org/officeDocument/2006/relationships" xmlns:wp14="http://schemas.microsoft.com/office/word/2010/wordprocessingDrawing" xmlns:wp="http://schemas.openxmlformats.org/drawingml/2006/wordprocessingDrawing" xmlns:wpg="http://schemas.microsoft.com/office/word/2010/wordprocessingGroup" xmlns:wpi="http://schemas.microsoft.com/office/word/2010/wordprocessingInk" xmlns:wps="http://schemas.microsoft.com/office/word/2010/wordprocessingShape" xmlns:o="urn:schemas-microsoft-com:office:office" xmlns:v="urn:schemas-microsoft-com:vml" xmlns:w10="urn:schemas-microsoft-com:office:word" xmlns:w="http://schemas.openxmlformats.org/wordprocessingml/2006/main" xmlns:w14="http://schemas.microsoft.com/office/word/2010/wordml" xmlns:w15="http://schemas.microsoft.com/office/word/2012/wordml" xmlns:w16cex="http://schemas.microsoft.com/office/word/2018/wordml/cex" xmlns:w16cid="http://schemas.microsoft.com/office/word/2016/wordml/cid" xmlns:w16="http://schemas.microsoft.com/office/word/2018/wordml" xmlns:w16sdtdh="http://schemas.microsoft.com/office/word/2020/wordml/sdtdatahash" xmlns:w16sdtfl="http://schemas.microsoft.com/office/word/2024/wordml/sdtformatlock" xmlns:w16se="http://schemas.microsoft.com/office/word/2015/wordml/symex" xmlns:w16du="http://schemas.microsoft.com/office/word/2023/wordml/word16du" xmlns:wne="http://schemas.microsoft.com/office/word/2006/wordml" mc:Ignorable="w14 w15 w16se w16cid w16 w16cex w16sdtdh w16sdtfl w16du wp14">
   <w:p>
     <w:pPr>
+      <w:keepNext w:val="0"/>
+      <w:keepLines/>
       <w:pBdr>
         <w:bottom w:val="single" w:sz="4" w:space="1" w:color="auto"/>
       </w:pBdr>
@@ -11231,6 +11373,8 @@
 <w:hdr xmlns:wpc="http://schemas.microsoft.com/office/word/2010/wordprocessingCanvas" xmlns:cx="http://schemas.microsoft.com/office/drawing/2014/chartex" xmlns:cx1="http://schemas.microsoft.com/office/drawing/2015/9/8/chartex" xmlns:cx2="http://schemas.microsoft.com/office/drawing/2015/10/21/chartex" xmlns:cx3="http://schemas.microsoft.com/office/drawing/2016/5/9/chartex" xmlns:cx4="http://schemas.microsoft.com/office/drawing/2016/5/10/chartex" xmlns:cx5="http://schemas.microsoft.com/office/drawing/2016/5/11/chartex" xmlns:cx6="http://schemas.microsoft.com/office/drawing/2016/5/12/chartex" xmlns:cx7="http://schemas.microsoft.com/office/drawing/2016/5/13/chartex" xmlns:cx8="http://schemas.microsoft.com/office/drawing/2016/5/14/chartex" xmlns:mc="http://schemas.openxmlformats.org/markup-compatibility/2006" xmlns:m="http://schemas.openxmlformats.org/officeDocument/2006/math" xmlns:aink="http://schemas.microsoft.com/office/drawing/2016/ink" xmlns:am3d="http://schemas.microsoft.com/office/drawing/2017/model3d" xmlns:oel="http://schemas.microsoft.com/office/2019/extlst" xmlns:r="http://schemas.openxmlformats.org/officeDocument/2006/relationships" xmlns:wp14="http://schemas.microsoft.com/office/word/2010/wordprocessingDrawing" xmlns:wp="http://schemas.openxmlformats.org/drawingml/2006/wordprocessingDrawing" xmlns:wpg="http://schemas.microsoft.com/office/word/2010/wordprocessingGroup" xmlns:wpi="http://schemas.microsoft.com/office/word/2010/wordprocessingInk" xmlns:wps="http://schemas.microsoft.com/office/word/2010/wordprocessingShape" xmlns:o="urn:schemas-microsoft-com:office:office" xmlns:v="urn:schemas-microsoft-com:vml" xmlns:w10="urn:schemas-microsoft-com:office:word" xmlns:w="http://schemas.openxmlformats.org/wordprocessingml/2006/main" xmlns:w14="http://schemas.microsoft.com/office/word/2010/wordml" xmlns:w15="http://schemas.microsoft.com/office/word/2012/wordml" xmlns:w16cex="http://schemas.microsoft.com/office/word/2018/wordml/cex" xmlns:w16cid="http://schemas.microsoft.com/office/word/2016/wordml/cid" xmlns:w16="http://schemas.microsoft.com/office/word/2018/wordml" xmlns:w16sdtdh="http://schemas.microsoft.com/office/word/2020/wordml/sdtdatahash" xmlns:w16sdtfl="http://schemas.microsoft.com/office/word/2024/wordml/sdtformatlock" xmlns:w16se="http://schemas.microsoft.com/office/word/2015/wordml/symex" xmlns:w16du="http://schemas.microsoft.com/office/word/2023/wordml/word16du" xmlns:wne="http://schemas.microsoft.com/office/word/2006/wordml" mc:Ignorable="w14 w15 w16se w16cid w16 w16cex w16sdtdh w16sdtfl w16du wp14">
   <w:p>
     <w:pPr>
+      <w:keepNext w:val="0"/>
+      <w:keepLines/>
       <w:pBdr>
         <w:bottom w:val="single" w:sz="4" w:space="1" w:color="auto"/>
       </w:pBdr>
@@ -11283,6 +11427,8 @@
 <w:hdr xmlns:wpc="http://schemas.microsoft.com/office/word/2010/wordprocessingCanvas" xmlns:cx="http://schemas.microsoft.com/office/drawing/2014/chartex" xmlns:cx1="http://schemas.microsoft.com/office/drawing/2015/9/8/chartex" xmlns:cx2="http://schemas.microsoft.com/office/drawing/2015/10/21/chartex" xmlns:cx3="http://schemas.microsoft.com/office/drawing/2016/5/9/chartex" xmlns:cx4="http://schemas.microsoft.com/office/drawing/2016/5/10/chartex" xmlns:cx5="http://schemas.microsoft.com/office/drawing/2016/5/11/chartex" xmlns:cx6="http://schemas.microsoft.com/office/drawing/2016/5/12/chartex" xmlns:cx7="http://schemas.microsoft.com/office/drawing/2016/5/13/chartex" xmlns:cx8="http://schemas.microsoft.com/office/drawing/2016/5/14/chartex" xmlns:mc="http://schemas.openxmlformats.org/markup-compatibility/2006" xmlns:m="http://schemas.openxmlformats.org/officeDocument/2006/math" xmlns:aink="http://schemas.microsoft.com/office/drawing/2016/ink" xmlns:am3d="http://schemas.microsoft.com/office/drawing/2017/model3d" xmlns:oel="http://schemas.microsoft.com/office/2019/extlst" xmlns:r="http://schemas.openxmlformats.org/officeDocument/2006/relationships" xmlns:wp14="http://schemas.microsoft.com/office/word/2010/wordprocessingDrawing" xmlns:wp="http://schemas.openxmlformats.org/drawingml/2006/wordprocessingDrawing" xmlns:wpg="http://schemas.microsoft.com/office/word/2010/wordprocessingGroup" xmlns:wpi="http://schemas.microsoft.com/office/word/2010/wordprocessingInk" xmlns:wps="http://schemas.microsoft.com/office/word/2010/wordprocessingShape" xmlns:o="urn:schemas-microsoft-com:office:office" xmlns:v="urn:schemas-microsoft-com:vml" xmlns:w10="urn:schemas-microsoft-com:office:word" xmlns:w="http://schemas.openxmlformats.org/wordprocessingml/2006/main" xmlns:w14="http://schemas.microsoft.com/office/word/2010/wordml" xmlns:w15="http://schemas.microsoft.com/office/word/2012/wordml" xmlns:w16cex="http://schemas.microsoft.com/office/word/2018/wordml/cex" xmlns:w16cid="http://schemas.microsoft.com/office/word/2016/wordml/cid" xmlns:w16="http://schemas.microsoft.com/office/word/2018/wordml" xmlns:w16sdtdh="http://schemas.microsoft.com/office/word/2020/wordml/sdtdatahash" xmlns:w16sdtfl="http://schemas.microsoft.com/office/word/2024/wordml/sdtformatlock" xmlns:w16se="http://schemas.microsoft.com/office/word/2015/wordml/symex" xmlns:w16du="http://schemas.microsoft.com/office/word/2023/wordml/word16du" xmlns:wne="http://schemas.microsoft.com/office/word/2006/wordml" mc:Ignorable="w14 w15 w16se w16cid w16 w16cex w16sdtdh w16sdtfl w16du wp14">
   <w:p>
     <w:pPr>
+      <w:keepNext w:val="0"/>
+      <w:keepLines/>
       <w:pBdr>
         <w:bottom w:val="single" w:sz="4" w:space="1" w:color="auto"/>
       </w:pBdr>
@@ -11314,6 +11460,10 @@
 <file path=word/header8.xml><?xml version="1.0" encoding="utf-8"?>
 <w:hdr xmlns:wpc="http://schemas.microsoft.com/office/word/2010/wordprocessingCanvas" xmlns:cx="http://schemas.microsoft.com/office/drawing/2014/chartex" xmlns:cx1="http://schemas.microsoft.com/office/drawing/2015/9/8/chartex" xmlns:cx2="http://schemas.microsoft.com/office/drawing/2015/10/21/chartex" xmlns:cx3="http://schemas.microsoft.com/office/drawing/2016/5/9/chartex" xmlns:cx4="http://schemas.microsoft.com/office/drawing/2016/5/10/chartex" xmlns:cx5="http://schemas.microsoft.com/office/drawing/2016/5/11/chartex" xmlns:cx6="http://schemas.microsoft.com/office/drawing/2016/5/12/chartex" xmlns:cx7="http://schemas.microsoft.com/office/drawing/2016/5/13/chartex" xmlns:cx8="http://schemas.microsoft.com/office/drawing/2016/5/14/chartex" xmlns:mc="http://schemas.openxmlformats.org/markup-compatibility/2006" xmlns:m="http://schemas.openxmlformats.org/officeDocument/2006/math" xmlns:aink="http://schemas.microsoft.com/office/drawing/2016/ink" xmlns:am3d="http://schemas.microsoft.com/office/drawing/2017/model3d" xmlns:oel="http://schemas.microsoft.com/office/2019/extlst" xmlns:r="http://schemas.openxmlformats.org/officeDocument/2006/relationships" xmlns:wp14="http://schemas.microsoft.com/office/word/2010/wordprocessingDrawing" xmlns:wp="http://schemas.openxmlformats.org/drawingml/2006/wordprocessingDrawing" xmlns:wpg="http://schemas.microsoft.com/office/word/2010/wordprocessingGroup" xmlns:wpi="http://schemas.microsoft.com/office/word/2010/wordprocessingInk" xmlns:wps="http://schemas.microsoft.com/office/word/2010/wordprocessingShape" xmlns:o="urn:schemas-microsoft-com:office:office" xmlns:v="urn:schemas-microsoft-com:vml" xmlns:w10="urn:schemas-microsoft-com:office:word" xmlns:w="http://schemas.openxmlformats.org/wordprocessingml/2006/main" xmlns:w14="http://schemas.microsoft.com/office/word/2010/wordml" xmlns:w15="http://schemas.microsoft.com/office/word/2012/wordml" xmlns:w16cex="http://schemas.microsoft.com/office/word/2018/wordml/cex" xmlns:w16cid="http://schemas.microsoft.com/office/word/2016/wordml/cid" xmlns:w16="http://schemas.microsoft.com/office/word/2018/wordml" xmlns:w16sdtdh="http://schemas.microsoft.com/office/word/2020/wordml/sdtdatahash" xmlns:w16sdtfl="http://schemas.microsoft.com/office/word/2024/wordml/sdtformatlock" xmlns:w16se="http://schemas.microsoft.com/office/word/2015/wordml/symex" xmlns:w16du="http://schemas.microsoft.com/office/word/2023/wordml/word16du" xmlns:wne="http://schemas.microsoft.com/office/word/2006/wordml" mc:Ignorable="w14 w15 w16se w16cid w16 w16cex w16sdtdh w16sdtfl w16du wp14">
   <w:p>
+    <w:pPr>
+      <w:keepNext w:val="0"/>
+      <w:keepLines/>
+    </w:pPr>
     <w:r>
       <w:t>大连海洋大学本科毕业论文（设计）</w:t>
     </w:r>
@@ -11336,6 +11486,10 @@
 <file path=word/header9.xml><?xml version="1.0" encoding="utf-8"?>
 <w:hdr xmlns:wpc="http://schemas.microsoft.com/office/word/2010/wordprocessingCanvas" xmlns:cx="http://schemas.microsoft.com/office/drawing/2014/chartex" xmlns:cx1="http://schemas.microsoft.com/office/drawing/2015/9/8/chartex" xmlns:cx2="http://schemas.microsoft.com/office/drawing/2015/10/21/chartex" xmlns:cx3="http://schemas.microsoft.com/office/drawing/2016/5/9/chartex" xmlns:cx4="http://schemas.microsoft.com/office/drawing/2016/5/10/chartex" xmlns:cx5="http://schemas.microsoft.com/office/drawing/2016/5/11/chartex" xmlns:cx6="http://schemas.microsoft.com/office/drawing/2016/5/12/chartex" xmlns:cx7="http://schemas.microsoft.com/office/drawing/2016/5/13/chartex" xmlns:cx8="http://schemas.microsoft.com/office/drawing/2016/5/14/chartex" xmlns:mc="http://schemas.openxmlformats.org/markup-compatibility/2006" xmlns:m="http://schemas.openxmlformats.org/officeDocument/2006/math" xmlns:aink="http://schemas.microsoft.com/office/drawing/2016/ink" xmlns:am3d="http://schemas.microsoft.com/office/drawing/2017/model3d" xmlns:oel="http://schemas.microsoft.com/office/2019/extlst" xmlns:r="http://schemas.openxmlformats.org/officeDocument/2006/relationships" xmlns:wp14="http://schemas.microsoft.com/office/word/2010/wordprocessingDrawing" xmlns:wp="http://schemas.openxmlformats.org/drawingml/2006/wordprocessingDrawing" xmlns:wpg="http://schemas.microsoft.com/office/word/2010/wordprocessingGroup" xmlns:wpi="http://schemas.microsoft.com/office/word/2010/wordprocessingInk" xmlns:wps="http://schemas.microsoft.com/office/word/2010/wordprocessingShape" xmlns:o="urn:schemas-microsoft-com:office:office" xmlns:v="urn:schemas-microsoft-com:vml" xmlns:w10="urn:schemas-microsoft-com:office:word" xmlns:w="http://schemas.openxmlformats.org/wordprocessingml/2006/main" xmlns:w14="http://schemas.microsoft.com/office/word/2010/wordml" xmlns:w15="http://schemas.microsoft.com/office/word/2012/wordml" xmlns:w16cex="http://schemas.microsoft.com/office/word/2018/wordml/cex" xmlns:w16cid="http://schemas.microsoft.com/office/word/2016/wordml/cid" xmlns:w16="http://schemas.microsoft.com/office/word/2018/wordml" xmlns:w16sdtdh="http://schemas.microsoft.com/office/word/2020/wordml/sdtdatahash" xmlns:w16sdtfl="http://schemas.microsoft.com/office/word/2024/wordml/sdtformatlock" xmlns:w16se="http://schemas.microsoft.com/office/word/2015/wordml/symex" xmlns:w16du="http://schemas.microsoft.com/office/word/2023/wordml/word16du" xmlns:wne="http://schemas.microsoft.com/office/word/2006/wordml" mc:Ignorable="w14 w15 w16se w16cid w16 w16cex w16sdtdh w16sdtfl w16du wp14">
   <w:p>
+    <w:pPr>
+      <w:keepNext w:val="0"/>
+      <w:keepLines/>
+    </w:pPr>
     <w:r>
       <w:t>大连海洋大学本科毕业论文（设计）</w:t>
     </w:r>
@@ -12804,10 +12958,6 @@
 </file>
 
 <file path=customXml/item1.xml><?xml version="1.0" encoding="utf-8"?>
-<b:Sources xmlns:b="http://schemas.openxmlformats.org/officeDocument/2006/bibliography" xmlns="http://schemas.openxmlformats.org/officeDocument/2006/bibliography" SelectedStyle="\APASixthEditionOfficeOnline.xsl" StyleName="APA" Version="6"/>
-</file>
-
-<file path=customXml/item2.xml><?xml version="1.0" encoding="utf-8"?>
 <s:customData xmlns="http://www.wps.cn/officeDocument/2013/wpsCustomData" xmlns:s="http://www.wps.cn/officeDocument/2013/wpsCustomData">
   <customSectProps>
     <customSectPr/>
@@ -12822,18 +12972,22 @@
 </s:customData>
 </file>
 
+<file path=customXml/item2.xml><?xml version="1.0" encoding="utf-8"?>
+<b:Sources xmlns:b="http://schemas.openxmlformats.org/officeDocument/2006/bibliography" xmlns="http://schemas.openxmlformats.org/officeDocument/2006/bibliography" SelectedStyle="\APASixthEditionOfficeOnline.xsl" StyleName="APA" Version="6"/>
+</file>
+
 <file path=customXml/itemProps1.xml><?xml version="1.0" encoding="utf-8"?>
+<ds:datastoreItem xmlns:ds="http://schemas.openxmlformats.org/officeDocument/2006/customXml" ds:itemID="{B1977F7D-205B-4081-913C-38D41E755F92}">
+  <ds:schemaRefs>
+    <ds:schemaRef ds:uri="http://www.wps.cn/officeDocument/2013/wpsCustomData"/>
+  </ds:schemaRefs>
+</ds:datastoreItem>
+</file>
+
+<file path=customXml/itemProps2.xml><?xml version="1.0" encoding="utf-8"?>
 <ds:datastoreItem xmlns:ds="http://schemas.openxmlformats.org/officeDocument/2006/customXml" ds:itemID="{3592E8FF-FB0B-4758-9D80-4190C18E6B6A}">
   <ds:schemaRefs>
     <ds:schemaRef ds:uri="http://schemas.openxmlformats.org/officeDocument/2006/bibliography"/>
   </ds:schemaRefs>
 </ds:datastoreItem>
-</file>
-
-<file path=customXml/itemProps2.xml><?xml version="1.0" encoding="utf-8"?>
-<ds:datastoreItem xmlns:ds="http://schemas.openxmlformats.org/officeDocument/2006/customXml" ds:itemID="{B1977F7D-205B-4081-913C-38D41E755F92}">
-  <ds:schemaRefs>
-    <ds:schemaRef ds:uri="http://www.wps.cn/officeDocument/2013/wpsCustomData"/>
-  </ds:schemaRefs>
-</ds:datastoreItem>
 </file>
--- a/docs/论文模板/李发鹏_系统分析设计与实现_论文模板.docx
+++ b/docs/论文模板/李发鹏_系统分析设计与实现_论文模板.docx
@@ -1491,64 +1491,37 @@
     <w:p>
       <w:pPr>
         <w:pStyle w:val="af0"/>
+        <w:keepNext w:val="0"/>
+        <w:keepLines w:val="0"/>
         <w:ind w:firstLine="420"/>
         <w:jc w:val="both"/>
       </w:pPr>
       <w:r>
-        <w:rPr>
-          <w:color w:val="000000"/>
-        </w:rPr>
-        <w:t>【填写中文摘要，约</w:t>
-      </w:r>
-      <w:r>
-        <w:rPr>
-          <w:color w:val="000000"/>
-        </w:rPr>
-        <w:t>500</w:t>
-      </w:r>
-      <w:r>
-        <w:rPr>
-          <w:color w:val="000000"/>
-        </w:rPr>
-        <w:t>字，建议分为两至三段。第一段说明红色文化学习打卡系统的开发背景、目的与需要解决的问题。】</w:t>
+        <w:t>红色文化景点承载着革命历史、人物事迹和地方文化记忆，但传统学习过程中，景点资料、参观心得与个人学习记录往往分散保存，不便于持续查询和回顾。为改善这一问题，本文设计并实现了一套红色文化学习打卡系统，将用户注册登录、公告浏览、红色景点查询、热门景点展示、学习心得提交和个人记录管理等功能集中在统一客户端中，同时为管理员提供用户查询以及公告、景点信息维护功能。</w:t>
       </w:r>
     </w:p>
     <w:p>
       <w:pPr>
         <w:pStyle w:val="af0"/>
+        <w:keepNext w:val="0"/>
+        <w:keepLines w:val="0"/>
         <w:ind w:firstLine="420"/>
         <w:jc w:val="both"/>
       </w:pPr>
       <w:r>
-        <w:rPr>
-          <w:color w:val="000000"/>
-        </w:rPr>
-        <w:t>【第二段概括系统分析、系统设计和实现方法，说明可视化联网</w:t>
-      </w:r>
-      <w:r>
-        <w:rPr>
-          <w:color w:val="000000"/>
-        </w:rPr>
-        <w:t>C/S</w:t>
-      </w:r>
-      <w:r>
-        <w:rPr>
-          <w:color w:val="000000"/>
-        </w:rPr>
-        <w:t>结构，以及客户端、通信、服务端和数据库的职责。技术名称应与最终代码一致。】</w:t>
+        <w:t>系统采用可视化联网C/S结构，由Python客户端、HTTP通信接口、Python服务端和SQLite数据库组成。客户端使用Tkinter与ttk构建交互界面，通过ApiClient向服务端发送JSON请求；服务端按照action分发业务操作，统一完成参数校验、会话令牌验证、角色权限检查和数据库访问。系统根据现存学习记录实时统计个人学习积分与景点打卡次数，并以打卡次数不少于10次作为热门景点的判定条件。注册、登录、打卡、记录修改和管理操作均由服务端集中处理，以保证业务规则和数据处理的一致性。</w:t>
       </w:r>
     </w:p>
     <w:p>
       <w:pPr>
         <w:pStyle w:val="af0"/>
+        <w:keepNext w:val="0"/>
+        <w:keepLines w:val="0"/>
         <w:ind w:firstLine="420"/>
         <w:jc w:val="both"/>
       </w:pPr>
       <w:r>
-        <w:rPr>
-          <w:color w:val="000000"/>
-        </w:rPr>
-        <w:t>【第三段在完成真实测试后概括主要结果、结论和不足。不要把测试计划写成已得到的测试结果。】</w:t>
+        <w:t>目前系统已完成主要业务流程的实现，并能够在本机及同一局域网环境下完成客户端与服务端连接和基本功能演示。系统适用于小规模课程展示，可支持普通用户与管理员的分角色操作以及学习数据的持久化保存。受项目规模和测试条件限制，系统尚未针对大规模并发、公开网络安全和复杂推荐功能进行验证，后续可进一步完善自动化测试、访问安全和跨平台部署。</w:t>
       </w:r>
     </w:p>
     <w:p>
@@ -1558,58 +1531,7 @@
         <w:jc w:val="both"/>
       </w:pPr>
       <w:r>
-        <w:rPr>
-          <w:color w:val="000000"/>
-        </w:rPr>
-        <w:t>关键词：【关键词</w:t>
-      </w:r>
-      <w:r>
-        <w:rPr>
-          <w:color w:val="000000"/>
-        </w:rPr>
-        <w:t>1</w:t>
-      </w:r>
-      <w:r>
-        <w:rPr>
-          <w:color w:val="000000"/>
-        </w:rPr>
-        <w:t>】；【关键词</w:t>
-      </w:r>
-      <w:r>
-        <w:rPr>
-          <w:color w:val="000000"/>
-        </w:rPr>
-        <w:t>2</w:t>
-      </w:r>
-      <w:r>
-        <w:rPr>
-          <w:color w:val="000000"/>
-        </w:rPr>
-        <w:t>】；【关键词</w:t>
-      </w:r>
-      <w:r>
-        <w:rPr>
-          <w:color w:val="000000"/>
-        </w:rPr>
-        <w:t>3</w:t>
-      </w:r>
-      <w:r>
-        <w:rPr>
-          <w:color w:val="000000"/>
-        </w:rPr>
-        <w:t>】；【按需补充，合计</w:t>
-      </w:r>
-      <w:r>
-        <w:rPr>
-          <w:color w:val="000000"/>
-        </w:rPr>
-        <w:t>3—8</w:t>
-      </w:r>
-      <w:r>
-        <w:rPr>
-          <w:color w:val="000000"/>
-        </w:rPr>
-        <w:t>个】</w:t>
+        <w:t>关键词：红色文化；学习打卡；C/S结构；Python；SQLite；权限控制</w:t>
       </w:r>
     </w:p>
     <w:p>
@@ -1646,14 +1568,35 @@
     <w:p>
       <w:pPr>
         <w:pStyle w:val="af0"/>
+        <w:keepNext w:val="0"/>
+        <w:keepLines w:val="0"/>
         <w:ind w:firstLineChars="0" w:firstLine="0"/>
         <w:jc w:val="both"/>
       </w:pPr>
       <w:r>
-        <w:rPr>
-          <w:color w:val="000000"/>
-        </w:rPr>
-        <w:t>[Write an English abstract that corresponds to the completed Chinese abstract. State the purpose, methods, actual results and conclusions. Do not add claims that are absent from the Chinese abstract.]</w:t>
+        <w:t>Red cultural heritage sites preserve revolutionary history, important figures, and local cultural memory. However, learning materials, visit reflections, and personal learning records are often stored separately in conventional learning activities, making continuous retrieval and review inconvenient. To address this problem, this thesis designs and implements a red culture learning check-in system. The system integrates user registration and login, announcement browsing, red heritage site search, popular-site display, learning reflection submission, and personal record management in one client. It also provides administrators with user inquiry and announcement and site maintenance functions.</w:t>
+      </w:r>
+    </w:p>
+    <w:p>
+      <w:pPr>
+        <w:pStyle w:val="af0"/>
+        <w:keepNext w:val="0"/>
+        <w:keepLines w:val="0"/>
+        <w:jc w:val="both"/>
+      </w:pPr>
+      <w:r>
+        <w:t>The system adopts a networked client/server architecture and consists of a Python client, an HTTP communication interface, a Python server, and an SQLite database. The client uses Tkinter and ttk to build the graphical interface and sends JSON requests through ApiClient. The server dispatches operations by action and centrally performs parameter validation, session-token authentication, role-based access control, and database access. Learning scores and site check-in counts are calculated in real time from existing learning records, and a site is regarded as popular when its check-in count reaches ten. Registration, login, check-in, record updates, and administrative operations are handled by the server to maintain consistent business rules and data processing.</w:t>
+      </w:r>
+    </w:p>
+    <w:p>
+      <w:pPr>
+        <w:pStyle w:val="af0"/>
+        <w:keepNext w:val="0"/>
+        <w:keepLines w:val="0"/>
+        <w:jc w:val="both"/>
+      </w:pPr>
+      <w:r>
+        <w:t>The main business processes have been implemented, and the client can connect to the server for basic functional demonstrations on the same computer or within a local area network. The system is suitable for small-scale course demonstrations and supports role-based operations and persistent storage of learning data. Large-scale concurrency, public-network security, and advanced recommendation functions have not yet been verified and remain directions for further work.</w:t>
       </w:r>
     </w:p>
     <w:p>
@@ -1663,10 +1606,7 @@
         <w:jc w:val="both"/>
       </w:pPr>
       <w:r>
-        <w:rPr>
-          <w:color w:val="000000"/>
-        </w:rPr>
-        <w:t>Key Words: [Keyword 1]; [Keyword 2]; [Keyword 3]</w:t>
+        <w:t>Key Words: red culture; learning check-in; client/server architecture; Python; SQLite; access control</w:t>
       </w:r>
     </w:p>
     <w:p>
@@ -3123,8 +3063,8 @@
     <w:p>
       <w:pPr>
         <w:pStyle w:val="af0"/>
-        <w:spacing w:line="240" w:lineRule="auto" w:before="0" w:after="120"/>
-        <w:ind w:firstLineChars="0" w:left="0" w:right="0" w:firstLine="0"/>
+        <w:spacing w:after="120" w:line="240" w:lineRule="auto"/>
+        <w:ind w:firstLineChars="0" w:firstLine="0"/>
         <w:jc w:val="center"/>
       </w:pPr>
       <w:r>
@@ -3217,11 +3157,7 @@
         <w:t>”</w:t>
       </w:r>
       <w:r>
-        <w:t>展开。</w:t>
-      </w:r>
-      <w:r>
-        <w:lastRenderedPageBreak/>
-        <w:t>其中学习打卡会同时影响个人积分和景点热门判断，是系统的核心用例，其详细说明见表</w:t>
+        <w:t>展开。其中学习打卡会同时影响个人积分和景点热门判断，是系统的核心用例，其详细说明见表</w:t>
       </w:r>
       <w:r>
         <w:t>1.2</w:t>
@@ -3243,6 +3179,7 @@
           <w:color w:val="000000"/>
           <w:sz w:val="18"/>
         </w:rPr>
+        <w:lastRenderedPageBreak/>
         <w:t>表</w:t>
       </w:r>
       <w:r>
@@ -8055,91 +7992,11 @@
     <w:p>
       <w:pPr>
         <w:pStyle w:val="af0"/>
-        <w:keepNext/>
-        <w:keepLines/>
-        <w:spacing w:before="120" w:after="120" w:line="240" w:lineRule="auto"/>
-        <w:ind w:left="0" w:right="0" w:firstLine="0"/>
-        <w:jc w:val="center"/>
-      </w:pPr>
-      <w:r>
-        <w:rPr>
-          <w:noProof/>
-        </w:rPr>
-        <w:drawing>
-          <wp:inline distT="0" distB="0" distL="0" distR="0" wp14:anchorId="6A34C010" wp14:editId="793C721E">
-            <wp:extent cx="4680000" cy="5039341"/>
-            <wp:effectExtent l="0" t="0" r="0" b="6350"/>
-            <wp:docPr id="1254269652" name="Picture 1254269652"/>
-            <wp:cNvGraphicFramePr>
-              <a:graphicFrameLocks xmlns:a="http://schemas.openxmlformats.org/drawingml/2006/main" noChangeAspect="1"/>
-            </wp:cNvGraphicFramePr>
-            <a:graphic xmlns:a="http://schemas.openxmlformats.org/drawingml/2006/main">
-              <a:graphicData uri="http://schemas.openxmlformats.org/drawingml/2006/picture">
-                <pic:pic xmlns:pic="http://schemas.openxmlformats.org/drawingml/2006/picture">
-                  <pic:nvPicPr>
-                    <pic:cNvPr id="0" name="用户注册.png"/>
-                    <pic:cNvPicPr/>
-                  </pic:nvPicPr>
-                  <pic:blipFill>
-                    <a:blip r:embed="rId25"/>
-                    <a:stretch>
-                      <a:fillRect/>
-                    </a:stretch>
-                  </pic:blipFill>
-                  <pic:spPr>
-                    <a:xfrm>
-                      <a:off x="0" y="0"/>
-                      <a:ext cx="4680000" cy="5039341"/>
-                    </a:xfrm>
-                    <a:prstGeom prst="rect">
-                      <a:avLst/>
-                    </a:prstGeom>
-                  </pic:spPr>
-                </pic:pic>
-              </a:graphicData>
-            </a:graphic>
-          </wp:inline>
-        </w:drawing>
-      </w:r>
-    </w:p>
-    <w:p>
-      <w:pPr>
-        <w:pStyle w:val="af0"/>
-        <w:spacing w:line="240" w:lineRule="auto" w:before="0" w:after="120"/>
-        <w:ind w:left="0" w:right="0" w:firstLine="0"/>
-        <w:jc w:val="center"/>
-      </w:pPr>
-      <w:r>
-        <w:t>图</w:t>
-      </w:r>
-      <w:r>
-        <w:t xml:space="preserve">4.1 </w:t>
-      </w:r>
-      <w:r>
-        <w:t>用户注册页面</w:t>
-      </w:r>
-    </w:p>
-    <w:p>
-      <w:pPr>
-        <w:pStyle w:val="af"/>
-        <w:spacing w:before="240" w:after="240"/>
-        <w:ind w:firstLine="480"/>
-      </w:pPr>
-      <w:r>
-        <w:t xml:space="preserve">4.2 </w:t>
-      </w:r>
-      <w:r>
-        <w:t>普通用户功能页面</w:t>
-      </w:r>
-    </w:p>
-    <w:p>
-      <w:pPr>
-        <w:pStyle w:val="af0"/>
         <w:ind w:firstLine="420"/>
-      </w:pPr>
-      <w:r>
-        <w:t>普通用户主界面包含景点与打卡、热门排行榜、公告和我的学习记录等选项卡。正式撰写时应分别插入景点查询、学习打卡和记录管理的本人实际运行截图，并在图下说明输入、操作和反馈信息。</w:t>
-      </w:r>
+        <w:rPr>
+          <w:rFonts w:hint="eastAsia"/>
+        </w:rPr>
+      </w:pPr>
     </w:p>
     <w:p>
       <w:pPr>
@@ -8148,12 +8005,15 @@
         <w:spacing w:line="240" w:lineRule="auto" w:before="120" w:after="120"/>
         <w:ind w:left="0" w:right="0" w:firstLine="0"/>
         <w:jc w:val="center"/>
+        <w:rPr>
+          <w:rFonts w:hint="eastAsia"/>
+        </w:rPr>
       </w:pPr>
       <w:r>
         <w:drawing>
           <wp:inline xmlns:a="http://schemas.openxmlformats.org/drawingml/2006/main" xmlns:pic="http://schemas.openxmlformats.org/drawingml/2006/picture">
-            <wp:extent cx="5220000" cy="3584741"/>
-            <wp:docPr id="2027927595" name="Picture 2027927595"/>
+            <wp:extent cx="2853690" cy="3072765"/>
+            <wp:docPr id="2027927598" name="Picture 2027927598"/>
             <wp:cNvGraphicFramePr>
               <a:graphicFrameLocks noChangeAspect="1"/>
             </wp:cNvGraphicFramePr>
@@ -8173,7 +8033,7 @@
                   <pic:spPr>
                     <a:xfrm>
                       <a:off x="0" y="0"/>
-                      <a:ext cx="5220000" cy="3584741"/>
+                      <a:ext cx="2853690" cy="3072765"/>
                     </a:xfrm>
                     <a:prstGeom prst="rect"/>
                   </pic:spPr>
@@ -8187,22 +8047,77 @@
     <w:p>
       <w:pPr>
         <w:pStyle w:val="af0"/>
+        <w:spacing w:after="120" w:line="240" w:lineRule="auto"/>
+        <w:ind w:firstLine="420"/>
+        <w:jc w:val="center"/>
+      </w:pPr>
+      <w:r>
+        <w:t>图</w:t>
+      </w:r>
+      <w:r>
+        <w:t xml:space="preserve">4.1 </w:t>
+      </w:r>
+      <w:r>
+        <w:t>用户注册页面</w:t>
+      </w:r>
+    </w:p>
+    <w:p>
+      <w:pPr>
+        <w:pStyle w:val="af0"/>
+        <w:spacing w:after="120" w:line="240" w:lineRule="auto"/>
+        <w:ind w:firstLine="420"/>
+        <w:jc w:val="center"/>
+        <w:rPr>
+          <w:rFonts w:hint="eastAsia"/>
+        </w:rPr>
+      </w:pPr>
+    </w:p>
+    <w:p>
+      <w:pPr>
+        <w:pStyle w:val="af"/>
+        <w:spacing w:before="240" w:after="240"/>
+        <w:ind w:firstLine="480"/>
+      </w:pPr>
+      <w:r>
+        <w:t xml:space="preserve">4.2 </w:t>
+      </w:r>
+      <w:r>
+        <w:t>普通用户功能页面</w:t>
+      </w:r>
+    </w:p>
+    <w:p>
+      <w:pPr>
+        <w:pStyle w:val="af0"/>
+        <w:ind w:firstLine="420"/>
+      </w:pPr>
+      <w:r>
+        <w:t>普通用户主界面包含景点与打卡、热门排行榜、公告和我的学习记录等选项卡。正式撰写时应分别插入景点查询、学习打卡和记录管理的本人实际运行截图，并在图下说明输入、操作和反馈信息。</w:t>
+      </w:r>
+    </w:p>
+    <w:p>
+      <w:pPr>
+        <w:pStyle w:val="af0"/>
         <w:keepLines/>
-        <w:spacing w:line="240" w:lineRule="auto" w:before="120" w:after="120"/>
+        <w:spacing w:before="120" w:after="120" w:line="240" w:lineRule="auto"/>
         <w:ind w:left="0" w:right="0" w:firstLine="0"/>
         <w:jc w:val="center"/>
       </w:pPr>
       <w:r>
+        <w:rPr>
+          <w:noProof/>
+        </w:rPr>
+        <w:lastRenderedPageBreak/>
         <w:drawing>
-          <wp:inline xmlns:a="http://schemas.openxmlformats.org/drawingml/2006/main" xmlns:pic="http://schemas.openxmlformats.org/drawingml/2006/picture">
-            <wp:extent cx="5220000" cy="3394663"/>
-            <wp:docPr id="2027927596" name="Picture 2027927596"/>
+          <wp:inline distT="0" distB="0" distL="0" distR="0" wp14:anchorId="495B16A4" wp14:editId="4680748F">
+            <wp:extent cx="5220000" cy="3584741"/>
+            <wp:effectExtent l="0" t="0" r="0" b="0"/>
+            <wp:docPr id="2027927595" name="Picture 2027927595"/>
             <wp:cNvGraphicFramePr>
-              <a:graphicFrameLocks noChangeAspect="1"/>
+              <a:graphicFrameLocks xmlns:a="http://schemas.openxmlformats.org/drawingml/2006/main" noChangeAspect="1"/>
             </wp:cNvGraphicFramePr>
-            <a:graphic>
+            <a:graphic xmlns:a="http://schemas.openxmlformats.org/drawingml/2006/main">
               <a:graphicData uri="http://schemas.openxmlformats.org/drawingml/2006/picture">
-                <pic:pic>
+                <pic:pic xmlns:pic="http://schemas.openxmlformats.org/drawingml/2006/picture">
                   <pic:nvPicPr>
                     <pic:cNvPr id="0" name="image.png"/>
                     <pic:cNvPicPr/>
@@ -8216,9 +8131,11 @@
                   <pic:spPr>
                     <a:xfrm>
                       <a:off x="0" y="0"/>
-                      <a:ext cx="5220000" cy="3394663"/>
+                      <a:ext cx="5220000" cy="3584741"/>
                     </a:xfrm>
-                    <a:prstGeom prst="rect"/>
+                    <a:prstGeom prst="rect">
+                      <a:avLst/>
+                    </a:prstGeom>
                   </pic:spPr>
                 </pic:pic>
               </a:graphicData>
@@ -8229,30 +8146,7 @@
     </w:p>
     <w:p>
       <w:pPr>
-        <w:pStyle w:val="af"/>
-        <w:spacing w:before="240" w:after="240"/>
-        <w:ind w:firstLine="480"/>
-      </w:pPr>
-      <w:r>
-        <w:t xml:space="preserve">4.3 </w:t>
-      </w:r>
-      <w:r>
-        <w:t>管理员功能页面</w:t>
-      </w:r>
-    </w:p>
-    <w:p>
-      <w:pPr>
         <w:pStyle w:val="af0"/>
-        <w:ind w:firstLine="420"/>
-      </w:pPr>
-      <w:r>
-        <w:t>管理员登录后可以查看用户列表，并对公告和景点执行新增、修改、查询和删除。管理员页面用于说明角色控制后的实际界面和管理功能入口。</w:t>
-      </w:r>
-    </w:p>
-    <w:p>
-      <w:pPr>
-        <w:pStyle w:val="af0"/>
-        <w:keepNext/>
         <w:keepLines/>
         <w:spacing w:before="120" w:after="120" w:line="240" w:lineRule="auto"/>
         <w:ind w:left="0" w:right="0" w:firstLine="0"/>
@@ -8263,10 +8157,10 @@
           <w:noProof/>
         </w:rPr>
         <w:drawing>
-          <wp:inline distT="0" distB="0" distL="0" distR="0" wp14:anchorId="4BEED067" wp14:editId="6EB80EDC">
-            <wp:extent cx="4680000" cy="3964235"/>
+          <wp:inline distT="0" distB="0" distL="0" distR="0" wp14:anchorId="490469C4" wp14:editId="495A598C">
+            <wp:extent cx="5220000" cy="3394663"/>
             <wp:effectExtent l="0" t="0" r="0" b="0"/>
-            <wp:docPr id="1254269653" name="Picture 1254269653"/>
+            <wp:docPr id="2027927596" name="Picture 2027927596"/>
             <wp:cNvGraphicFramePr>
               <a:graphicFrameLocks xmlns:a="http://schemas.openxmlformats.org/drawingml/2006/main" noChangeAspect="1"/>
             </wp:cNvGraphicFramePr>
@@ -8286,7 +8180,7 @@
                   <pic:spPr>
                     <a:xfrm>
                       <a:off x="0" y="0"/>
-                      <a:ext cx="4680000" cy="3964235"/>
+                      <a:ext cx="5220000" cy="3394663"/>
                     </a:xfrm>
                     <a:prstGeom prst="rect">
                       <a:avLst/>
@@ -8301,40 +8195,51 @@
     </w:p>
     <w:p>
       <w:pPr>
+        <w:pStyle w:val="af"/>
+        <w:spacing w:before="240" w:after="240"/>
+        <w:ind w:firstLine="480"/>
+      </w:pPr>
+      <w:r>
+        <w:t xml:space="preserve">4.3 </w:t>
+      </w:r>
+      <w:r>
+        <w:t>管理员功能页面</w:t>
+      </w:r>
+    </w:p>
+    <w:p>
+      <w:pPr>
         <w:pStyle w:val="af0"/>
-        <w:spacing w:line="240" w:lineRule="auto" w:before="0" w:after="120"/>
+        <w:ind w:firstLine="420"/>
+      </w:pPr>
+      <w:r>
+        <w:t>管理员登录后可以查看用户列表，并对公告和景点执行新增、修改、查询和删除。管理员页面用于说明角色控制后的实际界面和管理功能入口。</w:t>
+      </w:r>
+    </w:p>
+    <w:p>
+      <w:pPr>
+        <w:pStyle w:val="af0"/>
+        <w:keepNext/>
+        <w:keepLines/>
+        <w:spacing w:before="120" w:after="120" w:line="240" w:lineRule="auto"/>
         <w:ind w:left="0" w:right="0" w:firstLine="0"/>
         <w:jc w:val="center"/>
       </w:pPr>
       <w:r>
-        <w:t>图</w:t>
-      </w:r>
-      <w:r>
-        <w:t xml:space="preserve">4.2 </w:t>
-      </w:r>
-      <w:r>
-        <w:t>管理员功能页面</w:t>
-      </w:r>
-    </w:p>
-    <w:p>
-      <w:pPr>
-        <w:pStyle w:val="af0"/>
-        <w:keepLines/>
-        <w:spacing w:line="240" w:lineRule="auto" w:before="120" w:after="120"/>
-        <w:ind w:left="0" w:right="0" w:firstLine="0"/>
-        <w:jc w:val="center"/>
-      </w:pPr>
-      <w:r>
+        <w:rPr>
+          <w:noProof/>
+        </w:rPr>
+        <w:lastRenderedPageBreak/>
         <w:drawing>
-          <wp:inline xmlns:a="http://schemas.openxmlformats.org/drawingml/2006/main" xmlns:pic="http://schemas.openxmlformats.org/drawingml/2006/picture">
-            <wp:extent cx="4718304" cy="3255781"/>
-            <wp:docPr id="2027927597" name="Picture 2027927597"/>
+          <wp:inline distT="0" distB="0" distL="0" distR="0" wp14:anchorId="4BEED067" wp14:editId="6EB80EDC">
+            <wp:extent cx="4680000" cy="3964235"/>
+            <wp:effectExtent l="0" t="0" r="0" b="0"/>
+            <wp:docPr id="1254269653" name="Picture 1254269653"/>
             <wp:cNvGraphicFramePr>
-              <a:graphicFrameLocks noChangeAspect="1"/>
+              <a:graphicFrameLocks xmlns:a="http://schemas.openxmlformats.org/drawingml/2006/main" noChangeAspect="1"/>
             </wp:cNvGraphicFramePr>
-            <a:graphic>
+            <a:graphic xmlns:a="http://schemas.openxmlformats.org/drawingml/2006/main">
               <a:graphicData uri="http://schemas.openxmlformats.org/drawingml/2006/picture">
-                <pic:pic>
+                <pic:pic xmlns:pic="http://schemas.openxmlformats.org/drawingml/2006/picture">
                   <pic:nvPicPr>
                     <pic:cNvPr id="0" name="image.png"/>
                     <pic:cNvPicPr/>
@@ -8348,9 +8253,11 @@
                   <pic:spPr>
                     <a:xfrm>
                       <a:off x="0" y="0"/>
-                      <a:ext cx="4718304" cy="3255781"/>
+                      <a:ext cx="4680000" cy="3964235"/>
                     </a:xfrm>
-                    <a:prstGeom prst="rect"/>
+                    <a:prstGeom prst="rect">
+                      <a:avLst/>
+                    </a:prstGeom>
                   </pic:spPr>
                 </pic:pic>
               </a:graphicData>
@@ -8361,6 +8268,72 @@
     </w:p>
     <w:p>
       <w:pPr>
+        <w:pStyle w:val="af0"/>
+        <w:spacing w:after="120" w:line="240" w:lineRule="auto"/>
+        <w:ind w:firstLine="420"/>
+        <w:jc w:val="center"/>
+      </w:pPr>
+      <w:r>
+        <w:t>图</w:t>
+      </w:r>
+      <w:r>
+        <w:t xml:space="preserve">4.2 </w:t>
+      </w:r>
+      <w:r>
+        <w:t>管理员功能页面</w:t>
+      </w:r>
+    </w:p>
+    <w:p>
+      <w:pPr>
+        <w:pStyle w:val="af0"/>
+        <w:keepLines/>
+        <w:spacing w:before="120" w:after="120" w:line="240" w:lineRule="auto"/>
+        <w:ind w:left="0" w:right="0" w:firstLine="0"/>
+        <w:jc w:val="center"/>
+      </w:pPr>
+      <w:r>
+        <w:rPr>
+          <w:noProof/>
+        </w:rPr>
+        <w:drawing>
+          <wp:inline distT="0" distB="0" distL="0" distR="0" wp14:anchorId="2A2A256E" wp14:editId="2DEAB112">
+            <wp:extent cx="4718304" cy="3255781"/>
+            <wp:effectExtent l="0" t="0" r="0" b="0"/>
+            <wp:docPr id="2027927597" name="Picture 2027927597"/>
+            <wp:cNvGraphicFramePr>
+              <a:graphicFrameLocks xmlns:a="http://schemas.openxmlformats.org/drawingml/2006/main" noChangeAspect="1"/>
+            </wp:cNvGraphicFramePr>
+            <a:graphic xmlns:a="http://schemas.openxmlformats.org/drawingml/2006/main">
+              <a:graphicData uri="http://schemas.openxmlformats.org/drawingml/2006/picture">
+                <pic:pic xmlns:pic="http://schemas.openxmlformats.org/drawingml/2006/picture">
+                  <pic:nvPicPr>
+                    <pic:cNvPr id="0" name="image.png"/>
+                    <pic:cNvPicPr/>
+                  </pic:nvPicPr>
+                  <pic:blipFill>
+                    <a:blip r:embed="rId30"/>
+                    <a:stretch>
+                      <a:fillRect/>
+                    </a:stretch>
+                  </pic:blipFill>
+                  <pic:spPr>
+                    <a:xfrm>
+                      <a:off x="0" y="0"/>
+                      <a:ext cx="4718304" cy="3255781"/>
+                    </a:xfrm>
+                    <a:prstGeom prst="rect">
+                      <a:avLst/>
+                    </a:prstGeom>
+                  </pic:spPr>
+                </pic:pic>
+              </a:graphicData>
+            </a:graphic>
+          </wp:inline>
+        </w:drawing>
+      </w:r>
+    </w:p>
+    <w:p>
+      <w:pPr>
         <w:pStyle w:val="af"/>
         <w:spacing w:before="240" w:after="240"/>
         <w:ind w:firstLine="480"/>
@@ -8377,8 +8350,8 @@
         <w:pStyle w:val="af0"/>
         <w:ind w:firstLine="420"/>
         <w:sectPr>
-          <w:headerReference w:type="default" r:id="rId30"/>
-          <w:footerReference w:type="default" r:id="rId31"/>
+          <w:headerReference w:type="default" r:id="rId31"/>
+          <w:footerReference w:type="default" r:id="rId32"/>
           <w:pgSz w:w="11906" w:h="16838"/>
           <w:pgMar w:top="1701" w:right="1417" w:bottom="1417" w:left="1701" w:header="1304" w:footer="1020" w:gutter="0"/>
           <w:cols w:space="720"/>
@@ -9479,8 +9452,8 @@
     <w:p>
       <w:pPr>
         <w:sectPr>
-          <w:headerReference w:type="default" r:id="rId32"/>
-          <w:footerReference w:type="default" r:id="rId33"/>
+          <w:headerReference w:type="default" r:id="rId33"/>
+          <w:footerReference w:type="default" r:id="rId34"/>
           <w:pgSz w:w="11906" w:h="16838"/>
           <w:pgMar w:top="1701" w:right="1417" w:bottom="1417" w:left="1701" w:header="1304" w:footer="1020" w:gutter="0"/>
           <w:cols w:space="720"/>
@@ -9545,8 +9518,8 @@
     <w:p>
       <w:pPr>
         <w:sectPr>
-          <w:headerReference w:type="default" r:id="rId34"/>
-          <w:footerReference w:type="default" r:id="rId35"/>
+          <w:headerReference w:type="default" r:id="rId35"/>
+          <w:footerReference w:type="default" r:id="rId36"/>
           <w:pgSz w:w="11906" w:h="16838"/>
           <w:pgMar w:top="1701" w:right="1417" w:bottom="1417" w:left="1701" w:header="1304" w:footer="1020" w:gutter="0"/>
           <w:cols w:space="720"/>
@@ -9974,8 +9947,8 @@
     <w:p>
       <w:pPr>
         <w:sectPr>
-          <w:headerReference w:type="default" r:id="rId36"/>
-          <w:footerReference w:type="default" r:id="rId37"/>
+          <w:headerReference w:type="default" r:id="rId37"/>
+          <w:footerReference w:type="default" r:id="rId38"/>
           <w:pgSz w:w="11906" w:h="16838"/>
           <w:pgMar w:top="1701" w:right="1417" w:bottom="1417" w:left="1701" w:header="1304" w:footer="1020" w:gutter="0"/>
           <w:cols w:space="720"/>
@@ -10123,8 +10096,8 @@
     <w:p>
       <w:pPr>
         <w:sectPr>
-          <w:headerReference w:type="default" r:id="rId38"/>
-          <w:footerReference w:type="default" r:id="rId39"/>
+          <w:headerReference w:type="default" r:id="rId39"/>
+          <w:footerReference w:type="default" r:id="rId40"/>
           <w:pgSz w:w="11906" w:h="16838"/>
           <w:pgMar w:top="1701" w:right="1417" w:bottom="1417" w:left="1701" w:header="1304" w:footer="1020" w:gutter="0"/>
           <w:cols w:space="720"/>
@@ -10401,8 +10374,8 @@
       </w:r>
     </w:p>
     <w:sectPr>
-      <w:headerReference w:type="default" r:id="rId40"/>
-      <w:footerReference w:type="default" r:id="rId41"/>
+      <w:headerReference w:type="default" r:id="rId41"/>
+      <w:footerReference w:type="default" r:id="rId42"/>
       <w:pgSz w:w="11906" w:h="16838"/>
       <w:pgMar w:top="1701" w:right="1417" w:bottom="1417" w:left="1701" w:header="1304" w:footer="1020" w:gutter="0"/>
       <w:cols w:space="720"/>
@@ -11030,7 +11003,6 @@
 <w:hdr xmlns:wpc="http://schemas.microsoft.com/office/word/2010/wordprocessingCanvas" xmlns:cx="http://schemas.microsoft.com/office/drawing/2014/chartex" xmlns:cx1="http://schemas.microsoft.com/office/drawing/2015/9/8/chartex" xmlns:cx2="http://schemas.microsoft.com/office/drawing/2015/10/21/chartex" xmlns:cx3="http://schemas.microsoft.com/office/drawing/2016/5/9/chartex" xmlns:cx4="http://schemas.microsoft.com/office/drawing/2016/5/10/chartex" xmlns:cx5="http://schemas.microsoft.com/office/drawing/2016/5/11/chartex" xmlns:cx6="http://schemas.microsoft.com/office/drawing/2016/5/12/chartex" xmlns:cx7="http://schemas.microsoft.com/office/drawing/2016/5/13/chartex" xmlns:cx8="http://schemas.microsoft.com/office/drawing/2016/5/14/chartex" xmlns:mc="http://schemas.openxmlformats.org/markup-compatibility/2006" xmlns:m="http://schemas.openxmlformats.org/officeDocument/2006/math" xmlns:aink="http://schemas.microsoft.com/office/drawing/2016/ink" xmlns:am3d="http://schemas.microsoft.com/office/drawing/2017/model3d" xmlns:oel="http://schemas.microsoft.com/office/2019/extlst" xmlns:r="http://schemas.openxmlformats.org/officeDocument/2006/relationships" xmlns:wp14="http://schemas.microsoft.com/office/word/2010/wordprocessingDrawing" xmlns:wp="http://schemas.openxmlformats.org/drawingml/2006/wordprocessingDrawing" xmlns:wpg="http://schemas.microsoft.com/office/word/2010/wordprocessingGroup" xmlns:wpi="http://schemas.microsoft.com/office/word/2010/wordprocessingInk" xmlns:wps="http://schemas.microsoft.com/office/word/2010/wordprocessingShape" xmlns:o="urn:schemas-microsoft-com:office:office" xmlns:v="urn:schemas-microsoft-com:vml" xmlns:w10="urn:schemas-microsoft-com:office:word" xmlns:w="http://schemas.openxmlformats.org/wordprocessingml/2006/main" xmlns:w14="http://schemas.microsoft.com/office/word/2010/wordml" xmlns:w15="http://schemas.microsoft.com/office/word/2012/wordml" xmlns:w16cex="http://schemas.microsoft.com/office/word/2018/wordml/cex" xmlns:w16cid="http://schemas.microsoft.com/office/word/2016/wordml/cid" xmlns:w16="http://schemas.microsoft.com/office/word/2018/wordml" xmlns:w16sdtdh="http://schemas.microsoft.com/office/word/2020/wordml/sdtdatahash" xmlns:w16sdtfl="http://schemas.microsoft.com/office/word/2024/wordml/sdtformatlock" xmlns:w16se="http://schemas.microsoft.com/office/word/2015/wordml/symex" xmlns:w16du="http://schemas.microsoft.com/office/word/2023/wordml/word16du" xmlns:wne="http://schemas.microsoft.com/office/word/2006/wordml" mc:Ignorable="w14 w15 w16se w16cid w16 w16cex w16sdtdh w16sdtfl w16du wp14">
   <w:p>
     <w:pPr>
-      <w:keepNext w:val="0"/>
       <w:keepLines/>
       <w:pBdr>
         <w:bottom w:val="nil"/>
@@ -11045,7 +11017,6 @@
 <w:hdr xmlns:wpc="http://schemas.microsoft.com/office/word/2010/wordprocessingCanvas" xmlns:cx="http://schemas.microsoft.com/office/drawing/2014/chartex" xmlns:cx1="http://schemas.microsoft.com/office/drawing/2015/9/8/chartex" xmlns:cx2="http://schemas.microsoft.com/office/drawing/2015/10/21/chartex" xmlns:cx3="http://schemas.microsoft.com/office/drawing/2016/5/9/chartex" xmlns:cx4="http://schemas.microsoft.com/office/drawing/2016/5/10/chartex" xmlns:cx5="http://schemas.microsoft.com/office/drawing/2016/5/11/chartex" xmlns:cx6="http://schemas.microsoft.com/office/drawing/2016/5/12/chartex" xmlns:cx7="http://schemas.microsoft.com/office/drawing/2016/5/13/chartex" xmlns:cx8="http://schemas.microsoft.com/office/drawing/2016/5/14/chartex" xmlns:mc="http://schemas.openxmlformats.org/markup-compatibility/2006" xmlns:m="http://schemas.openxmlformats.org/officeDocument/2006/math" xmlns:aink="http://schemas.microsoft.com/office/drawing/2016/ink" xmlns:am3d="http://schemas.microsoft.com/office/drawing/2017/model3d" xmlns:oel="http://schemas.microsoft.com/office/2019/extlst" xmlns:r="http://schemas.openxmlformats.org/officeDocument/2006/relationships" xmlns:wp14="http://schemas.microsoft.com/office/word/2010/wordprocessingDrawing" xmlns:wp="http://schemas.openxmlformats.org/drawingml/2006/wordprocessingDrawing" xmlns:wpg="http://schemas.microsoft.com/office/word/2010/wordprocessingGroup" xmlns:wpi="http://schemas.microsoft.com/office/word/2010/wordprocessingInk" xmlns:wps="http://schemas.microsoft.com/office/word/2010/wordprocessingShape" xmlns:o="urn:schemas-microsoft-com:office:office" xmlns:v="urn:schemas-microsoft-com:vml" xmlns:w10="urn:schemas-microsoft-com:office:word" xmlns:w="http://schemas.openxmlformats.org/wordprocessingml/2006/main" xmlns:w14="http://schemas.microsoft.com/office/word/2010/wordml" xmlns:w15="http://schemas.microsoft.com/office/word/2012/wordml" xmlns:w16cex="http://schemas.microsoft.com/office/word/2018/wordml/cex" xmlns:w16cid="http://schemas.microsoft.com/office/word/2016/wordml/cid" xmlns:w16="http://schemas.microsoft.com/office/word/2018/wordml" xmlns:w16sdtdh="http://schemas.microsoft.com/office/word/2020/wordml/sdtdatahash" xmlns:w16sdtfl="http://schemas.microsoft.com/office/word/2024/wordml/sdtformatlock" xmlns:w16se="http://schemas.microsoft.com/office/word/2015/wordml/symex" xmlns:w16du="http://schemas.microsoft.com/office/word/2023/wordml/word16du" xmlns:wne="http://schemas.microsoft.com/office/word/2006/wordml" mc:Ignorable="w14 w15 w16se w16cid w16 w16cex w16sdtdh w16sdtfl w16du wp14">
   <w:p>
     <w:pPr>
-      <w:keepNext w:val="0"/>
       <w:keepLines/>
       <w:pBdr>
         <w:bottom w:val="single" w:sz="4" w:space="1" w:color="auto"/>
@@ -11085,7 +11056,6 @@
 <w:hdr xmlns:wpc="http://schemas.microsoft.com/office/word/2010/wordprocessingCanvas" xmlns:cx="http://schemas.microsoft.com/office/drawing/2014/chartex" xmlns:cx1="http://schemas.microsoft.com/office/drawing/2015/9/8/chartex" xmlns:cx2="http://schemas.microsoft.com/office/drawing/2015/10/21/chartex" xmlns:cx3="http://schemas.microsoft.com/office/drawing/2016/5/9/chartex" xmlns:cx4="http://schemas.microsoft.com/office/drawing/2016/5/10/chartex" xmlns:cx5="http://schemas.microsoft.com/office/drawing/2016/5/11/chartex" xmlns:cx6="http://schemas.microsoft.com/office/drawing/2016/5/12/chartex" xmlns:cx7="http://schemas.microsoft.com/office/drawing/2016/5/13/chartex" xmlns:cx8="http://schemas.microsoft.com/office/drawing/2016/5/14/chartex" xmlns:mc="http://schemas.openxmlformats.org/markup-compatibility/2006" xmlns:m="http://schemas.openxmlformats.org/officeDocument/2006/math" xmlns:aink="http://schemas.microsoft.com/office/drawing/2016/ink" xmlns:am3d="http://schemas.microsoft.com/office/drawing/2017/model3d" xmlns:oel="http://schemas.microsoft.com/office/2019/extlst" xmlns:r="http://schemas.openxmlformats.org/officeDocument/2006/relationships" xmlns:wp14="http://schemas.microsoft.com/office/word/2010/wordprocessingDrawing" xmlns:wp="http://schemas.openxmlformats.org/drawingml/2006/wordprocessingDrawing" xmlns:wpg="http://schemas.microsoft.com/office/word/2010/wordprocessingGroup" xmlns:wpi="http://schemas.microsoft.com/office/word/2010/wordprocessingInk" xmlns:wps="http://schemas.microsoft.com/office/word/2010/wordprocessingShape" xmlns:o="urn:schemas-microsoft-com:office:office" xmlns:v="urn:schemas-microsoft-com:vml" xmlns:w10="urn:schemas-microsoft-com:office:word" xmlns:w="http://schemas.openxmlformats.org/wordprocessingml/2006/main" xmlns:w14="http://schemas.microsoft.com/office/word/2010/wordml" xmlns:w15="http://schemas.microsoft.com/office/word/2012/wordml" xmlns:w16cex="http://schemas.microsoft.com/office/word/2018/wordml/cex" xmlns:w16cid="http://schemas.microsoft.com/office/word/2016/wordml/cid" xmlns:w16="http://schemas.microsoft.com/office/word/2018/wordml" xmlns:w16sdtdh="http://schemas.microsoft.com/office/word/2020/wordml/sdtdatahash" xmlns:w16sdtfl="http://schemas.microsoft.com/office/word/2024/wordml/sdtformatlock" xmlns:w16se="http://schemas.microsoft.com/office/word/2015/wordml/symex" xmlns:w16du="http://schemas.microsoft.com/office/word/2023/wordml/word16du" xmlns:wne="http://schemas.microsoft.com/office/word/2006/wordml" mc:Ignorable="w14 w15 w16se w16cid w16 w16cex w16sdtdh w16sdtfl w16du wp14">
   <w:p>
     <w:pPr>
-      <w:keepNext w:val="0"/>
       <w:keepLines/>
       <w:pBdr>
         <w:bottom w:val="single" w:sz="4" w:space="1" w:color="auto"/>
@@ -11125,7 +11095,6 @@
 <w:hdr xmlns:wpc="http://schemas.microsoft.com/office/word/2010/wordprocessingCanvas" xmlns:cx="http://schemas.microsoft.com/office/drawing/2014/chartex" xmlns:cx1="http://schemas.microsoft.com/office/drawing/2015/9/8/chartex" xmlns:cx2="http://schemas.microsoft.com/office/drawing/2015/10/21/chartex" xmlns:cx3="http://schemas.microsoft.com/office/drawing/2016/5/9/chartex" xmlns:cx4="http://schemas.microsoft.com/office/drawing/2016/5/10/chartex" xmlns:cx5="http://schemas.microsoft.com/office/drawing/2016/5/11/chartex" xmlns:cx6="http://schemas.microsoft.com/office/drawing/2016/5/12/chartex" xmlns:cx7="http://schemas.microsoft.com/office/drawing/2016/5/13/chartex" xmlns:cx8="http://schemas.microsoft.com/office/drawing/2016/5/14/chartex" xmlns:mc="http://schemas.openxmlformats.org/markup-compatibility/2006" xmlns:m="http://schemas.openxmlformats.org/officeDocument/2006/math" xmlns:aink="http://schemas.microsoft.com/office/drawing/2016/ink" xmlns:am3d="http://schemas.microsoft.com/office/drawing/2017/model3d" xmlns:oel="http://schemas.microsoft.com/office/2019/extlst" xmlns:r="http://schemas.openxmlformats.org/officeDocument/2006/relationships" xmlns:wp14="http://schemas.microsoft.com/office/word/2010/wordprocessingDrawing" xmlns:wp="http://schemas.openxmlformats.org/drawingml/2006/wordprocessingDrawing" xmlns:wpg="http://schemas.microsoft.com/office/word/2010/wordprocessingGroup" xmlns:wpi="http://schemas.microsoft.com/office/word/2010/wordprocessingInk" xmlns:wps="http://schemas.microsoft.com/office/word/2010/wordprocessingShape" xmlns:o="urn:schemas-microsoft-com:office:office" xmlns:v="urn:schemas-microsoft-com:vml" xmlns:w10="urn:schemas-microsoft-com:office:word" xmlns:w="http://schemas.openxmlformats.org/wordprocessingml/2006/main" xmlns:w14="http://schemas.microsoft.com/office/word/2010/wordml" xmlns:w15="http://schemas.microsoft.com/office/word/2012/wordml" xmlns:w16cex="http://schemas.microsoft.com/office/word/2018/wordml/cex" xmlns:w16cid="http://schemas.microsoft.com/office/word/2016/wordml/cid" xmlns:w16="http://schemas.microsoft.com/office/word/2018/wordml" xmlns:w16sdtdh="http://schemas.microsoft.com/office/word/2020/wordml/sdtdatahash" xmlns:w16sdtfl="http://schemas.microsoft.com/office/word/2024/wordml/sdtformatlock" xmlns:w16se="http://schemas.microsoft.com/office/word/2015/wordml/symex" xmlns:w16du="http://schemas.microsoft.com/office/word/2023/wordml/word16du" xmlns:wne="http://schemas.microsoft.com/office/word/2006/wordml" mc:Ignorable="w14 w15 w16se w16cid w16 w16cex w16sdtdh w16sdtfl w16du wp14">
   <w:p>
     <w:pPr>
-      <w:keepNext w:val="0"/>
       <w:keepLines/>
       <w:pBdr>
         <w:bottom w:val="single" w:sz="4" w:space="1" w:color="auto"/>
@@ -11165,7 +11134,6 @@
 <w:hdr xmlns:wpc="http://schemas.microsoft.com/office/word/2010/wordprocessingCanvas" xmlns:cx="http://schemas.microsoft.com/office/drawing/2014/chartex" xmlns:cx1="http://schemas.microsoft.com/office/drawing/2015/9/8/chartex" xmlns:cx2="http://schemas.microsoft.com/office/drawing/2015/10/21/chartex" xmlns:cx3="http://schemas.microsoft.com/office/drawing/2016/5/9/chartex" xmlns:cx4="http://schemas.microsoft.com/office/drawing/2016/5/10/chartex" xmlns:cx5="http://schemas.microsoft.com/office/drawing/2016/5/11/chartex" xmlns:cx6="http://schemas.microsoft.com/office/drawing/2016/5/12/chartex" xmlns:cx7="http://schemas.microsoft.com/office/drawing/2016/5/13/chartex" xmlns:cx8="http://schemas.microsoft.com/office/drawing/2016/5/14/chartex" xmlns:mc="http://schemas.openxmlformats.org/markup-compatibility/2006" xmlns:m="http://schemas.openxmlformats.org/officeDocument/2006/math" xmlns:aink="http://schemas.microsoft.com/office/drawing/2016/ink" xmlns:am3d="http://schemas.microsoft.com/office/drawing/2017/model3d" xmlns:oel="http://schemas.microsoft.com/office/2019/extlst" xmlns:r="http://schemas.openxmlformats.org/officeDocument/2006/relationships" xmlns:wp14="http://schemas.microsoft.com/office/word/2010/wordprocessingDrawing" xmlns:wp="http://schemas.openxmlformats.org/drawingml/2006/wordprocessingDrawing" xmlns:wpg="http://schemas.microsoft.com/office/word/2010/wordprocessingGroup" xmlns:wpi="http://schemas.microsoft.com/office/word/2010/wordprocessingInk" xmlns:wps="http://schemas.microsoft.com/office/word/2010/wordprocessingShape" xmlns:o="urn:schemas-microsoft-com:office:office" xmlns:v="urn:schemas-microsoft-com:vml" xmlns:w10="urn:schemas-microsoft-com:office:word" xmlns:w="http://schemas.openxmlformats.org/wordprocessingml/2006/main" xmlns:w14="http://schemas.microsoft.com/office/word/2010/wordml" xmlns:w15="http://schemas.microsoft.com/office/word/2012/wordml" xmlns:w16cex="http://schemas.microsoft.com/office/word/2018/wordml/cex" xmlns:w16cid="http://schemas.microsoft.com/office/word/2016/wordml/cid" xmlns:w16="http://schemas.microsoft.com/office/word/2018/wordml" xmlns:w16sdtdh="http://schemas.microsoft.com/office/word/2020/wordml/sdtdatahash" xmlns:w16sdtfl="http://schemas.microsoft.com/office/word/2024/wordml/sdtformatlock" xmlns:w16se="http://schemas.microsoft.com/office/word/2015/wordml/symex" xmlns:w16du="http://schemas.microsoft.com/office/word/2023/wordml/word16du" xmlns:wne="http://schemas.microsoft.com/office/word/2006/wordml" mc:Ignorable="w14 w15 w16se w16cid w16 w16cex w16sdtdh w16sdtfl w16du wp14">
   <w:p>
     <w:pPr>
-      <w:keepNext w:val="0"/>
       <w:keepLines/>
       <w:pBdr>
         <w:bottom w:val="single" w:sz="4" w:space="1" w:color="auto"/>
@@ -11205,7 +11173,6 @@
 <w:hdr xmlns:wpc="http://schemas.microsoft.com/office/word/2010/wordprocessingCanvas" xmlns:cx="http://schemas.microsoft.com/office/drawing/2014/chartex" xmlns:cx1="http://schemas.microsoft.com/office/drawing/2015/9/8/chartex" xmlns:cx2="http://schemas.microsoft.com/office/drawing/2015/10/21/chartex" xmlns:cx3="http://schemas.microsoft.com/office/drawing/2016/5/9/chartex" xmlns:cx4="http://schemas.microsoft.com/office/drawing/2016/5/10/chartex" xmlns:cx5="http://schemas.microsoft.com/office/drawing/2016/5/11/chartex" xmlns:cx6="http://schemas.microsoft.com/office/drawing/2016/5/12/chartex" xmlns:cx7="http://schemas.microsoft.com/office/drawing/2016/5/13/chartex" xmlns:cx8="http://schemas.microsoft.com/office/drawing/2016/5/14/chartex" xmlns:mc="http://schemas.openxmlformats.org/markup-compatibility/2006" xmlns:m="http://schemas.openxmlformats.org/officeDocument/2006/math" xmlns:aink="http://schemas.microsoft.com/office/drawing/2016/ink" xmlns:am3d="http://schemas.microsoft.com/office/drawing/2017/model3d" xmlns:oel="http://schemas.microsoft.com/office/2019/extlst" xmlns:r="http://schemas.openxmlformats.org/officeDocument/2006/relationships" xmlns:wp14="http://schemas.microsoft.com/office/word/2010/wordprocessingDrawing" xmlns:wp="http://schemas.openxmlformats.org/drawingml/2006/wordprocessingDrawing" xmlns:wpg="http://schemas.microsoft.com/office/word/2010/wordprocessingGroup" xmlns:wpi="http://schemas.microsoft.com/office/word/2010/wordprocessingInk" xmlns:wps="http://schemas.microsoft.com/office/word/2010/wordprocessingShape" xmlns:o="urn:schemas-microsoft-com:office:office" xmlns:v="urn:schemas-microsoft-com:vml" xmlns:w10="urn:schemas-microsoft-com:office:word" xmlns:w="http://schemas.openxmlformats.org/wordprocessingml/2006/main" xmlns:w14="http://schemas.microsoft.com/office/word/2010/wordml" xmlns:w15="http://schemas.microsoft.com/office/word/2012/wordml" xmlns:w16cex="http://schemas.microsoft.com/office/word/2018/wordml/cex" xmlns:w16cid="http://schemas.microsoft.com/office/word/2016/wordml/cid" xmlns:w16="http://schemas.microsoft.com/office/word/2018/wordml" xmlns:w16sdtdh="http://schemas.microsoft.com/office/word/2020/wordml/sdtdatahash" xmlns:w16sdtfl="http://schemas.microsoft.com/office/word/2024/wordml/sdtformatlock" xmlns:w16se="http://schemas.microsoft.com/office/word/2015/wordml/symex" xmlns:w16du="http://schemas.microsoft.com/office/word/2023/wordml/word16du" xmlns:wne="http://schemas.microsoft.com/office/word/2006/wordml" mc:Ignorable="w14 w15 w16se w16cid w16 w16cex w16sdtdh w16sdtfl w16du wp14">
   <w:p>
     <w:pPr>
-      <w:keepNext w:val="0"/>
       <w:keepLines/>
       <w:pBdr>
         <w:bottom w:val="single" w:sz="4" w:space="1" w:color="auto"/>
@@ -11245,7 +11212,6 @@
 <w:hdr xmlns:wpc="http://schemas.microsoft.com/office/word/2010/wordprocessingCanvas" xmlns:cx="http://schemas.microsoft.com/office/drawing/2014/chartex" xmlns:cx1="http://schemas.microsoft.com/office/drawing/2015/9/8/chartex" xmlns:cx2="http://schemas.microsoft.com/office/drawing/2015/10/21/chartex" xmlns:cx3="http://schemas.microsoft.com/office/drawing/2016/5/9/chartex" xmlns:cx4="http://schemas.microsoft.com/office/drawing/2016/5/10/chartex" xmlns:cx5="http://schemas.microsoft.com/office/drawing/2016/5/11/chartex" xmlns:cx6="http://schemas.microsoft.com/office/drawing/2016/5/12/chartex" xmlns:cx7="http://schemas.microsoft.com/office/drawing/2016/5/13/chartex" xmlns:cx8="http://schemas.microsoft.com/office/drawing/2016/5/14/chartex" xmlns:mc="http://schemas.openxmlformats.org/markup-compatibility/2006" xmlns:m="http://schemas.openxmlformats.org/officeDocument/2006/math" xmlns:aink="http://schemas.microsoft.com/office/drawing/2016/ink" xmlns:am3d="http://schemas.microsoft.com/office/drawing/2017/model3d" xmlns:oel="http://schemas.microsoft.com/office/2019/extlst" xmlns:r="http://schemas.openxmlformats.org/officeDocument/2006/relationships" xmlns:wp14="http://schemas.microsoft.com/office/word/2010/wordprocessingDrawing" xmlns:wp="http://schemas.openxmlformats.org/drawingml/2006/wordprocessingDrawing" xmlns:wpg="http://schemas.microsoft.com/office/word/2010/wordprocessingGroup" xmlns:wpi="http://schemas.microsoft.com/office/word/2010/wordprocessingInk" xmlns:wps="http://schemas.microsoft.com/office/word/2010/wordprocessingShape" xmlns:o="urn:schemas-microsoft-com:office:office" xmlns:v="urn:schemas-microsoft-com:vml" xmlns:w10="urn:schemas-microsoft-com:office:word" xmlns:w="http://schemas.openxmlformats.org/wordprocessingml/2006/main" xmlns:w14="http://schemas.microsoft.com/office/word/2010/wordml" xmlns:w15="http://schemas.microsoft.com/office/word/2012/wordml" xmlns:w16cex="http://schemas.microsoft.com/office/word/2018/wordml/cex" xmlns:w16cid="http://schemas.microsoft.com/office/word/2016/wordml/cid" xmlns:w16="http://schemas.microsoft.com/office/word/2018/wordml" xmlns:w16sdtdh="http://schemas.microsoft.com/office/word/2020/wordml/sdtdatahash" xmlns:w16sdtfl="http://schemas.microsoft.com/office/word/2024/wordml/sdtformatlock" xmlns:w16se="http://schemas.microsoft.com/office/word/2015/wordml/symex" xmlns:w16du="http://schemas.microsoft.com/office/word/2023/wordml/word16du" xmlns:wne="http://schemas.microsoft.com/office/word/2006/wordml" mc:Ignorable="w14 w15 w16se w16cid w16 w16cex w16sdtdh w16sdtfl w16du wp14">
   <w:p>
     <w:pPr>
-      <w:keepNext w:val="0"/>
       <w:keepLines/>
       <w:pBdr>
         <w:bottom w:val="single" w:sz="4" w:space="1" w:color="auto"/>
@@ -11285,7 +11251,6 @@
 <w:hdr xmlns:wpc="http://schemas.microsoft.com/office/word/2010/wordprocessingCanvas" xmlns:cx="http://schemas.microsoft.com/office/drawing/2014/chartex" xmlns:cx1="http://schemas.microsoft.com/office/drawing/2015/9/8/chartex" xmlns:cx2="http://schemas.microsoft.com/office/drawing/2015/10/21/chartex" xmlns:cx3="http://schemas.microsoft.com/office/drawing/2016/5/9/chartex" xmlns:cx4="http://schemas.microsoft.com/office/drawing/2016/5/10/chartex" xmlns:cx5="http://schemas.microsoft.com/office/drawing/2016/5/11/chartex" xmlns:cx6="http://schemas.microsoft.com/office/drawing/2016/5/12/chartex" xmlns:cx7="http://schemas.microsoft.com/office/drawing/2016/5/13/chartex" xmlns:cx8="http://schemas.microsoft.com/office/drawing/2016/5/14/chartex" xmlns:mc="http://schemas.openxmlformats.org/markup-compatibility/2006" xmlns:m="http://schemas.openxmlformats.org/officeDocument/2006/math" xmlns:aink="http://schemas.microsoft.com/office/drawing/2016/ink" xmlns:am3d="http://schemas.microsoft.com/office/drawing/2017/model3d" xmlns:oel="http://schemas.microsoft.com/office/2019/extlst" xmlns:r="http://schemas.openxmlformats.org/officeDocument/2006/relationships" xmlns:wp14="http://schemas.microsoft.com/office/word/2010/wordprocessingDrawing" xmlns:wp="http://schemas.openxmlformats.org/drawingml/2006/wordprocessingDrawing" xmlns:wpg="http://schemas.microsoft.com/office/word/2010/wordprocessingGroup" xmlns:wpi="http://schemas.microsoft.com/office/word/2010/wordprocessingInk" xmlns:wps="http://schemas.microsoft.com/office/word/2010/wordprocessingShape" xmlns:o="urn:schemas-microsoft-com:office:office" xmlns:v="urn:schemas-microsoft-com:vml" xmlns:w10="urn:schemas-microsoft-com:office:word" xmlns:w="http://schemas.openxmlformats.org/wordprocessingml/2006/main" xmlns:w14="http://schemas.microsoft.com/office/word/2010/wordml" xmlns:w15="http://schemas.microsoft.com/office/word/2012/wordml" xmlns:w16cex="http://schemas.microsoft.com/office/word/2018/wordml/cex" xmlns:w16cid="http://schemas.microsoft.com/office/word/2016/wordml/cid" xmlns:w16="http://schemas.microsoft.com/office/word/2018/wordml" xmlns:w16sdtdh="http://schemas.microsoft.com/office/word/2020/wordml/sdtdatahash" xmlns:w16sdtfl="http://schemas.microsoft.com/office/word/2024/wordml/sdtformatlock" xmlns:w16se="http://schemas.microsoft.com/office/word/2015/wordml/symex" xmlns:w16du="http://schemas.microsoft.com/office/word/2023/wordml/word16du" xmlns:wne="http://schemas.microsoft.com/office/word/2006/wordml" mc:Ignorable="w14 w15 w16se w16cid w16 w16cex w16sdtdh w16sdtfl w16du wp14">
   <w:p>
     <w:pPr>
-      <w:keepNext w:val="0"/>
       <w:keepLines/>
       <w:pBdr>
         <w:bottom w:val="single" w:sz="4" w:space="1" w:color="auto"/>
@@ -11319,7 +11284,6 @@
 <w:hdr xmlns:wpc="http://schemas.microsoft.com/office/word/2010/wordprocessingCanvas" xmlns:cx="http://schemas.microsoft.com/office/drawing/2014/chartex" xmlns:cx1="http://schemas.microsoft.com/office/drawing/2015/9/8/chartex" xmlns:cx2="http://schemas.microsoft.com/office/drawing/2015/10/21/chartex" xmlns:cx3="http://schemas.microsoft.com/office/drawing/2016/5/9/chartex" xmlns:cx4="http://schemas.microsoft.com/office/drawing/2016/5/10/chartex" xmlns:cx5="http://schemas.microsoft.com/office/drawing/2016/5/11/chartex" xmlns:cx6="http://schemas.microsoft.com/office/drawing/2016/5/12/chartex" xmlns:cx7="http://schemas.microsoft.com/office/drawing/2016/5/13/chartex" xmlns:cx8="http://schemas.microsoft.com/office/drawing/2016/5/14/chartex" xmlns:mc="http://schemas.openxmlformats.org/markup-compatibility/2006" xmlns:m="http://schemas.openxmlformats.org/officeDocument/2006/math" xmlns:aink="http://schemas.microsoft.com/office/drawing/2016/ink" xmlns:am3d="http://schemas.microsoft.com/office/drawing/2017/model3d" xmlns:oel="http://schemas.microsoft.com/office/2019/extlst" xmlns:r="http://schemas.openxmlformats.org/officeDocument/2006/relationships" xmlns:wp14="http://schemas.microsoft.com/office/word/2010/wordprocessingDrawing" xmlns:wp="http://schemas.openxmlformats.org/drawingml/2006/wordprocessingDrawing" xmlns:wpg="http://schemas.microsoft.com/office/word/2010/wordprocessingGroup" xmlns:wpi="http://schemas.microsoft.com/office/word/2010/wordprocessingInk" xmlns:wps="http://schemas.microsoft.com/office/word/2010/wordprocessingShape" xmlns:o="urn:schemas-microsoft-com:office:office" xmlns:v="urn:schemas-microsoft-com:vml" xmlns:w10="urn:schemas-microsoft-com:office:word" xmlns:w="http://schemas.openxmlformats.org/wordprocessingml/2006/main" xmlns:w14="http://schemas.microsoft.com/office/word/2010/wordml" xmlns:w15="http://schemas.microsoft.com/office/word/2012/wordml" xmlns:w16cex="http://schemas.microsoft.com/office/word/2018/wordml/cex" xmlns:w16cid="http://schemas.microsoft.com/office/word/2016/wordml/cid" xmlns:w16="http://schemas.microsoft.com/office/word/2018/wordml" xmlns:w16sdtdh="http://schemas.microsoft.com/office/word/2020/wordml/sdtdatahash" xmlns:w16sdtfl="http://schemas.microsoft.com/office/word/2024/wordml/sdtformatlock" xmlns:w16se="http://schemas.microsoft.com/office/word/2015/wordml/symex" xmlns:w16du="http://schemas.microsoft.com/office/word/2023/wordml/word16du" xmlns:wne="http://schemas.microsoft.com/office/word/2006/wordml" mc:Ignorable="w14 w15 w16se w16cid w16 w16cex w16sdtdh w16sdtfl w16du wp14">
   <w:p>
     <w:pPr>
-      <w:keepNext w:val="0"/>
       <w:keepLines/>
       <w:pBdr>
         <w:bottom w:val="single" w:sz="4" w:space="1" w:color="auto"/>
@@ -11373,7 +11337,6 @@
 <w:hdr xmlns:wpc="http://schemas.microsoft.com/office/word/2010/wordprocessingCanvas" xmlns:cx="http://schemas.microsoft.com/office/drawing/2014/chartex" xmlns:cx1="http://schemas.microsoft.com/office/drawing/2015/9/8/chartex" xmlns:cx2="http://schemas.microsoft.com/office/drawing/2015/10/21/chartex" xmlns:cx3="http://schemas.microsoft.com/office/drawing/2016/5/9/chartex" xmlns:cx4="http://schemas.microsoft.com/office/drawing/2016/5/10/chartex" xmlns:cx5="http://schemas.microsoft.com/office/drawing/2016/5/11/chartex" xmlns:cx6="http://schemas.microsoft.com/office/drawing/2016/5/12/chartex" xmlns:cx7="http://schemas.microsoft.com/office/drawing/2016/5/13/chartex" xmlns:cx8="http://schemas.microsoft.com/office/drawing/2016/5/14/chartex" xmlns:mc="http://schemas.openxmlformats.org/markup-compatibility/2006" xmlns:m="http://schemas.openxmlformats.org/officeDocument/2006/math" xmlns:aink="http://schemas.microsoft.com/office/drawing/2016/ink" xmlns:am3d="http://schemas.microsoft.com/office/drawing/2017/model3d" xmlns:oel="http://schemas.microsoft.com/office/2019/extlst" xmlns:r="http://schemas.openxmlformats.org/officeDocument/2006/relationships" xmlns:wp14="http://schemas.microsoft.com/office/word/2010/wordprocessingDrawing" xmlns:wp="http://schemas.openxmlformats.org/drawingml/2006/wordprocessingDrawing" xmlns:wpg="http://schemas.microsoft.com/office/word/2010/wordprocessingGroup" xmlns:wpi="http://schemas.microsoft.com/office/word/2010/wordprocessingInk" xmlns:wps="http://schemas.microsoft.com/office/word/2010/wordprocessingShape" xmlns:o="urn:schemas-microsoft-com:office:office" xmlns:v="urn:schemas-microsoft-com:vml" xmlns:w10="urn:schemas-microsoft-com:office:word" xmlns:w="http://schemas.openxmlformats.org/wordprocessingml/2006/main" xmlns:w14="http://schemas.microsoft.com/office/word/2010/wordml" xmlns:w15="http://schemas.microsoft.com/office/word/2012/wordml" xmlns:w16cex="http://schemas.microsoft.com/office/word/2018/wordml/cex" xmlns:w16cid="http://schemas.microsoft.com/office/word/2016/wordml/cid" xmlns:w16="http://schemas.microsoft.com/office/word/2018/wordml" xmlns:w16sdtdh="http://schemas.microsoft.com/office/word/2020/wordml/sdtdatahash" xmlns:w16sdtfl="http://schemas.microsoft.com/office/word/2024/wordml/sdtformatlock" xmlns:w16se="http://schemas.microsoft.com/office/word/2015/wordml/symex" xmlns:w16du="http://schemas.microsoft.com/office/word/2023/wordml/word16du" xmlns:wne="http://schemas.microsoft.com/office/word/2006/wordml" mc:Ignorable="w14 w15 w16se w16cid w16 w16cex w16sdtdh w16sdtfl w16du wp14">
   <w:p>
     <w:pPr>
-      <w:keepNext w:val="0"/>
       <w:keepLines/>
       <w:pBdr>
         <w:bottom w:val="single" w:sz="4" w:space="1" w:color="auto"/>
@@ -11427,7 +11390,6 @@
 <w:hdr xmlns:wpc="http://schemas.microsoft.com/office/word/2010/wordprocessingCanvas" xmlns:cx="http://schemas.microsoft.com/office/drawing/2014/chartex" xmlns:cx1="http://schemas.microsoft.com/office/drawing/2015/9/8/chartex" xmlns:cx2="http://schemas.microsoft.com/office/drawing/2015/10/21/chartex" xmlns:cx3="http://schemas.microsoft.com/office/drawing/2016/5/9/chartex" xmlns:cx4="http://schemas.microsoft.com/office/drawing/2016/5/10/chartex" xmlns:cx5="http://schemas.microsoft.com/office/drawing/2016/5/11/chartex" xmlns:cx6="http://schemas.microsoft.com/office/drawing/2016/5/12/chartex" xmlns:cx7="http://schemas.microsoft.com/office/drawing/2016/5/13/chartex" xmlns:cx8="http://schemas.microsoft.com/office/drawing/2016/5/14/chartex" xmlns:mc="http://schemas.openxmlformats.org/markup-compatibility/2006" xmlns:m="http://schemas.openxmlformats.org/officeDocument/2006/math" xmlns:aink="http://schemas.microsoft.com/office/drawing/2016/ink" xmlns:am3d="http://schemas.microsoft.com/office/drawing/2017/model3d" xmlns:oel="http://schemas.microsoft.com/office/2019/extlst" xmlns:r="http://schemas.openxmlformats.org/officeDocument/2006/relationships" xmlns:wp14="http://schemas.microsoft.com/office/word/2010/wordprocessingDrawing" xmlns:wp="http://schemas.openxmlformats.org/drawingml/2006/wordprocessingDrawing" xmlns:wpg="http://schemas.microsoft.com/office/word/2010/wordprocessingGroup" xmlns:wpi="http://schemas.microsoft.com/office/word/2010/wordprocessingInk" xmlns:wps="http://schemas.microsoft.com/office/word/2010/wordprocessingShape" xmlns:o="urn:schemas-microsoft-com:office:office" xmlns:v="urn:schemas-microsoft-com:vml" xmlns:w10="urn:schemas-microsoft-com:office:word" xmlns:w="http://schemas.openxmlformats.org/wordprocessingml/2006/main" xmlns:w14="http://schemas.microsoft.com/office/word/2010/wordml" xmlns:w15="http://schemas.microsoft.com/office/word/2012/wordml" xmlns:w16cex="http://schemas.microsoft.com/office/word/2018/wordml/cex" xmlns:w16cid="http://schemas.microsoft.com/office/word/2016/wordml/cid" xmlns:w16="http://schemas.microsoft.com/office/word/2018/wordml" xmlns:w16sdtdh="http://schemas.microsoft.com/office/word/2020/wordml/sdtdatahash" xmlns:w16sdtfl="http://schemas.microsoft.com/office/word/2024/wordml/sdtformatlock" xmlns:w16se="http://schemas.microsoft.com/office/word/2015/wordml/symex" xmlns:w16du="http://schemas.microsoft.com/office/word/2023/wordml/word16du" xmlns:wne="http://schemas.microsoft.com/office/word/2006/wordml" mc:Ignorable="w14 w15 w16se w16cid w16 w16cex w16sdtdh w16sdtfl w16du wp14">
   <w:p>
     <w:pPr>
-      <w:keepNext w:val="0"/>
       <w:keepLines/>
       <w:pBdr>
         <w:bottom w:val="single" w:sz="4" w:space="1" w:color="auto"/>
@@ -11461,7 +11423,6 @@
 <w:hdr xmlns:wpc="http://schemas.microsoft.com/office/word/2010/wordprocessingCanvas" xmlns:cx="http://schemas.microsoft.com/office/drawing/2014/chartex" xmlns:cx1="http://schemas.microsoft.com/office/drawing/2015/9/8/chartex" xmlns:cx2="http://schemas.microsoft.com/office/drawing/2015/10/21/chartex" xmlns:cx3="http://schemas.microsoft.com/office/drawing/2016/5/9/chartex" xmlns:cx4="http://schemas.microsoft.com/office/drawing/2016/5/10/chartex" xmlns:cx5="http://schemas.microsoft.com/office/drawing/2016/5/11/chartex" xmlns:cx6="http://schemas.microsoft.com/office/drawing/2016/5/12/chartex" xmlns:cx7="http://schemas.microsoft.com/office/drawing/2016/5/13/chartex" xmlns:cx8="http://schemas.microsoft.com/office/drawing/2016/5/14/chartex" xmlns:mc="http://schemas.openxmlformats.org/markup-compatibility/2006" xmlns:m="http://schemas.openxmlformats.org/officeDocument/2006/math" xmlns:aink="http://schemas.microsoft.com/office/drawing/2016/ink" xmlns:am3d="http://schemas.microsoft.com/office/drawing/2017/model3d" xmlns:oel="http://schemas.microsoft.com/office/2019/extlst" xmlns:r="http://schemas.openxmlformats.org/officeDocument/2006/relationships" xmlns:wp14="http://schemas.microsoft.com/office/word/2010/wordprocessingDrawing" xmlns:wp="http://schemas.openxmlformats.org/drawingml/2006/wordprocessingDrawing" xmlns:wpg="http://schemas.microsoft.com/office/word/2010/wordprocessingGroup" xmlns:wpi="http://schemas.microsoft.com/office/word/2010/wordprocessingInk" xmlns:wps="http://schemas.microsoft.com/office/word/2010/wordprocessingShape" xmlns:o="urn:schemas-microsoft-com:office:office" xmlns:v="urn:schemas-microsoft-com:vml" xmlns:w10="urn:schemas-microsoft-com:office:word" xmlns:w="http://schemas.openxmlformats.org/wordprocessingml/2006/main" xmlns:w14="http://schemas.microsoft.com/office/word/2010/wordml" xmlns:w15="http://schemas.microsoft.com/office/word/2012/wordml" xmlns:w16cex="http://schemas.microsoft.com/office/word/2018/wordml/cex" xmlns:w16cid="http://schemas.microsoft.com/office/word/2016/wordml/cid" xmlns:w16="http://schemas.microsoft.com/office/word/2018/wordml" xmlns:w16sdtdh="http://schemas.microsoft.com/office/word/2020/wordml/sdtdatahash" xmlns:w16sdtfl="http://schemas.microsoft.com/office/word/2024/wordml/sdtformatlock" xmlns:w16se="http://schemas.microsoft.com/office/word/2015/wordml/symex" xmlns:w16du="http://schemas.microsoft.com/office/word/2023/wordml/word16du" xmlns:wne="http://schemas.microsoft.com/office/word/2006/wordml" mc:Ignorable="w14 w15 w16se w16cid w16 w16cex w16sdtdh w16sdtfl w16du wp14">
   <w:p>
     <w:pPr>
-      <w:keepNext w:val="0"/>
       <w:keepLines/>
     </w:pPr>
     <w:r>
@@ -11487,7 +11448,6 @@
 <w:hdr xmlns:wpc="http://schemas.microsoft.com/office/word/2010/wordprocessingCanvas" xmlns:cx="http://schemas.microsoft.com/office/drawing/2014/chartex" xmlns:cx1="http://schemas.microsoft.com/office/drawing/2015/9/8/chartex" xmlns:cx2="http://schemas.microsoft.com/office/drawing/2015/10/21/chartex" xmlns:cx3="http://schemas.microsoft.com/office/drawing/2016/5/9/chartex" xmlns:cx4="http://schemas.microsoft.com/office/drawing/2016/5/10/chartex" xmlns:cx5="http://schemas.microsoft.com/office/drawing/2016/5/11/chartex" xmlns:cx6="http://schemas.microsoft.com/office/drawing/2016/5/12/chartex" xmlns:cx7="http://schemas.microsoft.com/office/drawing/2016/5/13/chartex" xmlns:cx8="http://schemas.microsoft.com/office/drawing/2016/5/14/chartex" xmlns:mc="http://schemas.openxmlformats.org/markup-compatibility/2006" xmlns:m="http://schemas.openxmlformats.org/officeDocument/2006/math" xmlns:aink="http://schemas.microsoft.com/office/drawing/2016/ink" xmlns:am3d="http://schemas.microsoft.com/office/drawing/2017/model3d" xmlns:oel="http://schemas.microsoft.com/office/2019/extlst" xmlns:r="http://schemas.openxmlformats.org/officeDocument/2006/relationships" xmlns:wp14="http://schemas.microsoft.com/office/word/2010/wordprocessingDrawing" xmlns:wp="http://schemas.openxmlformats.org/drawingml/2006/wordprocessingDrawing" xmlns:wpg="http://schemas.microsoft.com/office/word/2010/wordprocessingGroup" xmlns:wpi="http://schemas.microsoft.com/office/word/2010/wordprocessingInk" xmlns:wps="http://schemas.microsoft.com/office/word/2010/wordprocessingShape" xmlns:o="urn:schemas-microsoft-com:office:office" xmlns:v="urn:schemas-microsoft-com:vml" xmlns:w10="urn:schemas-microsoft-com:office:word" xmlns:w="http://schemas.openxmlformats.org/wordprocessingml/2006/main" xmlns:w14="http://schemas.microsoft.com/office/word/2010/wordml" xmlns:w15="http://schemas.microsoft.com/office/word/2012/wordml" xmlns:w16cex="http://schemas.microsoft.com/office/word/2018/wordml/cex" xmlns:w16cid="http://schemas.microsoft.com/office/word/2016/wordml/cid" xmlns:w16="http://schemas.microsoft.com/office/word/2018/wordml" xmlns:w16sdtdh="http://schemas.microsoft.com/office/word/2020/wordml/sdtdatahash" xmlns:w16sdtfl="http://schemas.microsoft.com/office/word/2024/wordml/sdtformatlock" xmlns:w16se="http://schemas.microsoft.com/office/word/2015/wordml/symex" xmlns:w16du="http://schemas.microsoft.com/office/word/2023/wordml/word16du" xmlns:wne="http://schemas.microsoft.com/office/word/2006/wordml" mc:Ignorable="w14 w15 w16se w16cid w16 w16cex w16sdtdh w16sdtfl w16du wp14">
   <w:p>
     <w:pPr>
-      <w:keepNext w:val="0"/>
       <w:keepLines/>
     </w:pPr>
     <w:r>
@@ -12958,6 +12918,10 @@
 </file>
 
 <file path=customXml/item1.xml><?xml version="1.0" encoding="utf-8"?>
+<b:Sources xmlns:b="http://schemas.openxmlformats.org/officeDocument/2006/bibliography" xmlns="http://schemas.openxmlformats.org/officeDocument/2006/bibliography" SelectedStyle="\APASixthEditionOfficeOnline.xsl" StyleName="APA" Version="6"/>
+</file>
+
+<file path=customXml/item2.xml><?xml version="1.0" encoding="utf-8"?>
 <s:customData xmlns="http://www.wps.cn/officeDocument/2013/wpsCustomData" xmlns:s="http://www.wps.cn/officeDocument/2013/wpsCustomData">
   <customSectProps>
     <customSectPr/>
@@ -12972,22 +12936,18 @@
 </s:customData>
 </file>
 
-<file path=customXml/item2.xml><?xml version="1.0" encoding="utf-8"?>
-<b:Sources xmlns:b="http://schemas.openxmlformats.org/officeDocument/2006/bibliography" xmlns="http://schemas.openxmlformats.org/officeDocument/2006/bibliography" SelectedStyle="\APASixthEditionOfficeOnline.xsl" StyleName="APA" Version="6"/>
+<file path=customXml/itemProps1.xml><?xml version="1.0" encoding="utf-8"?>
+<ds:datastoreItem xmlns:ds="http://schemas.openxmlformats.org/officeDocument/2006/customXml" ds:itemID="{3592E8FF-FB0B-4758-9D80-4190C18E6B6A}">
+  <ds:schemaRefs>
+    <ds:schemaRef ds:uri="http://schemas.openxmlformats.org/officeDocument/2006/bibliography"/>
+  </ds:schemaRefs>
+</ds:datastoreItem>
 </file>
 
-<file path=customXml/itemProps1.xml><?xml version="1.0" encoding="utf-8"?>
+<file path=customXml/itemProps2.xml><?xml version="1.0" encoding="utf-8"?>
 <ds:datastoreItem xmlns:ds="http://schemas.openxmlformats.org/officeDocument/2006/customXml" ds:itemID="{B1977F7D-205B-4081-913C-38D41E755F92}">
   <ds:schemaRefs>
     <ds:schemaRef ds:uri="http://www.wps.cn/officeDocument/2013/wpsCustomData"/>
   </ds:schemaRefs>
 </ds:datastoreItem>
-</file>
-
-<file path=customXml/itemProps2.xml><?xml version="1.0" encoding="utf-8"?>
-<ds:datastoreItem xmlns:ds="http://schemas.openxmlformats.org/officeDocument/2006/customXml" ds:itemID="{3592E8FF-FB0B-4758-9D80-4190C18E6B6A}">
-  <ds:schemaRefs>
-    <ds:schemaRef ds:uri="http://schemas.openxmlformats.org/officeDocument/2006/bibliography"/>
-  </ds:schemaRefs>
-</ds:datastoreItem>
 </file>
--- a/docs/论文模板/李发鹏_系统分析设计与实现_论文模板.docx
+++ b/docs/论文模板/李发鹏_系统分析设计与实现_论文模板.docx
@@ -217,9 +217,13 @@
     </w:p>
     <w:p>
       <w:pPr>
+        <w:tabs>
+          <w:tab w:val="left" w:pos="7140"/>
+        </w:tabs>
         <w:spacing w:line="360" w:lineRule="auto"/>
         <w:ind w:left="839" w:firstLine="420"/>
         <w:rPr>
+          <w:rFonts w:hint="eastAsia"/>
           <w:color w:val="000000"/>
           <w:position w:val="-6"/>
           <w:sz w:val="28"/>
@@ -286,38 +290,47 @@
         <w:rPr>
           <w:rFonts w:hint="eastAsia"/>
           <w:color w:val="000000"/>
-          <w:position w:val="-6"/>
           <w:sz w:val="28"/>
           <w:u w:val="single"/>
         </w:rPr>
-        <w:t xml:space="preserve">        </w:t>
+        <w:t xml:space="preserve"> </w:t>
       </w:r>
       <w:r>
         <w:rPr>
           <w:rFonts w:hint="eastAsia"/>
           <w:color w:val="000000"/>
-          <w:position w:val="-6"/>
           <w:sz w:val="28"/>
           <w:u w:val="single"/>
         </w:rPr>
-        <w:t>李发鹏</w:t>
+        <w:t xml:space="preserve">      </w:t>
       </w:r>
       <w:r>
         <w:rPr>
           <w:rFonts w:hint="eastAsia"/>
           <w:color w:val="000000"/>
-          <w:position w:val="-6"/>
           <w:sz w:val="28"/>
           <w:u w:val="single"/>
         </w:rPr>
-        <w:t xml:space="preserve">         </w:t>
-      </w:r>
-    </w:p>
-    <w:p>
-      <w:pPr>
+        <w:t>李发鹏</w:t>
+      </w:r>
+      <w:r>
+        <w:rPr>
+          <w:color w:val="000000"/>
+          <w:sz w:val="28"/>
+          <w:u w:val="single"/>
+        </w:rPr>
+        <w:tab/>
+      </w:r>
+    </w:p>
+    <w:p>
+      <w:pPr>
+        <w:tabs>
+          <w:tab w:val="left" w:pos="7140"/>
+        </w:tabs>
         <w:spacing w:line="360" w:lineRule="auto"/>
         <w:ind w:left="839" w:firstLine="420"/>
         <w:rPr>
+          <w:rFonts w:hint="eastAsia"/>
           <w:color w:val="000000"/>
           <w:position w:val="-6"/>
           <w:sz w:val="28"/>
@@ -358,18 +371,47 @@
         <w:rPr>
           <w:rFonts w:hint="eastAsia"/>
           <w:color w:val="000000"/>
-          <w:position w:val="-6"/>
           <w:sz w:val="28"/>
           <w:u w:val="single"/>
         </w:rPr>
-        <w:t xml:space="preserve">           </w:t>
-      </w:r>
-    </w:p>
-    <w:p>
-      <w:pPr>
+        <w:t xml:space="preserve"> </w:t>
+      </w:r>
+      <w:r>
+        <w:rPr>
+          <w:rFonts w:hint="eastAsia"/>
+          <w:color w:val="000000"/>
+          <w:sz w:val="28"/>
+          <w:u w:val="single"/>
+        </w:rPr>
+        <w:t xml:space="preserve">      </w:t>
+      </w:r>
+      <w:r>
+        <w:rPr>
+          <w:rFonts w:hint="eastAsia"/>
+          <w:color w:val="000000"/>
+          <w:sz w:val="28"/>
+          <w:u w:val="single"/>
+        </w:rPr>
+        <w:t>史鹏辉</w:t>
+      </w:r>
+      <w:r>
+        <w:rPr>
+          <w:color w:val="000000"/>
+          <w:sz w:val="28"/>
+          <w:u w:val="single"/>
+        </w:rPr>
+        <w:tab/>
+      </w:r>
+    </w:p>
+    <w:p>
+      <w:pPr>
+        <w:tabs>
+          <w:tab w:val="left" w:pos="7140"/>
+        </w:tabs>
         <w:spacing w:line="360" w:lineRule="auto"/>
         <w:ind w:left="839" w:firstLine="420"/>
         <w:rPr>
+          <w:rFonts w:hint="eastAsia"/>
           <w:color w:val="000000"/>
           <w:position w:val="-6"/>
           <w:sz w:val="28"/>
@@ -402,6 +444,7 @@
         <w:rPr>
           <w:rFonts w:hint="eastAsia"/>
           <w:color w:val="000000"/>
+          <w:kern w:val="0"/>
           <w:sz w:val="28"/>
         </w:rPr>
         <w:t>：</w:t>
@@ -410,18 +453,51 @@
         <w:rPr>
           <w:rFonts w:hint="eastAsia"/>
           <w:color w:val="000000"/>
-          <w:position w:val="-6"/>
+          <w:kern w:val="0"/>
           <w:sz w:val="28"/>
           <w:u w:val="single"/>
         </w:rPr>
-        <w:t xml:space="preserve">             </w:t>
-      </w:r>
-    </w:p>
-    <w:p>
-      <w:pPr>
+        <w:t xml:space="preserve"> </w:t>
+      </w:r>
+      <w:r>
+        <w:rPr>
+          <w:rFonts w:hint="eastAsia"/>
+          <w:color w:val="000000"/>
+          <w:kern w:val="0"/>
+          <w:sz w:val="28"/>
+          <w:u w:val="single"/>
+        </w:rPr>
+        <w:t xml:space="preserve">      </w:t>
+      </w:r>
+      <w:r>
+        <w:rPr>
+          <w:rFonts w:hint="eastAsia"/>
+          <w:color w:val="000000"/>
+          <w:kern w:val="0"/>
+          <w:sz w:val="28"/>
+          <w:u w:val="single"/>
+        </w:rPr>
+        <w:t>吴俊峰</w:t>
+      </w:r>
+      <w:r>
+        <w:rPr>
+          <w:color w:val="000000"/>
+          <w:kern w:val="0"/>
+          <w:sz w:val="28"/>
+          <w:u w:val="single"/>
+        </w:rPr>
+        <w:tab/>
+      </w:r>
+    </w:p>
+    <w:p>
+      <w:pPr>
+        <w:tabs>
+          <w:tab w:val="left" w:pos="7140"/>
+        </w:tabs>
         <w:spacing w:line="360" w:lineRule="auto"/>
         <w:ind w:left="839" w:firstLine="420"/>
         <w:rPr>
+          <w:rFonts w:hint="eastAsia"/>
           <w:color w:val="000000"/>
           <w:position w:val="-6"/>
           <w:sz w:val="28"/>
@@ -456,6 +532,7 @@
         <w:rPr>
           <w:rFonts w:hint="eastAsia"/>
           <w:color w:val="000000"/>
+          <w:kern w:val="0"/>
           <w:position w:val="-6"/>
           <w:sz w:val="28"/>
         </w:rPr>
@@ -465,46 +542,63 @@
         <w:rPr>
           <w:rFonts w:hint="eastAsia"/>
           <w:color w:val="000000"/>
+          <w:kern w:val="0"/>
           <w:position w:val="-6"/>
           <w:sz w:val="28"/>
           <w:u w:val="single"/>
         </w:rPr>
-        <w:t xml:space="preserve">   </w:t>
+        <w:t xml:space="preserve"> </w:t>
       </w:r>
       <w:r>
         <w:rPr>
           <w:rFonts w:hint="eastAsia"/>
           <w:color w:val="000000"/>
+          <w:kern w:val="0"/>
           <w:position w:val="-6"/>
           <w:sz w:val="28"/>
           <w:u w:val="single"/>
         </w:rPr>
-        <w:t>计算机科学与技术</w:t>
+        <w:t xml:space="preserve">  </w:t>
       </w:r>
       <w:r>
         <w:rPr>
           <w:rFonts w:hint="eastAsia"/>
           <w:color w:val="000000"/>
+          <w:kern w:val="0"/>
           <w:position w:val="-6"/>
           <w:sz w:val="28"/>
           <w:u w:val="single"/>
         </w:rPr>
-        <w:t xml:space="preserve">  </w:t>
-      </w:r>
-    </w:p>
-    <w:p>
-      <w:pPr>
+        <w:t>计算机科学与技术</w:t>
+      </w:r>
+      <w:r>
+        <w:rPr>
+          <w:color w:val="000000"/>
+          <w:kern w:val="0"/>
+          <w:position w:val="-6"/>
+          <w:sz w:val="28"/>
+          <w:u w:val="single"/>
+        </w:rPr>
+        <w:tab/>
+      </w:r>
+    </w:p>
+    <w:p>
+      <w:pPr>
+        <w:tabs>
+          <w:tab w:val="left" w:pos="7140"/>
+        </w:tabs>
         <w:spacing w:line="360" w:lineRule="auto"/>
         <w:ind w:left="839" w:firstLine="420"/>
         <w:rPr>
-          <w:color w:val="000000"/>
-        </w:rPr>
-      </w:pPr>
-      <w:r>
-        <w:rPr>
           <w:rFonts w:hint="eastAsia"/>
           <w:color w:val="000000"/>
-          <w:spacing w:val="220"/>
+        </w:rPr>
+      </w:pPr>
+      <w:r>
+        <w:rPr>
+          <w:rFonts w:hint="eastAsia"/>
+          <w:color w:val="000000"/>
+          <w:spacing w:val="233"/>
           <w:kern w:val="0"/>
           <w:sz w:val="28"/>
           <w:fitText w:val="2520" w:id="-381513213"/>
@@ -515,7 +609,7 @@
         <w:rPr>
           <w:rFonts w:hint="eastAsia"/>
           <w:color w:val="000000"/>
-          <w:spacing w:val="40"/>
+          <w:spacing w:val="1"/>
           <w:kern w:val="0"/>
           <w:sz w:val="28"/>
           <w:fitText w:val="2520" w:id="-381513213"/>
@@ -534,91 +628,93 @@
         <w:rPr>
           <w:rFonts w:hint="eastAsia"/>
           <w:color w:val="000000"/>
-          <w:position w:val="-6"/>
           <w:sz w:val="28"/>
           <w:u w:val="single"/>
         </w:rPr>
-        <w:t xml:space="preserve">       </w:t>
+        <w:t xml:space="preserve"> </w:t>
       </w:r>
       <w:r>
         <w:rPr>
           <w:rFonts w:hint="eastAsia"/>
           <w:color w:val="000000"/>
-          <w:position w:val="-6"/>
           <w:sz w:val="28"/>
           <w:u w:val="single"/>
         </w:rPr>
-        <w:t>信息工程学院</w:t>
+        <w:t xml:space="preserve">    </w:t>
       </w:r>
       <w:r>
         <w:rPr>
           <w:rFonts w:hint="eastAsia"/>
           <w:color w:val="000000"/>
-          <w:position w:val="-6"/>
           <w:sz w:val="28"/>
           <w:u w:val="single"/>
         </w:rPr>
+        <w:t>信息工程学院</w:t>
+      </w:r>
+      <w:r>
+        <w:rPr>
+          <w:rFonts w:hint="eastAsia"/>
+          <w:color w:val="000000"/>
+          <w:sz w:val="28"/>
+          <w:u w:val="single"/>
+        </w:rPr>
+        <w:tab/>
+      </w:r>
+    </w:p>
+    <w:p>
+      <w:pPr>
+        <w:jc w:val="center"/>
+        <w:rPr>
+          <w:color w:val="000000"/>
+        </w:rPr>
+      </w:pPr>
+    </w:p>
+    <w:p>
+      <w:pPr>
+        <w:jc w:val="center"/>
+        <w:rPr>
+          <w:color w:val="000000"/>
+        </w:rPr>
+      </w:pPr>
+    </w:p>
+    <w:p>
+      <w:pPr>
+        <w:jc w:val="center"/>
+        <w:rPr>
+          <w:color w:val="000000"/>
+          <w:sz w:val="28"/>
+        </w:rPr>
+      </w:pPr>
+      <w:r>
+        <w:rPr>
+          <w:rFonts w:hint="eastAsia"/>
+          <w:color w:val="000000"/>
+          <w:sz w:val="28"/>
+        </w:rPr>
+        <w:t>年</w:t>
+      </w:r>
+      <w:r>
+        <w:rPr>
+          <w:rFonts w:hint="eastAsia"/>
+          <w:color w:val="000000"/>
+          <w:sz w:val="28"/>
+        </w:rPr>
         <w:t xml:space="preserve">   </w:t>
       </w:r>
-    </w:p>
-    <w:p>
-      <w:pPr>
-        <w:jc w:val="center"/>
-        <w:rPr>
-          <w:color w:val="000000"/>
-        </w:rPr>
-      </w:pPr>
-    </w:p>
-    <w:p>
-      <w:pPr>
-        <w:jc w:val="center"/>
-        <w:rPr>
-          <w:color w:val="000000"/>
-        </w:rPr>
-      </w:pPr>
-    </w:p>
-    <w:p>
-      <w:pPr>
-        <w:jc w:val="center"/>
-        <w:rPr>
+      <w:r>
+        <w:rPr>
+          <w:rFonts w:hint="eastAsia"/>
           <w:color w:val="000000"/>
           <w:sz w:val="28"/>
         </w:rPr>
-      </w:pPr>
-      <w:r>
-        <w:rPr>
-          <w:rFonts w:hint="eastAsia"/>
-          <w:color w:val="000000"/>
-          <w:sz w:val="28"/>
-        </w:rPr>
-        <w:t>年</w:t>
-      </w:r>
-      <w:r>
-        <w:rPr>
-          <w:rFonts w:hint="eastAsia"/>
-          <w:color w:val="000000"/>
-          <w:sz w:val="28"/>
-        </w:rPr>
-        <w:t xml:space="preserve">   </w:t>
-      </w:r>
-      <w:r>
-        <w:rPr>
-          <w:rFonts w:hint="eastAsia"/>
-          <w:color w:val="000000"/>
-          <w:sz w:val="28"/>
-        </w:rPr>
         <w:t>月</w:t>
       </w:r>
     </w:p>
     <w:p>
       <w:pPr>
         <w:sectPr>
-          <w:headerReference w:type="even" r:id="rId10"/>
-          <w:headerReference w:type="default" r:id="rId11"/>
-          <w:footerReference w:type="even" r:id="rId12"/>
-          <w:footerReference w:type="default" r:id="rId13"/>
-          <w:headerReference w:type="first" r:id="rId14"/>
-          <w:footerReference w:type="first" r:id="rId15"/>
+          <w:headerReference w:type="default" r:id="rId10"/>
+          <w:footerReference w:type="default" r:id="rId11"/>
           <w:pgSz w:w="11906" w:h="16838"/>
           <w:pgMar w:top="1701" w:right="1417" w:bottom="1417" w:left="1701" w:header="1304" w:footer="1020" w:gutter="0"/>
           <w:cols w:space="720"/>
@@ -1442,6 +1538,234 @@
       <w:r>
         <w:tab/>
         <w:t>25</w:t>
+      </w:r>
+    </w:p>
+    <w:p>
+      <w:pPr>
+        <w:sectPr>
+          <w:headerReference w:type="default" r:id="rId12"/>
+          <w:footerReference w:type="default" r:id="rId13"/>
+          <w:pgSz w:w="11906" w:h="16838"/>
+          <w:pgMar w:top="1701" w:right="1417" w:bottom="1417" w:left="1701" w:header="1304" w:footer="1020" w:gutter="0"/>
+          <w:pgNumType w:fmt="upperRoman" w:start="1"/>
+          <w:cols w:space="720"/>
+        </w:sectPr>
+      </w:pPr>
+    </w:p>
+    <w:p>
+      <w:pPr>
+        <w:pStyle w:val="ae"/>
+        <w:keepNext/>
+        <w:spacing w:before="240" w:after="240"/>
+        <w:ind w:firstLineChars="0" w:firstLine="0"/>
+        <w:outlineLvl w:val="0"/>
+      </w:pPr>
+      <w:bookmarkStart w:id="0" w:name="_Toc239686768"/>
+      <w:r>
+        <w:rPr>
+          <w:rFonts w:ascii="黑体" w:hAnsi="黑体"/>
+          <w:color w:val="000000"/>
+          <w:sz w:val="44"/>
+        </w:rPr>
+        <w:lastRenderedPageBreak/>
+        <w:t>摘  要</w:t>
+      </w:r>
+      <w:bookmarkEnd w:id="0"/>
+    </w:p>
+    <w:p>
+      <w:pPr>
+        <w:pStyle w:val="af0"/>
+        <w:ind w:firstLine="420"/>
+        <w:jc w:val="both"/>
+      </w:pPr>
+      <w:r>
+        <w:t>红色文化景点承载着革命历史、人物事迹和地方文化记忆，但传统学习过程中，景点资料、参观心得与个人学习记录往往分散保存，不便于持续查询和回顾。为改善这一问题，本文设计并实现了一套红色文化学习打卡系统，将用户注册登录、公告浏览、红色景点查询、热门景点展示、学习心得提交和个人记录管理等功能集中在统一客户端中，同时为管理员提供用户查询以及公告、景点信息维护功能。</w:t>
+      </w:r>
+    </w:p>
+    <w:p>
+      <w:pPr>
+        <w:pStyle w:val="af0"/>
+        <w:ind w:firstLine="420"/>
+        <w:jc w:val="both"/>
+      </w:pPr>
+      <w:r>
+        <w:t>系统采用可视化联网</w:t>
+      </w:r>
+      <w:r>
+        <w:t>C/S</w:t>
+      </w:r>
+      <w:r>
+        <w:t>结构，由</w:t>
+      </w:r>
+      <w:r>
+        <w:t>Python</w:t>
+      </w:r>
+      <w:r>
+        <w:t>客户端、</w:t>
+      </w:r>
+      <w:r>
+        <w:t>HTTP</w:t>
+      </w:r>
+      <w:r>
+        <w:t>通信接口、</w:t>
+      </w:r>
+      <w:r>
+        <w:t>Python</w:t>
+      </w:r>
+      <w:r>
+        <w:t>服务端和</w:t>
+      </w:r>
+      <w:r>
+        <w:t>SQLite</w:t>
+      </w:r>
+      <w:r>
+        <w:t>数据库组成。客户端使用</w:t>
+      </w:r>
+      <w:r>
+        <w:t>Tkinter</w:t>
+      </w:r>
+      <w:r>
+        <w:t>与</w:t>
+      </w:r>
+      <w:r>
+        <w:t>ttk</w:t>
+      </w:r>
+      <w:r>
+        <w:t>构建交互界面，通过</w:t>
+      </w:r>
+      <w:r>
+        <w:t>ApiClient</w:t>
+      </w:r>
+      <w:r>
+        <w:t>向服务端发送</w:t>
+      </w:r>
+      <w:r>
+        <w:t>JSON</w:t>
+      </w:r>
+      <w:r>
+        <w:t>请求；服务端按照</w:t>
+      </w:r>
+      <w:r>
+        <w:t>action</w:t>
+      </w:r>
+      <w:r>
+        <w:t>分发业务操作，统一完成参数校验、会话令牌验证、角色权限检查和数据库访问。系统根据现存学习记录实时统计个人学习积分与景点打卡次数，并以打卡次数不少于</w:t>
+      </w:r>
+      <w:r>
+        <w:t>10</w:t>
+      </w:r>
+      <w:r>
+        <w:t>次作为热门景点的判定条件。注册、登录、打卡、记录修改和管理操作均由服务端集中处理，以保证业务规则和数据处理的一致性。</w:t>
+      </w:r>
+    </w:p>
+    <w:p>
+      <w:pPr>
+        <w:pStyle w:val="af0"/>
+        <w:ind w:firstLine="420"/>
+        <w:jc w:val="both"/>
+      </w:pPr>
+      <w:r>
+        <w:t>目前系统已完成主要业务流程的实现，并能够在本机及同一局域网环境下完成客户端与服务端连接和基本功能演示。系统适用于小规模课程展示，可支持普通用户与管理员的分角色操作以及学习数据的持久化保存。受项目规模和测试条件限制，系统尚未针对大规模并发、公开网络安全和复杂推荐功能进行验证，后续可进一步完善自动化测试、访问安全和跨平台部署。</w:t>
+      </w:r>
+    </w:p>
+    <w:p>
+      <w:pPr>
+        <w:pStyle w:val="af0"/>
+        <w:ind w:firstLineChars="0" w:firstLine="0"/>
+        <w:jc w:val="both"/>
+      </w:pPr>
+      <w:r>
+        <w:t>关键词：红色文化；学习打卡；</w:t>
+      </w:r>
+      <w:r>
+        <w:t>C/S</w:t>
+      </w:r>
+      <w:r>
+        <w:t>结构；</w:t>
+      </w:r>
+      <w:r>
+        <w:t>Python</w:t>
+      </w:r>
+      <w:r>
+        <w:t>；</w:t>
+      </w:r>
+      <w:r>
+        <w:t>SQLite</w:t>
+      </w:r>
+      <w:r>
+        <w:t>；权限控制</w:t>
+      </w:r>
+    </w:p>
+    <w:p>
+      <w:pPr>
+        <w:sectPr>
+          <w:headerReference w:type="default" r:id="rId14"/>
+          <w:footerReference w:type="default" r:id="rId15"/>
+          <w:pgSz w:w="11906" w:h="16838"/>
+          <w:pgMar w:top="1701" w:right="1417" w:bottom="1417" w:left="1701" w:header="1304" w:footer="1020" w:gutter="0"/>
+          <w:pgNumType w:fmt="upperRoman"/>
+          <w:cols w:space="720"/>
+        </w:sectPr>
+      </w:pPr>
+    </w:p>
+    <w:p>
+      <w:pPr>
+        <w:pStyle w:val="ae"/>
+        <w:keepNext/>
+        <w:spacing w:before="240" w:after="240"/>
+        <w:ind w:firstLineChars="0" w:firstLine="0"/>
+        <w:outlineLvl w:val="0"/>
+      </w:pPr>
+      <w:bookmarkStart w:id="1" w:name="_Toc239686769"/>
+      <w:r>
+        <w:rPr>
+          <w:rFonts w:ascii="黑体" w:hAnsi="黑体"/>
+          <w:color w:val="000000"/>
+          <w:sz w:val="44"/>
+        </w:rPr>
+        <w:lastRenderedPageBreak/>
+        <w:t>Abstract</w:t>
+      </w:r>
+      <w:bookmarkEnd w:id="1"/>
+    </w:p>
+    <w:p>
+      <w:pPr>
+        <w:pStyle w:val="af0"/>
+        <w:ind w:firstLineChars="100" w:firstLine="210"/>
+        <w:jc w:val="both"/>
+      </w:pPr>
+      <w:r>
+        <w:t>Red cultural heritage sites preserve revolutionary history, important figures, and local cultural memory. However, learning materials, visit reflections, and personal learning records are often stored separately in conventional learning activities, making continuous retrieval and review inconvenient. To address this problem, this thesis designs and implements a red culture learning check-in system. The system integrates user registration and login, announcement browsing, red heritage site search, popular-site display, learning reflection submission, and personal record management in one client. It also provides administrators with user inquiry and announcement and site maintenance functions.</w:t>
+      </w:r>
+    </w:p>
+    <w:p>
+      <w:pPr>
+        <w:pStyle w:val="af0"/>
+        <w:ind w:firstLine="420"/>
+        <w:jc w:val="both"/>
+      </w:pPr>
+      <w:r>
+        <w:t>The system adopts a networked client/server architecture and consists of a Python client, an HTTP communication interface, a Python server, and an SQLite database. The client uses Tkinter and ttk to build the graphical interface and sends JSON requests through ApiClient. The server dispatches operations by action and centrally performs parameter validation, session-token authentication, role-based access control, and database access. Learning scores and site check-in counts are calculated in real time from existing learning records, and a site is regarded as popular when its check-in count reaches ten. Registration, login, check-in, record updates, and administrative operations are handled by the server to maintain consistent business rules and data processing.</w:t>
+      </w:r>
+    </w:p>
+    <w:p>
+      <w:pPr>
+        <w:pStyle w:val="af0"/>
+        <w:ind w:firstLine="420"/>
+        <w:jc w:val="both"/>
+      </w:pPr>
+      <w:r>
+        <w:t>The main business processes have been implemented, and the client can connect to the server for basic functional demonstrations on the same computer or within a local area network. The system is suitable for small-scale course demonstrations and supports role-based operations and persistent storage of learning data. Large-scale concurrency, public-network security, and advanced recommendation functions have not yet been verified and remain directions for further work.</w:t>
+      </w:r>
+    </w:p>
+    <w:p>
+      <w:pPr>
+        <w:pStyle w:val="af0"/>
+        <w:ind w:firstLineChars="0" w:firstLine="0"/>
+        <w:jc w:val="both"/>
+      </w:pPr>
+      <w:r>
+        <w:t>Key Words: red culture; learning check-in; client/server architecture; Python; SQLite; access control</w:t>
       </w:r>
     </w:p>
     <w:p>
@@ -1451,234 +1775,6 @@
           <w:footerReference w:type="default" r:id="rId17"/>
           <w:pgSz w:w="11906" w:h="16838"/>
           <w:pgMar w:top="1701" w:right="1417" w:bottom="1417" w:left="1701" w:header="1304" w:footer="1020" w:gutter="0"/>
-          <w:pgNumType w:fmt="upperRoman" w:start="1"/>
-          <w:cols w:space="720"/>
-        </w:sectPr>
-      </w:pPr>
-    </w:p>
-    <w:p>
-      <w:pPr>
-        <w:pStyle w:val="ae"/>
-        <w:keepNext/>
-        <w:spacing w:before="240" w:after="240"/>
-        <w:ind w:firstLineChars="0" w:firstLine="0"/>
-        <w:outlineLvl w:val="0"/>
-      </w:pPr>
-      <w:bookmarkStart w:id="0" w:name="_Toc239686768"/>
-      <w:r>
-        <w:rPr>
-          <w:rFonts w:ascii="黑体" w:hAnsi="黑体"/>
-          <w:color w:val="000000"/>
-          <w:sz w:val="44"/>
-        </w:rPr>
-        <w:lastRenderedPageBreak/>
-        <w:t>摘  要</w:t>
-      </w:r>
-      <w:bookmarkEnd w:id="0"/>
-    </w:p>
-    <w:p>
-      <w:pPr>
-        <w:pStyle w:val="af0"/>
-        <w:ind w:firstLine="420"/>
-        <w:jc w:val="both"/>
-      </w:pPr>
-      <w:r>
-        <w:t>红色文化景点承载着革命历史、人物事迹和地方文化记忆，但传统学习过程中，景点资料、参观心得与个人学习记录往往分散保存，不便于持续查询和回顾。为改善这一问题，本文设计并实现了一套红色文化学习打卡系统，将用户注册登录、公告浏览、红色景点查询、热门景点展示、学习心得提交和个人记录管理等功能集中在统一客户端中，同时为管理员提供用户查询以及公告、景点信息维护功能。</w:t>
-      </w:r>
-    </w:p>
-    <w:p>
-      <w:pPr>
-        <w:pStyle w:val="af0"/>
-        <w:ind w:firstLine="420"/>
-        <w:jc w:val="both"/>
-      </w:pPr>
-      <w:r>
-        <w:t>系统采用可视化联网</w:t>
-      </w:r>
-      <w:r>
-        <w:t>C/S</w:t>
-      </w:r>
-      <w:r>
-        <w:t>结构，由</w:t>
-      </w:r>
-      <w:r>
-        <w:t>Python</w:t>
-      </w:r>
-      <w:r>
-        <w:t>客户端、</w:t>
-      </w:r>
-      <w:r>
-        <w:t>HTTP</w:t>
-      </w:r>
-      <w:r>
-        <w:t>通信接口、</w:t>
-      </w:r>
-      <w:r>
-        <w:t>Python</w:t>
-      </w:r>
-      <w:r>
-        <w:t>服务端和</w:t>
-      </w:r>
-      <w:r>
-        <w:t>SQLite</w:t>
-      </w:r>
-      <w:r>
-        <w:t>数据库组成。客户端使用</w:t>
-      </w:r>
-      <w:r>
-        <w:t>Tkinter</w:t>
-      </w:r>
-      <w:r>
-        <w:t>与</w:t>
-      </w:r>
-      <w:r>
-        <w:t>ttk</w:t>
-      </w:r>
-      <w:r>
-        <w:t>构建交互界面，通过</w:t>
-      </w:r>
-      <w:r>
-        <w:t>ApiClient</w:t>
-      </w:r>
-      <w:r>
-        <w:t>向服务端发送</w:t>
-      </w:r>
-      <w:r>
-        <w:t>JSON</w:t>
-      </w:r>
-      <w:r>
-        <w:t>请求；服务端按照</w:t>
-      </w:r>
-      <w:r>
-        <w:t>action</w:t>
-      </w:r>
-      <w:r>
-        <w:t>分发业务操作，统一完成参数校验、会话令牌验证、角色权限检查和数据库访问。系统根据现存学习记录实时统计个人学习积分与景点打卡次数，并以打卡次数不少于</w:t>
-      </w:r>
-      <w:r>
-        <w:t>10</w:t>
-      </w:r>
-      <w:r>
-        <w:t>次作为热门景点的判定条件。注册、登录、打卡、记录修改和管理操作均由服务端集中处理，以保证业务规则和数据处理的一致性。</w:t>
-      </w:r>
-    </w:p>
-    <w:p>
-      <w:pPr>
-        <w:pStyle w:val="af0"/>
-        <w:ind w:firstLine="420"/>
-        <w:jc w:val="both"/>
-      </w:pPr>
-      <w:r>
-        <w:t>目前系统已完成主要业务流程的实现，并能够在本机及同一局域网环境下完成客户端与服务端连接和基本功能演示。系统适用于小规模课程展示，可支持普通用户与管理员的分角色操作以及学习数据的持久化保存。受项目规模和测试条件限制，系统尚未针对大规模并发、公开网络安全和复杂推荐功能进行验证，后续可进一步完善自动化测试、访问安全和跨平台部署。</w:t>
-      </w:r>
-    </w:p>
-    <w:p>
-      <w:pPr>
-        <w:pStyle w:val="af0"/>
-        <w:ind w:firstLineChars="0" w:firstLine="0"/>
-        <w:jc w:val="both"/>
-      </w:pPr>
-      <w:r>
-        <w:t>关键词：红色文化；学习打卡；</w:t>
-      </w:r>
-      <w:r>
-        <w:t>C/S</w:t>
-      </w:r>
-      <w:r>
-        <w:t>结构；</w:t>
-      </w:r>
-      <w:r>
-        <w:t>Python</w:t>
-      </w:r>
-      <w:r>
-        <w:t>；</w:t>
-      </w:r>
-      <w:r>
-        <w:t>SQLite</w:t>
-      </w:r>
-      <w:r>
-        <w:t>；权限控制</w:t>
-      </w:r>
-    </w:p>
-    <w:p>
-      <w:pPr>
-        <w:sectPr>
-          <w:headerReference w:type="default" r:id="rId18"/>
-          <w:footerReference w:type="default" r:id="rId19"/>
-          <w:pgSz w:w="11906" w:h="16838"/>
-          <w:pgMar w:top="1701" w:right="1417" w:bottom="1417" w:left="1701" w:header="1304" w:footer="1020" w:gutter="0"/>
-          <w:pgNumType w:fmt="upperRoman"/>
-          <w:cols w:space="720"/>
-        </w:sectPr>
-      </w:pPr>
-    </w:p>
-    <w:p>
-      <w:pPr>
-        <w:pStyle w:val="ae"/>
-        <w:keepNext/>
-        <w:spacing w:before="240" w:after="240"/>
-        <w:ind w:firstLineChars="0" w:firstLine="0"/>
-        <w:outlineLvl w:val="0"/>
-      </w:pPr>
-      <w:bookmarkStart w:id="1" w:name="_Toc239686769"/>
-      <w:r>
-        <w:rPr>
-          <w:rFonts w:ascii="黑体" w:hAnsi="黑体"/>
-          <w:color w:val="000000"/>
-          <w:sz w:val="44"/>
-        </w:rPr>
-        <w:lastRenderedPageBreak/>
-        <w:t>Abstract</w:t>
-      </w:r>
-      <w:bookmarkEnd w:id="1"/>
-    </w:p>
-    <w:p>
-      <w:pPr>
-        <w:pStyle w:val="af0"/>
-        <w:ind w:firstLineChars="100" w:firstLine="210"/>
-        <w:jc w:val="both"/>
-      </w:pPr>
-      <w:r>
-        <w:t>Red cultural heritage sites preserve revolutionary history, important figures, and local cultural memory. However, learning materials, visit reflections, and personal learning records are often stored separately in conventional learning activities, making continuous retrieval and review inconvenient. To address this problem, this thesis designs and implements a red culture learning check-in system. The system integrates user registration and login, announcement browsing, red heritage site search, popular-site display, learning reflection submission, and personal record management in one client. It also provides administrators with user inquiry and announcement and site maintenance functions.</w:t>
-      </w:r>
-    </w:p>
-    <w:p>
-      <w:pPr>
-        <w:pStyle w:val="af0"/>
-        <w:ind w:firstLine="420"/>
-        <w:jc w:val="both"/>
-      </w:pPr>
-      <w:r>
-        <w:t>The system adopts a networked client/server architecture and consists of a Python client, an HTTP communication interface, a Python server, and an SQLite database. The client uses Tkinter and ttk to build the graphical interface and sends JSON requests through ApiClient. The server dispatches operations by action and centrally performs parameter validation, session-token authentication, role-based access control, and database access. Learning scores and site check-in counts are calculated in real time from existing learning records, and a site is regarded as popular when its check-in count reaches ten. Registration, login, check-in, record updates, and administrative operations are handled by the server to maintain consistent business rules and data processing.</w:t>
-      </w:r>
-    </w:p>
-    <w:p>
-      <w:pPr>
-        <w:pStyle w:val="af0"/>
-        <w:ind w:firstLine="420"/>
-        <w:jc w:val="both"/>
-      </w:pPr>
-      <w:r>
-        <w:t>The main business processes have been implemented, and the client can connect to the server for basic functional demonstrations on the same computer or within a local area network. The system is suitable for small-scale course demonstrations and supports role-based operations and persistent storage of learning data. Large-scale concurrency, public-network security, and advanced recommendation functions have not yet been verified and remain directions for further work.</w:t>
-      </w:r>
-    </w:p>
-    <w:p>
-      <w:pPr>
-        <w:pStyle w:val="af0"/>
-        <w:ind w:firstLineChars="0" w:firstLine="0"/>
-        <w:jc w:val="both"/>
-      </w:pPr>
-      <w:r>
-        <w:t>Key Words: red culture; learning check-in; client/server architecture; Python; SQLite; access control</w:t>
-      </w:r>
-    </w:p>
-    <w:p>
-      <w:pPr>
-        <w:sectPr>
-          <w:headerReference w:type="default" r:id="rId20"/>
-          <w:footerReference w:type="default" r:id="rId21"/>
-          <w:pgSz w:w="11906" w:h="16838"/>
-          <w:pgMar w:top="1701" w:right="1417" w:bottom="1417" w:left="1701" w:header="1304" w:footer="1020" w:gutter="0"/>
           <w:pgNumType w:fmt="upperRoman"/>
           <w:cols w:space="720"/>
         </w:sectPr>
@@ -1703,7 +1799,7 @@
       <w:pPr>
         <w:pStyle w:val="af"/>
         <w:keepNext/>
-        <w:spacing w:before="240" w:after="240"/>
+        <w:spacing w:before="240" w:after="240" w:line="0" w:lineRule="atLeast"/>
         <w:ind w:firstLine="480"/>
       </w:pPr>
       <w:r>
@@ -1731,7 +1827,7 @@
         <w:t>系统面向普通用户和管理员两类使用者。普通用户可以注册和登录，查看公告、全部景点和热门景点，按编号或名称查询景点，填写学习心得并完成打卡，还可以查询、排序、修改或删除自己的学习记录。管理员使用服务端代码中固定配置的唯一账号登录，可以查看普通用户，并维护公告和景点。管理员信息不写入</w:t>
       </w:r>
       <w:r>
-        <w:t xml:space="preserve"> users </w:t>
+        <w:t>users</w:t>
       </w:r>
       <w:r>
         <w:t>表，也不参与学习打卡。</w:t>
@@ -1790,13 +1886,13 @@
         <w:t>中按记录编号或景点编号筛选，并按最新、最早或景点编号排序。修改操作只更新本人记录的学习心得，删除操作需要二次确认。用户积分等于该用户当前</w:t>
       </w:r>
       <w:r>
-        <w:t xml:space="preserve"> records </w:t>
+        <w:t>records</w:t>
       </w:r>
       <w:r>
         <w:t>记录数量；景点打卡次数也由</w:t>
       </w:r>
       <w:r>
-        <w:t xml:space="preserve">records </w:t>
+        <w:t>records</w:t>
       </w:r>
       <w:r>
         <w:t>实时统计，达到</w:t>
@@ -1817,29 +1913,95 @@
     <w:p>
       <w:pPr>
         <w:pStyle w:val="af0"/>
-        <w:keepNext/>
         <w:ind w:firstLine="420"/>
-        <w:jc w:val="center"/>
-      </w:pPr>
-      <w:r>
-        <w:t>【此处插入用户学习打卡活动图】</w:t>
+      </w:pPr>
+    </w:p>
+    <w:p>
+      <w:pPr>
+        <w:pStyle w:val="af0"/>
+        <w:ind w:firstLine="420"/>
+      </w:pPr>
+    </w:p>
+    <w:p>
+      <w:pPr>
+        <w:pStyle w:val="af0"/>
+        <w:ind w:firstLine="420"/>
+      </w:pPr>
+    </w:p>
+    <w:p>
+      <w:pPr>
+        <w:pStyle w:val="af0"/>
+        <w:spacing w:line="240" w:lineRule="auto"/>
+        <w:ind w:firstLine="420"/>
+      </w:pPr>
+      <w:r>
+        <w:rPr>
+          <w:rFonts w:hint="eastAsia"/>
+          <w:noProof/>
+        </w:rPr>
+        <w:lastRenderedPageBreak/>
+        <w:drawing>
+          <wp:inline distT="0" distB="0" distL="0" distR="0" wp14:anchorId="165A51A5" wp14:editId="535C4D40">
+            <wp:extent cx="4956561" cy="6884113"/>
+            <wp:effectExtent l="0" t="0" r="0" b="0"/>
+            <wp:docPr id="1656344903" name="图片 1"/>
+            <wp:cNvGraphicFramePr>
+              <a:graphicFrameLocks xmlns:a="http://schemas.openxmlformats.org/drawingml/2006/main" noChangeAspect="1"/>
+            </wp:cNvGraphicFramePr>
+            <a:graphic xmlns:a="http://schemas.openxmlformats.org/drawingml/2006/main">
+              <a:graphicData uri="http://schemas.openxmlformats.org/drawingml/2006/picture">
+                <pic:pic xmlns:pic="http://schemas.openxmlformats.org/drawingml/2006/picture">
+                  <pic:nvPicPr>
+                    <pic:cNvPr id="1656344903" name="图片 1656344903"/>
+                    <pic:cNvPicPr/>
+                  </pic:nvPicPr>
+                  <pic:blipFill>
+                    <a:blip r:embed="rId18" cstate="print">
+                      <a:extLst>
+                        <a:ext uri="{28A0092B-C50C-407E-A947-70E740481C1C}">
+                          <a14:useLocalDpi xmlns:a14="http://schemas.microsoft.com/office/drawing/2010/main" val="0"/>
+                        </a:ext>
+                      </a:extLst>
+                    </a:blip>
+                    <a:stretch>
+                      <a:fillRect/>
+                    </a:stretch>
+                  </pic:blipFill>
+                  <pic:spPr>
+                    <a:xfrm>
+                      <a:off x="0" y="0"/>
+                      <a:ext cx="4968786" cy="6901092"/>
+                    </a:xfrm>
+                    <a:prstGeom prst="rect">
+                      <a:avLst/>
+                    </a:prstGeom>
+                  </pic:spPr>
+                </pic:pic>
+              </a:graphicData>
+            </a:graphic>
+          </wp:inline>
+        </w:drawing>
       </w:r>
     </w:p>
     <w:p>
       <w:pPr>
         <w:pStyle w:val="af0"/>
         <w:spacing w:before="60" w:after="120"/>
-        <w:ind w:firstLine="420"/>
+        <w:ind w:firstLine="360"/>
         <w:jc w:val="center"/>
-      </w:pPr>
-      <w:r>
-        <w:t>图</w:t>
-      </w:r>
-      <w:r>
-        <w:t xml:space="preserve">1.1 </w:t>
-      </w:r>
-      <w:r>
-        <w:t>用户学习打卡活动图</w:t>
+        <w:rPr>
+          <w:rFonts w:ascii="黑体" w:eastAsia="黑体" w:hAnsi="黑体"/>
+          <w:sz w:val="18"/>
+          <w:szCs w:val="18"/>
+        </w:rPr>
+      </w:pPr>
+      <w:r>
+        <w:rPr>
+          <w:rFonts w:ascii="黑体" w:eastAsia="黑体" w:hAnsi="黑体"/>
+          <w:sz w:val="18"/>
+          <w:szCs w:val="18"/>
+        </w:rPr>
+        <w:t>图1.1 用户学习打卡活动图</w:t>
       </w:r>
     </w:p>
     <w:p>
@@ -1874,24 +2036,50 @@
     <w:p>
       <w:pPr>
         <w:pStyle w:val="af0"/>
+        <w:ind w:firstLine="420"/>
+      </w:pPr>
+    </w:p>
+    <w:p>
+      <w:pPr>
+        <w:pStyle w:val="af0"/>
+        <w:ind w:firstLine="420"/>
+        <w:rPr>
+          <w:rFonts w:hint="eastAsia"/>
+        </w:rPr>
+      </w:pPr>
+    </w:p>
+    <w:p>
+      <w:pPr>
+        <w:pStyle w:val="af0"/>
         <w:spacing w:before="60" w:after="120"/>
-        <w:ind w:firstLine="420"/>
+        <w:ind w:firstLine="360"/>
         <w:jc w:val="center"/>
-      </w:pPr>
-      <w:r>
-        <w:t>表</w:t>
-      </w:r>
-      <w:r>
-        <w:t xml:space="preserve">1.1 </w:t>
-      </w:r>
-      <w:r>
-        <w:t>业务事件列表</w:t>
+        <w:rPr>
+          <w:rFonts w:ascii="黑体" w:eastAsia="黑体" w:hAnsi="黑体"/>
+          <w:sz w:val="18"/>
+          <w:szCs w:val="18"/>
+        </w:rPr>
+      </w:pPr>
+      <w:r>
+        <w:rPr>
+          <w:rFonts w:ascii="黑体" w:eastAsia="黑体" w:hAnsi="黑体"/>
+          <w:sz w:val="18"/>
+          <w:szCs w:val="18"/>
+        </w:rPr>
+        <w:lastRenderedPageBreak/>
+        <w:t>表1.1 业务事件列表</w:t>
       </w:r>
     </w:p>
     <w:tbl>
       <w:tblPr>
         <w:tblStyle w:val="a8"/>
         <w:tblW w:w="0" w:type="auto"/>
+        <w:tblBorders>
+          <w:left w:val="none" w:sz="0" w:space="0" w:color="auto"/>
+          <w:right w:val="none" w:sz="0" w:space="0" w:color="auto"/>
+          <w:insideH w:val="none" w:sz="0" w:space="0" w:color="auto"/>
+          <w:insideV w:val="none" w:sz="0" w:space="0" w:color="auto"/>
+        </w:tblBorders>
         <w:tblLook w:val="04A0" w:firstRow="1" w:lastRow="0" w:firstColumn="1" w:lastColumn="0" w:noHBand="0" w:noVBand="1"/>
       </w:tblPr>
       <w:tblGrid>
@@ -1908,18 +2096,27 @@
         <w:tc>
           <w:tcPr>
             <w:tcW w:w="794" w:type="dxa"/>
-            <w:shd w:val="clear" w:color="auto" w:fill="D9E2F3"/>
-            <w:vAlign w:val="center"/>
-          </w:tcPr>
-          <w:p>
-            <w:pPr>
-              <w:jc w:val="center"/>
+            <w:tcBorders>
+              <w:top w:val="single" w:sz="4" w:space="0" w:color="auto"/>
+              <w:bottom w:val="single" w:sz="4" w:space="0" w:color="auto"/>
+            </w:tcBorders>
+            <w:vAlign w:val="center"/>
+          </w:tcPr>
+          <w:p>
+            <w:pPr>
+              <w:jc w:val="center"/>
+              <w:rPr>
+                <w:rFonts w:ascii="宋体" w:hAnsi="宋体"/>
+                <w:sz w:val="18"/>
+                <w:szCs w:val="18"/>
+              </w:rPr>
             </w:pPr>
             <w:r>
               <w:rPr>
                 <w:rFonts w:ascii="宋体" w:hAnsi="宋体"/>
                 <w:b/>
-                <w:sz w:val="17"/>
+                <w:sz w:val="18"/>
+                <w:szCs w:val="18"/>
               </w:rPr>
               <w:t>编号</w:t>
             </w:r>
@@ -1928,18 +2125,27 @@
         <w:tc>
           <w:tcPr>
             <w:tcW w:w="1247" w:type="dxa"/>
-            <w:shd w:val="clear" w:color="auto" w:fill="D9E2F3"/>
-            <w:vAlign w:val="center"/>
-          </w:tcPr>
-          <w:p>
-            <w:pPr>
-              <w:jc w:val="center"/>
+            <w:tcBorders>
+              <w:top w:val="single" w:sz="4" w:space="0" w:color="auto"/>
+              <w:bottom w:val="single" w:sz="4" w:space="0" w:color="auto"/>
+            </w:tcBorders>
+            <w:vAlign w:val="center"/>
+          </w:tcPr>
+          <w:p>
+            <w:pPr>
+              <w:jc w:val="center"/>
+              <w:rPr>
+                <w:rFonts w:ascii="宋体" w:hAnsi="宋体"/>
+                <w:sz w:val="18"/>
+                <w:szCs w:val="18"/>
+              </w:rPr>
             </w:pPr>
             <w:r>
               <w:rPr>
                 <w:rFonts w:ascii="宋体" w:hAnsi="宋体"/>
                 <w:b/>
-                <w:sz w:val="17"/>
+                <w:sz w:val="18"/>
+                <w:szCs w:val="18"/>
               </w:rPr>
               <w:t>参与者</w:t>
             </w:r>
@@ -1948,18 +2154,27 @@
         <w:tc>
           <w:tcPr>
             <w:tcW w:w="2494" w:type="dxa"/>
-            <w:shd w:val="clear" w:color="auto" w:fill="D9E2F3"/>
-            <w:vAlign w:val="center"/>
-          </w:tcPr>
-          <w:p>
-            <w:pPr>
-              <w:jc w:val="center"/>
+            <w:tcBorders>
+              <w:top w:val="single" w:sz="4" w:space="0" w:color="auto"/>
+              <w:bottom w:val="single" w:sz="4" w:space="0" w:color="auto"/>
+            </w:tcBorders>
+            <w:vAlign w:val="center"/>
+          </w:tcPr>
+          <w:p>
+            <w:pPr>
+              <w:jc w:val="center"/>
+              <w:rPr>
+                <w:rFonts w:ascii="宋体" w:hAnsi="宋体"/>
+                <w:sz w:val="18"/>
+                <w:szCs w:val="18"/>
+              </w:rPr>
             </w:pPr>
             <w:r>
               <w:rPr>
                 <w:rFonts w:ascii="宋体" w:hAnsi="宋体"/>
                 <w:b/>
-                <w:sz w:val="17"/>
+                <w:sz w:val="18"/>
+                <w:szCs w:val="18"/>
               </w:rPr>
               <w:t>业务事件</w:t>
             </w:r>
@@ -1968,18 +2183,27 @@
         <w:tc>
           <w:tcPr>
             <w:tcW w:w="4535" w:type="dxa"/>
-            <w:shd w:val="clear" w:color="auto" w:fill="D9E2F3"/>
-            <w:vAlign w:val="center"/>
-          </w:tcPr>
-          <w:p>
-            <w:pPr>
-              <w:jc w:val="center"/>
+            <w:tcBorders>
+              <w:top w:val="single" w:sz="4" w:space="0" w:color="auto"/>
+              <w:bottom w:val="single" w:sz="4" w:space="0" w:color="auto"/>
+            </w:tcBorders>
+            <w:vAlign w:val="center"/>
+          </w:tcPr>
+          <w:p>
+            <w:pPr>
+              <w:jc w:val="center"/>
+              <w:rPr>
+                <w:rFonts w:ascii="宋体" w:hAnsi="宋体"/>
+                <w:sz w:val="18"/>
+                <w:szCs w:val="18"/>
+              </w:rPr>
             </w:pPr>
             <w:r>
               <w:rPr>
                 <w:rFonts w:ascii="宋体" w:hAnsi="宋体"/>
                 <w:b/>
-                <w:sz w:val="17"/>
+                <w:sz w:val="18"/>
+                <w:szCs w:val="18"/>
               </w:rPr>
               <w:t>系统响应</w:t>
             </w:r>
@@ -1993,22 +2217,29 @@
         <w:tc>
           <w:tcPr>
             <w:tcW w:w="794" w:type="dxa"/>
-            <w:tcMar>
-              <w:top w:w="80" w:type="dxa"/>
-              <w:left w:w="90" w:type="dxa"/>
-              <w:bottom w:w="80" w:type="dxa"/>
-              <w:right w:w="90" w:type="dxa"/>
-            </w:tcMar>
-            <w:vAlign w:val="center"/>
-          </w:tcPr>
-          <w:p>
-            <w:pPr>
-              <w:jc w:val="center"/>
-            </w:pPr>
-            <w:r>
-              <w:rPr>
-                <w:rFonts w:ascii="宋体" w:hAnsi="宋体"/>
-                <w:sz w:val="17"/>
+            <w:tcBorders>
+              <w:top w:val="single" w:sz="4" w:space="0" w:color="auto"/>
+            </w:tcBorders>
+            <w:tcMar>
+              <w:top w:w="80" w:type="dxa"/>
+              <w:left w:w="90" w:type="dxa"/>
+              <w:bottom w:w="80" w:type="dxa"/>
+              <w:right w:w="90" w:type="dxa"/>
+            </w:tcMar>
+            <w:vAlign w:val="center"/>
+          </w:tcPr>
+          <w:p>
+            <w:pPr>
+              <w:jc w:val="center"/>
+              <w:rPr>
+                <w:sz w:val="18"/>
+                <w:szCs w:val="18"/>
+              </w:rPr>
+            </w:pPr>
+            <w:r>
+              <w:rPr>
+                <w:sz w:val="18"/>
+                <w:szCs w:val="18"/>
               </w:rPr>
               <w:t>E01</w:t>
             </w:r>
@@ -2017,22 +2248,31 @@
         <w:tc>
           <w:tcPr>
             <w:tcW w:w="1247" w:type="dxa"/>
-            <w:tcMar>
-              <w:top w:w="80" w:type="dxa"/>
-              <w:left w:w="90" w:type="dxa"/>
-              <w:bottom w:w="80" w:type="dxa"/>
-              <w:right w:w="90" w:type="dxa"/>
-            </w:tcMar>
-            <w:vAlign w:val="center"/>
-          </w:tcPr>
-          <w:p>
-            <w:pPr>
-              <w:jc w:val="center"/>
-            </w:pPr>
-            <w:r>
-              <w:rPr>
-                <w:rFonts w:ascii="宋体" w:hAnsi="宋体"/>
-                <w:sz w:val="17"/>
+            <w:tcBorders>
+              <w:top w:val="single" w:sz="4" w:space="0" w:color="auto"/>
+            </w:tcBorders>
+            <w:tcMar>
+              <w:top w:w="80" w:type="dxa"/>
+              <w:left w:w="90" w:type="dxa"/>
+              <w:bottom w:w="80" w:type="dxa"/>
+              <w:right w:w="90" w:type="dxa"/>
+            </w:tcMar>
+            <w:vAlign w:val="center"/>
+          </w:tcPr>
+          <w:p>
+            <w:pPr>
+              <w:jc w:val="center"/>
+              <w:rPr>
+                <w:rFonts w:ascii="宋体" w:hAnsi="宋体"/>
+                <w:sz w:val="18"/>
+                <w:szCs w:val="18"/>
+              </w:rPr>
+            </w:pPr>
+            <w:r>
+              <w:rPr>
+                <w:rFonts w:ascii="宋体" w:hAnsi="宋体"/>
+                <w:sz w:val="18"/>
+                <w:szCs w:val="18"/>
               </w:rPr>
               <w:t>普通用户</w:t>
             </w:r>
@@ -2041,22 +2281,31 @@
         <w:tc>
           <w:tcPr>
             <w:tcW w:w="2494" w:type="dxa"/>
-            <w:tcMar>
-              <w:top w:w="80" w:type="dxa"/>
-              <w:left w:w="90" w:type="dxa"/>
-              <w:bottom w:w="80" w:type="dxa"/>
-              <w:right w:w="90" w:type="dxa"/>
-            </w:tcMar>
-            <w:vAlign w:val="center"/>
-          </w:tcPr>
-          <w:p>
-            <w:pPr>
-              <w:jc w:val="center"/>
-            </w:pPr>
-            <w:r>
-              <w:rPr>
-                <w:rFonts w:ascii="宋体" w:hAnsi="宋体"/>
-                <w:sz w:val="17"/>
+            <w:tcBorders>
+              <w:top w:val="single" w:sz="4" w:space="0" w:color="auto"/>
+            </w:tcBorders>
+            <w:tcMar>
+              <w:top w:w="80" w:type="dxa"/>
+              <w:left w:w="90" w:type="dxa"/>
+              <w:bottom w:w="80" w:type="dxa"/>
+              <w:right w:w="90" w:type="dxa"/>
+            </w:tcMar>
+            <w:vAlign w:val="center"/>
+          </w:tcPr>
+          <w:p>
+            <w:pPr>
+              <w:jc w:val="center"/>
+              <w:rPr>
+                <w:rFonts w:ascii="宋体" w:hAnsi="宋体"/>
+                <w:sz w:val="18"/>
+                <w:szCs w:val="18"/>
+              </w:rPr>
+            </w:pPr>
+            <w:r>
+              <w:rPr>
+                <w:rFonts w:ascii="宋体" w:hAnsi="宋体"/>
+                <w:sz w:val="18"/>
+                <w:szCs w:val="18"/>
               </w:rPr>
               <w:t>注册账号</w:t>
             </w:r>
@@ -2065,22 +2314,31 @@
         <w:tc>
           <w:tcPr>
             <w:tcW w:w="4535" w:type="dxa"/>
-            <w:tcMar>
-              <w:top w:w="80" w:type="dxa"/>
-              <w:left w:w="90" w:type="dxa"/>
-              <w:bottom w:w="80" w:type="dxa"/>
-              <w:right w:w="90" w:type="dxa"/>
-            </w:tcMar>
-            <w:vAlign w:val="center"/>
-          </w:tcPr>
-          <w:p>
-            <w:pPr>
-              <w:jc w:val="left"/>
-            </w:pPr>
-            <w:r>
-              <w:rPr>
-                <w:rFonts w:ascii="宋体" w:hAnsi="宋体"/>
-                <w:sz w:val="17"/>
+            <w:tcBorders>
+              <w:top w:val="single" w:sz="4" w:space="0" w:color="auto"/>
+            </w:tcBorders>
+            <w:tcMar>
+              <w:top w:w="80" w:type="dxa"/>
+              <w:left w:w="90" w:type="dxa"/>
+              <w:bottom w:w="80" w:type="dxa"/>
+              <w:right w:w="90" w:type="dxa"/>
+            </w:tcMar>
+            <w:vAlign w:val="center"/>
+          </w:tcPr>
+          <w:p>
+            <w:pPr>
+              <w:jc w:val="center"/>
+              <w:rPr>
+                <w:rFonts w:ascii="宋体" w:hAnsi="宋体"/>
+                <w:sz w:val="18"/>
+                <w:szCs w:val="18"/>
+              </w:rPr>
+            </w:pPr>
+            <w:r>
+              <w:rPr>
+                <w:rFonts w:ascii="宋体" w:hAnsi="宋体"/>
+                <w:sz w:val="18"/>
+                <w:szCs w:val="18"/>
               </w:rPr>
               <w:t>校验数据并创建普通用户</w:t>
             </w:r>
@@ -2105,11 +2363,15 @@
           <w:p>
             <w:pPr>
               <w:jc w:val="center"/>
-            </w:pPr>
-            <w:r>
-              <w:rPr>
-                <w:rFonts w:ascii="宋体" w:hAnsi="宋体"/>
-                <w:sz w:val="17"/>
+              <w:rPr>
+                <w:sz w:val="18"/>
+                <w:szCs w:val="18"/>
+              </w:rPr>
+            </w:pPr>
+            <w:r>
+              <w:rPr>
+                <w:sz w:val="18"/>
+                <w:szCs w:val="18"/>
               </w:rPr>
               <w:t>E02</w:t>
             </w:r>
@@ -2129,11 +2391,17 @@
           <w:p>
             <w:pPr>
               <w:jc w:val="center"/>
-            </w:pPr>
-            <w:r>
-              <w:rPr>
-                <w:rFonts w:ascii="宋体" w:hAnsi="宋体"/>
-                <w:sz w:val="17"/>
+              <w:rPr>
+                <w:rFonts w:ascii="宋体" w:hAnsi="宋体"/>
+                <w:sz w:val="18"/>
+                <w:szCs w:val="18"/>
+              </w:rPr>
+            </w:pPr>
+            <w:r>
+              <w:rPr>
+                <w:rFonts w:ascii="宋体" w:hAnsi="宋体"/>
+                <w:sz w:val="18"/>
+                <w:szCs w:val="18"/>
               </w:rPr>
               <w:t>用户/管理员</w:t>
             </w:r>
@@ -2153,11 +2421,17 @@
           <w:p>
             <w:pPr>
               <w:jc w:val="center"/>
-            </w:pPr>
-            <w:r>
-              <w:rPr>
-                <w:rFonts w:ascii="宋体" w:hAnsi="宋体"/>
-                <w:sz w:val="17"/>
+              <w:rPr>
+                <w:rFonts w:ascii="宋体" w:hAnsi="宋体"/>
+                <w:sz w:val="18"/>
+                <w:szCs w:val="18"/>
+              </w:rPr>
+            </w:pPr>
+            <w:r>
+              <w:rPr>
+                <w:rFonts w:ascii="宋体" w:hAnsi="宋体"/>
+                <w:sz w:val="18"/>
+                <w:szCs w:val="18"/>
               </w:rPr>
               <w:t>登录系统</w:t>
             </w:r>
@@ -2176,12 +2450,18 @@
           </w:tcPr>
           <w:p>
             <w:pPr>
-              <w:jc w:val="left"/>
-            </w:pPr>
-            <w:r>
-              <w:rPr>
-                <w:rFonts w:ascii="宋体" w:hAnsi="宋体"/>
-                <w:sz w:val="17"/>
+              <w:jc w:val="center"/>
+              <w:rPr>
+                <w:rFonts w:ascii="宋体" w:hAnsi="宋体"/>
+                <w:sz w:val="18"/>
+                <w:szCs w:val="18"/>
+              </w:rPr>
+            </w:pPr>
+            <w:r>
+              <w:rPr>
+                <w:rFonts w:ascii="宋体" w:hAnsi="宋体"/>
+                <w:sz w:val="18"/>
+                <w:szCs w:val="18"/>
               </w:rPr>
               <w:t>验证身份并签发8小时会话令牌</w:t>
             </w:r>
@@ -2206,11 +2486,15 @@
           <w:p>
             <w:pPr>
               <w:jc w:val="center"/>
-            </w:pPr>
-            <w:r>
-              <w:rPr>
-                <w:rFonts w:ascii="宋体" w:hAnsi="宋体"/>
-                <w:sz w:val="17"/>
+              <w:rPr>
+                <w:sz w:val="18"/>
+                <w:szCs w:val="18"/>
+              </w:rPr>
+            </w:pPr>
+            <w:r>
+              <w:rPr>
+                <w:sz w:val="18"/>
+                <w:szCs w:val="18"/>
               </w:rPr>
               <w:t>E03</w:t>
             </w:r>
@@ -2230,11 +2514,17 @@
           <w:p>
             <w:pPr>
               <w:jc w:val="center"/>
-            </w:pPr>
-            <w:r>
-              <w:rPr>
-                <w:rFonts w:ascii="宋体" w:hAnsi="宋体"/>
-                <w:sz w:val="17"/>
+              <w:rPr>
+                <w:rFonts w:ascii="宋体" w:hAnsi="宋体"/>
+                <w:sz w:val="18"/>
+                <w:szCs w:val="18"/>
+              </w:rPr>
+            </w:pPr>
+            <w:r>
+              <w:rPr>
+                <w:rFonts w:ascii="宋体" w:hAnsi="宋体"/>
+                <w:sz w:val="18"/>
+                <w:szCs w:val="18"/>
               </w:rPr>
               <w:t>普通用户</w:t>
             </w:r>
@@ -2254,11 +2544,17 @@
           <w:p>
             <w:pPr>
               <w:jc w:val="center"/>
-            </w:pPr>
-            <w:r>
-              <w:rPr>
-                <w:rFonts w:ascii="宋体" w:hAnsi="宋体"/>
-                <w:sz w:val="17"/>
+              <w:rPr>
+                <w:rFonts w:ascii="宋体" w:hAnsi="宋体"/>
+                <w:sz w:val="18"/>
+                <w:szCs w:val="18"/>
+              </w:rPr>
+            </w:pPr>
+            <w:r>
+              <w:rPr>
+                <w:rFonts w:ascii="宋体" w:hAnsi="宋体"/>
+                <w:sz w:val="18"/>
+                <w:szCs w:val="18"/>
               </w:rPr>
               <w:t>查看或查询公告</w:t>
             </w:r>
@@ -2277,12 +2573,18 @@
           </w:tcPr>
           <w:p>
             <w:pPr>
-              <w:jc w:val="left"/>
-            </w:pPr>
-            <w:r>
-              <w:rPr>
-                <w:rFonts w:ascii="宋体" w:hAnsi="宋体"/>
-                <w:sz w:val="17"/>
+              <w:jc w:val="center"/>
+              <w:rPr>
+                <w:rFonts w:ascii="宋体" w:hAnsi="宋体"/>
+                <w:sz w:val="18"/>
+                <w:szCs w:val="18"/>
+              </w:rPr>
+            </w:pPr>
+            <w:r>
+              <w:rPr>
+                <w:rFonts w:ascii="宋体" w:hAnsi="宋体"/>
+                <w:sz w:val="18"/>
+                <w:szCs w:val="18"/>
               </w:rPr>
               <w:t>返回符合编号或标题条件的公告</w:t>
             </w:r>
@@ -2307,11 +2609,15 @@
           <w:p>
             <w:pPr>
               <w:jc w:val="center"/>
-            </w:pPr>
-            <w:r>
-              <w:rPr>
-                <w:rFonts w:ascii="宋体" w:hAnsi="宋体"/>
-                <w:sz w:val="17"/>
+              <w:rPr>
+                <w:sz w:val="18"/>
+                <w:szCs w:val="18"/>
+              </w:rPr>
+            </w:pPr>
+            <w:r>
+              <w:rPr>
+                <w:sz w:val="18"/>
+                <w:szCs w:val="18"/>
               </w:rPr>
               <w:t>E04</w:t>
             </w:r>
@@ -2331,11 +2637,17 @@
           <w:p>
             <w:pPr>
               <w:jc w:val="center"/>
-            </w:pPr>
-            <w:r>
-              <w:rPr>
-                <w:rFonts w:ascii="宋体" w:hAnsi="宋体"/>
-                <w:sz w:val="17"/>
+              <w:rPr>
+                <w:rFonts w:ascii="宋体" w:hAnsi="宋体"/>
+                <w:sz w:val="18"/>
+                <w:szCs w:val="18"/>
+              </w:rPr>
+            </w:pPr>
+            <w:r>
+              <w:rPr>
+                <w:rFonts w:ascii="宋体" w:hAnsi="宋体"/>
+                <w:sz w:val="18"/>
+                <w:szCs w:val="18"/>
               </w:rPr>
               <w:t>普通用户</w:t>
             </w:r>
@@ -2355,11 +2667,17 @@
           <w:p>
             <w:pPr>
               <w:jc w:val="center"/>
-            </w:pPr>
-            <w:r>
-              <w:rPr>
-                <w:rFonts w:ascii="宋体" w:hAnsi="宋体"/>
-                <w:sz w:val="17"/>
+              <w:rPr>
+                <w:rFonts w:ascii="宋体" w:hAnsi="宋体"/>
+                <w:sz w:val="18"/>
+                <w:szCs w:val="18"/>
+              </w:rPr>
+            </w:pPr>
+            <w:r>
+              <w:rPr>
+                <w:rFonts w:ascii="宋体" w:hAnsi="宋体"/>
+                <w:sz w:val="18"/>
+                <w:szCs w:val="18"/>
               </w:rPr>
               <w:t>查看或查询景点</w:t>
             </w:r>
@@ -2378,12 +2696,18 @@
           </w:tcPr>
           <w:p>
             <w:pPr>
-              <w:jc w:val="left"/>
-            </w:pPr>
-            <w:r>
-              <w:rPr>
-                <w:rFonts w:ascii="宋体" w:hAnsi="宋体"/>
-                <w:sz w:val="17"/>
+              <w:jc w:val="center"/>
+              <w:rPr>
+                <w:rFonts w:ascii="宋体" w:hAnsi="宋体"/>
+                <w:sz w:val="18"/>
+                <w:szCs w:val="18"/>
+              </w:rPr>
+            </w:pPr>
+            <w:r>
+              <w:rPr>
+                <w:rFonts w:ascii="宋体" w:hAnsi="宋体"/>
+                <w:sz w:val="18"/>
+                <w:szCs w:val="18"/>
               </w:rPr>
               <w:t>返回景点资料和当前打卡次数</w:t>
             </w:r>
@@ -2408,13 +2732,16 @@
           <w:p>
             <w:pPr>
               <w:jc w:val="center"/>
-            </w:pPr>
-            <w:r>
-              <w:rPr>
-                <w:rFonts w:ascii="宋体" w:hAnsi="宋体"/>
-                <w:sz w:val="17"/>
-              </w:rPr>
-              <w:lastRenderedPageBreak/>
+              <w:rPr>
+                <w:sz w:val="18"/>
+                <w:szCs w:val="18"/>
+              </w:rPr>
+            </w:pPr>
+            <w:r>
+              <w:rPr>
+                <w:sz w:val="18"/>
+                <w:szCs w:val="18"/>
+              </w:rPr>
               <w:t>E05</w:t>
             </w:r>
           </w:p>
@@ -2433,11 +2760,17 @@
           <w:p>
             <w:pPr>
               <w:jc w:val="center"/>
-            </w:pPr>
-            <w:r>
-              <w:rPr>
-                <w:rFonts w:ascii="宋体" w:hAnsi="宋体"/>
-                <w:sz w:val="17"/>
+              <w:rPr>
+                <w:rFonts w:ascii="宋体" w:hAnsi="宋体"/>
+                <w:sz w:val="18"/>
+                <w:szCs w:val="18"/>
+              </w:rPr>
+            </w:pPr>
+            <w:r>
+              <w:rPr>
+                <w:rFonts w:ascii="宋体" w:hAnsi="宋体"/>
+                <w:sz w:val="18"/>
+                <w:szCs w:val="18"/>
               </w:rPr>
               <w:t>普通用户</w:t>
             </w:r>
@@ -2457,11 +2790,17 @@
           <w:p>
             <w:pPr>
               <w:jc w:val="center"/>
-            </w:pPr>
-            <w:r>
-              <w:rPr>
-                <w:rFonts w:ascii="宋体" w:hAnsi="宋体"/>
-                <w:sz w:val="17"/>
+              <w:rPr>
+                <w:rFonts w:ascii="宋体" w:hAnsi="宋体"/>
+                <w:sz w:val="18"/>
+                <w:szCs w:val="18"/>
+              </w:rPr>
+            </w:pPr>
+            <w:r>
+              <w:rPr>
+                <w:rFonts w:ascii="宋体" w:hAnsi="宋体"/>
+                <w:sz w:val="18"/>
+                <w:szCs w:val="18"/>
               </w:rPr>
               <w:t>查看热门景点</w:t>
             </w:r>
@@ -2480,12 +2819,18 @@
           </w:tcPr>
           <w:p>
             <w:pPr>
-              <w:jc w:val="left"/>
-            </w:pPr>
-            <w:r>
-              <w:rPr>
-                <w:rFonts w:ascii="宋体" w:hAnsi="宋体"/>
-                <w:sz w:val="17"/>
+              <w:jc w:val="center"/>
+              <w:rPr>
+                <w:rFonts w:ascii="宋体" w:hAnsi="宋体"/>
+                <w:sz w:val="18"/>
+                <w:szCs w:val="18"/>
+              </w:rPr>
+            </w:pPr>
+            <w:r>
+              <w:rPr>
+                <w:rFonts w:ascii="宋体" w:hAnsi="宋体"/>
+                <w:sz w:val="18"/>
+                <w:szCs w:val="18"/>
               </w:rPr>
               <w:t>返回打卡次数不少于10次的景点</w:t>
             </w:r>
@@ -2510,11 +2855,15 @@
           <w:p>
             <w:pPr>
               <w:jc w:val="center"/>
-            </w:pPr>
-            <w:r>
-              <w:rPr>
-                <w:rFonts w:ascii="宋体" w:hAnsi="宋体"/>
-                <w:sz w:val="17"/>
+              <w:rPr>
+                <w:sz w:val="18"/>
+                <w:szCs w:val="18"/>
+              </w:rPr>
+            </w:pPr>
+            <w:r>
+              <w:rPr>
+                <w:sz w:val="18"/>
+                <w:szCs w:val="18"/>
               </w:rPr>
               <w:t>E06</w:t>
             </w:r>
@@ -2534,11 +2883,17 @@
           <w:p>
             <w:pPr>
               <w:jc w:val="center"/>
-            </w:pPr>
-            <w:r>
-              <w:rPr>
-                <w:rFonts w:ascii="宋体" w:hAnsi="宋体"/>
-                <w:sz w:val="17"/>
+              <w:rPr>
+                <w:rFonts w:ascii="宋体" w:hAnsi="宋体"/>
+                <w:sz w:val="18"/>
+                <w:szCs w:val="18"/>
+              </w:rPr>
+            </w:pPr>
+            <w:r>
+              <w:rPr>
+                <w:rFonts w:ascii="宋体" w:hAnsi="宋体"/>
+                <w:sz w:val="18"/>
+                <w:szCs w:val="18"/>
               </w:rPr>
               <w:t>普通用户</w:t>
             </w:r>
@@ -2558,11 +2913,17 @@
           <w:p>
             <w:pPr>
               <w:jc w:val="center"/>
-            </w:pPr>
-            <w:r>
-              <w:rPr>
-                <w:rFonts w:ascii="宋体" w:hAnsi="宋体"/>
-                <w:sz w:val="17"/>
+              <w:rPr>
+                <w:rFonts w:ascii="宋体" w:hAnsi="宋体"/>
+                <w:sz w:val="18"/>
+                <w:szCs w:val="18"/>
+              </w:rPr>
+            </w:pPr>
+            <w:r>
+              <w:rPr>
+                <w:rFonts w:ascii="宋体" w:hAnsi="宋体"/>
+                <w:sz w:val="18"/>
+                <w:szCs w:val="18"/>
               </w:rPr>
               <w:t>提交学习打卡</w:t>
             </w:r>
@@ -2581,12 +2942,18 @@
           </w:tcPr>
           <w:p>
             <w:pPr>
-              <w:jc w:val="left"/>
-            </w:pPr>
-            <w:r>
-              <w:rPr>
-                <w:rFonts w:ascii="宋体" w:hAnsi="宋体"/>
-                <w:sz w:val="17"/>
+              <w:jc w:val="center"/>
+              <w:rPr>
+                <w:rFonts w:ascii="宋体" w:hAnsi="宋体"/>
+                <w:sz w:val="18"/>
+                <w:szCs w:val="18"/>
+              </w:rPr>
+            </w:pPr>
+            <w:r>
+              <w:rPr>
+                <w:rFonts w:ascii="宋体" w:hAnsi="宋体"/>
+                <w:sz w:val="18"/>
+                <w:szCs w:val="18"/>
               </w:rPr>
               <w:t>写入学习记录并返回积分增加提示</w:t>
             </w:r>
@@ -2611,11 +2978,15 @@
           <w:p>
             <w:pPr>
               <w:jc w:val="center"/>
-            </w:pPr>
-            <w:r>
-              <w:rPr>
-                <w:rFonts w:ascii="宋体" w:hAnsi="宋体"/>
-                <w:sz w:val="17"/>
+              <w:rPr>
+                <w:sz w:val="18"/>
+                <w:szCs w:val="18"/>
+              </w:rPr>
+            </w:pPr>
+            <w:r>
+              <w:rPr>
+                <w:sz w:val="18"/>
+                <w:szCs w:val="18"/>
               </w:rPr>
               <w:t>E07</w:t>
             </w:r>
@@ -2635,11 +3006,17 @@
           <w:p>
             <w:pPr>
               <w:jc w:val="center"/>
-            </w:pPr>
-            <w:r>
-              <w:rPr>
-                <w:rFonts w:ascii="宋体" w:hAnsi="宋体"/>
-                <w:sz w:val="17"/>
+              <w:rPr>
+                <w:rFonts w:ascii="宋体" w:hAnsi="宋体"/>
+                <w:sz w:val="18"/>
+                <w:szCs w:val="18"/>
+              </w:rPr>
+            </w:pPr>
+            <w:r>
+              <w:rPr>
+                <w:rFonts w:ascii="宋体" w:hAnsi="宋体"/>
+                <w:sz w:val="18"/>
+                <w:szCs w:val="18"/>
               </w:rPr>
               <w:t>普通用户</w:t>
             </w:r>
@@ -2659,11 +3036,17 @@
           <w:p>
             <w:pPr>
               <w:jc w:val="center"/>
-            </w:pPr>
-            <w:r>
-              <w:rPr>
-                <w:rFonts w:ascii="宋体" w:hAnsi="宋体"/>
-                <w:sz w:val="17"/>
+              <w:rPr>
+                <w:rFonts w:ascii="宋体" w:hAnsi="宋体"/>
+                <w:sz w:val="18"/>
+                <w:szCs w:val="18"/>
+              </w:rPr>
+            </w:pPr>
+            <w:r>
+              <w:rPr>
+                <w:rFonts w:ascii="宋体" w:hAnsi="宋体"/>
+                <w:sz w:val="18"/>
+                <w:szCs w:val="18"/>
               </w:rPr>
               <w:t>管理本人学习记录</w:t>
             </w:r>
@@ -2682,12 +3065,18 @@
           </w:tcPr>
           <w:p>
             <w:pPr>
-              <w:jc w:val="left"/>
-            </w:pPr>
-            <w:r>
-              <w:rPr>
-                <w:rFonts w:ascii="宋体" w:hAnsi="宋体"/>
-                <w:sz w:val="17"/>
+              <w:jc w:val="center"/>
+              <w:rPr>
+                <w:rFonts w:ascii="宋体" w:hAnsi="宋体"/>
+                <w:sz w:val="18"/>
+                <w:szCs w:val="18"/>
+              </w:rPr>
+            </w:pPr>
+            <w:r>
+              <w:rPr>
+                <w:rFonts w:ascii="宋体" w:hAnsi="宋体"/>
+                <w:sz w:val="18"/>
+                <w:szCs w:val="18"/>
               </w:rPr>
               <w:t>查询、修改或删除本人记录</w:t>
             </w:r>
@@ -2712,11 +3101,15 @@
           <w:p>
             <w:pPr>
               <w:jc w:val="center"/>
-            </w:pPr>
-            <w:r>
-              <w:rPr>
-                <w:rFonts w:ascii="宋体" w:hAnsi="宋体"/>
-                <w:sz w:val="17"/>
+              <w:rPr>
+                <w:sz w:val="18"/>
+                <w:szCs w:val="18"/>
+              </w:rPr>
+            </w:pPr>
+            <w:r>
+              <w:rPr>
+                <w:sz w:val="18"/>
+                <w:szCs w:val="18"/>
               </w:rPr>
               <w:t>E08</w:t>
             </w:r>
@@ -2736,11 +3129,17 @@
           <w:p>
             <w:pPr>
               <w:jc w:val="center"/>
-            </w:pPr>
-            <w:r>
-              <w:rPr>
-                <w:rFonts w:ascii="宋体" w:hAnsi="宋体"/>
-                <w:sz w:val="17"/>
+              <w:rPr>
+                <w:rFonts w:ascii="宋体" w:hAnsi="宋体"/>
+                <w:sz w:val="18"/>
+                <w:szCs w:val="18"/>
+              </w:rPr>
+            </w:pPr>
+            <w:r>
+              <w:rPr>
+                <w:rFonts w:ascii="宋体" w:hAnsi="宋体"/>
+                <w:sz w:val="18"/>
+                <w:szCs w:val="18"/>
               </w:rPr>
               <w:t>普通用户</w:t>
             </w:r>
@@ -2760,11 +3159,17 @@
           <w:p>
             <w:pPr>
               <w:jc w:val="center"/>
-            </w:pPr>
-            <w:r>
-              <w:rPr>
-                <w:rFonts w:ascii="宋体" w:hAnsi="宋体"/>
-                <w:sz w:val="17"/>
+              <w:rPr>
+                <w:rFonts w:ascii="宋体" w:hAnsi="宋体"/>
+                <w:sz w:val="18"/>
+                <w:szCs w:val="18"/>
+              </w:rPr>
+            </w:pPr>
+            <w:r>
+              <w:rPr>
+                <w:rFonts w:ascii="宋体" w:hAnsi="宋体"/>
+                <w:sz w:val="18"/>
+                <w:szCs w:val="18"/>
               </w:rPr>
               <w:t>修改账号资料</w:t>
             </w:r>
@@ -2783,12 +3188,18 @@
           </w:tcPr>
           <w:p>
             <w:pPr>
-              <w:jc w:val="left"/>
-            </w:pPr>
-            <w:r>
-              <w:rPr>
-                <w:rFonts w:ascii="宋体" w:hAnsi="宋体"/>
-                <w:sz w:val="17"/>
+              <w:jc w:val="center"/>
+              <w:rPr>
+                <w:rFonts w:ascii="宋体" w:hAnsi="宋体"/>
+                <w:sz w:val="18"/>
+                <w:szCs w:val="18"/>
+              </w:rPr>
+            </w:pPr>
+            <w:r>
+              <w:rPr>
+                <w:rFonts w:ascii="宋体" w:hAnsi="宋体"/>
+                <w:sz w:val="18"/>
+                <w:szCs w:val="18"/>
               </w:rPr>
               <w:t>验证原密码后更新账号并清除旧会话</w:t>
             </w:r>
@@ -2813,11 +3224,15 @@
           <w:p>
             <w:pPr>
               <w:jc w:val="center"/>
-            </w:pPr>
-            <w:r>
-              <w:rPr>
-                <w:rFonts w:ascii="宋体" w:hAnsi="宋体"/>
-                <w:sz w:val="17"/>
+              <w:rPr>
+                <w:sz w:val="18"/>
+                <w:szCs w:val="18"/>
+              </w:rPr>
+            </w:pPr>
+            <w:r>
+              <w:rPr>
+                <w:sz w:val="18"/>
+                <w:szCs w:val="18"/>
               </w:rPr>
               <w:t>E09</w:t>
             </w:r>
@@ -2837,11 +3252,17 @@
           <w:p>
             <w:pPr>
               <w:jc w:val="center"/>
-            </w:pPr>
-            <w:r>
-              <w:rPr>
-                <w:rFonts w:ascii="宋体" w:hAnsi="宋体"/>
-                <w:sz w:val="17"/>
+              <w:rPr>
+                <w:rFonts w:ascii="宋体" w:hAnsi="宋体"/>
+                <w:sz w:val="18"/>
+                <w:szCs w:val="18"/>
+              </w:rPr>
+            </w:pPr>
+            <w:r>
+              <w:rPr>
+                <w:rFonts w:ascii="宋体" w:hAnsi="宋体"/>
+                <w:sz w:val="18"/>
+                <w:szCs w:val="18"/>
               </w:rPr>
               <w:t>管理员</w:t>
             </w:r>
@@ -2861,11 +3282,17 @@
           <w:p>
             <w:pPr>
               <w:jc w:val="center"/>
-            </w:pPr>
-            <w:r>
-              <w:rPr>
-                <w:rFonts w:ascii="宋体" w:hAnsi="宋体"/>
-                <w:sz w:val="17"/>
+              <w:rPr>
+                <w:rFonts w:ascii="宋体" w:hAnsi="宋体"/>
+                <w:sz w:val="18"/>
+                <w:szCs w:val="18"/>
+              </w:rPr>
+            </w:pPr>
+            <w:r>
+              <w:rPr>
+                <w:rFonts w:ascii="宋体" w:hAnsi="宋体"/>
+                <w:sz w:val="18"/>
+                <w:szCs w:val="18"/>
               </w:rPr>
               <w:t>查看普通用户</w:t>
             </w:r>
@@ -2885,11 +3312,17 @@
           <w:p>
             <w:pPr>
               <w:jc w:val="center"/>
-            </w:pPr>
-            <w:r>
-              <w:rPr>
-                <w:rFonts w:ascii="宋体" w:hAnsi="宋体"/>
-                <w:sz w:val="17"/>
+              <w:rPr>
+                <w:rFonts w:ascii="宋体" w:hAnsi="宋体"/>
+                <w:sz w:val="18"/>
+                <w:szCs w:val="18"/>
+              </w:rPr>
+            </w:pPr>
+            <w:r>
+              <w:rPr>
+                <w:rFonts w:ascii="宋体" w:hAnsi="宋体"/>
+                <w:sz w:val="18"/>
+                <w:szCs w:val="18"/>
               </w:rPr>
               <w:t>返回用户及其实时积分</w:t>
             </w:r>
@@ -2914,11 +3347,15 @@
           <w:p>
             <w:pPr>
               <w:jc w:val="center"/>
-            </w:pPr>
-            <w:r>
-              <w:rPr>
-                <w:rFonts w:ascii="宋体" w:hAnsi="宋体"/>
-                <w:sz w:val="17"/>
+              <w:rPr>
+                <w:sz w:val="18"/>
+                <w:szCs w:val="18"/>
+              </w:rPr>
+            </w:pPr>
+            <w:r>
+              <w:rPr>
+                <w:sz w:val="18"/>
+                <w:szCs w:val="18"/>
               </w:rPr>
               <w:t>E10</w:t>
             </w:r>
@@ -2938,11 +3375,17 @@
           <w:p>
             <w:pPr>
               <w:jc w:val="center"/>
-            </w:pPr>
-            <w:r>
-              <w:rPr>
-                <w:rFonts w:ascii="宋体" w:hAnsi="宋体"/>
-                <w:sz w:val="17"/>
+              <w:rPr>
+                <w:rFonts w:ascii="宋体" w:hAnsi="宋体"/>
+                <w:sz w:val="18"/>
+                <w:szCs w:val="18"/>
+              </w:rPr>
+            </w:pPr>
+            <w:r>
+              <w:rPr>
+                <w:rFonts w:ascii="宋体" w:hAnsi="宋体"/>
+                <w:sz w:val="18"/>
+                <w:szCs w:val="18"/>
               </w:rPr>
               <w:t>管理员</w:t>
             </w:r>
@@ -2962,11 +3405,17 @@
           <w:p>
             <w:pPr>
               <w:jc w:val="center"/>
-            </w:pPr>
-            <w:r>
-              <w:rPr>
-                <w:rFonts w:ascii="宋体" w:hAnsi="宋体"/>
-                <w:sz w:val="17"/>
+              <w:rPr>
+                <w:rFonts w:ascii="宋体" w:hAnsi="宋体"/>
+                <w:sz w:val="18"/>
+                <w:szCs w:val="18"/>
+              </w:rPr>
+            </w:pPr>
+            <w:r>
+              <w:rPr>
+                <w:rFonts w:ascii="宋体" w:hAnsi="宋体"/>
+                <w:sz w:val="18"/>
+                <w:szCs w:val="18"/>
               </w:rPr>
               <w:t>维护公告</w:t>
             </w:r>
@@ -2985,12 +3434,18 @@
           </w:tcPr>
           <w:p>
             <w:pPr>
-              <w:jc w:val="left"/>
-            </w:pPr>
-            <w:r>
-              <w:rPr>
-                <w:rFonts w:ascii="宋体" w:hAnsi="宋体"/>
-                <w:sz w:val="17"/>
+              <w:jc w:val="center"/>
+              <w:rPr>
+                <w:rFonts w:ascii="宋体" w:hAnsi="宋体"/>
+                <w:sz w:val="18"/>
+                <w:szCs w:val="18"/>
+              </w:rPr>
+            </w:pPr>
+            <w:r>
+              <w:rPr>
+                <w:rFonts w:ascii="宋体" w:hAnsi="宋体"/>
+                <w:sz w:val="18"/>
+                <w:szCs w:val="18"/>
               </w:rPr>
               <w:t>新增、修改、查询或删除公告</w:t>
             </w:r>
@@ -3015,11 +3470,15 @@
           <w:p>
             <w:pPr>
               <w:jc w:val="center"/>
-            </w:pPr>
-            <w:r>
-              <w:rPr>
-                <w:rFonts w:ascii="宋体" w:hAnsi="宋体"/>
-                <w:sz w:val="17"/>
+              <w:rPr>
+                <w:sz w:val="18"/>
+                <w:szCs w:val="18"/>
+              </w:rPr>
+            </w:pPr>
+            <w:r>
+              <w:rPr>
+                <w:sz w:val="18"/>
+                <w:szCs w:val="18"/>
               </w:rPr>
               <w:t>E11</w:t>
             </w:r>
@@ -3039,11 +3498,17 @@
           <w:p>
             <w:pPr>
               <w:jc w:val="center"/>
-            </w:pPr>
-            <w:r>
-              <w:rPr>
-                <w:rFonts w:ascii="宋体" w:hAnsi="宋体"/>
-                <w:sz w:val="17"/>
+              <w:rPr>
+                <w:rFonts w:ascii="宋体" w:hAnsi="宋体"/>
+                <w:sz w:val="18"/>
+                <w:szCs w:val="18"/>
+              </w:rPr>
+            </w:pPr>
+            <w:r>
+              <w:rPr>
+                <w:rFonts w:ascii="宋体" w:hAnsi="宋体"/>
+                <w:sz w:val="18"/>
+                <w:szCs w:val="18"/>
               </w:rPr>
               <w:t>管理员</w:t>
             </w:r>
@@ -3063,11 +3528,17 @@
           <w:p>
             <w:pPr>
               <w:jc w:val="center"/>
-            </w:pPr>
-            <w:r>
-              <w:rPr>
-                <w:rFonts w:ascii="宋体" w:hAnsi="宋体"/>
-                <w:sz w:val="17"/>
+              <w:rPr>
+                <w:rFonts w:ascii="宋体" w:hAnsi="宋体"/>
+                <w:sz w:val="18"/>
+                <w:szCs w:val="18"/>
+              </w:rPr>
+            </w:pPr>
+            <w:r>
+              <w:rPr>
+                <w:rFonts w:ascii="宋体" w:hAnsi="宋体"/>
+                <w:sz w:val="18"/>
+                <w:szCs w:val="18"/>
               </w:rPr>
               <w:t>维护景点</w:t>
             </w:r>
@@ -3086,12 +3557,18 @@
           </w:tcPr>
           <w:p>
             <w:pPr>
-              <w:jc w:val="left"/>
-            </w:pPr>
-            <w:r>
-              <w:rPr>
-                <w:rFonts w:ascii="宋体" w:hAnsi="宋体"/>
-                <w:sz w:val="17"/>
+              <w:jc w:val="center"/>
+              <w:rPr>
+                <w:rFonts w:ascii="宋体" w:hAnsi="宋体"/>
+                <w:sz w:val="18"/>
+                <w:szCs w:val="18"/>
+              </w:rPr>
+            </w:pPr>
+            <w:r>
+              <w:rPr>
+                <w:rFonts w:ascii="宋体" w:hAnsi="宋体"/>
+                <w:sz w:val="18"/>
+                <w:szCs w:val="18"/>
               </w:rPr>
               <w:t>新增、修改、查询或删除景点</w:t>
             </w:r>
@@ -3116,11 +3593,15 @@
           <w:p>
             <w:pPr>
               <w:jc w:val="center"/>
-            </w:pPr>
-            <w:r>
-              <w:rPr>
-                <w:rFonts w:ascii="宋体" w:hAnsi="宋体"/>
-                <w:sz w:val="17"/>
+              <w:rPr>
+                <w:sz w:val="18"/>
+                <w:szCs w:val="18"/>
+              </w:rPr>
+            </w:pPr>
+            <w:r>
+              <w:rPr>
+                <w:sz w:val="18"/>
+                <w:szCs w:val="18"/>
               </w:rPr>
               <w:t>E12</w:t>
             </w:r>
@@ -3140,11 +3621,17 @@
           <w:p>
             <w:pPr>
               <w:jc w:val="center"/>
-            </w:pPr>
-            <w:r>
-              <w:rPr>
-                <w:rFonts w:ascii="宋体" w:hAnsi="宋体"/>
-                <w:sz w:val="17"/>
+              <w:rPr>
+                <w:rFonts w:ascii="宋体" w:hAnsi="宋体"/>
+                <w:sz w:val="18"/>
+                <w:szCs w:val="18"/>
+              </w:rPr>
+            </w:pPr>
+            <w:r>
+              <w:rPr>
+                <w:rFonts w:ascii="宋体" w:hAnsi="宋体"/>
+                <w:sz w:val="18"/>
+                <w:szCs w:val="18"/>
               </w:rPr>
               <w:t>用户/管理员</w:t>
             </w:r>
@@ -3164,11 +3651,17 @@
           <w:p>
             <w:pPr>
               <w:jc w:val="center"/>
-            </w:pPr>
-            <w:r>
-              <w:rPr>
-                <w:rFonts w:ascii="宋体" w:hAnsi="宋体"/>
-                <w:sz w:val="17"/>
+              <w:rPr>
+                <w:rFonts w:ascii="宋体" w:hAnsi="宋体"/>
+                <w:sz w:val="18"/>
+                <w:szCs w:val="18"/>
+              </w:rPr>
+            </w:pPr>
+            <w:r>
+              <w:rPr>
+                <w:rFonts w:ascii="宋体" w:hAnsi="宋体"/>
+                <w:sz w:val="18"/>
+                <w:szCs w:val="18"/>
               </w:rPr>
               <w:t>退出登录</w:t>
             </w:r>
@@ -3188,11 +3681,17 @@
           <w:p>
             <w:pPr>
               <w:jc w:val="center"/>
-            </w:pPr>
-            <w:r>
-              <w:rPr>
-                <w:rFonts w:ascii="宋体" w:hAnsi="宋体"/>
-                <w:sz w:val="17"/>
+              <w:rPr>
+                <w:rFonts w:ascii="宋体" w:hAnsi="宋体"/>
+                <w:sz w:val="18"/>
+                <w:szCs w:val="18"/>
+              </w:rPr>
+            </w:pPr>
+            <w:r>
+              <w:rPr>
+                <w:rFonts w:ascii="宋体" w:hAnsi="宋体"/>
+                <w:sz w:val="18"/>
+                <w:szCs w:val="18"/>
               </w:rPr>
               <w:t>删除当前会话令牌</w:t>
             </w:r>
@@ -3200,6 +3699,12 @@
         </w:tc>
       </w:tr>
     </w:tbl>
+    <w:p>
+      <w:pPr>
+        <w:pStyle w:val="af0"/>
+        <w:ind w:firstLine="420"/>
+      </w:pPr>
+    </w:p>
     <w:p>
       <w:pPr>
         <w:pStyle w:val="af0"/>
@@ -3227,11 +3732,10 @@
         <w:rPr>
           <w:noProof/>
         </w:rPr>
-        <w:lastRenderedPageBreak/>
         <w:drawing>
-          <wp:inline distT="0" distB="0" distL="0" distR="0" wp14:anchorId="77E6B5A8" wp14:editId="68D3E384">
-            <wp:extent cx="2971800" cy="7080720"/>
-            <wp:effectExtent l="0" t="0" r="0" b="0"/>
+          <wp:inline distT="0" distB="0" distL="0" distR="0" wp14:anchorId="77E6B5A8" wp14:editId="4A335EEB">
+            <wp:extent cx="3067941" cy="4209301"/>
+            <wp:effectExtent l="0" t="0" r="5715" b="0"/>
             <wp:docPr id="8" name="Picture 8"/>
             <wp:cNvGraphicFramePr>
               <a:graphicFrameLocks xmlns:a="http://schemas.openxmlformats.org/drawingml/2006/main" noChangeAspect="1"/>
@@ -3244,7 +3748,7 @@
                     <pic:cNvPicPr/>
                   </pic:nvPicPr>
                   <pic:blipFill>
-                    <a:blip r:embed="rId22"/>
+                    <a:blip r:embed="rId19"/>
                     <a:stretch>
                       <a:fillRect/>
                     </a:stretch>
@@ -3252,7 +3756,7 @@
                   <pic:spPr>
                     <a:xfrm>
                       <a:off x="0" y="0"/>
-                      <a:ext cx="2971800" cy="7080720"/>
+                      <a:ext cx="3266934" cy="4482325"/>
                     </a:xfrm>
                     <a:prstGeom prst="rect">
                       <a:avLst/>
@@ -3271,6 +3775,9 @@
         <w:spacing w:before="60" w:after="120"/>
         <w:ind w:firstLine="420"/>
         <w:jc w:val="center"/>
+        <w:rPr>
+          <w:rFonts w:hint="eastAsia"/>
+        </w:rPr>
       </w:pPr>
       <w:r>
         <w:t>图</w:t>
@@ -3293,6 +3800,7 @@
         <w:rPr>
           <w:rFonts w:ascii="黑体" w:hAnsi="黑体"/>
         </w:rPr>
+        <w:lastRenderedPageBreak/>
         <w:t>1.3.1 普通用户用例描述</w:t>
       </w:r>
     </w:p>
@@ -3315,24 +3823,33 @@
       <w:pPr>
         <w:pStyle w:val="af0"/>
         <w:spacing w:before="60" w:after="120"/>
-        <w:ind w:firstLine="420"/>
+        <w:ind w:firstLine="360"/>
         <w:jc w:val="center"/>
-      </w:pPr>
-      <w:r>
-        <w:lastRenderedPageBreak/>
-        <w:t>表</w:t>
-      </w:r>
-      <w:r>
-        <w:t xml:space="preserve">1.2 </w:t>
-      </w:r>
-      <w:r>
-        <w:t>学习打卡用例描述</w:t>
+        <w:rPr>
+          <w:rFonts w:ascii="黑体" w:eastAsia="黑体" w:hAnsi="黑体"/>
+          <w:sz w:val="18"/>
+          <w:szCs w:val="18"/>
+        </w:rPr>
+      </w:pPr>
+      <w:r>
+        <w:rPr>
+          <w:rFonts w:ascii="黑体" w:eastAsia="黑体" w:hAnsi="黑体"/>
+          <w:sz w:val="18"/>
+          <w:szCs w:val="18"/>
+        </w:rPr>
+        <w:t>表1.2 学习打卡用例描述</w:t>
       </w:r>
     </w:p>
     <w:tbl>
       <w:tblPr>
         <w:tblStyle w:val="a8"/>
         <w:tblW w:w="0" w:type="auto"/>
+        <w:tblBorders>
+          <w:left w:val="none" w:sz="0" w:space="0" w:color="auto"/>
+          <w:right w:val="none" w:sz="0" w:space="0" w:color="auto"/>
+          <w:insideH w:val="none" w:sz="0" w:space="0" w:color="auto"/>
+          <w:insideV w:val="none" w:sz="0" w:space="0" w:color="auto"/>
+        </w:tblBorders>
         <w:tblLook w:val="04A0" w:firstRow="1" w:lastRow="0" w:firstColumn="1" w:lastColumn="0" w:noHBand="0" w:noVBand="1"/>
       </w:tblPr>
       <w:tblGrid>
@@ -3347,18 +3864,27 @@
         <w:tc>
           <w:tcPr>
             <w:tcW w:w="1701" w:type="dxa"/>
-            <w:shd w:val="clear" w:color="auto" w:fill="D9E2F3"/>
-            <w:vAlign w:val="center"/>
-          </w:tcPr>
-          <w:p>
-            <w:pPr>
-              <w:jc w:val="center"/>
+            <w:tcBorders>
+              <w:top w:val="single" w:sz="4" w:space="0" w:color="auto"/>
+              <w:bottom w:val="single" w:sz="4" w:space="0" w:color="auto"/>
+            </w:tcBorders>
+            <w:vAlign w:val="center"/>
+          </w:tcPr>
+          <w:p>
+            <w:pPr>
+              <w:jc w:val="center"/>
+              <w:rPr>
+                <w:rFonts w:ascii="宋体" w:hAnsi="宋体"/>
+                <w:sz w:val="18"/>
+                <w:szCs w:val="18"/>
+              </w:rPr>
             </w:pPr>
             <w:r>
               <w:rPr>
                 <w:rFonts w:ascii="宋体" w:hAnsi="宋体"/>
                 <w:b/>
                 <w:sz w:val="18"/>
+                <w:szCs w:val="18"/>
               </w:rPr>
               <w:t>项目</w:t>
             </w:r>
@@ -3367,18 +3893,27 @@
         <w:tc>
           <w:tcPr>
             <w:tcW w:w="7370" w:type="dxa"/>
-            <w:shd w:val="clear" w:color="auto" w:fill="D9E2F3"/>
-            <w:vAlign w:val="center"/>
-          </w:tcPr>
-          <w:p>
-            <w:pPr>
-              <w:jc w:val="center"/>
+            <w:tcBorders>
+              <w:top w:val="single" w:sz="4" w:space="0" w:color="auto"/>
+              <w:bottom w:val="single" w:sz="4" w:space="0" w:color="auto"/>
+            </w:tcBorders>
+            <w:vAlign w:val="center"/>
+          </w:tcPr>
+          <w:p>
+            <w:pPr>
+              <w:jc w:val="center"/>
+              <w:rPr>
+                <w:rFonts w:ascii="宋体" w:hAnsi="宋体"/>
+                <w:sz w:val="18"/>
+                <w:szCs w:val="18"/>
+              </w:rPr>
             </w:pPr>
             <w:r>
               <w:rPr>
                 <w:rFonts w:ascii="宋体" w:hAnsi="宋体"/>
                 <w:b/>
                 <w:sz w:val="18"/>
+                <w:szCs w:val="18"/>
               </w:rPr>
               <w:t>内容</w:t>
             </w:r>
@@ -3392,22 +3927,31 @@
         <w:tc>
           <w:tcPr>
             <w:tcW w:w="1701" w:type="dxa"/>
-            <w:tcMar>
-              <w:top w:w="80" w:type="dxa"/>
-              <w:left w:w="90" w:type="dxa"/>
-              <w:bottom w:w="80" w:type="dxa"/>
-              <w:right w:w="90" w:type="dxa"/>
-            </w:tcMar>
-            <w:vAlign w:val="center"/>
-          </w:tcPr>
-          <w:p>
-            <w:pPr>
-              <w:jc w:val="center"/>
-            </w:pPr>
-            <w:r>
-              <w:rPr>
-                <w:rFonts w:ascii="宋体" w:hAnsi="宋体"/>
-                <w:sz w:val="18"/>
+            <w:tcBorders>
+              <w:top w:val="single" w:sz="4" w:space="0" w:color="auto"/>
+            </w:tcBorders>
+            <w:tcMar>
+              <w:top w:w="80" w:type="dxa"/>
+              <w:left w:w="90" w:type="dxa"/>
+              <w:bottom w:w="80" w:type="dxa"/>
+              <w:right w:w="90" w:type="dxa"/>
+            </w:tcMar>
+            <w:vAlign w:val="center"/>
+          </w:tcPr>
+          <w:p>
+            <w:pPr>
+              <w:jc w:val="center"/>
+              <w:rPr>
+                <w:rFonts w:ascii="宋体" w:hAnsi="宋体"/>
+                <w:sz w:val="18"/>
+                <w:szCs w:val="18"/>
+              </w:rPr>
+            </w:pPr>
+            <w:r>
+              <w:rPr>
+                <w:rFonts w:ascii="宋体" w:hAnsi="宋体"/>
+                <w:sz w:val="18"/>
+                <w:szCs w:val="18"/>
               </w:rPr>
               <w:t>用例名称</w:t>
             </w:r>
@@ -3416,22 +3960,31 @@
         <w:tc>
           <w:tcPr>
             <w:tcW w:w="7370" w:type="dxa"/>
-            <w:tcMar>
-              <w:top w:w="80" w:type="dxa"/>
-              <w:left w:w="90" w:type="dxa"/>
-              <w:bottom w:w="80" w:type="dxa"/>
-              <w:right w:w="90" w:type="dxa"/>
-            </w:tcMar>
-            <w:vAlign w:val="center"/>
-          </w:tcPr>
-          <w:p>
-            <w:pPr>
-              <w:jc w:val="center"/>
-            </w:pPr>
-            <w:r>
-              <w:rPr>
-                <w:rFonts w:ascii="宋体" w:hAnsi="宋体"/>
-                <w:sz w:val="18"/>
+            <w:tcBorders>
+              <w:top w:val="single" w:sz="4" w:space="0" w:color="auto"/>
+            </w:tcBorders>
+            <w:tcMar>
+              <w:top w:w="80" w:type="dxa"/>
+              <w:left w:w="90" w:type="dxa"/>
+              <w:bottom w:w="80" w:type="dxa"/>
+              <w:right w:w="90" w:type="dxa"/>
+            </w:tcMar>
+            <w:vAlign w:val="center"/>
+          </w:tcPr>
+          <w:p>
+            <w:pPr>
+              <w:jc w:val="center"/>
+              <w:rPr>
+                <w:rFonts w:ascii="宋体" w:hAnsi="宋体"/>
+                <w:sz w:val="18"/>
+                <w:szCs w:val="18"/>
+              </w:rPr>
+            </w:pPr>
+            <w:r>
+              <w:rPr>
+                <w:rFonts w:ascii="宋体" w:hAnsi="宋体"/>
+                <w:sz w:val="18"/>
+                <w:szCs w:val="18"/>
               </w:rPr>
               <w:t>学习打卡</w:t>
             </w:r>
@@ -3456,11 +4009,17 @@
           <w:p>
             <w:pPr>
               <w:jc w:val="center"/>
-            </w:pPr>
-            <w:r>
-              <w:rPr>
-                <w:rFonts w:ascii="宋体" w:hAnsi="宋体"/>
-                <w:sz w:val="18"/>
+              <w:rPr>
+                <w:rFonts w:ascii="宋体" w:hAnsi="宋体"/>
+                <w:sz w:val="18"/>
+                <w:szCs w:val="18"/>
+              </w:rPr>
+            </w:pPr>
+            <w:r>
+              <w:rPr>
+                <w:rFonts w:ascii="宋体" w:hAnsi="宋体"/>
+                <w:sz w:val="18"/>
+                <w:szCs w:val="18"/>
               </w:rPr>
               <w:t>参与者</w:t>
             </w:r>
@@ -3480,11 +4039,17 @@
           <w:p>
             <w:pPr>
               <w:jc w:val="center"/>
-            </w:pPr>
-            <w:r>
-              <w:rPr>
-                <w:rFonts w:ascii="宋体" w:hAnsi="宋体"/>
-                <w:sz w:val="18"/>
+              <w:rPr>
+                <w:rFonts w:ascii="宋体" w:hAnsi="宋体"/>
+                <w:sz w:val="18"/>
+                <w:szCs w:val="18"/>
+              </w:rPr>
+            </w:pPr>
+            <w:r>
+              <w:rPr>
+                <w:rFonts w:ascii="宋体" w:hAnsi="宋体"/>
+                <w:sz w:val="18"/>
+                <w:szCs w:val="18"/>
               </w:rPr>
               <w:t>普通用户</w:t>
             </w:r>
@@ -3509,11 +4074,17 @@
           <w:p>
             <w:pPr>
               <w:jc w:val="center"/>
-            </w:pPr>
-            <w:r>
-              <w:rPr>
-                <w:rFonts w:ascii="宋体" w:hAnsi="宋体"/>
-                <w:sz w:val="18"/>
+              <w:rPr>
+                <w:rFonts w:ascii="宋体" w:hAnsi="宋体"/>
+                <w:sz w:val="18"/>
+                <w:szCs w:val="18"/>
+              </w:rPr>
+            </w:pPr>
+            <w:r>
+              <w:rPr>
+                <w:rFonts w:ascii="宋体" w:hAnsi="宋体"/>
+                <w:sz w:val="18"/>
+                <w:szCs w:val="18"/>
               </w:rPr>
               <w:t>前置条件</w:t>
             </w:r>
@@ -3532,12 +4103,18 @@
           </w:tcPr>
           <w:p>
             <w:pPr>
-              <w:jc w:val="left"/>
-            </w:pPr>
-            <w:r>
-              <w:rPr>
-                <w:rFonts w:ascii="宋体" w:hAnsi="宋体"/>
-                <w:sz w:val="18"/>
+              <w:jc w:val="center"/>
+              <w:rPr>
+                <w:rFonts w:ascii="宋体" w:hAnsi="宋体"/>
+                <w:sz w:val="18"/>
+                <w:szCs w:val="18"/>
+              </w:rPr>
+            </w:pPr>
+            <w:r>
+              <w:rPr>
+                <w:rFonts w:ascii="宋体" w:hAnsi="宋体"/>
+                <w:sz w:val="18"/>
+                <w:szCs w:val="18"/>
               </w:rPr>
               <w:t>用户已登录且会话有效，目标景点存在</w:t>
             </w:r>
@@ -3562,11 +4139,17 @@
           <w:p>
             <w:pPr>
               <w:jc w:val="center"/>
-            </w:pPr>
-            <w:r>
-              <w:rPr>
-                <w:rFonts w:ascii="宋体" w:hAnsi="宋体"/>
-                <w:sz w:val="18"/>
+              <w:rPr>
+                <w:rFonts w:ascii="宋体" w:hAnsi="宋体"/>
+                <w:sz w:val="18"/>
+                <w:szCs w:val="18"/>
+              </w:rPr>
+            </w:pPr>
+            <w:r>
+              <w:rPr>
+                <w:rFonts w:ascii="宋体" w:hAnsi="宋体"/>
+                <w:sz w:val="18"/>
+                <w:szCs w:val="18"/>
               </w:rPr>
               <w:t>基本流程</w:t>
             </w:r>
@@ -3585,12 +4168,18 @@
           </w:tcPr>
           <w:p>
             <w:pPr>
-              <w:jc w:val="left"/>
-            </w:pPr>
-            <w:r>
-              <w:rPr>
-                <w:rFonts w:ascii="宋体" w:hAnsi="宋体"/>
-                <w:sz w:val="18"/>
+              <w:jc w:val="center"/>
+              <w:rPr>
+                <w:rFonts w:ascii="宋体" w:hAnsi="宋体"/>
+                <w:sz w:val="18"/>
+                <w:szCs w:val="18"/>
+              </w:rPr>
+            </w:pPr>
+            <w:r>
+              <w:rPr>
+                <w:rFonts w:ascii="宋体" w:hAnsi="宋体"/>
+                <w:sz w:val="18"/>
+                <w:szCs w:val="18"/>
               </w:rPr>
               <w:t>选择景点，填写学习心得，提交打卡，服务端写入记录，客户端刷新积分和记录</w:t>
             </w:r>
@@ -3615,11 +4204,17 @@
           <w:p>
             <w:pPr>
               <w:jc w:val="center"/>
-            </w:pPr>
-            <w:r>
-              <w:rPr>
-                <w:rFonts w:ascii="宋体" w:hAnsi="宋体"/>
-                <w:sz w:val="18"/>
+              <w:rPr>
+                <w:rFonts w:ascii="宋体" w:hAnsi="宋体"/>
+                <w:sz w:val="18"/>
+                <w:szCs w:val="18"/>
+              </w:rPr>
+            </w:pPr>
+            <w:r>
+              <w:rPr>
+                <w:rFonts w:ascii="宋体" w:hAnsi="宋体"/>
+                <w:sz w:val="18"/>
+                <w:szCs w:val="18"/>
               </w:rPr>
               <w:t>异常流程</w:t>
             </w:r>
@@ -3638,12 +4233,18 @@
           </w:tcPr>
           <w:p>
             <w:pPr>
-              <w:jc w:val="left"/>
-            </w:pPr>
-            <w:r>
-              <w:rPr>
-                <w:rFonts w:ascii="宋体" w:hAnsi="宋体"/>
-                <w:sz w:val="18"/>
+              <w:jc w:val="center"/>
+              <w:rPr>
+                <w:rFonts w:ascii="宋体" w:hAnsi="宋体"/>
+                <w:sz w:val="18"/>
+                <w:szCs w:val="18"/>
+              </w:rPr>
+            </w:pPr>
+            <w:r>
+              <w:rPr>
+                <w:rFonts w:ascii="宋体" w:hAnsi="宋体"/>
+                <w:sz w:val="18"/>
+                <w:szCs w:val="18"/>
               </w:rPr>
               <w:t>会话失效、景点不存在或心得为空时拒绝写入并显示原因</w:t>
             </w:r>
@@ -3668,11 +4269,17 @@
           <w:p>
             <w:pPr>
               <w:jc w:val="center"/>
-            </w:pPr>
-            <w:r>
-              <w:rPr>
-                <w:rFonts w:ascii="宋体" w:hAnsi="宋体"/>
-                <w:sz w:val="18"/>
+              <w:rPr>
+                <w:rFonts w:ascii="宋体" w:hAnsi="宋体"/>
+                <w:sz w:val="18"/>
+                <w:szCs w:val="18"/>
+              </w:rPr>
+            </w:pPr>
+            <w:r>
+              <w:rPr>
+                <w:rFonts w:ascii="宋体" w:hAnsi="宋体"/>
+                <w:sz w:val="18"/>
+                <w:szCs w:val="18"/>
               </w:rPr>
               <w:t>后置条件</w:t>
             </w:r>
@@ -3691,14 +4298,27 @@
           </w:tcPr>
           <w:p>
             <w:pPr>
-              <w:jc w:val="left"/>
-            </w:pPr>
-            <w:r>
-              <w:rPr>
-                <w:rFonts w:ascii="宋体" w:hAnsi="宋体"/>
-                <w:sz w:val="18"/>
-              </w:rPr>
-              <w:t>records 表新增一条记录，用户积分和景点打卡次数随实时统计增加</w:t>
+              <w:jc w:val="center"/>
+              <w:rPr>
+                <w:rFonts w:ascii="宋体" w:hAnsi="宋体"/>
+                <w:sz w:val="18"/>
+                <w:szCs w:val="18"/>
+              </w:rPr>
+            </w:pPr>
+            <w:r>
+              <w:rPr>
+                <w:sz w:val="18"/>
+                <w:szCs w:val="18"/>
+              </w:rPr>
+              <w:t>records</w:t>
+            </w:r>
+            <w:r>
+              <w:rPr>
+                <w:rFonts w:ascii="宋体" w:hAnsi="宋体"/>
+                <w:sz w:val="18"/>
+                <w:szCs w:val="18"/>
+              </w:rPr>
+              <w:t>表新增一条记录，用户积分和景点打卡次数随实时统计增加</w:t>
             </w:r>
           </w:p>
         </w:tc>
@@ -3726,9 +4346,11 @@
       <w:r>
         <w:t>管理员通过同一登录入口进入系统。服务端依据当前会话中的</w:t>
       </w:r>
-      <w:r>
-        <w:t xml:space="preserve"> is_admin </w:t>
-      </w:r>
+      <w:proofErr w:type="spellStart"/>
+      <w:r>
+        <w:t>is_admin</w:t>
+      </w:r>
+      <w:proofErr w:type="spellEnd"/>
       <w:r>
         <w:t>标记检查权限，客户端是否显示管理选项卡只负责改善操作体验，不能代替服务端鉴权。普通用户直接构造管理请求时，服务端仍会拒绝。管理员内容维护用例见表</w:t>
       </w:r>
@@ -3738,28 +4360,47 @@
       <w:r>
         <w:t>。</w:t>
       </w:r>
+    </w:p>
+    <w:p>
+      <w:pPr>
+        <w:pStyle w:val="af0"/>
+        <w:ind w:firstLine="420"/>
+        <w:rPr>
+          <w:rFonts w:hint="eastAsia"/>
+        </w:rPr>
+      </w:pPr>
     </w:p>
     <w:p>
       <w:pPr>
         <w:pStyle w:val="af0"/>
         <w:spacing w:before="60" w:after="120"/>
-        <w:ind w:firstLine="420"/>
+        <w:ind w:firstLine="360"/>
         <w:jc w:val="center"/>
-      </w:pPr>
-      <w:r>
-        <w:t>表</w:t>
-      </w:r>
-      <w:r>
-        <w:t xml:space="preserve">1.3 </w:t>
-      </w:r>
-      <w:r>
-        <w:t>管理员内容维护用例描述</w:t>
+        <w:rPr>
+          <w:rFonts w:ascii="黑体" w:eastAsia="黑体" w:hAnsi="黑体"/>
+          <w:sz w:val="18"/>
+          <w:szCs w:val="18"/>
+        </w:rPr>
+      </w:pPr>
+      <w:r>
+        <w:rPr>
+          <w:rFonts w:ascii="黑体" w:eastAsia="黑体" w:hAnsi="黑体"/>
+          <w:sz w:val="18"/>
+          <w:szCs w:val="18"/>
+        </w:rPr>
+        <w:t>表1.3 管理员内容维护用例描述</w:t>
       </w:r>
     </w:p>
     <w:tbl>
       <w:tblPr>
         <w:tblStyle w:val="a8"/>
         <w:tblW w:w="0" w:type="auto"/>
+        <w:tblBorders>
+          <w:left w:val="none" w:sz="0" w:space="0" w:color="auto"/>
+          <w:right w:val="none" w:sz="0" w:space="0" w:color="auto"/>
+          <w:insideH w:val="none" w:sz="0" w:space="0" w:color="auto"/>
+          <w:insideV w:val="none" w:sz="0" w:space="0" w:color="auto"/>
+        </w:tblBorders>
         <w:tblLook w:val="04A0" w:firstRow="1" w:lastRow="0" w:firstColumn="1" w:lastColumn="0" w:noHBand="0" w:noVBand="1"/>
       </w:tblPr>
       <w:tblGrid>
@@ -3774,17 +4415,24 @@
         <w:tc>
           <w:tcPr>
             <w:tcW w:w="1701" w:type="dxa"/>
-            <w:shd w:val="clear" w:color="auto" w:fill="D9E2F3"/>
-            <w:vAlign w:val="center"/>
-          </w:tcPr>
-          <w:p>
-            <w:pPr>
-              <w:jc w:val="center"/>
-            </w:pPr>
-            <w:r>
-              <w:rPr>
-                <w:rFonts w:ascii="宋体" w:hAnsi="宋体"/>
-                <w:b/>
+            <w:tcBorders>
+              <w:top w:val="single" w:sz="4" w:space="0" w:color="auto"/>
+              <w:bottom w:val="single" w:sz="4" w:space="0" w:color="auto"/>
+            </w:tcBorders>
+            <w:vAlign w:val="center"/>
+          </w:tcPr>
+          <w:p>
+            <w:pPr>
+              <w:jc w:val="center"/>
+              <w:rPr>
+                <w:rFonts w:ascii="宋体" w:hAnsi="宋体"/>
+                <w:bCs/>
+              </w:rPr>
+            </w:pPr>
+            <w:r>
+              <w:rPr>
+                <w:rFonts w:ascii="宋体" w:hAnsi="宋体"/>
+                <w:bCs/>
                 <w:sz w:val="18"/>
               </w:rPr>
               <w:t>项目</w:t>
@@ -3794,17 +4442,24 @@
         <w:tc>
           <w:tcPr>
             <w:tcW w:w="7370" w:type="dxa"/>
-            <w:shd w:val="clear" w:color="auto" w:fill="D9E2F3"/>
-            <w:vAlign w:val="center"/>
-          </w:tcPr>
-          <w:p>
-            <w:pPr>
-              <w:jc w:val="center"/>
-            </w:pPr>
-            <w:r>
-              <w:rPr>
-                <w:rFonts w:ascii="宋体" w:hAnsi="宋体"/>
-                <w:b/>
+            <w:tcBorders>
+              <w:top w:val="single" w:sz="4" w:space="0" w:color="auto"/>
+              <w:bottom w:val="single" w:sz="4" w:space="0" w:color="auto"/>
+            </w:tcBorders>
+            <w:vAlign w:val="center"/>
+          </w:tcPr>
+          <w:p>
+            <w:pPr>
+              <w:jc w:val="center"/>
+              <w:rPr>
+                <w:rFonts w:ascii="宋体" w:hAnsi="宋体"/>
+                <w:bCs/>
+              </w:rPr>
+            </w:pPr>
+            <w:r>
+              <w:rPr>
+                <w:rFonts w:ascii="宋体" w:hAnsi="宋体"/>
+                <w:bCs/>
                 <w:sz w:val="18"/>
               </w:rPr>
               <w:t>内容</w:t>
@@ -3819,21 +4474,29 @@
         <w:tc>
           <w:tcPr>
             <w:tcW w:w="1701" w:type="dxa"/>
-            <w:tcMar>
-              <w:top w:w="80" w:type="dxa"/>
-              <w:left w:w="90" w:type="dxa"/>
-              <w:bottom w:w="80" w:type="dxa"/>
-              <w:right w:w="90" w:type="dxa"/>
-            </w:tcMar>
-            <w:vAlign w:val="center"/>
-          </w:tcPr>
-          <w:p>
-            <w:pPr>
-              <w:jc w:val="center"/>
-            </w:pPr>
-            <w:r>
-              <w:rPr>
-                <w:rFonts w:ascii="宋体" w:hAnsi="宋体"/>
+            <w:tcBorders>
+              <w:top w:val="single" w:sz="4" w:space="0" w:color="auto"/>
+            </w:tcBorders>
+            <w:tcMar>
+              <w:top w:w="80" w:type="dxa"/>
+              <w:left w:w="90" w:type="dxa"/>
+              <w:bottom w:w="80" w:type="dxa"/>
+              <w:right w:w="90" w:type="dxa"/>
+            </w:tcMar>
+            <w:vAlign w:val="center"/>
+          </w:tcPr>
+          <w:p>
+            <w:pPr>
+              <w:jc w:val="center"/>
+              <w:rPr>
+                <w:rFonts w:ascii="宋体" w:hAnsi="宋体"/>
+                <w:bCs/>
+              </w:rPr>
+            </w:pPr>
+            <w:r>
+              <w:rPr>
+                <w:rFonts w:ascii="宋体" w:hAnsi="宋体"/>
+                <w:bCs/>
                 <w:sz w:val="18"/>
               </w:rPr>
               <w:t>用例名称</w:t>
@@ -3843,21 +4506,29 @@
         <w:tc>
           <w:tcPr>
             <w:tcW w:w="7370" w:type="dxa"/>
-            <w:tcMar>
-              <w:top w:w="80" w:type="dxa"/>
-              <w:left w:w="90" w:type="dxa"/>
-              <w:bottom w:w="80" w:type="dxa"/>
-              <w:right w:w="90" w:type="dxa"/>
-            </w:tcMar>
-            <w:vAlign w:val="center"/>
-          </w:tcPr>
-          <w:p>
-            <w:pPr>
-              <w:jc w:val="center"/>
-            </w:pPr>
-            <w:r>
-              <w:rPr>
-                <w:rFonts w:ascii="宋体" w:hAnsi="宋体"/>
+            <w:tcBorders>
+              <w:top w:val="single" w:sz="4" w:space="0" w:color="auto"/>
+            </w:tcBorders>
+            <w:tcMar>
+              <w:top w:w="80" w:type="dxa"/>
+              <w:left w:w="90" w:type="dxa"/>
+              <w:bottom w:w="80" w:type="dxa"/>
+              <w:right w:w="90" w:type="dxa"/>
+            </w:tcMar>
+            <w:vAlign w:val="center"/>
+          </w:tcPr>
+          <w:p>
+            <w:pPr>
+              <w:jc w:val="center"/>
+              <w:rPr>
+                <w:rFonts w:ascii="宋体" w:hAnsi="宋体"/>
+                <w:bCs/>
+              </w:rPr>
+            </w:pPr>
+            <w:r>
+              <w:rPr>
+                <w:rFonts w:ascii="宋体" w:hAnsi="宋体"/>
+                <w:bCs/>
                 <w:sz w:val="18"/>
               </w:rPr>
               <w:t>维护公告和景点</w:t>
@@ -3883,10 +4554,15 @@
           <w:p>
             <w:pPr>
               <w:jc w:val="center"/>
-            </w:pPr>
-            <w:r>
-              <w:rPr>
-                <w:rFonts w:ascii="宋体" w:hAnsi="宋体"/>
+              <w:rPr>
+                <w:rFonts w:ascii="宋体" w:hAnsi="宋体"/>
+                <w:bCs/>
+              </w:rPr>
+            </w:pPr>
+            <w:r>
+              <w:rPr>
+                <w:rFonts w:ascii="宋体" w:hAnsi="宋体"/>
+                <w:bCs/>
                 <w:sz w:val="18"/>
               </w:rPr>
               <w:t>参与者</w:t>
@@ -3907,10 +4583,15 @@
           <w:p>
             <w:pPr>
               <w:jc w:val="center"/>
-            </w:pPr>
-            <w:r>
-              <w:rPr>
-                <w:rFonts w:ascii="宋体" w:hAnsi="宋体"/>
+              <w:rPr>
+                <w:rFonts w:ascii="宋体" w:hAnsi="宋体"/>
+                <w:bCs/>
+              </w:rPr>
+            </w:pPr>
+            <w:r>
+              <w:rPr>
+                <w:rFonts w:ascii="宋体" w:hAnsi="宋体"/>
+                <w:bCs/>
                 <w:sz w:val="18"/>
               </w:rPr>
               <w:t>管理员</w:t>
@@ -3936,10 +4617,15 @@
           <w:p>
             <w:pPr>
               <w:jc w:val="center"/>
-            </w:pPr>
-            <w:r>
-              <w:rPr>
-                <w:rFonts w:ascii="宋体" w:hAnsi="宋体"/>
+              <w:rPr>
+                <w:rFonts w:ascii="宋体" w:hAnsi="宋体"/>
+                <w:bCs/>
+              </w:rPr>
+            </w:pPr>
+            <w:r>
+              <w:rPr>
+                <w:rFonts w:ascii="宋体" w:hAnsi="宋体"/>
+                <w:bCs/>
                 <w:sz w:val="18"/>
               </w:rPr>
               <w:t>前置条件</w:t>
@@ -3959,11 +4645,16 @@
           </w:tcPr>
           <w:p>
             <w:pPr>
-              <w:jc w:val="left"/>
-            </w:pPr>
-            <w:r>
-              <w:rPr>
-                <w:rFonts w:ascii="宋体" w:hAnsi="宋体"/>
+              <w:jc w:val="center"/>
+              <w:rPr>
+                <w:rFonts w:ascii="宋体" w:hAnsi="宋体"/>
+                <w:bCs/>
+              </w:rPr>
+            </w:pPr>
+            <w:r>
+              <w:rPr>
+                <w:rFonts w:ascii="宋体" w:hAnsi="宋体"/>
+                <w:bCs/>
                 <w:sz w:val="18"/>
               </w:rPr>
               <w:t>使用服务端固定管理员账号登录且会话有效</w:t>
@@ -3989,10 +4680,15 @@
           <w:p>
             <w:pPr>
               <w:jc w:val="center"/>
-            </w:pPr>
-            <w:r>
-              <w:rPr>
-                <w:rFonts w:ascii="宋体" w:hAnsi="宋体"/>
+              <w:rPr>
+                <w:rFonts w:ascii="宋体" w:hAnsi="宋体"/>
+                <w:bCs/>
+              </w:rPr>
+            </w:pPr>
+            <w:r>
+              <w:rPr>
+                <w:rFonts w:ascii="宋体" w:hAnsi="宋体"/>
+                <w:bCs/>
                 <w:sz w:val="18"/>
               </w:rPr>
               <w:t>基本流程</w:t>
@@ -4012,11 +4708,16 @@
           </w:tcPr>
           <w:p>
             <w:pPr>
-              <w:jc w:val="left"/>
-            </w:pPr>
-            <w:r>
-              <w:rPr>
-                <w:rFonts w:ascii="宋体" w:hAnsi="宋体"/>
+              <w:jc w:val="center"/>
+              <w:rPr>
+                <w:rFonts w:ascii="宋体" w:hAnsi="宋体"/>
+                <w:bCs/>
+              </w:rPr>
+            </w:pPr>
+            <w:r>
+              <w:rPr>
+                <w:rFonts w:ascii="宋体" w:hAnsi="宋体"/>
+                <w:bCs/>
                 <w:sz w:val="18"/>
               </w:rPr>
               <w:t>查看列表，选择新增或编辑，提交内容，服务端校验后写入数据库并返回结果</w:t>
@@ -4042,10 +4743,15 @@
           <w:p>
             <w:pPr>
               <w:jc w:val="center"/>
-            </w:pPr>
-            <w:r>
-              <w:rPr>
-                <w:rFonts w:ascii="宋体" w:hAnsi="宋体"/>
+              <w:rPr>
+                <w:rFonts w:ascii="宋体" w:hAnsi="宋体"/>
+                <w:bCs/>
+              </w:rPr>
+            </w:pPr>
+            <w:r>
+              <w:rPr>
+                <w:rFonts w:ascii="宋体" w:hAnsi="宋体"/>
+                <w:bCs/>
                 <w:sz w:val="18"/>
               </w:rPr>
               <w:t>异常流程</w:t>
@@ -4065,11 +4771,16 @@
           </w:tcPr>
           <w:p>
             <w:pPr>
-              <w:jc w:val="left"/>
-            </w:pPr>
-            <w:r>
-              <w:rPr>
-                <w:rFonts w:ascii="宋体" w:hAnsi="宋体"/>
+              <w:jc w:val="center"/>
+              <w:rPr>
+                <w:rFonts w:ascii="宋体" w:hAnsi="宋体"/>
+                <w:bCs/>
+              </w:rPr>
+            </w:pPr>
+            <w:r>
+              <w:rPr>
+                <w:rFonts w:ascii="宋体" w:hAnsi="宋体"/>
+                <w:bCs/>
                 <w:sz w:val="18"/>
               </w:rPr>
               <w:t>字段为空、编号不存在或删除已有打卡记录关联的景点时拒绝操作</w:t>
@@ -4095,10 +4806,15 @@
           <w:p>
             <w:pPr>
               <w:jc w:val="center"/>
-            </w:pPr>
-            <w:r>
-              <w:rPr>
-                <w:rFonts w:ascii="宋体" w:hAnsi="宋体"/>
+              <w:rPr>
+                <w:rFonts w:ascii="宋体" w:hAnsi="宋体"/>
+                <w:bCs/>
+              </w:rPr>
+            </w:pPr>
+            <w:r>
+              <w:rPr>
+                <w:rFonts w:ascii="宋体" w:hAnsi="宋体"/>
+                <w:bCs/>
                 <w:sz w:val="18"/>
               </w:rPr>
               <w:t>后置条件</w:t>
@@ -4118,11 +4834,16 @@
           </w:tcPr>
           <w:p>
             <w:pPr>
-              <w:jc w:val="left"/>
-            </w:pPr>
-            <w:r>
-              <w:rPr>
-                <w:rFonts w:ascii="宋体" w:hAnsi="宋体"/>
+              <w:jc w:val="center"/>
+              <w:rPr>
+                <w:rFonts w:ascii="宋体" w:hAnsi="宋体"/>
+                <w:bCs/>
+              </w:rPr>
+            </w:pPr>
+            <w:r>
+              <w:rPr>
+                <w:rFonts w:ascii="宋体" w:hAnsi="宋体"/>
+                <w:bCs/>
                 <w:sz w:val="18"/>
               </w:rPr>
               <w:t>公告或景点数据按请求完成新增、修改或删除</w:t>
@@ -4137,6 +4858,17 @@
         <w:keepNext/>
         <w:spacing w:before="240" w:after="240"/>
         <w:ind w:firstLine="480"/>
+        <w:rPr>
+          <w:rFonts w:ascii="黑体" w:hAnsi="黑体"/>
+        </w:rPr>
+      </w:pPr>
+    </w:p>
+    <w:p>
+      <w:pPr>
+        <w:pStyle w:val="af"/>
+        <w:keepNext/>
+        <w:spacing w:before="240" w:after="240"/>
+        <w:ind w:firstLine="480"/>
       </w:pPr>
       <w:r>
         <w:rPr>
@@ -4154,98 +4886,132 @@
         <w:t>根据事件列表和用例描述，系统包含</w:t>
       </w:r>
       <w:r>
-        <w:t xml:space="preserve"> User</w:t>
+        <w:t>User</w:t>
       </w:r>
       <w:r>
         <w:t>、</w:t>
       </w:r>
+      <w:proofErr w:type="spellStart"/>
       <w:r>
         <w:t>ScenicSpot</w:t>
       </w:r>
+      <w:proofErr w:type="spellEnd"/>
       <w:r>
         <w:t>、</w:t>
       </w:r>
-      <w:r>
-        <w:t xml:space="preserve">CheckInRecord </w:t>
-      </w:r>
+      <w:proofErr w:type="spellStart"/>
+      <w:r>
+        <w:t>CheckInRecord</w:t>
+      </w:r>
+      <w:proofErr w:type="spellEnd"/>
       <w:r>
         <w:t>和</w:t>
       </w:r>
       <w:r>
-        <w:t xml:space="preserve"> Announcement </w:t>
+        <w:t>Announcement</w:t>
       </w:r>
       <w:r>
         <w:t>四个领域实体。管理员属于服务端固定身份，不是数据库实体。</w:t>
       </w:r>
       <w:r>
-        <w:t xml:space="preserve">User </w:t>
+        <w:t>User</w:t>
       </w:r>
       <w:r>
         <w:t>与</w:t>
       </w:r>
-      <w:r>
-        <w:t xml:space="preserve"> CheckInRecord</w:t>
-      </w:r>
+      <w:proofErr w:type="spellStart"/>
+      <w:r>
+        <w:t>CheckInRecord</w:t>
+      </w:r>
+      <w:proofErr w:type="spellEnd"/>
       <w:r>
         <w:t>、</w:t>
       </w:r>
-      <w:r>
-        <w:t xml:space="preserve">ScenicSpot </w:t>
-      </w:r>
+      <w:proofErr w:type="spellStart"/>
+      <w:r>
+        <w:t>ScenicSpot</w:t>
+      </w:r>
+      <w:proofErr w:type="spellEnd"/>
       <w:r>
         <w:t>与</w:t>
       </w:r>
-      <w:r>
-        <w:t xml:space="preserve"> CheckInRecord </w:t>
-      </w:r>
+      <w:proofErr w:type="spellStart"/>
+      <w:r>
+        <w:t>CheckInRecord</w:t>
+      </w:r>
+      <w:proofErr w:type="spellEnd"/>
       <w:r>
         <w:t>均为一对多关系，</w:t>
       </w:r>
       <w:r>
-        <w:t xml:space="preserve">User </w:t>
+        <w:t>User</w:t>
       </w:r>
       <w:r>
         <w:t>与</w:t>
       </w:r>
-      <w:r>
-        <w:t xml:space="preserve"> ScenicSpot </w:t>
-      </w:r>
+      <w:proofErr w:type="spellStart"/>
+      <w:r>
+        <w:t>ScenicSpot</w:t>
+      </w:r>
+      <w:proofErr w:type="spellEnd"/>
       <w:r>
         <w:t>通过</w:t>
       </w:r>
-      <w:r>
-        <w:t xml:space="preserve"> CheckInRecord </w:t>
-      </w:r>
+      <w:proofErr w:type="spellStart"/>
+      <w:r>
+        <w:t>CheckInRecord</w:t>
+      </w:r>
+      <w:proofErr w:type="spellEnd"/>
       <w:r>
         <w:t>形成多对多学习关系。积分和景点打卡次数属于派生数据，不单独存储。</w:t>
       </w:r>
+    </w:p>
+    <w:p>
+      <w:pPr>
+        <w:pStyle w:val="af0"/>
+        <w:ind w:firstLine="420"/>
+        <w:rPr>
+          <w:rFonts w:hint="eastAsia"/>
+        </w:rPr>
+      </w:pPr>
     </w:p>
     <w:p>
       <w:pPr>
         <w:pStyle w:val="af0"/>
         <w:spacing w:before="60" w:after="120"/>
-        <w:ind w:firstLine="420"/>
+        <w:ind w:firstLine="360"/>
         <w:jc w:val="center"/>
-      </w:pPr>
-      <w:r>
-        <w:t>表</w:t>
-      </w:r>
-      <w:r>
-        <w:t xml:space="preserve">1.4 </w:t>
-      </w:r>
-      <w:r>
-        <w:t>领域实体与主要属性</w:t>
+        <w:rPr>
+          <w:rFonts w:ascii="黑体" w:eastAsia="黑体" w:hAnsi="黑体"/>
+          <w:sz w:val="18"/>
+          <w:szCs w:val="18"/>
+        </w:rPr>
+      </w:pPr>
+      <w:r>
+        <w:rPr>
+          <w:rFonts w:ascii="黑体" w:eastAsia="黑体" w:hAnsi="黑体"/>
+          <w:sz w:val="18"/>
+          <w:szCs w:val="18"/>
+        </w:rPr>
+        <w:lastRenderedPageBreak/>
+        <w:t>表1.4 领域实体与主要属性</w:t>
       </w:r>
     </w:p>
     <w:tbl>
       <w:tblPr>
         <w:tblStyle w:val="a8"/>
         <w:tblW w:w="0" w:type="auto"/>
+        <w:tblBorders>
+          <w:left w:val="none" w:sz="0" w:space="0" w:color="auto"/>
+          <w:right w:val="none" w:sz="0" w:space="0" w:color="auto"/>
+          <w:insideH w:val="none" w:sz="0" w:space="0" w:color="auto"/>
+          <w:insideV w:val="none" w:sz="0" w:space="0" w:color="auto"/>
+        </w:tblBorders>
         <w:tblLook w:val="04A0" w:firstRow="1" w:lastRow="0" w:firstColumn="1" w:lastColumn="0" w:noHBand="0" w:noVBand="1"/>
       </w:tblPr>
       <w:tblGrid>
-        <w:gridCol w:w="1696"/>
-        <w:gridCol w:w="4389"/>
+        <w:gridCol w:w="1697"/>
+        <w:gridCol w:w="4388"/>
         <w:gridCol w:w="2919"/>
       </w:tblGrid>
       <w:tr>
@@ -4256,17 +5022,23 @@
         <w:tc>
           <w:tcPr>
             <w:tcW w:w="1701" w:type="dxa"/>
-            <w:shd w:val="clear" w:color="auto" w:fill="D9E2F3"/>
-            <w:vAlign w:val="center"/>
-          </w:tcPr>
-          <w:p>
-            <w:pPr>
-              <w:jc w:val="center"/>
-            </w:pPr>
-            <w:r>
-              <w:rPr>
-                <w:rFonts w:ascii="宋体" w:hAnsi="宋体"/>
-                <w:b/>
+            <w:tcBorders>
+              <w:top w:val="single" w:sz="4" w:space="0" w:color="auto"/>
+              <w:bottom w:val="single" w:sz="4" w:space="0" w:color="auto"/>
+            </w:tcBorders>
+            <w:vAlign w:val="center"/>
+          </w:tcPr>
+          <w:p>
+            <w:pPr>
+              <w:jc w:val="center"/>
+              <w:rPr>
+                <w:bCs/>
+              </w:rPr>
+            </w:pPr>
+            <w:r>
+              <w:rPr>
+                <w:rFonts w:ascii="宋体" w:hAnsi="宋体"/>
+                <w:bCs/>
                 <w:sz w:val="18"/>
               </w:rPr>
               <w:t>领域实体</w:t>
@@ -4276,17 +5048,23 @@
         <w:tc>
           <w:tcPr>
             <w:tcW w:w="4422" w:type="dxa"/>
-            <w:shd w:val="clear" w:color="auto" w:fill="D9E2F3"/>
-            <w:vAlign w:val="center"/>
-          </w:tcPr>
-          <w:p>
-            <w:pPr>
-              <w:jc w:val="center"/>
-            </w:pPr>
-            <w:r>
-              <w:rPr>
-                <w:rFonts w:ascii="宋体" w:hAnsi="宋体"/>
-                <w:b/>
+            <w:tcBorders>
+              <w:top w:val="single" w:sz="4" w:space="0" w:color="auto"/>
+              <w:bottom w:val="single" w:sz="4" w:space="0" w:color="auto"/>
+            </w:tcBorders>
+            <w:vAlign w:val="center"/>
+          </w:tcPr>
+          <w:p>
+            <w:pPr>
+              <w:jc w:val="center"/>
+              <w:rPr>
+                <w:bCs/>
+              </w:rPr>
+            </w:pPr>
+            <w:r>
+              <w:rPr>
+                <w:rFonts w:ascii="宋体" w:hAnsi="宋体"/>
+                <w:bCs/>
                 <w:sz w:val="18"/>
               </w:rPr>
               <w:t>主要属性</w:t>
@@ -4296,17 +5074,23 @@
         <w:tc>
           <w:tcPr>
             <w:tcW w:w="2948" w:type="dxa"/>
-            <w:shd w:val="clear" w:color="auto" w:fill="D9E2F3"/>
-            <w:vAlign w:val="center"/>
-          </w:tcPr>
-          <w:p>
-            <w:pPr>
-              <w:jc w:val="center"/>
-            </w:pPr>
-            <w:r>
-              <w:rPr>
-                <w:rFonts w:ascii="宋体" w:hAnsi="宋体"/>
-                <w:b/>
+            <w:tcBorders>
+              <w:top w:val="single" w:sz="4" w:space="0" w:color="auto"/>
+              <w:bottom w:val="single" w:sz="4" w:space="0" w:color="auto"/>
+            </w:tcBorders>
+            <w:vAlign w:val="center"/>
+          </w:tcPr>
+          <w:p>
+            <w:pPr>
+              <w:jc w:val="center"/>
+              <w:rPr>
+                <w:bCs/>
+              </w:rPr>
+            </w:pPr>
+            <w:r>
+              <w:rPr>
+                <w:rFonts w:ascii="宋体" w:hAnsi="宋体"/>
+                <w:bCs/>
                 <w:sz w:val="18"/>
               </w:rPr>
               <w:t>说明</w:t>
@@ -4321,21 +5105,23 @@
         <w:tc>
           <w:tcPr>
             <w:tcW w:w="1701" w:type="dxa"/>
-            <w:tcMar>
-              <w:top w:w="80" w:type="dxa"/>
-              <w:left w:w="90" w:type="dxa"/>
-              <w:bottom w:w="80" w:type="dxa"/>
-              <w:right w:w="90" w:type="dxa"/>
-            </w:tcMar>
-            <w:vAlign w:val="center"/>
-          </w:tcPr>
-          <w:p>
-            <w:pPr>
-              <w:jc w:val="center"/>
-            </w:pPr>
-            <w:r>
-              <w:rPr>
-                <w:rFonts w:ascii="宋体" w:hAnsi="宋体"/>
+            <w:tcBorders>
+              <w:top w:val="single" w:sz="4" w:space="0" w:color="auto"/>
+            </w:tcBorders>
+            <w:tcMar>
+              <w:top w:w="80" w:type="dxa"/>
+              <w:left w:w="90" w:type="dxa"/>
+              <w:bottom w:w="80" w:type="dxa"/>
+              <w:right w:w="90" w:type="dxa"/>
+            </w:tcMar>
+            <w:vAlign w:val="center"/>
+          </w:tcPr>
+          <w:p>
+            <w:pPr>
+              <w:jc w:val="center"/>
+            </w:pPr>
+            <w:r>
+              <w:rPr>
                 <w:sz w:val="18"/>
               </w:rPr>
               <w:t>User</w:t>
@@ -4345,41 +5131,82 @@
         <w:tc>
           <w:tcPr>
             <w:tcW w:w="4422" w:type="dxa"/>
-            <w:tcMar>
-              <w:top w:w="80" w:type="dxa"/>
-              <w:left w:w="90" w:type="dxa"/>
-              <w:bottom w:w="80" w:type="dxa"/>
-              <w:right w:w="90" w:type="dxa"/>
-            </w:tcMar>
-            <w:vAlign w:val="center"/>
-          </w:tcPr>
-          <w:p>
-            <w:pPr>
-              <w:jc w:val="left"/>
-            </w:pPr>
-            <w:r>
-              <w:rPr>
-                <w:rFonts w:ascii="宋体" w:hAnsi="宋体"/>
-                <w:sz w:val="18"/>
-              </w:rPr>
-              <w:t>id，username，password_hash，salt</w:t>
+            <w:tcBorders>
+              <w:top w:val="single" w:sz="4" w:space="0" w:color="auto"/>
+            </w:tcBorders>
+            <w:tcMar>
+              <w:top w:w="80" w:type="dxa"/>
+              <w:left w:w="90" w:type="dxa"/>
+              <w:bottom w:w="80" w:type="dxa"/>
+              <w:right w:w="90" w:type="dxa"/>
+            </w:tcMar>
+            <w:vAlign w:val="center"/>
+          </w:tcPr>
+          <w:p>
+            <w:pPr>
+              <w:jc w:val="center"/>
+            </w:pPr>
+            <w:r>
+              <w:rPr>
+                <w:sz w:val="18"/>
+              </w:rPr>
+              <w:t>id</w:t>
+            </w:r>
+            <w:r>
+              <w:rPr>
+                <w:sz w:val="18"/>
+              </w:rPr>
+              <w:t>，</w:t>
+            </w:r>
+            <w:r>
+              <w:rPr>
+                <w:sz w:val="18"/>
+              </w:rPr>
+              <w:t>username</w:t>
+            </w:r>
+            <w:r>
+              <w:rPr>
+                <w:sz w:val="18"/>
+              </w:rPr>
+              <w:t>，</w:t>
+            </w:r>
+            <w:r>
+              <w:rPr>
+                <w:sz w:val="18"/>
+              </w:rPr>
+              <w:t>password_hash</w:t>
+            </w:r>
+            <w:r>
+              <w:rPr>
+                <w:sz w:val="18"/>
+              </w:rPr>
+              <w:t>，</w:t>
+            </w:r>
+            <w:r>
+              <w:rPr>
+                <w:sz w:val="18"/>
+              </w:rPr>
+              <w:t>salt</w:t>
             </w:r>
           </w:p>
         </w:tc>
         <w:tc>
           <w:tcPr>
             <w:tcW w:w="2948" w:type="dxa"/>
-            <w:tcMar>
-              <w:top w:w="80" w:type="dxa"/>
-              <w:left w:w="90" w:type="dxa"/>
-              <w:bottom w:w="80" w:type="dxa"/>
-              <w:right w:w="90" w:type="dxa"/>
-            </w:tcMar>
-            <w:vAlign w:val="center"/>
-          </w:tcPr>
-          <w:p>
-            <w:pPr>
-              <w:jc w:val="left"/>
+            <w:tcBorders>
+              <w:top w:val="single" w:sz="4" w:space="0" w:color="auto"/>
+            </w:tcBorders>
+            <w:tcMar>
+              <w:top w:w="80" w:type="dxa"/>
+              <w:left w:w="90" w:type="dxa"/>
+              <w:bottom w:w="80" w:type="dxa"/>
+              <w:right w:w="90" w:type="dxa"/>
+            </w:tcMar>
+            <w:vAlign w:val="center"/>
+          </w:tcPr>
+          <w:p>
+            <w:pPr>
+              <w:jc w:val="center"/>
             </w:pPr>
             <w:r>
               <w:rPr>
@@ -4412,7 +5239,6 @@
             </w:pPr>
             <w:r>
               <w:rPr>
-                <w:rFonts w:ascii="宋体" w:hAnsi="宋体"/>
                 <w:sz w:val="18"/>
               </w:rPr>
               <w:t>ScenicSpot</w:t>
@@ -4432,14 +5258,49 @@
           </w:tcPr>
           <w:p>
             <w:pPr>
-              <w:jc w:val="left"/>
-            </w:pPr>
-            <w:r>
-              <w:rPr>
-                <w:rFonts w:ascii="宋体" w:hAnsi="宋体"/>
-                <w:sz w:val="18"/>
-              </w:rPr>
-              <w:t>id，name，location，history</w:t>
+              <w:jc w:val="center"/>
+            </w:pPr>
+            <w:r>
+              <w:rPr>
+                <w:sz w:val="18"/>
+              </w:rPr>
+              <w:t>id</w:t>
+            </w:r>
+            <w:r>
+              <w:rPr>
+                <w:sz w:val="18"/>
+              </w:rPr>
+              <w:t>，</w:t>
+            </w:r>
+            <w:r>
+              <w:rPr>
+                <w:sz w:val="18"/>
+              </w:rPr>
+              <w:t>name</w:t>
+            </w:r>
+            <w:r>
+              <w:rPr>
+                <w:sz w:val="18"/>
+              </w:rPr>
+              <w:t>，</w:t>
+            </w:r>
+            <w:r>
+              <w:rPr>
+                <w:sz w:val="18"/>
+              </w:rPr>
+              <w:t>location</w:t>
+            </w:r>
+            <w:r>
+              <w:rPr>
+                <w:sz w:val="18"/>
+              </w:rPr>
+              <w:t>，</w:t>
+            </w:r>
+            <w:r>
+              <w:rPr>
+                <w:sz w:val="18"/>
+              </w:rPr>
+              <w:t>history</w:t>
             </w:r>
           </w:p>
         </w:tc>
@@ -4489,7 +5350,6 @@
             </w:pPr>
             <w:r>
               <w:rPr>
-                <w:rFonts w:ascii="宋体" w:hAnsi="宋体"/>
                 <w:sz w:val="18"/>
               </w:rPr>
               <w:t>CheckInRecord</w:t>
@@ -4509,14 +5369,61 @@
           </w:tcPr>
           <w:p>
             <w:pPr>
-              <w:jc w:val="left"/>
-            </w:pPr>
-            <w:r>
-              <w:rPr>
-                <w:rFonts w:ascii="宋体" w:hAnsi="宋体"/>
-                <w:sz w:val="18"/>
-              </w:rPr>
-              <w:t>id，user_id，place_id，created_at，reflection</w:t>
+              <w:jc w:val="center"/>
+            </w:pPr>
+            <w:r>
+              <w:rPr>
+                <w:sz w:val="18"/>
+              </w:rPr>
+              <w:t>id</w:t>
+            </w:r>
+            <w:r>
+              <w:rPr>
+                <w:sz w:val="18"/>
+              </w:rPr>
+              <w:t>，</w:t>
+            </w:r>
+            <w:r>
+              <w:rPr>
+                <w:sz w:val="18"/>
+              </w:rPr>
+              <w:t>user_id</w:t>
+            </w:r>
+            <w:r>
+              <w:rPr>
+                <w:sz w:val="18"/>
+              </w:rPr>
+              <w:t>，</w:t>
+            </w:r>
+            <w:r>
+              <w:rPr>
+                <w:sz w:val="18"/>
+              </w:rPr>
+              <w:t>place_id</w:t>
+            </w:r>
+            <w:r>
+              <w:rPr>
+                <w:sz w:val="18"/>
+              </w:rPr>
+              <w:t>，</w:t>
+            </w:r>
+            <w:r>
+              <w:rPr>
+                <w:sz w:val="18"/>
+              </w:rPr>
+              <w:t>created_at</w:t>
+            </w:r>
+            <w:r>
+              <w:rPr>
+                <w:sz w:val="18"/>
+              </w:rPr>
+              <w:t>，</w:t>
+            </w:r>
+            <w:r>
+              <w:rPr>
+                <w:sz w:val="18"/>
+              </w:rPr>
+              <w:t>reflection</w:t>
             </w:r>
           </w:p>
         </w:tc>
@@ -4566,7 +5473,6 @@
             </w:pPr>
             <w:r>
               <w:rPr>
-                <w:rFonts w:ascii="宋体" w:hAnsi="宋体"/>
                 <w:sz w:val="18"/>
               </w:rPr>
               <w:t>Announcement</w:t>
@@ -4586,14 +5492,61 @@
           </w:tcPr>
           <w:p>
             <w:pPr>
-              <w:jc w:val="left"/>
-            </w:pPr>
-            <w:r>
-              <w:rPr>
-                <w:rFonts w:ascii="宋体" w:hAnsi="宋体"/>
-                <w:sz w:val="18"/>
-              </w:rPr>
-              <w:t>id，title，content，published_at，remark</w:t>
+              <w:jc w:val="center"/>
+            </w:pPr>
+            <w:r>
+              <w:rPr>
+                <w:sz w:val="18"/>
+              </w:rPr>
+              <w:t>id</w:t>
+            </w:r>
+            <w:r>
+              <w:rPr>
+                <w:sz w:val="18"/>
+              </w:rPr>
+              <w:t>，</w:t>
+            </w:r>
+            <w:r>
+              <w:rPr>
+                <w:sz w:val="18"/>
+              </w:rPr>
+              <w:t>title</w:t>
+            </w:r>
+            <w:r>
+              <w:rPr>
+                <w:sz w:val="18"/>
+              </w:rPr>
+              <w:t>，</w:t>
+            </w:r>
+            <w:r>
+              <w:rPr>
+                <w:sz w:val="18"/>
+              </w:rPr>
+              <w:t>content</w:t>
+            </w:r>
+            <w:r>
+              <w:rPr>
+                <w:sz w:val="18"/>
+              </w:rPr>
+              <w:t>，</w:t>
+            </w:r>
+            <w:r>
+              <w:rPr>
+                <w:sz w:val="18"/>
+              </w:rPr>
+              <w:t>published_at</w:t>
+            </w:r>
+            <w:r>
+              <w:rPr>
+                <w:sz w:val="18"/>
+              </w:rPr>
+              <w:t>，</w:t>
+            </w:r>
+            <w:r>
+              <w:rPr>
+                <w:sz w:val="18"/>
+              </w:rPr>
+              <w:t>remark</w:t>
             </w:r>
           </w:p>
         </w:tc>
@@ -4623,18 +5576,6 @@
         </w:tc>
       </w:tr>
     </w:tbl>
-    <w:p>
-      <w:pPr>
-        <w:pStyle w:val="af0"/>
-        <w:keepNext/>
-        <w:ind w:firstLine="420"/>
-        <w:jc w:val="center"/>
-      </w:pPr>
-      <w:r>
-        <w:lastRenderedPageBreak/>
-        <w:t>【此处插入领域静态类图】</w:t>
-      </w:r>
-    </w:p>
     <w:p>
       <w:pPr>
         <w:pStyle w:val="af0"/>
@@ -4642,14 +5583,84 @@
         <w:ind w:firstLine="420"/>
         <w:jc w:val="center"/>
       </w:pPr>
-      <w:r>
-        <w:t>图</w:t>
-      </w:r>
-      <w:r>
-        <w:t xml:space="preserve">1.3 </w:t>
-      </w:r>
-      <w:r>
-        <w:t>领域静态类图（仅含属性）</w:t>
+    </w:p>
+    <w:p>
+      <w:pPr>
+        <w:pStyle w:val="af0"/>
+        <w:spacing w:before="60" w:after="120" w:line="240" w:lineRule="auto"/>
+        <w:ind w:firstLine="420"/>
+        <w:jc w:val="center"/>
+        <w:rPr>
+          <w:rFonts w:hint="eastAsia"/>
+        </w:rPr>
+      </w:pPr>
+      <w:r>
+        <w:rPr>
+          <w:rFonts w:hint="eastAsia"/>
+          <w:noProof/>
+        </w:rPr>
+        <w:drawing>
+          <wp:inline distT="0" distB="0" distL="0" distR="0" wp14:anchorId="36F09B87" wp14:editId="6FEE72F3">
+            <wp:extent cx="4811259" cy="2960775"/>
+            <wp:effectExtent l="0" t="0" r="2540" b="0"/>
+            <wp:docPr id="178745887" name="图片 1"/>
+            <wp:cNvGraphicFramePr>
+              <a:graphicFrameLocks xmlns:a="http://schemas.openxmlformats.org/drawingml/2006/main" noChangeAspect="1"/>
+            </wp:cNvGraphicFramePr>
+            <a:graphic xmlns:a="http://schemas.openxmlformats.org/drawingml/2006/main">
+              <a:graphicData uri="http://schemas.openxmlformats.org/drawingml/2006/picture">
+                <pic:pic xmlns:pic="http://schemas.openxmlformats.org/drawingml/2006/picture">
+                  <pic:nvPicPr>
+                    <pic:cNvPr id="178745887" name="图片 178745887"/>
+                    <pic:cNvPicPr/>
+                  </pic:nvPicPr>
+                  <pic:blipFill>
+                    <a:blip r:embed="rId20" cstate="print">
+                      <a:extLst>
+                        <a:ext uri="{28A0092B-C50C-407E-A947-70E740481C1C}">
+                          <a14:useLocalDpi xmlns:a14="http://schemas.microsoft.com/office/drawing/2010/main" val="0"/>
+                        </a:ext>
+                      </a:extLst>
+                    </a:blip>
+                    <a:stretch>
+                      <a:fillRect/>
+                    </a:stretch>
+                  </pic:blipFill>
+                  <pic:spPr>
+                    <a:xfrm>
+                      <a:off x="0" y="0"/>
+                      <a:ext cx="4820745" cy="2966613"/>
+                    </a:xfrm>
+                    <a:prstGeom prst="rect">
+                      <a:avLst/>
+                    </a:prstGeom>
+                  </pic:spPr>
+                </pic:pic>
+              </a:graphicData>
+            </a:graphic>
+          </wp:inline>
+        </w:drawing>
+      </w:r>
+    </w:p>
+    <w:p>
+      <w:pPr>
+        <w:pStyle w:val="af0"/>
+        <w:spacing w:before="60" w:after="120"/>
+        <w:ind w:firstLine="360"/>
+        <w:jc w:val="center"/>
+        <w:rPr>
+          <w:rFonts w:ascii="黑体" w:eastAsia="黑体" w:hAnsi="黑体" w:hint="eastAsia"/>
+          <w:sz w:val="18"/>
+          <w:szCs w:val="18"/>
+        </w:rPr>
+      </w:pPr>
+      <w:r>
+        <w:rPr>
+          <w:rFonts w:ascii="黑体" w:eastAsia="黑体" w:hAnsi="黑体"/>
+          <w:sz w:val="18"/>
+          <w:szCs w:val="18"/>
+        </w:rPr>
+        <w:t>图1.3 领域静态类图（仅含属性）</w:t>
       </w:r>
     </w:p>
     <w:p>
@@ -4757,30 +5768,40 @@
       <w:pPr>
         <w:pStyle w:val="af0"/>
         <w:spacing w:before="60" w:after="120"/>
-        <w:ind w:firstLine="420"/>
+        <w:ind w:firstLine="360"/>
         <w:jc w:val="center"/>
-      </w:pPr>
-      <w:r>
-        <w:t>表</w:t>
-      </w:r>
-      <w:r>
-        <w:t xml:space="preserve">1.5 </w:t>
-      </w:r>
-      <w:r>
-        <w:t>学习打卡交互步骤</w:t>
+        <w:rPr>
+          <w:rFonts w:ascii="黑体" w:eastAsia="黑体" w:hAnsi="黑体"/>
+          <w:sz w:val="18"/>
+          <w:szCs w:val="18"/>
+        </w:rPr>
+      </w:pPr>
+      <w:r>
+        <w:rPr>
+          <w:rFonts w:ascii="黑体" w:eastAsia="黑体" w:hAnsi="黑体"/>
+          <w:sz w:val="18"/>
+          <w:szCs w:val="18"/>
+        </w:rPr>
+        <w:t>表1.5 学习打卡交互步骤</w:t>
       </w:r>
     </w:p>
     <w:tbl>
       <w:tblPr>
         <w:tblStyle w:val="a8"/>
         <w:tblW w:w="0" w:type="auto"/>
+        <w:tblBorders>
+          <w:left w:val="none" w:sz="0" w:space="0" w:color="auto"/>
+          <w:right w:val="none" w:sz="0" w:space="0" w:color="auto"/>
+          <w:insideH w:val="none" w:sz="0" w:space="0" w:color="auto"/>
+          <w:insideV w:val="none" w:sz="0" w:space="0" w:color="auto"/>
+        </w:tblBorders>
         <w:tblLook w:val="04A0" w:firstRow="1" w:lastRow="0" w:firstColumn="1" w:lastColumn="0" w:noHBand="0" w:noVBand="1"/>
       </w:tblPr>
       <w:tblGrid>
         <w:gridCol w:w="844"/>
-        <w:gridCol w:w="1922"/>
+        <w:gridCol w:w="1921"/>
         <w:gridCol w:w="2089"/>
-        <w:gridCol w:w="4149"/>
+        <w:gridCol w:w="4150"/>
       </w:tblGrid>
       <w:tr>
         <w:trPr>
@@ -4790,18 +5811,27 @@
         <w:tc>
           <w:tcPr>
             <w:tcW w:w="850" w:type="dxa"/>
-            <w:shd w:val="clear" w:color="auto" w:fill="D9E2F3"/>
-            <w:vAlign w:val="center"/>
-          </w:tcPr>
-          <w:p>
-            <w:pPr>
-              <w:jc w:val="center"/>
-            </w:pPr>
-            <w:r>
-              <w:rPr>
-                <w:rFonts w:ascii="宋体" w:hAnsi="宋体"/>
-                <w:b/>
-                <w:sz w:val="17"/>
+            <w:tcBorders>
+              <w:top w:val="single" w:sz="4" w:space="0" w:color="auto"/>
+              <w:bottom w:val="single" w:sz="4" w:space="0" w:color="auto"/>
+            </w:tcBorders>
+            <w:vAlign w:val="center"/>
+          </w:tcPr>
+          <w:p>
+            <w:pPr>
+              <w:jc w:val="center"/>
+              <w:rPr>
+                <w:bCs/>
+                <w:sz w:val="18"/>
+                <w:szCs w:val="18"/>
+              </w:rPr>
+            </w:pPr>
+            <w:r>
+              <w:rPr>
+                <w:rFonts w:ascii="宋体" w:hAnsi="宋体"/>
+                <w:bCs/>
+                <w:sz w:val="18"/>
+                <w:szCs w:val="18"/>
               </w:rPr>
               <w:t>步骤</w:t>
             </w:r>
@@ -4810,18 +5840,27 @@
         <w:tc>
           <w:tcPr>
             <w:tcW w:w="1928" w:type="dxa"/>
-            <w:shd w:val="clear" w:color="auto" w:fill="D9E2F3"/>
-            <w:vAlign w:val="center"/>
-          </w:tcPr>
-          <w:p>
-            <w:pPr>
-              <w:jc w:val="center"/>
-            </w:pPr>
-            <w:r>
-              <w:rPr>
-                <w:rFonts w:ascii="宋体" w:hAnsi="宋体"/>
-                <w:b/>
-                <w:sz w:val="17"/>
+            <w:tcBorders>
+              <w:top w:val="single" w:sz="4" w:space="0" w:color="auto"/>
+              <w:bottom w:val="single" w:sz="4" w:space="0" w:color="auto"/>
+            </w:tcBorders>
+            <w:vAlign w:val="center"/>
+          </w:tcPr>
+          <w:p>
+            <w:pPr>
+              <w:jc w:val="center"/>
+              <w:rPr>
+                <w:bCs/>
+                <w:sz w:val="18"/>
+                <w:szCs w:val="18"/>
+              </w:rPr>
+            </w:pPr>
+            <w:r>
+              <w:rPr>
+                <w:rFonts w:ascii="宋体" w:hAnsi="宋体"/>
+                <w:bCs/>
+                <w:sz w:val="18"/>
+                <w:szCs w:val="18"/>
               </w:rPr>
               <w:t>发送方</w:t>
             </w:r>
@@ -4830,18 +5869,27 @@
         <w:tc>
           <w:tcPr>
             <w:tcW w:w="2098" w:type="dxa"/>
-            <w:shd w:val="clear" w:color="auto" w:fill="D9E2F3"/>
-            <w:vAlign w:val="center"/>
-          </w:tcPr>
-          <w:p>
-            <w:pPr>
-              <w:jc w:val="center"/>
-            </w:pPr>
-            <w:r>
-              <w:rPr>
-                <w:rFonts w:ascii="宋体" w:hAnsi="宋体"/>
-                <w:b/>
-                <w:sz w:val="17"/>
+            <w:tcBorders>
+              <w:top w:val="single" w:sz="4" w:space="0" w:color="auto"/>
+              <w:bottom w:val="single" w:sz="4" w:space="0" w:color="auto"/>
+            </w:tcBorders>
+            <w:vAlign w:val="center"/>
+          </w:tcPr>
+          <w:p>
+            <w:pPr>
+              <w:jc w:val="center"/>
+              <w:rPr>
+                <w:bCs/>
+                <w:sz w:val="18"/>
+                <w:szCs w:val="18"/>
+              </w:rPr>
+            </w:pPr>
+            <w:r>
+              <w:rPr>
+                <w:rFonts w:ascii="宋体" w:hAnsi="宋体"/>
+                <w:bCs/>
+                <w:sz w:val="18"/>
+                <w:szCs w:val="18"/>
               </w:rPr>
               <w:t>接收方</w:t>
             </w:r>
@@ -4850,18 +5898,27 @@
         <w:tc>
           <w:tcPr>
             <w:tcW w:w="4195" w:type="dxa"/>
-            <w:shd w:val="clear" w:color="auto" w:fill="D9E2F3"/>
-            <w:vAlign w:val="center"/>
-          </w:tcPr>
-          <w:p>
-            <w:pPr>
-              <w:jc w:val="center"/>
-            </w:pPr>
-            <w:r>
-              <w:rPr>
-                <w:rFonts w:ascii="宋体" w:hAnsi="宋体"/>
-                <w:b/>
-                <w:sz w:val="17"/>
+            <w:tcBorders>
+              <w:top w:val="single" w:sz="4" w:space="0" w:color="auto"/>
+              <w:bottom w:val="single" w:sz="4" w:space="0" w:color="auto"/>
+            </w:tcBorders>
+            <w:vAlign w:val="center"/>
+          </w:tcPr>
+          <w:p>
+            <w:pPr>
+              <w:jc w:val="center"/>
+              <w:rPr>
+                <w:bCs/>
+                <w:sz w:val="18"/>
+                <w:szCs w:val="18"/>
+              </w:rPr>
+            </w:pPr>
+            <w:r>
+              <w:rPr>
+                <w:rFonts w:ascii="宋体" w:hAnsi="宋体"/>
+                <w:bCs/>
+                <w:sz w:val="18"/>
+                <w:szCs w:val="18"/>
               </w:rPr>
               <w:t>处理内容</w:t>
             </w:r>
@@ -4875,22 +5932,30 @@
         <w:tc>
           <w:tcPr>
             <w:tcW w:w="850" w:type="dxa"/>
-            <w:tcMar>
-              <w:top w:w="80" w:type="dxa"/>
-              <w:left w:w="90" w:type="dxa"/>
-              <w:bottom w:w="80" w:type="dxa"/>
-              <w:right w:w="90" w:type="dxa"/>
-            </w:tcMar>
-            <w:vAlign w:val="center"/>
-          </w:tcPr>
-          <w:p>
-            <w:pPr>
-              <w:jc w:val="center"/>
-            </w:pPr>
-            <w:r>
-              <w:rPr>
-                <w:rFonts w:ascii="宋体" w:hAnsi="宋体"/>
-                <w:sz w:val="17"/>
+            <w:tcBorders>
+              <w:top w:val="single" w:sz="4" w:space="0" w:color="auto"/>
+            </w:tcBorders>
+            <w:tcMar>
+              <w:top w:w="80" w:type="dxa"/>
+              <w:left w:w="90" w:type="dxa"/>
+              <w:bottom w:w="80" w:type="dxa"/>
+              <w:right w:w="90" w:type="dxa"/>
+            </w:tcMar>
+            <w:vAlign w:val="center"/>
+          </w:tcPr>
+          <w:p>
+            <w:pPr>
+              <w:jc w:val="center"/>
+              <w:rPr>
+                <w:sz w:val="18"/>
+                <w:szCs w:val="18"/>
+              </w:rPr>
+            </w:pPr>
+            <w:r>
+              <w:rPr>
+                <w:rFonts w:ascii="宋体" w:hAnsi="宋体"/>
+                <w:sz w:val="18"/>
+                <w:szCs w:val="18"/>
               </w:rPr>
               <w:t>1</w:t>
             </w:r>
@@ -4899,22 +5964,29 @@
         <w:tc>
           <w:tcPr>
             <w:tcW w:w="1928" w:type="dxa"/>
-            <w:tcMar>
-              <w:top w:w="80" w:type="dxa"/>
-              <w:left w:w="90" w:type="dxa"/>
-              <w:bottom w:w="80" w:type="dxa"/>
-              <w:right w:w="90" w:type="dxa"/>
-            </w:tcMar>
-            <w:vAlign w:val="center"/>
-          </w:tcPr>
-          <w:p>
-            <w:pPr>
-              <w:jc w:val="center"/>
-            </w:pPr>
-            <w:r>
-              <w:rPr>
-                <w:rFonts w:ascii="宋体" w:hAnsi="宋体"/>
-                <w:sz w:val="17"/>
+            <w:tcBorders>
+              <w:top w:val="single" w:sz="4" w:space="0" w:color="auto"/>
+            </w:tcBorders>
+            <w:tcMar>
+              <w:top w:w="80" w:type="dxa"/>
+              <w:left w:w="90" w:type="dxa"/>
+              <w:bottom w:w="80" w:type="dxa"/>
+              <w:right w:w="90" w:type="dxa"/>
+            </w:tcMar>
+            <w:vAlign w:val="center"/>
+          </w:tcPr>
+          <w:p>
+            <w:pPr>
+              <w:jc w:val="center"/>
+              <w:rPr>
+                <w:sz w:val="18"/>
+                <w:szCs w:val="18"/>
+              </w:rPr>
+            </w:pPr>
+            <w:r>
+              <w:rPr>
+                <w:sz w:val="18"/>
+                <w:szCs w:val="18"/>
               </w:rPr>
               <w:t>普通用户</w:t>
             </w:r>
@@ -4923,6 +5995,40 @@
         <w:tc>
           <w:tcPr>
             <w:tcW w:w="2098" w:type="dxa"/>
+            <w:tcBorders>
+              <w:top w:val="single" w:sz="4" w:space="0" w:color="auto"/>
+            </w:tcBorders>
+            <w:tcMar>
+              <w:top w:w="80" w:type="dxa"/>
+              <w:left w:w="90" w:type="dxa"/>
+              <w:bottom w:w="80" w:type="dxa"/>
+              <w:right w:w="90" w:type="dxa"/>
+            </w:tcMar>
+            <w:vAlign w:val="center"/>
+          </w:tcPr>
+          <w:p>
+            <w:pPr>
+              <w:jc w:val="center"/>
+              <w:rPr>
+                <w:sz w:val="18"/>
+                <w:szCs w:val="18"/>
+              </w:rPr>
+            </w:pPr>
+            <w:r>
+              <w:rPr>
+                <w:sz w:val="18"/>
+                <w:szCs w:val="18"/>
+              </w:rPr>
+              <w:t>LearningApp</w:t>
+            </w:r>
+          </w:p>
+        </w:tc>
+        <w:tc>
+          <w:tcPr>
+            <w:tcW w:w="4195" w:type="dxa"/>
+            <w:tcBorders>
+              <w:top w:val="single" w:sz="4" w:space="0" w:color="auto"/>
+            </w:tcBorders>
             <w:tcMar>
               <w:top w:w="80" w:type="dxa"/>
               <w:left w:w="90" w:type="dxa"/>
@@ -4934,35 +6040,16 @@
           <w:p>
             <w:pPr>
               <w:jc w:val="left"/>
-            </w:pPr>
-            <w:r>
-              <w:rPr>
-                <w:rFonts w:ascii="宋体" w:hAnsi="宋体"/>
-                <w:sz w:val="17"/>
-              </w:rPr>
-              <w:t>LearningApp</w:t>
-            </w:r>
-          </w:p>
-        </w:tc>
-        <w:tc>
-          <w:tcPr>
-            <w:tcW w:w="4195" w:type="dxa"/>
-            <w:tcMar>
-              <w:top w:w="80" w:type="dxa"/>
-              <w:left w:w="90" w:type="dxa"/>
-              <w:bottom w:w="80" w:type="dxa"/>
-              <w:right w:w="90" w:type="dxa"/>
-            </w:tcMar>
-            <w:vAlign w:val="center"/>
-          </w:tcPr>
-          <w:p>
-            <w:pPr>
-              <w:jc w:val="left"/>
-            </w:pPr>
-            <w:r>
-              <w:rPr>
-                <w:rFonts w:ascii="宋体" w:hAnsi="宋体"/>
-                <w:sz w:val="17"/>
+              <w:rPr>
+                <w:sz w:val="18"/>
+                <w:szCs w:val="18"/>
+              </w:rPr>
+            </w:pPr>
+            <w:r>
+              <w:rPr>
+                <w:rFonts w:ascii="宋体" w:hAnsi="宋体"/>
+                <w:sz w:val="18"/>
+                <w:szCs w:val="18"/>
               </w:rPr>
               <w:t>选择景点并填写学习心得</w:t>
             </w:r>
@@ -4987,11 +6074,16 @@
           <w:p>
             <w:pPr>
               <w:jc w:val="center"/>
-            </w:pPr>
-            <w:r>
-              <w:rPr>
-                <w:rFonts w:ascii="宋体" w:hAnsi="宋体"/>
-                <w:sz w:val="17"/>
+              <w:rPr>
+                <w:sz w:val="18"/>
+                <w:szCs w:val="18"/>
+              </w:rPr>
+            </w:pPr>
+            <w:r>
+              <w:rPr>
+                <w:rFonts w:ascii="宋体" w:hAnsi="宋体"/>
+                <w:sz w:val="18"/>
+                <w:szCs w:val="18"/>
               </w:rPr>
               <w:t>2</w:t>
             </w:r>
@@ -5010,62 +6102,90 @@
           </w:tcPr>
           <w:p>
             <w:pPr>
+              <w:jc w:val="center"/>
+              <w:rPr>
+                <w:sz w:val="18"/>
+                <w:szCs w:val="18"/>
+              </w:rPr>
+            </w:pPr>
+            <w:r>
+              <w:rPr>
+                <w:sz w:val="18"/>
+                <w:szCs w:val="18"/>
+              </w:rPr>
+              <w:t>LearningApp</w:t>
+            </w:r>
+          </w:p>
+        </w:tc>
+        <w:tc>
+          <w:tcPr>
+            <w:tcW w:w="2098" w:type="dxa"/>
+            <w:tcMar>
+              <w:top w:w="80" w:type="dxa"/>
+              <w:left w:w="90" w:type="dxa"/>
+              <w:bottom w:w="80" w:type="dxa"/>
+              <w:right w:w="90" w:type="dxa"/>
+            </w:tcMar>
+            <w:vAlign w:val="center"/>
+          </w:tcPr>
+          <w:p>
+            <w:pPr>
+              <w:jc w:val="center"/>
+              <w:rPr>
+                <w:sz w:val="18"/>
+                <w:szCs w:val="18"/>
+              </w:rPr>
+            </w:pPr>
+            <w:r>
+              <w:rPr>
+                <w:sz w:val="18"/>
+                <w:szCs w:val="18"/>
+              </w:rPr>
+              <w:t>ApiClient</w:t>
+            </w:r>
+          </w:p>
+        </w:tc>
+        <w:tc>
+          <w:tcPr>
+            <w:tcW w:w="4195" w:type="dxa"/>
+            <w:tcMar>
+              <w:top w:w="80" w:type="dxa"/>
+              <w:left w:w="90" w:type="dxa"/>
+              <w:bottom w:w="80" w:type="dxa"/>
+              <w:right w:w="90" w:type="dxa"/>
+            </w:tcMar>
+            <w:vAlign w:val="center"/>
+          </w:tcPr>
+          <w:p>
+            <w:pPr>
               <w:jc w:val="left"/>
-            </w:pPr>
-            <w:r>
-              <w:rPr>
-                <w:rFonts w:ascii="宋体" w:hAnsi="宋体"/>
-                <w:sz w:val="17"/>
-              </w:rPr>
-              <w:t>LearningApp</w:t>
-            </w:r>
-          </w:p>
-        </w:tc>
-        <w:tc>
-          <w:tcPr>
-            <w:tcW w:w="2098" w:type="dxa"/>
-            <w:tcMar>
-              <w:top w:w="80" w:type="dxa"/>
-              <w:left w:w="90" w:type="dxa"/>
-              <w:bottom w:w="80" w:type="dxa"/>
-              <w:right w:w="90" w:type="dxa"/>
-            </w:tcMar>
-            <w:vAlign w:val="center"/>
-          </w:tcPr>
-          <w:p>
-            <w:pPr>
-              <w:jc w:val="center"/>
-            </w:pPr>
-            <w:r>
-              <w:rPr>
-                <w:rFonts w:ascii="宋体" w:hAnsi="宋体"/>
-                <w:sz w:val="17"/>
-              </w:rPr>
-              <w:t>ApiClient</w:t>
-            </w:r>
-          </w:p>
-        </w:tc>
-        <w:tc>
-          <w:tcPr>
-            <w:tcW w:w="4195" w:type="dxa"/>
-            <w:tcMar>
-              <w:top w:w="80" w:type="dxa"/>
-              <w:left w:w="90" w:type="dxa"/>
-              <w:bottom w:w="80" w:type="dxa"/>
-              <w:right w:w="90" w:type="dxa"/>
-            </w:tcMar>
-            <w:vAlign w:val="center"/>
-          </w:tcPr>
-          <w:p>
-            <w:pPr>
-              <w:jc w:val="left"/>
-            </w:pPr>
-            <w:r>
-              <w:rPr>
-                <w:rFonts w:ascii="宋体" w:hAnsi="宋体"/>
-                <w:sz w:val="17"/>
-              </w:rPr>
-              <w:t>调用checkin请求并传入数据</w:t>
+              <w:rPr>
+                <w:sz w:val="18"/>
+                <w:szCs w:val="18"/>
+              </w:rPr>
+            </w:pPr>
+            <w:r>
+              <w:rPr>
+                <w:rFonts w:ascii="宋体" w:hAnsi="宋体"/>
+                <w:sz w:val="18"/>
+                <w:szCs w:val="18"/>
+              </w:rPr>
+              <w:t>调用</w:t>
+            </w:r>
+            <w:r>
+              <w:rPr>
+                <w:sz w:val="18"/>
+                <w:szCs w:val="18"/>
+              </w:rPr>
+              <w:t>checkin</w:t>
+            </w:r>
+            <w:r>
+              <w:rPr>
+                <w:rFonts w:ascii="宋体" w:hAnsi="宋体"/>
+                <w:sz w:val="18"/>
+                <w:szCs w:val="18"/>
+              </w:rPr>
+              <w:t>请求并传入数据</w:t>
             </w:r>
           </w:p>
         </w:tc>
@@ -5088,11 +6208,16 @@
           <w:p>
             <w:pPr>
               <w:jc w:val="center"/>
-            </w:pPr>
-            <w:r>
-              <w:rPr>
-                <w:rFonts w:ascii="宋体" w:hAnsi="宋体"/>
-                <w:sz w:val="17"/>
+              <w:rPr>
+                <w:sz w:val="18"/>
+                <w:szCs w:val="18"/>
+              </w:rPr>
+            </w:pPr>
+            <w:r>
+              <w:rPr>
+                <w:rFonts w:ascii="宋体" w:hAnsi="宋体"/>
+                <w:sz w:val="18"/>
+                <w:szCs w:val="18"/>
               </w:rPr>
               <w:t>3</w:t>
             </w:r>
@@ -5112,11 +6237,15 @@
           <w:p>
             <w:pPr>
               <w:jc w:val="center"/>
-            </w:pPr>
-            <w:r>
-              <w:rPr>
-                <w:rFonts w:ascii="宋体" w:hAnsi="宋体"/>
-                <w:sz w:val="17"/>
+              <w:rPr>
+                <w:sz w:val="18"/>
+                <w:szCs w:val="18"/>
+              </w:rPr>
+            </w:pPr>
+            <w:r>
+              <w:rPr>
+                <w:sz w:val="18"/>
+                <w:szCs w:val="18"/>
               </w:rPr>
               <w:t>ApiClient</w:t>
             </w:r>
@@ -5135,38 +6264,91 @@
           </w:tcPr>
           <w:p>
             <w:pPr>
+              <w:jc w:val="center"/>
+              <w:rPr>
+                <w:sz w:val="18"/>
+                <w:szCs w:val="18"/>
+              </w:rPr>
+            </w:pPr>
+            <w:r>
+              <w:rPr>
+                <w:sz w:val="18"/>
+                <w:szCs w:val="18"/>
+              </w:rPr>
+              <w:t>HTTP Handler</w:t>
+            </w:r>
+          </w:p>
+        </w:tc>
+        <w:tc>
+          <w:tcPr>
+            <w:tcW w:w="4195" w:type="dxa"/>
+            <w:tcMar>
+              <w:top w:w="80" w:type="dxa"/>
+              <w:left w:w="90" w:type="dxa"/>
+              <w:bottom w:w="80" w:type="dxa"/>
+              <w:right w:w="90" w:type="dxa"/>
+            </w:tcMar>
+            <w:vAlign w:val="center"/>
+          </w:tcPr>
+          <w:p>
+            <w:pPr>
               <w:jc w:val="left"/>
-            </w:pPr>
-            <w:r>
-              <w:rPr>
-                <w:rFonts w:ascii="宋体" w:hAnsi="宋体"/>
-                <w:sz w:val="17"/>
-              </w:rPr>
-              <w:t>HTTP Handler</w:t>
-            </w:r>
-          </w:p>
-        </w:tc>
-        <w:tc>
-          <w:tcPr>
-            <w:tcW w:w="4195" w:type="dxa"/>
-            <w:tcMar>
-              <w:top w:w="80" w:type="dxa"/>
-              <w:left w:w="90" w:type="dxa"/>
-              <w:bottom w:w="80" w:type="dxa"/>
-              <w:right w:w="90" w:type="dxa"/>
-            </w:tcMar>
-            <w:vAlign w:val="center"/>
-          </w:tcPr>
-          <w:p>
-            <w:pPr>
-              <w:jc w:val="left"/>
-            </w:pPr>
-            <w:r>
-              <w:rPr>
-                <w:rFonts w:ascii="宋体" w:hAnsi="宋体"/>
-                <w:sz w:val="17"/>
-              </w:rPr>
-              <w:t>发送POST /api、JSON和Bearer令牌</w:t>
+              <w:rPr>
+                <w:sz w:val="18"/>
+                <w:szCs w:val="18"/>
+              </w:rPr>
+            </w:pPr>
+            <w:r>
+              <w:rPr>
+                <w:rFonts w:ascii="宋体" w:hAnsi="宋体"/>
+                <w:sz w:val="18"/>
+                <w:szCs w:val="18"/>
+              </w:rPr>
+              <w:t>发送</w:t>
+            </w:r>
+            <w:r>
+              <w:rPr>
+                <w:sz w:val="18"/>
+                <w:szCs w:val="18"/>
+              </w:rPr>
+              <w:t>POST /api</w:t>
+            </w:r>
+            <w:r>
+              <w:rPr>
+                <w:sz w:val="18"/>
+                <w:szCs w:val="18"/>
+              </w:rPr>
+              <w:t>、</w:t>
+            </w:r>
+            <w:r>
+              <w:rPr>
+                <w:sz w:val="18"/>
+                <w:szCs w:val="18"/>
+              </w:rPr>
+              <w:t>JSON</w:t>
+            </w:r>
+            <w:r>
+              <w:rPr>
+                <w:rFonts w:ascii="宋体" w:hAnsi="宋体"/>
+                <w:sz w:val="18"/>
+                <w:szCs w:val="18"/>
+              </w:rPr>
+              <w:t>和</w:t>
+            </w:r>
+            <w:r>
+              <w:rPr>
+                <w:sz w:val="18"/>
+                <w:szCs w:val="18"/>
+              </w:rPr>
+              <w:t>Bearer</w:t>
+            </w:r>
+            <w:r>
+              <w:rPr>
+                <w:rFonts w:ascii="宋体" w:hAnsi="宋体"/>
+                <w:sz w:val="18"/>
+                <w:szCs w:val="18"/>
+              </w:rPr>
+              <w:t>令牌</w:t>
             </w:r>
           </w:p>
         </w:tc>
@@ -5189,11 +6371,16 @@
           <w:p>
             <w:pPr>
               <w:jc w:val="center"/>
-            </w:pPr>
-            <w:r>
-              <w:rPr>
-                <w:rFonts w:ascii="宋体" w:hAnsi="宋体"/>
-                <w:sz w:val="17"/>
+              <w:rPr>
+                <w:sz w:val="18"/>
+                <w:szCs w:val="18"/>
+              </w:rPr>
+            </w:pPr>
+            <w:r>
+              <w:rPr>
+                <w:rFonts w:ascii="宋体" w:hAnsi="宋体"/>
+                <w:sz w:val="18"/>
+                <w:szCs w:val="18"/>
               </w:rPr>
               <w:t>4</w:t>
             </w:r>
@@ -5212,62 +6399,90 @@
           </w:tcPr>
           <w:p>
             <w:pPr>
+              <w:jc w:val="center"/>
+              <w:rPr>
+                <w:sz w:val="18"/>
+                <w:szCs w:val="18"/>
+              </w:rPr>
+            </w:pPr>
+            <w:r>
+              <w:rPr>
+                <w:sz w:val="18"/>
+                <w:szCs w:val="18"/>
+              </w:rPr>
+              <w:t>HTTP Handler</w:t>
+            </w:r>
+          </w:p>
+        </w:tc>
+        <w:tc>
+          <w:tcPr>
+            <w:tcW w:w="2098" w:type="dxa"/>
+            <w:tcMar>
+              <w:top w:w="80" w:type="dxa"/>
+              <w:left w:w="90" w:type="dxa"/>
+              <w:bottom w:w="80" w:type="dxa"/>
+              <w:right w:w="90" w:type="dxa"/>
+            </w:tcMar>
+            <w:vAlign w:val="center"/>
+          </w:tcPr>
+          <w:p>
+            <w:pPr>
+              <w:jc w:val="center"/>
+              <w:rPr>
+                <w:sz w:val="18"/>
+                <w:szCs w:val="18"/>
+              </w:rPr>
+            </w:pPr>
+            <w:r>
+              <w:rPr>
+                <w:sz w:val="18"/>
+                <w:szCs w:val="18"/>
+              </w:rPr>
+              <w:t>LearningService</w:t>
+            </w:r>
+          </w:p>
+        </w:tc>
+        <w:tc>
+          <w:tcPr>
+            <w:tcW w:w="4195" w:type="dxa"/>
+            <w:tcMar>
+              <w:top w:w="80" w:type="dxa"/>
+              <w:left w:w="90" w:type="dxa"/>
+              <w:bottom w:w="80" w:type="dxa"/>
+              <w:right w:w="90" w:type="dxa"/>
+            </w:tcMar>
+            <w:vAlign w:val="center"/>
+          </w:tcPr>
+          <w:p>
+            <w:pPr>
               <w:jc w:val="left"/>
-            </w:pPr>
-            <w:r>
-              <w:rPr>
-                <w:rFonts w:ascii="宋体" w:hAnsi="宋体"/>
-                <w:sz w:val="17"/>
-              </w:rPr>
-              <w:t>HTTP Handler</w:t>
-            </w:r>
-          </w:p>
-        </w:tc>
-        <w:tc>
-          <w:tcPr>
-            <w:tcW w:w="2098" w:type="dxa"/>
-            <w:tcMar>
-              <w:top w:w="80" w:type="dxa"/>
-              <w:left w:w="90" w:type="dxa"/>
-              <w:bottom w:w="80" w:type="dxa"/>
-              <w:right w:w="90" w:type="dxa"/>
-            </w:tcMar>
-            <w:vAlign w:val="center"/>
-          </w:tcPr>
-          <w:p>
-            <w:pPr>
-              <w:jc w:val="left"/>
-            </w:pPr>
-            <w:r>
-              <w:rPr>
-                <w:rFonts w:ascii="宋体" w:hAnsi="宋体"/>
-                <w:sz w:val="17"/>
-              </w:rPr>
-              <w:t>LearningService</w:t>
-            </w:r>
-          </w:p>
-        </w:tc>
-        <w:tc>
-          <w:tcPr>
-            <w:tcW w:w="4195" w:type="dxa"/>
-            <w:tcMar>
-              <w:top w:w="80" w:type="dxa"/>
-              <w:left w:w="90" w:type="dxa"/>
-              <w:bottom w:w="80" w:type="dxa"/>
-              <w:right w:w="90" w:type="dxa"/>
-            </w:tcMar>
-            <w:vAlign w:val="center"/>
-          </w:tcPr>
-          <w:p>
-            <w:pPr>
-              <w:jc w:val="left"/>
-            </w:pPr>
-            <w:r>
-              <w:rPr>
-                <w:rFonts w:ascii="宋体" w:hAnsi="宋体"/>
-                <w:sz w:val="17"/>
-              </w:rPr>
-              <w:t>解析请求并分发checkin动作</w:t>
+              <w:rPr>
+                <w:sz w:val="18"/>
+                <w:szCs w:val="18"/>
+              </w:rPr>
+            </w:pPr>
+            <w:r>
+              <w:rPr>
+                <w:rFonts w:ascii="宋体" w:hAnsi="宋体"/>
+                <w:sz w:val="18"/>
+                <w:szCs w:val="18"/>
+              </w:rPr>
+              <w:t>解析请求并分发</w:t>
+            </w:r>
+            <w:r>
+              <w:rPr>
+                <w:sz w:val="18"/>
+                <w:szCs w:val="18"/>
+              </w:rPr>
+              <w:t>checkin</w:t>
+            </w:r>
+            <w:r>
+              <w:rPr>
+                <w:rFonts w:ascii="宋体" w:hAnsi="宋体"/>
+                <w:sz w:val="18"/>
+                <w:szCs w:val="18"/>
+              </w:rPr>
+              <w:t>动作</w:t>
             </w:r>
           </w:p>
         </w:tc>
@@ -5290,11 +6505,16 @@
           <w:p>
             <w:pPr>
               <w:jc w:val="center"/>
-            </w:pPr>
-            <w:r>
-              <w:rPr>
-                <w:rFonts w:ascii="宋体" w:hAnsi="宋体"/>
-                <w:sz w:val="17"/>
+              <w:rPr>
+                <w:sz w:val="18"/>
+                <w:szCs w:val="18"/>
+              </w:rPr>
+            </w:pPr>
+            <w:r>
+              <w:rPr>
+                <w:rFonts w:ascii="宋体" w:hAnsi="宋体"/>
+                <w:sz w:val="18"/>
+                <w:szCs w:val="18"/>
               </w:rPr>
               <w:t>5</w:t>
             </w:r>
@@ -5313,62 +6533,90 @@
           </w:tcPr>
           <w:p>
             <w:pPr>
+              <w:jc w:val="center"/>
+              <w:rPr>
+                <w:sz w:val="18"/>
+                <w:szCs w:val="18"/>
+              </w:rPr>
+            </w:pPr>
+            <w:r>
+              <w:rPr>
+                <w:sz w:val="18"/>
+                <w:szCs w:val="18"/>
+              </w:rPr>
+              <w:t>LearningService</w:t>
+            </w:r>
+          </w:p>
+        </w:tc>
+        <w:tc>
+          <w:tcPr>
+            <w:tcW w:w="2098" w:type="dxa"/>
+            <w:tcMar>
+              <w:top w:w="80" w:type="dxa"/>
+              <w:left w:w="90" w:type="dxa"/>
+              <w:bottom w:w="80" w:type="dxa"/>
+              <w:right w:w="90" w:type="dxa"/>
+            </w:tcMar>
+            <w:vAlign w:val="center"/>
+          </w:tcPr>
+          <w:p>
+            <w:pPr>
+              <w:jc w:val="center"/>
+              <w:rPr>
+                <w:sz w:val="18"/>
+                <w:szCs w:val="18"/>
+              </w:rPr>
+            </w:pPr>
+            <w:r>
+              <w:rPr>
+                <w:sz w:val="18"/>
+                <w:szCs w:val="18"/>
+              </w:rPr>
+              <w:t>SQLite</w:t>
+            </w:r>
+          </w:p>
+        </w:tc>
+        <w:tc>
+          <w:tcPr>
+            <w:tcW w:w="4195" w:type="dxa"/>
+            <w:tcMar>
+              <w:top w:w="80" w:type="dxa"/>
+              <w:left w:w="90" w:type="dxa"/>
+              <w:bottom w:w="80" w:type="dxa"/>
+              <w:right w:w="90" w:type="dxa"/>
+            </w:tcMar>
+            <w:vAlign w:val="center"/>
+          </w:tcPr>
+          <w:p>
+            <w:pPr>
               <w:jc w:val="left"/>
-            </w:pPr>
-            <w:r>
-              <w:rPr>
-                <w:rFonts w:ascii="宋体" w:hAnsi="宋体"/>
-                <w:sz w:val="17"/>
-              </w:rPr>
-              <w:t>LearningService</w:t>
-            </w:r>
-          </w:p>
-        </w:tc>
-        <w:tc>
-          <w:tcPr>
-            <w:tcW w:w="2098" w:type="dxa"/>
-            <w:tcMar>
-              <w:top w:w="80" w:type="dxa"/>
-              <w:left w:w="90" w:type="dxa"/>
-              <w:bottom w:w="80" w:type="dxa"/>
-              <w:right w:w="90" w:type="dxa"/>
-            </w:tcMar>
-            <w:vAlign w:val="center"/>
-          </w:tcPr>
-          <w:p>
-            <w:pPr>
-              <w:jc w:val="center"/>
-            </w:pPr>
-            <w:r>
-              <w:rPr>
-                <w:rFonts w:ascii="宋体" w:hAnsi="宋体"/>
-                <w:sz w:val="17"/>
-              </w:rPr>
-              <w:t>SQLite</w:t>
-            </w:r>
-          </w:p>
-        </w:tc>
-        <w:tc>
-          <w:tcPr>
-            <w:tcW w:w="4195" w:type="dxa"/>
-            <w:tcMar>
-              <w:top w:w="80" w:type="dxa"/>
-              <w:left w:w="90" w:type="dxa"/>
-              <w:bottom w:w="80" w:type="dxa"/>
-              <w:right w:w="90" w:type="dxa"/>
-            </w:tcMar>
-            <w:vAlign w:val="center"/>
-          </w:tcPr>
-          <w:p>
-            <w:pPr>
-              <w:jc w:val="left"/>
-            </w:pPr>
-            <w:r>
-              <w:rPr>
-                <w:rFonts w:ascii="宋体" w:hAnsi="宋体"/>
-                <w:sz w:val="17"/>
-              </w:rPr>
-              <w:t>校验后向records表写入记录</w:t>
+              <w:rPr>
+                <w:sz w:val="18"/>
+                <w:szCs w:val="18"/>
+              </w:rPr>
+            </w:pPr>
+            <w:r>
+              <w:rPr>
+                <w:rFonts w:ascii="宋体" w:hAnsi="宋体"/>
+                <w:sz w:val="18"/>
+                <w:szCs w:val="18"/>
+              </w:rPr>
+              <w:t>校验后向</w:t>
+            </w:r>
+            <w:r>
+              <w:rPr>
+                <w:sz w:val="18"/>
+                <w:szCs w:val="18"/>
+              </w:rPr>
+              <w:t>records</w:t>
+            </w:r>
+            <w:r>
+              <w:rPr>
+                <w:rFonts w:ascii="宋体" w:hAnsi="宋体"/>
+                <w:sz w:val="18"/>
+                <w:szCs w:val="18"/>
+              </w:rPr>
+              <w:t>表写入记录</w:t>
             </w:r>
           </w:p>
         </w:tc>
@@ -5391,11 +6639,16 @@
           <w:p>
             <w:pPr>
               <w:jc w:val="center"/>
-            </w:pPr>
-            <w:r>
-              <w:rPr>
-                <w:rFonts w:ascii="宋体" w:hAnsi="宋体"/>
-                <w:sz w:val="17"/>
+              <w:rPr>
+                <w:sz w:val="18"/>
+                <w:szCs w:val="18"/>
+              </w:rPr>
+            </w:pPr>
+            <w:r>
+              <w:rPr>
+                <w:rFonts w:ascii="宋体" w:hAnsi="宋体"/>
+                <w:sz w:val="18"/>
+                <w:szCs w:val="18"/>
               </w:rPr>
               <w:t>6</w:t>
             </w:r>
@@ -5415,11 +6668,15 @@
           <w:p>
             <w:pPr>
               <w:jc w:val="center"/>
-            </w:pPr>
-            <w:r>
-              <w:rPr>
-                <w:rFonts w:ascii="宋体" w:hAnsi="宋体"/>
-                <w:sz w:val="17"/>
+              <w:rPr>
+                <w:sz w:val="18"/>
+                <w:szCs w:val="18"/>
+              </w:rPr>
+            </w:pPr>
+            <w:r>
+              <w:rPr>
+                <w:sz w:val="18"/>
+                <w:szCs w:val="18"/>
               </w:rPr>
               <w:t>SQLite</w:t>
             </w:r>
@@ -5438,36 +6695,45 @@
           </w:tcPr>
           <w:p>
             <w:pPr>
+              <w:jc w:val="center"/>
+              <w:rPr>
+                <w:sz w:val="18"/>
+                <w:szCs w:val="18"/>
+              </w:rPr>
+            </w:pPr>
+            <w:r>
+              <w:rPr>
+                <w:sz w:val="18"/>
+                <w:szCs w:val="18"/>
+              </w:rPr>
+              <w:t>LearningApp</w:t>
+            </w:r>
+          </w:p>
+        </w:tc>
+        <w:tc>
+          <w:tcPr>
+            <w:tcW w:w="4195" w:type="dxa"/>
+            <w:tcMar>
+              <w:top w:w="80" w:type="dxa"/>
+              <w:left w:w="90" w:type="dxa"/>
+              <w:bottom w:w="80" w:type="dxa"/>
+              <w:right w:w="90" w:type="dxa"/>
+            </w:tcMar>
+            <w:vAlign w:val="center"/>
+          </w:tcPr>
+          <w:p>
+            <w:pPr>
               <w:jc w:val="left"/>
-            </w:pPr>
-            <w:r>
-              <w:rPr>
-                <w:rFonts w:ascii="宋体" w:hAnsi="宋体"/>
-                <w:sz w:val="17"/>
-              </w:rPr>
-              <w:t>LearningApp</w:t>
-            </w:r>
-          </w:p>
-        </w:tc>
-        <w:tc>
-          <w:tcPr>
-            <w:tcW w:w="4195" w:type="dxa"/>
-            <w:tcMar>
-              <w:top w:w="80" w:type="dxa"/>
-              <w:left w:w="90" w:type="dxa"/>
-              <w:bottom w:w="80" w:type="dxa"/>
-              <w:right w:w="90" w:type="dxa"/>
-            </w:tcMar>
-            <w:vAlign w:val="center"/>
-          </w:tcPr>
-          <w:p>
-            <w:pPr>
-              <w:jc w:val="left"/>
-            </w:pPr>
-            <w:r>
-              <w:rPr>
-                <w:rFonts w:ascii="宋体" w:hAnsi="宋体"/>
-                <w:sz w:val="17"/>
+              <w:rPr>
+                <w:sz w:val="18"/>
+                <w:szCs w:val="18"/>
+              </w:rPr>
+            </w:pPr>
+            <w:r>
+              <w:rPr>
+                <w:rFonts w:ascii="宋体" w:hAnsi="宋体"/>
+                <w:sz w:val="18"/>
+                <w:szCs w:val="18"/>
               </w:rPr>
               <w:t>逐层返回结果并刷新积分和记录</w:t>
             </w:r>
@@ -5479,11 +6745,56 @@
       <w:pPr>
         <w:pStyle w:val="af0"/>
         <w:keepNext/>
+        <w:spacing w:line="240" w:lineRule="auto"/>
         <w:ind w:firstLine="420"/>
         <w:jc w:val="center"/>
       </w:pPr>
       <w:r>
-        <w:t>【此处插入用户学习打卡顺序图】</w:t>
+        <w:rPr>
+          <w:noProof/>
+        </w:rPr>
+        <w:lastRenderedPageBreak/>
+        <w:drawing>
+          <wp:inline distT="0" distB="0" distL="0" distR="0" wp14:anchorId="51B5C953" wp14:editId="43C4CCB7">
+            <wp:extent cx="5580380" cy="3780155"/>
+            <wp:effectExtent l="0" t="0" r="0" b="4445"/>
+            <wp:docPr id="973116913" name="图片 2"/>
+            <wp:cNvGraphicFramePr>
+              <a:graphicFrameLocks xmlns:a="http://schemas.openxmlformats.org/drawingml/2006/main" noChangeAspect="1"/>
+            </wp:cNvGraphicFramePr>
+            <a:graphic xmlns:a="http://schemas.openxmlformats.org/drawingml/2006/main">
+              <a:graphicData uri="http://schemas.openxmlformats.org/drawingml/2006/picture">
+                <pic:pic xmlns:pic="http://schemas.openxmlformats.org/drawingml/2006/picture">
+                  <pic:nvPicPr>
+                    <pic:cNvPr id="973116913" name="图片 973116913"/>
+                    <pic:cNvPicPr/>
+                  </pic:nvPicPr>
+                  <pic:blipFill>
+                    <a:blip r:embed="rId21" cstate="print">
+                      <a:extLst>
+                        <a:ext uri="{28A0092B-C50C-407E-A947-70E740481C1C}">
+                          <a14:useLocalDpi xmlns:a14="http://schemas.microsoft.com/office/drawing/2010/main" val="0"/>
+                        </a:ext>
+                      </a:extLst>
+                    </a:blip>
+                    <a:stretch>
+                      <a:fillRect/>
+                    </a:stretch>
+                  </pic:blipFill>
+                  <pic:spPr>
+                    <a:xfrm>
+                      <a:off x="0" y="0"/>
+                      <a:ext cx="5580380" cy="3780155"/>
+                    </a:xfrm>
+                    <a:prstGeom prst="rect">
+                      <a:avLst/>
+                    </a:prstGeom>
+                  </pic:spPr>
+                </pic:pic>
+              </a:graphicData>
+            </a:graphic>
+          </wp:inline>
+        </w:drawing>
       </w:r>
     </w:p>
     <w:p>
@@ -5545,12 +6856,58 @@
     <w:p>
       <w:pPr>
         <w:pStyle w:val="af0"/>
-        <w:keepNext/>
+        <w:spacing w:before="60" w:after="120" w:line="240" w:lineRule="auto"/>
         <w:ind w:firstLine="420"/>
         <w:jc w:val="center"/>
-      </w:pPr>
-      <w:r>
-        <w:t>【此处插入分析类图】</w:t>
+        <w:rPr>
+          <w:rFonts w:hint="eastAsia"/>
+        </w:rPr>
+      </w:pPr>
+      <w:r>
+        <w:rPr>
+          <w:noProof/>
+        </w:rPr>
+        <w:drawing>
+          <wp:inline distT="0" distB="0" distL="0" distR="0" wp14:anchorId="30FEBA40" wp14:editId="52D1555E">
+            <wp:extent cx="4910779" cy="3529413"/>
+            <wp:effectExtent l="0" t="0" r="4445" b="1270"/>
+            <wp:docPr id="1273779994" name="图片 3"/>
+            <wp:cNvGraphicFramePr>
+              <a:graphicFrameLocks xmlns:a="http://schemas.openxmlformats.org/drawingml/2006/main" noChangeAspect="1"/>
+            </wp:cNvGraphicFramePr>
+            <a:graphic xmlns:a="http://schemas.openxmlformats.org/drawingml/2006/main">
+              <a:graphicData uri="http://schemas.openxmlformats.org/drawingml/2006/picture">
+                <pic:pic xmlns:pic="http://schemas.openxmlformats.org/drawingml/2006/picture">
+                  <pic:nvPicPr>
+                    <pic:cNvPr id="1273779994" name="图片 1273779994"/>
+                    <pic:cNvPicPr/>
+                  </pic:nvPicPr>
+                  <pic:blipFill>
+                    <a:blip r:embed="rId22" cstate="print">
+                      <a:extLst>
+                        <a:ext uri="{28A0092B-C50C-407E-A947-70E740481C1C}">
+                          <a14:useLocalDpi xmlns:a14="http://schemas.microsoft.com/office/drawing/2010/main" val="0"/>
+                        </a:ext>
+                      </a:extLst>
+                    </a:blip>
+                    <a:stretch>
+                      <a:fillRect/>
+                    </a:stretch>
+                  </pic:blipFill>
+                  <pic:spPr>
+                    <a:xfrm>
+                      <a:off x="0" y="0"/>
+                      <a:ext cx="5017172" cy="3605878"/>
+                    </a:xfrm>
+                    <a:prstGeom prst="rect">
+                      <a:avLst/>
+                    </a:prstGeom>
+                  </pic:spPr>
+                </pic:pic>
+              </a:graphicData>
+            </a:graphic>
+          </wp:inline>
+        </w:drawing>
       </w:r>
     </w:p>
     <w:p>
@@ -13213,7 +14570,10 @@
 <w:ftr xmlns:wpc="http://schemas.microsoft.com/office/word/2010/wordprocessingCanvas" xmlns:cx="http://schemas.microsoft.com/office/drawing/2014/chartex" xmlns:cx1="http://schemas.microsoft.com/office/drawing/2015/9/8/chartex" xmlns:cx2="http://schemas.microsoft.com/office/drawing/2015/10/21/chartex" xmlns:cx3="http://schemas.microsoft.com/office/drawing/2016/5/9/chartex" xmlns:cx4="http://schemas.microsoft.com/office/drawing/2016/5/10/chartex" xmlns:cx5="http://schemas.microsoft.com/office/drawing/2016/5/11/chartex" xmlns:cx6="http://schemas.microsoft.com/office/drawing/2016/5/12/chartex" xmlns:cx7="http://schemas.microsoft.com/office/drawing/2016/5/13/chartex" xmlns:cx8="http://schemas.microsoft.com/office/drawing/2016/5/14/chartex" xmlns:mc="http://schemas.openxmlformats.org/markup-compatibility/2006" xmlns:m="http://schemas.openxmlformats.org/officeDocument/2006/math" xmlns:aink="http://schemas.microsoft.com/office/drawing/2016/ink" xmlns:am3d="http://schemas.microsoft.com/office/drawing/2017/model3d" xmlns:oel="http://schemas.microsoft.com/office/2019/extlst" xmlns:r="http://schemas.openxmlformats.org/officeDocument/2006/relationships" xmlns:wp14="http://schemas.microsoft.com/office/word/2010/wordprocessingDrawing" xmlns:wp="http://schemas.openxmlformats.org/drawingml/2006/wordprocessingDrawing" xmlns:wpg="http://schemas.microsoft.com/office/word/2010/wordprocessingGroup" xmlns:wpi="http://schemas.microsoft.com/office/word/2010/wordprocessingInk" xmlns:wps="http://schemas.microsoft.com/office/word/2010/wordprocessingShape" xmlns:o="urn:schemas-microsoft-com:office:office" xmlns:v="urn:schemas-microsoft-com:vml" xmlns:w10="urn:schemas-microsoft-com:office:word" xmlns:w="http://schemas.openxmlformats.org/wordprocessingml/2006/main" xmlns:w14="http://schemas.microsoft.com/office/word/2010/wordml" xmlns:w15="http://schemas.microsoft.com/office/word/2012/wordml" xmlns:w16cex="http://schemas.microsoft.com/office/word/2018/wordml/cex" xmlns:w16cid="http://schemas.microsoft.com/office/word/2016/wordml/cid" xmlns:w16="http://schemas.microsoft.com/office/word/2018/wordml" xmlns:w16sdtdh="http://schemas.microsoft.com/office/word/2020/wordml/sdtdatahash" xmlns:w16sdtfl="http://schemas.microsoft.com/office/word/2024/wordml/sdtformatlock" xmlns:w16se="http://schemas.microsoft.com/office/word/2015/wordml/symex" xmlns:w16du="http://schemas.microsoft.com/office/word/2023/wordml/word16du" xmlns:wne="http://schemas.microsoft.com/office/word/2006/wordml" mc:Ignorable="w14 w15 w16se w16cid w16 w16cex w16sdtdh w16sdtfl w16du wp14">
   <w:p>
     <w:pPr>
-      <w:pStyle w:val="a4"/>
+      <w:pBdr>
+        <w:bottom w:val="nil"/>
+      </w:pBdr>
+      <w:spacing w:line="360" w:lineRule="exact"/>
     </w:pPr>
   </w:p>
 </w:ftr>
@@ -13253,7 +14613,7 @@
         <w:color w:val="000000"/>
         <w:sz w:val="18"/>
       </w:rPr>
-      <w:t>7</w:t>
+      <w:t>9</w:t>
     </w:r>
     <w:r>
       <w:rPr>
@@ -13300,7 +14660,7 @@
         <w:color w:val="000000"/>
         <w:sz w:val="18"/>
       </w:rPr>
-      <w:t>7</w:t>
+      <w:t>10</w:t>
     </w:r>
     <w:r>
       <w:rPr>
@@ -13347,7 +14707,7 @@
         <w:color w:val="000000"/>
         <w:sz w:val="18"/>
       </w:rPr>
-      <w:t>9</w:t>
+      <w:t>11</w:t>
     </w:r>
     <w:r>
       <w:rPr>
@@ -13361,100 +14721,6 @@
 </file>
 
 <file path=word/footer13.xml><?xml version="1.0" encoding="utf-8"?>
-<w:ftr xmlns:wpc="http://schemas.microsoft.com/office/word/2010/wordprocessingCanvas" xmlns:cx="http://schemas.microsoft.com/office/drawing/2014/chartex" xmlns:cx1="http://schemas.microsoft.com/office/drawing/2015/9/8/chartex" xmlns:cx2="http://schemas.microsoft.com/office/drawing/2015/10/21/chartex" xmlns:cx3="http://schemas.microsoft.com/office/drawing/2016/5/9/chartex" xmlns:cx4="http://schemas.microsoft.com/office/drawing/2016/5/10/chartex" xmlns:cx5="http://schemas.microsoft.com/office/drawing/2016/5/11/chartex" xmlns:cx6="http://schemas.microsoft.com/office/drawing/2016/5/12/chartex" xmlns:cx7="http://schemas.microsoft.com/office/drawing/2016/5/13/chartex" xmlns:cx8="http://schemas.microsoft.com/office/drawing/2016/5/14/chartex" xmlns:mc="http://schemas.openxmlformats.org/markup-compatibility/2006" xmlns:m="http://schemas.openxmlformats.org/officeDocument/2006/math" xmlns:aink="http://schemas.microsoft.com/office/drawing/2016/ink" xmlns:am3d="http://schemas.microsoft.com/office/drawing/2017/model3d" xmlns:oel="http://schemas.microsoft.com/office/2019/extlst" xmlns:r="http://schemas.openxmlformats.org/officeDocument/2006/relationships" xmlns:wp14="http://schemas.microsoft.com/office/word/2010/wordprocessingDrawing" xmlns:wp="http://schemas.openxmlformats.org/drawingml/2006/wordprocessingDrawing" xmlns:wpg="http://schemas.microsoft.com/office/word/2010/wordprocessingGroup" xmlns:wpi="http://schemas.microsoft.com/office/word/2010/wordprocessingInk" xmlns:wps="http://schemas.microsoft.com/office/word/2010/wordprocessingShape" xmlns:o="urn:schemas-microsoft-com:office:office" xmlns:v="urn:schemas-microsoft-com:vml" xmlns:w10="urn:schemas-microsoft-com:office:word" xmlns:w="http://schemas.openxmlformats.org/wordprocessingml/2006/main" xmlns:w14="http://schemas.microsoft.com/office/word/2010/wordml" xmlns:w15="http://schemas.microsoft.com/office/word/2012/wordml" xmlns:w16cex="http://schemas.microsoft.com/office/word/2018/wordml/cex" xmlns:w16cid="http://schemas.microsoft.com/office/word/2016/wordml/cid" xmlns:w16="http://schemas.microsoft.com/office/word/2018/wordml" xmlns:w16sdtdh="http://schemas.microsoft.com/office/word/2020/wordml/sdtdatahash" xmlns:w16sdtfl="http://schemas.microsoft.com/office/word/2024/wordml/sdtformatlock" xmlns:w16se="http://schemas.microsoft.com/office/word/2015/wordml/symex" xmlns:w16du="http://schemas.microsoft.com/office/word/2023/wordml/word16du" xmlns:wne="http://schemas.microsoft.com/office/word/2006/wordml" mc:Ignorable="w14 w15 w16se w16cid w16 w16cex w16sdtdh w16sdtfl w16du wp14">
-  <w:p>
-    <w:pPr>
-      <w:spacing w:line="240" w:lineRule="exact"/>
-      <w:jc w:val="center"/>
-    </w:pPr>
-    <w:r>
-      <w:rPr>
-        <w:color w:val="000000"/>
-        <w:sz w:val="18"/>
-      </w:rPr>
-      <w:fldChar w:fldCharType="begin"/>
-    </w:r>
-    <w:r>
-      <w:rPr>
-        <w:color w:val="000000"/>
-        <w:sz w:val="18"/>
-      </w:rPr>
-      <w:instrText>PAGE</w:instrText>
-    </w:r>
-    <w:r>
-      <w:rPr>
-        <w:color w:val="000000"/>
-        <w:sz w:val="18"/>
-      </w:rPr>
-      <w:fldChar w:fldCharType="separate"/>
-    </w:r>
-    <w:r>
-      <w:rPr>
-        <w:noProof/>
-        <w:color w:val="000000"/>
-        <w:sz w:val="18"/>
-      </w:rPr>
-      <w:t>10</w:t>
-    </w:r>
-    <w:r>
-      <w:rPr>
-        <w:color w:val="000000"/>
-        <w:sz w:val="18"/>
-      </w:rPr>
-      <w:fldChar w:fldCharType="end"/>
-    </w:r>
-  </w:p>
-</w:ftr>
-</file>
-
-<file path=word/footer14.xml><?xml version="1.0" encoding="utf-8"?>
-<w:ftr xmlns:wpc="http://schemas.microsoft.com/office/word/2010/wordprocessingCanvas" xmlns:cx="http://schemas.microsoft.com/office/drawing/2014/chartex" xmlns:cx1="http://schemas.microsoft.com/office/drawing/2015/9/8/chartex" xmlns:cx2="http://schemas.microsoft.com/office/drawing/2015/10/21/chartex" xmlns:cx3="http://schemas.microsoft.com/office/drawing/2016/5/9/chartex" xmlns:cx4="http://schemas.microsoft.com/office/drawing/2016/5/10/chartex" xmlns:cx5="http://schemas.microsoft.com/office/drawing/2016/5/11/chartex" xmlns:cx6="http://schemas.microsoft.com/office/drawing/2016/5/12/chartex" xmlns:cx7="http://schemas.microsoft.com/office/drawing/2016/5/13/chartex" xmlns:cx8="http://schemas.microsoft.com/office/drawing/2016/5/14/chartex" xmlns:mc="http://schemas.openxmlformats.org/markup-compatibility/2006" xmlns:m="http://schemas.openxmlformats.org/officeDocument/2006/math" xmlns:aink="http://schemas.microsoft.com/office/drawing/2016/ink" xmlns:am3d="http://schemas.microsoft.com/office/drawing/2017/model3d" xmlns:oel="http://schemas.microsoft.com/office/2019/extlst" xmlns:r="http://schemas.openxmlformats.org/officeDocument/2006/relationships" xmlns:wp14="http://schemas.microsoft.com/office/word/2010/wordprocessingDrawing" xmlns:wp="http://schemas.openxmlformats.org/drawingml/2006/wordprocessingDrawing" xmlns:wpg="http://schemas.microsoft.com/office/word/2010/wordprocessingGroup" xmlns:wpi="http://schemas.microsoft.com/office/word/2010/wordprocessingInk" xmlns:wps="http://schemas.microsoft.com/office/word/2010/wordprocessingShape" xmlns:o="urn:schemas-microsoft-com:office:office" xmlns:v="urn:schemas-microsoft-com:vml" xmlns:w10="urn:schemas-microsoft-com:office:word" xmlns:w="http://schemas.openxmlformats.org/wordprocessingml/2006/main" xmlns:w14="http://schemas.microsoft.com/office/word/2010/wordml" xmlns:w15="http://schemas.microsoft.com/office/word/2012/wordml" xmlns:w16cex="http://schemas.microsoft.com/office/word/2018/wordml/cex" xmlns:w16cid="http://schemas.microsoft.com/office/word/2016/wordml/cid" xmlns:w16="http://schemas.microsoft.com/office/word/2018/wordml" xmlns:w16sdtdh="http://schemas.microsoft.com/office/word/2020/wordml/sdtdatahash" xmlns:w16sdtfl="http://schemas.microsoft.com/office/word/2024/wordml/sdtformatlock" xmlns:w16se="http://schemas.microsoft.com/office/word/2015/wordml/symex" xmlns:w16du="http://schemas.microsoft.com/office/word/2023/wordml/word16du" xmlns:wne="http://schemas.microsoft.com/office/word/2006/wordml" mc:Ignorable="w14 w15 w16se w16cid w16 w16cex w16sdtdh w16sdtfl w16du wp14">
-  <w:p>
-    <w:pPr>
-      <w:spacing w:line="240" w:lineRule="exact"/>
-      <w:jc w:val="center"/>
-    </w:pPr>
-    <w:r>
-      <w:rPr>
-        <w:color w:val="000000"/>
-        <w:sz w:val="18"/>
-      </w:rPr>
-      <w:fldChar w:fldCharType="begin"/>
-    </w:r>
-    <w:r>
-      <w:rPr>
-        <w:color w:val="000000"/>
-        <w:sz w:val="18"/>
-      </w:rPr>
-      <w:instrText>PAGE</w:instrText>
-    </w:r>
-    <w:r>
-      <w:rPr>
-        <w:color w:val="000000"/>
-        <w:sz w:val="18"/>
-      </w:rPr>
-      <w:fldChar w:fldCharType="separate"/>
-    </w:r>
-    <w:r>
-      <w:rPr>
-        <w:noProof/>
-        <w:color w:val="000000"/>
-        <w:sz w:val="18"/>
-      </w:rPr>
-      <w:t>11</w:t>
-    </w:r>
-    <w:r>
-      <w:rPr>
-        <w:color w:val="000000"/>
-        <w:sz w:val="18"/>
-      </w:rPr>
-      <w:fldChar w:fldCharType="end"/>
-    </w:r>
-  </w:p>
-</w:ftr>
-</file>
-
-<file path=word/footer15.xml><?xml version="1.0" encoding="utf-8"?>
 <w:ftr xmlns:wpc="http://schemas.microsoft.com/office/word/2010/wordprocessingCanvas" xmlns:cx="http://schemas.microsoft.com/office/drawing/2014/chartex" xmlns:cx1="http://schemas.microsoft.com/office/drawing/2015/9/8/chartex" xmlns:cx2="http://schemas.microsoft.com/office/drawing/2015/10/21/chartex" xmlns:cx3="http://schemas.microsoft.com/office/drawing/2016/5/9/chartex" xmlns:cx4="http://schemas.microsoft.com/office/drawing/2016/5/10/chartex" xmlns:cx5="http://schemas.microsoft.com/office/drawing/2016/5/11/chartex" xmlns:cx6="http://schemas.microsoft.com/office/drawing/2016/5/12/chartex" xmlns:cx7="http://schemas.microsoft.com/office/drawing/2016/5/13/chartex" xmlns:cx8="http://schemas.microsoft.com/office/drawing/2016/5/14/chartex" xmlns:mc="http://schemas.openxmlformats.org/markup-compatibility/2006" xmlns:m="http://schemas.openxmlformats.org/officeDocument/2006/math" xmlns:aink="http://schemas.microsoft.com/office/drawing/2016/ink" xmlns:am3d="http://schemas.microsoft.com/office/drawing/2017/model3d" xmlns:oel="http://schemas.microsoft.com/office/2019/extlst" xmlns:r="http://schemas.openxmlformats.org/officeDocument/2006/relationships" xmlns:wp14="http://schemas.microsoft.com/office/word/2010/wordprocessingDrawing" xmlns:wp="http://schemas.openxmlformats.org/drawingml/2006/wordprocessingDrawing" xmlns:wpg="http://schemas.microsoft.com/office/word/2010/wordprocessingGroup" xmlns:wpi="http://schemas.microsoft.com/office/word/2010/wordprocessingInk" xmlns:wps="http://schemas.microsoft.com/office/word/2010/wordprocessingShape" xmlns:o="urn:schemas-microsoft-com:office:office" xmlns:v="urn:schemas-microsoft-com:vml" xmlns:w10="urn:schemas-microsoft-com:office:word" xmlns:w="http://schemas.openxmlformats.org/wordprocessingml/2006/main" xmlns:w14="http://schemas.microsoft.com/office/word/2010/wordml" xmlns:w15="http://schemas.microsoft.com/office/word/2012/wordml" xmlns:w16cex="http://schemas.microsoft.com/office/word/2018/wordml/cex" xmlns:w16cid="http://schemas.microsoft.com/office/word/2016/wordml/cid" xmlns:w16="http://schemas.microsoft.com/office/word/2018/wordml" xmlns:w16sdtdh="http://schemas.microsoft.com/office/word/2020/wordml/sdtdatahash" xmlns:w16sdtfl="http://schemas.microsoft.com/office/word/2024/wordml/sdtformatlock" xmlns:w16se="http://schemas.microsoft.com/office/word/2015/wordml/symex" xmlns:w16du="http://schemas.microsoft.com/office/word/2023/wordml/word16du" xmlns:wne="http://schemas.microsoft.com/office/word/2006/wordml" mc:Ignorable="w14 w15 w16se w16cid w16 w16cex w16sdtdh w16sdtfl w16du wp14">
   <w:p>
     <w:pPr>
@@ -13505,11 +14771,45 @@
 <w:ftr xmlns:wpc="http://schemas.microsoft.com/office/word/2010/wordprocessingCanvas" xmlns:cx="http://schemas.microsoft.com/office/drawing/2014/chartex" xmlns:cx1="http://schemas.microsoft.com/office/drawing/2015/9/8/chartex" xmlns:cx2="http://schemas.microsoft.com/office/drawing/2015/10/21/chartex" xmlns:cx3="http://schemas.microsoft.com/office/drawing/2016/5/9/chartex" xmlns:cx4="http://schemas.microsoft.com/office/drawing/2016/5/10/chartex" xmlns:cx5="http://schemas.microsoft.com/office/drawing/2016/5/11/chartex" xmlns:cx6="http://schemas.microsoft.com/office/drawing/2016/5/12/chartex" xmlns:cx7="http://schemas.microsoft.com/office/drawing/2016/5/13/chartex" xmlns:cx8="http://schemas.microsoft.com/office/drawing/2016/5/14/chartex" xmlns:mc="http://schemas.openxmlformats.org/markup-compatibility/2006" xmlns:m="http://schemas.openxmlformats.org/officeDocument/2006/math" xmlns:aink="http://schemas.microsoft.com/office/drawing/2016/ink" xmlns:am3d="http://schemas.microsoft.com/office/drawing/2017/model3d" xmlns:oel="http://schemas.microsoft.com/office/2019/extlst" xmlns:r="http://schemas.openxmlformats.org/officeDocument/2006/relationships" xmlns:wp14="http://schemas.microsoft.com/office/word/2010/wordprocessingDrawing" xmlns:wp="http://schemas.openxmlformats.org/drawingml/2006/wordprocessingDrawing" xmlns:wpg="http://schemas.microsoft.com/office/word/2010/wordprocessingGroup" xmlns:wpi="http://schemas.microsoft.com/office/word/2010/wordprocessingInk" xmlns:wps="http://schemas.microsoft.com/office/word/2010/wordprocessingShape" xmlns:o="urn:schemas-microsoft-com:office:office" xmlns:v="urn:schemas-microsoft-com:vml" xmlns:w10="urn:schemas-microsoft-com:office:word" xmlns:w="http://schemas.openxmlformats.org/wordprocessingml/2006/main" xmlns:w14="http://schemas.microsoft.com/office/word/2010/wordml" xmlns:w15="http://schemas.microsoft.com/office/word/2012/wordml" xmlns:w16cex="http://schemas.microsoft.com/office/word/2018/wordml/cex" xmlns:w16cid="http://schemas.microsoft.com/office/word/2016/wordml/cid" xmlns:w16="http://schemas.microsoft.com/office/word/2018/wordml" xmlns:w16sdtdh="http://schemas.microsoft.com/office/word/2020/wordml/sdtdatahash" xmlns:w16sdtfl="http://schemas.microsoft.com/office/word/2024/wordml/sdtformatlock" xmlns:w16se="http://schemas.microsoft.com/office/word/2015/wordml/symex" xmlns:w16du="http://schemas.microsoft.com/office/word/2023/wordml/word16du" xmlns:wne="http://schemas.microsoft.com/office/word/2006/wordml" mc:Ignorable="w14 w15 w16se w16cid w16 w16cex w16sdtdh w16sdtfl w16du wp14">
   <w:p>
     <w:pPr>
-      <w:pBdr>
-        <w:bottom w:val="nil"/>
-      </w:pBdr>
-      <w:spacing w:line="360" w:lineRule="exact"/>
+      <w:spacing w:line="240" w:lineRule="exact"/>
+      <w:jc w:val="center"/>
     </w:pPr>
+    <w:r>
+      <w:rPr>
+        <w:color w:val="000000"/>
+        <w:sz w:val="18"/>
+      </w:rPr>
+      <w:fldChar w:fldCharType="begin"/>
+    </w:r>
+    <w:r>
+      <w:rPr>
+        <w:color w:val="000000"/>
+        <w:sz w:val="18"/>
+      </w:rPr>
+      <w:instrText>PAGE</w:instrText>
+    </w:r>
+    <w:r>
+      <w:rPr>
+        <w:color w:val="000000"/>
+        <w:sz w:val="18"/>
+      </w:rPr>
+      <w:fldChar w:fldCharType="separate"/>
+    </w:r>
+    <w:r>
+      <w:rPr>
+        <w:noProof/>
+        <w:color w:val="000000"/>
+        <w:sz w:val="18"/>
+      </w:rPr>
+      <w:t>I</w:t>
+    </w:r>
+    <w:r>
+      <w:rPr>
+        <w:color w:val="000000"/>
+        <w:sz w:val="18"/>
+      </w:rPr>
+      <w:fldChar w:fldCharType="end"/>
+    </w:r>
   </w:p>
 </w:ftr>
 </file>
@@ -13518,8 +14818,45 @@
 <w:ftr xmlns:wpc="http://schemas.microsoft.com/office/word/2010/wordprocessingCanvas" xmlns:cx="http://schemas.microsoft.com/office/drawing/2014/chartex" xmlns:cx1="http://schemas.microsoft.com/office/drawing/2015/9/8/chartex" xmlns:cx2="http://schemas.microsoft.com/office/drawing/2015/10/21/chartex" xmlns:cx3="http://schemas.microsoft.com/office/drawing/2016/5/9/chartex" xmlns:cx4="http://schemas.microsoft.com/office/drawing/2016/5/10/chartex" xmlns:cx5="http://schemas.microsoft.com/office/drawing/2016/5/11/chartex" xmlns:cx6="http://schemas.microsoft.com/office/drawing/2016/5/12/chartex" xmlns:cx7="http://schemas.microsoft.com/office/drawing/2016/5/13/chartex" xmlns:cx8="http://schemas.microsoft.com/office/drawing/2016/5/14/chartex" xmlns:mc="http://schemas.openxmlformats.org/markup-compatibility/2006" xmlns:m="http://schemas.openxmlformats.org/officeDocument/2006/math" xmlns:aink="http://schemas.microsoft.com/office/drawing/2016/ink" xmlns:am3d="http://schemas.microsoft.com/office/drawing/2017/model3d" xmlns:oel="http://schemas.microsoft.com/office/2019/extlst" xmlns:r="http://schemas.openxmlformats.org/officeDocument/2006/relationships" xmlns:wp14="http://schemas.microsoft.com/office/word/2010/wordprocessingDrawing" xmlns:wp="http://schemas.openxmlformats.org/drawingml/2006/wordprocessingDrawing" xmlns:wpg="http://schemas.microsoft.com/office/word/2010/wordprocessingGroup" xmlns:wpi="http://schemas.microsoft.com/office/word/2010/wordprocessingInk" xmlns:wps="http://schemas.microsoft.com/office/word/2010/wordprocessingShape" xmlns:o="urn:schemas-microsoft-com:office:office" xmlns:v="urn:schemas-microsoft-com:vml" xmlns:w10="urn:schemas-microsoft-com:office:word" xmlns:w="http://schemas.openxmlformats.org/wordprocessingml/2006/main" xmlns:w14="http://schemas.microsoft.com/office/word/2010/wordml" xmlns:w15="http://schemas.microsoft.com/office/word/2012/wordml" xmlns:w16cex="http://schemas.microsoft.com/office/word/2018/wordml/cex" xmlns:w16cid="http://schemas.microsoft.com/office/word/2016/wordml/cid" xmlns:w16="http://schemas.microsoft.com/office/word/2018/wordml" xmlns:w16sdtdh="http://schemas.microsoft.com/office/word/2020/wordml/sdtdatahash" xmlns:w16sdtfl="http://schemas.microsoft.com/office/word/2024/wordml/sdtformatlock" xmlns:w16se="http://schemas.microsoft.com/office/word/2015/wordml/symex" xmlns:w16du="http://schemas.microsoft.com/office/word/2023/wordml/word16du" xmlns:wne="http://schemas.microsoft.com/office/word/2006/wordml" mc:Ignorable="w14 w15 w16se w16cid w16 w16cex w16sdtdh w16sdtfl w16du wp14">
   <w:p>
     <w:pPr>
-      <w:pStyle w:val="a4"/>
+      <w:spacing w:line="240" w:lineRule="exact"/>
+      <w:jc w:val="center"/>
     </w:pPr>
+    <w:r>
+      <w:rPr>
+        <w:color w:val="000000"/>
+        <w:sz w:val="18"/>
+      </w:rPr>
+      <w:fldChar w:fldCharType="begin"/>
+    </w:r>
+    <w:r>
+      <w:rPr>
+        <w:color w:val="000000"/>
+        <w:sz w:val="18"/>
+      </w:rPr>
+      <w:instrText>PAGE</w:instrText>
+    </w:r>
+    <w:r>
+      <w:rPr>
+        <w:color w:val="000000"/>
+        <w:sz w:val="18"/>
+      </w:rPr>
+      <w:fldChar w:fldCharType="separate"/>
+    </w:r>
+    <w:r>
+      <w:rPr>
+        <w:noProof/>
+        <w:color w:val="000000"/>
+        <w:sz w:val="18"/>
+      </w:rPr>
+      <w:t>III</w:t>
+    </w:r>
+    <w:r>
+      <w:rPr>
+        <w:color w:val="000000"/>
+        <w:sz w:val="18"/>
+      </w:rPr>
+      <w:fldChar w:fldCharType="end"/>
+    </w:r>
   </w:p>
 </w:ftr>
 </file>
@@ -13558,7 +14895,7 @@
         <w:color w:val="000000"/>
         <w:sz w:val="18"/>
       </w:rPr>
-      <w:t>I</w:t>
+      <w:t>IV</w:t>
     </w:r>
     <w:r>
       <w:rPr>
@@ -13605,7 +14942,7 @@
         <w:color w:val="000000"/>
         <w:sz w:val="18"/>
       </w:rPr>
-      <w:t>III</w:t>
+      <w:t>1</w:t>
     </w:r>
     <w:r>
       <w:rPr>
@@ -13652,7 +14989,7 @@
         <w:color w:val="000000"/>
         <w:sz w:val="18"/>
       </w:rPr>
-      <w:t>IV</w:t>
+      <w:t>3</w:t>
     </w:r>
     <w:r>
       <w:rPr>
@@ -13699,7 +15036,7 @@
         <w:color w:val="000000"/>
         <w:sz w:val="18"/>
       </w:rPr>
-      <w:t>1</w:t>
+      <w:t>5</w:t>
     </w:r>
     <w:r>
       <w:rPr>
@@ -13746,7 +15083,7 @@
         <w:color w:val="000000"/>
         <w:sz w:val="18"/>
       </w:rPr>
-      <w:t>3</w:t>
+      <w:t>7</w:t>
     </w:r>
     <w:r>
       <w:rPr>
@@ -13793,7 +15130,7 @@
         <w:color w:val="000000"/>
         <w:sz w:val="18"/>
       </w:rPr>
-      <w:t>5</w:t>
+      <w:t>7</w:t>
     </w:r>
     <w:r>
       <w:rPr>
@@ -13829,7 +15166,11 @@
 <w:hdr xmlns:wpc="http://schemas.microsoft.com/office/word/2010/wordprocessingCanvas" xmlns:cx="http://schemas.microsoft.com/office/drawing/2014/chartex" xmlns:cx1="http://schemas.microsoft.com/office/drawing/2015/9/8/chartex" xmlns:cx2="http://schemas.microsoft.com/office/drawing/2015/10/21/chartex" xmlns:cx3="http://schemas.microsoft.com/office/drawing/2016/5/9/chartex" xmlns:cx4="http://schemas.microsoft.com/office/drawing/2016/5/10/chartex" xmlns:cx5="http://schemas.microsoft.com/office/drawing/2016/5/11/chartex" xmlns:cx6="http://schemas.microsoft.com/office/drawing/2016/5/12/chartex" xmlns:cx7="http://schemas.microsoft.com/office/drawing/2016/5/13/chartex" xmlns:cx8="http://schemas.microsoft.com/office/drawing/2016/5/14/chartex" xmlns:mc="http://schemas.openxmlformats.org/markup-compatibility/2006" xmlns:m="http://schemas.openxmlformats.org/officeDocument/2006/math" xmlns:aink="http://schemas.microsoft.com/office/drawing/2016/ink" xmlns:am3d="http://schemas.microsoft.com/office/drawing/2017/model3d" xmlns:oel="http://schemas.microsoft.com/office/2019/extlst" xmlns:r="http://schemas.openxmlformats.org/officeDocument/2006/relationships" xmlns:wp14="http://schemas.microsoft.com/office/word/2010/wordprocessingDrawing" xmlns:wp="http://schemas.openxmlformats.org/drawingml/2006/wordprocessingDrawing" xmlns:wpg="http://schemas.microsoft.com/office/word/2010/wordprocessingGroup" xmlns:wpi="http://schemas.microsoft.com/office/word/2010/wordprocessingInk" xmlns:wps="http://schemas.microsoft.com/office/word/2010/wordprocessingShape" xmlns:o="urn:schemas-microsoft-com:office:office" xmlns:v="urn:schemas-microsoft-com:vml" xmlns:w10="urn:schemas-microsoft-com:office:word" xmlns:w="http://schemas.openxmlformats.org/wordprocessingml/2006/main" xmlns:w14="http://schemas.microsoft.com/office/word/2010/wordml" xmlns:w15="http://schemas.microsoft.com/office/word/2012/wordml" xmlns:w16cex="http://schemas.microsoft.com/office/word/2018/wordml/cex" xmlns:w16cid="http://schemas.microsoft.com/office/word/2016/wordml/cid" xmlns:w16="http://schemas.microsoft.com/office/word/2018/wordml" xmlns:w16sdtdh="http://schemas.microsoft.com/office/word/2020/wordml/sdtdatahash" xmlns:w16sdtfl="http://schemas.microsoft.com/office/word/2024/wordml/sdtformatlock" xmlns:w16se="http://schemas.microsoft.com/office/word/2015/wordml/symex" xmlns:w16du="http://schemas.microsoft.com/office/word/2023/wordml/word16du" xmlns:wne="http://schemas.microsoft.com/office/word/2006/wordml" mc:Ignorable="w14 w15 w16se w16cid w16 w16cex w16sdtdh w16sdtfl w16du wp14">
   <w:p>
     <w:pPr>
-      <w:pStyle w:val="a6"/>
+      <w:keepLines/>
+      <w:pBdr>
+        <w:bottom w:val="nil"/>
+      </w:pBdr>
+      <w:spacing w:line="360" w:lineRule="exact"/>
     </w:pPr>
   </w:p>
 </w:hdr>
@@ -13840,13 +15181,35 @@
   <w:p>
     <w:pPr>
       <w:keepLines/>
-      <w:jc w:val="center"/>
+      <w:pBdr>
+        <w:bottom w:val="single" w:sz="4" w:space="1" w:color="auto"/>
+      </w:pBdr>
+      <w:tabs>
+        <w:tab w:val="right" w:pos="8787"/>
+      </w:tabs>
+      <w:spacing w:line="240" w:lineRule="exact"/>
+      <w:jc w:val="left"/>
     </w:pPr>
     <w:r>
       <w:rPr>
-        <w:rFonts w:ascii="宋体" w:hAnsi="宋体"/>
+        <w:color w:val="000000"/>
+        <w:sz w:val="18"/>
       </w:rPr>
-      <w:t>第三章 系统实现</w:t>
+      <w:t>大连海洋大学本科毕业论文（设计）</w:t>
+    </w:r>
+    <w:r>
+      <w:rPr>
+        <w:color w:val="000000"/>
+        <w:sz w:val="18"/>
+      </w:rPr>
+      <w:tab/>
+    </w:r>
+    <w:r>
+      <w:rPr>
+        <w:color w:val="000000"/>
+        <w:sz w:val="18"/>
+      </w:rPr>
+      <w:t>致谢</w:t>
     </w:r>
   </w:p>
 </w:hdr>
@@ -13857,13 +15220,35 @@
   <w:p>
     <w:pPr>
       <w:keepLines/>
-      <w:jc w:val="center"/>
+      <w:pBdr>
+        <w:bottom w:val="single" w:sz="4" w:space="1" w:color="auto"/>
+      </w:pBdr>
+      <w:tabs>
+        <w:tab w:val="right" w:pos="8787"/>
+      </w:tabs>
+      <w:spacing w:line="240" w:lineRule="exact"/>
+      <w:jc w:val="left"/>
     </w:pPr>
     <w:r>
       <w:rPr>
-        <w:rFonts w:ascii="宋体" w:hAnsi="宋体"/>
+        <w:color w:val="000000"/>
+        <w:sz w:val="18"/>
       </w:rPr>
-      <w:t>第四章 系统测试</w:t>
+      <w:t>大连海洋大学本科毕业论文（设计）</w:t>
+    </w:r>
+    <w:r>
+      <w:rPr>
+        <w:color w:val="000000"/>
+        <w:sz w:val="18"/>
+      </w:rPr>
+      <w:tab/>
+    </w:r>
+    <w:r>
+      <w:rPr>
+        <w:color w:val="000000"/>
+        <w:sz w:val="18"/>
+      </w:rPr>
+      <w:t>参考文献</w:t>
     </w:r>
   </w:p>
 </w:hdr>
@@ -13902,91 +15287,13 @@
         <w:color w:val="000000"/>
         <w:sz w:val="18"/>
       </w:rPr>
-      <w:t>致谢</w:t>
+      <w:t>附录</w:t>
     </w:r>
   </w:p>
 </w:hdr>
 </file>
 
 <file path=word/header13.xml><?xml version="1.0" encoding="utf-8"?>
-<w:hdr xmlns:wpc="http://schemas.microsoft.com/office/word/2010/wordprocessingCanvas" xmlns:cx="http://schemas.microsoft.com/office/drawing/2014/chartex" xmlns:cx1="http://schemas.microsoft.com/office/drawing/2015/9/8/chartex" xmlns:cx2="http://schemas.microsoft.com/office/drawing/2015/10/21/chartex" xmlns:cx3="http://schemas.microsoft.com/office/drawing/2016/5/9/chartex" xmlns:cx4="http://schemas.microsoft.com/office/drawing/2016/5/10/chartex" xmlns:cx5="http://schemas.microsoft.com/office/drawing/2016/5/11/chartex" xmlns:cx6="http://schemas.microsoft.com/office/drawing/2016/5/12/chartex" xmlns:cx7="http://schemas.microsoft.com/office/drawing/2016/5/13/chartex" xmlns:cx8="http://schemas.microsoft.com/office/drawing/2016/5/14/chartex" xmlns:mc="http://schemas.openxmlformats.org/markup-compatibility/2006" xmlns:m="http://schemas.openxmlformats.org/officeDocument/2006/math" xmlns:aink="http://schemas.microsoft.com/office/drawing/2016/ink" xmlns:am3d="http://schemas.microsoft.com/office/drawing/2017/model3d" xmlns:oel="http://schemas.microsoft.com/office/2019/extlst" xmlns:r="http://schemas.openxmlformats.org/officeDocument/2006/relationships" xmlns:wp14="http://schemas.microsoft.com/office/word/2010/wordprocessingDrawing" xmlns:wp="http://schemas.openxmlformats.org/drawingml/2006/wordprocessingDrawing" xmlns:wpg="http://schemas.microsoft.com/office/word/2010/wordprocessingGroup" xmlns:wpi="http://schemas.microsoft.com/office/word/2010/wordprocessingInk" xmlns:wps="http://schemas.microsoft.com/office/word/2010/wordprocessingShape" xmlns:o="urn:schemas-microsoft-com:office:office" xmlns:v="urn:schemas-microsoft-com:vml" xmlns:w10="urn:schemas-microsoft-com:office:word" xmlns:w="http://schemas.openxmlformats.org/wordprocessingml/2006/main" xmlns:w14="http://schemas.microsoft.com/office/word/2010/wordml" xmlns:w15="http://schemas.microsoft.com/office/word/2012/wordml" xmlns:w16cex="http://schemas.microsoft.com/office/word/2018/wordml/cex" xmlns:w16cid="http://schemas.microsoft.com/office/word/2016/wordml/cid" xmlns:w16="http://schemas.microsoft.com/office/word/2018/wordml" xmlns:w16sdtdh="http://schemas.microsoft.com/office/word/2020/wordml/sdtdatahash" xmlns:w16sdtfl="http://schemas.microsoft.com/office/word/2024/wordml/sdtformatlock" xmlns:w16se="http://schemas.microsoft.com/office/word/2015/wordml/symex" xmlns:w16du="http://schemas.microsoft.com/office/word/2023/wordml/word16du" xmlns:wne="http://schemas.microsoft.com/office/word/2006/wordml" mc:Ignorable="w14 w15 w16se w16cid w16 w16cex w16sdtdh w16sdtfl w16du wp14">
-  <w:p>
-    <w:pPr>
-      <w:keepLines/>
-      <w:pBdr>
-        <w:bottom w:val="single" w:sz="4" w:space="1" w:color="auto"/>
-      </w:pBdr>
-      <w:tabs>
-        <w:tab w:val="right" w:pos="8787"/>
-      </w:tabs>
-      <w:spacing w:line="240" w:lineRule="exact"/>
-      <w:jc w:val="left"/>
-    </w:pPr>
-    <w:r>
-      <w:rPr>
-        <w:color w:val="000000"/>
-        <w:sz w:val="18"/>
-      </w:rPr>
-      <w:t>大连海洋大学本科毕业论文（设计）</w:t>
-    </w:r>
-    <w:r>
-      <w:rPr>
-        <w:color w:val="000000"/>
-        <w:sz w:val="18"/>
-      </w:rPr>
-      <w:tab/>
-    </w:r>
-    <w:r>
-      <w:rPr>
-        <w:color w:val="000000"/>
-        <w:sz w:val="18"/>
-      </w:rPr>
-      <w:t>参考文献</w:t>
-    </w:r>
-  </w:p>
-</w:hdr>
-</file>
-
-<file path=word/header14.xml><?xml version="1.0" encoding="utf-8"?>
-<w:hdr xmlns:wpc="http://schemas.microsoft.com/office/word/2010/wordprocessingCanvas" xmlns:cx="http://schemas.microsoft.com/office/drawing/2014/chartex" xmlns:cx1="http://schemas.microsoft.com/office/drawing/2015/9/8/chartex" xmlns:cx2="http://schemas.microsoft.com/office/drawing/2015/10/21/chartex" xmlns:cx3="http://schemas.microsoft.com/office/drawing/2016/5/9/chartex" xmlns:cx4="http://schemas.microsoft.com/office/drawing/2016/5/10/chartex" xmlns:cx5="http://schemas.microsoft.com/office/drawing/2016/5/11/chartex" xmlns:cx6="http://schemas.microsoft.com/office/drawing/2016/5/12/chartex" xmlns:cx7="http://schemas.microsoft.com/office/drawing/2016/5/13/chartex" xmlns:cx8="http://schemas.microsoft.com/office/drawing/2016/5/14/chartex" xmlns:mc="http://schemas.openxmlformats.org/markup-compatibility/2006" xmlns:m="http://schemas.openxmlformats.org/officeDocument/2006/math" xmlns:aink="http://schemas.microsoft.com/office/drawing/2016/ink" xmlns:am3d="http://schemas.microsoft.com/office/drawing/2017/model3d" xmlns:oel="http://schemas.microsoft.com/office/2019/extlst" xmlns:r="http://schemas.openxmlformats.org/officeDocument/2006/relationships" xmlns:wp14="http://schemas.microsoft.com/office/word/2010/wordprocessingDrawing" xmlns:wp="http://schemas.openxmlformats.org/drawingml/2006/wordprocessingDrawing" xmlns:wpg="http://schemas.microsoft.com/office/word/2010/wordprocessingGroup" xmlns:wpi="http://schemas.microsoft.com/office/word/2010/wordprocessingInk" xmlns:wps="http://schemas.microsoft.com/office/word/2010/wordprocessingShape" xmlns:o="urn:schemas-microsoft-com:office:office" xmlns:v="urn:schemas-microsoft-com:vml" xmlns:w10="urn:schemas-microsoft-com:office:word" xmlns:w="http://schemas.openxmlformats.org/wordprocessingml/2006/main" xmlns:w14="http://schemas.microsoft.com/office/word/2010/wordml" xmlns:w15="http://schemas.microsoft.com/office/word/2012/wordml" xmlns:w16cex="http://schemas.microsoft.com/office/word/2018/wordml/cex" xmlns:w16cid="http://schemas.microsoft.com/office/word/2016/wordml/cid" xmlns:w16="http://schemas.microsoft.com/office/word/2018/wordml" xmlns:w16sdtdh="http://schemas.microsoft.com/office/word/2020/wordml/sdtdatahash" xmlns:w16sdtfl="http://schemas.microsoft.com/office/word/2024/wordml/sdtformatlock" xmlns:w16se="http://schemas.microsoft.com/office/word/2015/wordml/symex" xmlns:w16du="http://schemas.microsoft.com/office/word/2023/wordml/word16du" xmlns:wne="http://schemas.microsoft.com/office/word/2006/wordml" mc:Ignorable="w14 w15 w16se w16cid w16 w16cex w16sdtdh w16sdtfl w16du wp14">
-  <w:p>
-    <w:pPr>
-      <w:keepLines/>
-      <w:pBdr>
-        <w:bottom w:val="single" w:sz="4" w:space="1" w:color="auto"/>
-      </w:pBdr>
-      <w:tabs>
-        <w:tab w:val="right" w:pos="8787"/>
-      </w:tabs>
-      <w:spacing w:line="240" w:lineRule="exact"/>
-      <w:jc w:val="left"/>
-    </w:pPr>
-    <w:r>
-      <w:rPr>
-        <w:color w:val="000000"/>
-        <w:sz w:val="18"/>
-      </w:rPr>
-      <w:t>大连海洋大学本科毕业论文（设计）</w:t>
-    </w:r>
-    <w:r>
-      <w:rPr>
-        <w:color w:val="000000"/>
-        <w:sz w:val="18"/>
-      </w:rPr>
-      <w:tab/>
-    </w:r>
-    <w:r>
-      <w:rPr>
-        <w:color w:val="000000"/>
-        <w:sz w:val="18"/>
-      </w:rPr>
-      <w:t>附录</w:t>
-    </w:r>
-  </w:p>
-</w:hdr>
-</file>
-
-<file path=word/header15.xml><?xml version="1.0" encoding="utf-8"?>
 <w:hdr xmlns:wpc="http://schemas.microsoft.com/office/word/2010/wordprocessingCanvas" xmlns:cx="http://schemas.microsoft.com/office/drawing/2014/chartex" xmlns:cx1="http://schemas.microsoft.com/office/drawing/2015/9/8/chartex" xmlns:cx2="http://schemas.microsoft.com/office/drawing/2015/10/21/chartex" xmlns:cx3="http://schemas.microsoft.com/office/drawing/2016/5/9/chartex" xmlns:cx4="http://schemas.microsoft.com/office/drawing/2016/5/10/chartex" xmlns:cx5="http://schemas.microsoft.com/office/drawing/2016/5/11/chartex" xmlns:cx6="http://schemas.microsoft.com/office/drawing/2016/5/12/chartex" xmlns:cx7="http://schemas.microsoft.com/office/drawing/2016/5/13/chartex" xmlns:cx8="http://schemas.microsoft.com/office/drawing/2016/5/14/chartex" xmlns:mc="http://schemas.openxmlformats.org/markup-compatibility/2006" xmlns:m="http://schemas.openxmlformats.org/officeDocument/2006/math" xmlns:aink="http://schemas.microsoft.com/office/drawing/2016/ink" xmlns:am3d="http://schemas.microsoft.com/office/drawing/2017/model3d" xmlns:oel="http://schemas.microsoft.com/office/2019/extlst" xmlns:r="http://schemas.openxmlformats.org/officeDocument/2006/relationships" xmlns:wp14="http://schemas.microsoft.com/office/word/2010/wordprocessingDrawing" xmlns:wp="http://schemas.openxmlformats.org/drawingml/2006/wordprocessingDrawing" xmlns:wpg="http://schemas.microsoft.com/office/word/2010/wordprocessingGroup" xmlns:wpi="http://schemas.microsoft.com/office/word/2010/wordprocessingInk" xmlns:wps="http://schemas.microsoft.com/office/word/2010/wordprocessingShape" xmlns:o="urn:schemas-microsoft-com:office:office" xmlns:v="urn:schemas-microsoft-com:vml" xmlns:w10="urn:schemas-microsoft-com:office:word" xmlns:w="http://schemas.openxmlformats.org/wordprocessingml/2006/main" xmlns:w14="http://schemas.microsoft.com/office/word/2010/wordml" xmlns:w15="http://schemas.microsoft.com/office/word/2012/wordml" xmlns:w16cex="http://schemas.microsoft.com/office/word/2018/wordml/cex" xmlns:w16cid="http://schemas.microsoft.com/office/word/2016/wordml/cid" xmlns:w16="http://schemas.microsoft.com/office/word/2018/wordml" xmlns:w16sdtdh="http://schemas.microsoft.com/office/word/2020/wordml/sdtdatahash" xmlns:w16sdtfl="http://schemas.microsoft.com/office/word/2024/wordml/sdtformatlock" xmlns:w16se="http://schemas.microsoft.com/office/word/2015/wordml/symex" xmlns:w16du="http://schemas.microsoft.com/office/word/2023/wordml/word16du" xmlns:wne="http://schemas.microsoft.com/office/word/2006/wordml" mc:Ignorable="w14 w15 w16se w16cid w16 w16cex w16sdtdh w16sdtfl w16du wp14">
   <w:p>
     <w:pPr>
@@ -14031,30 +15338,6 @@
     <w:pPr>
       <w:keepLines/>
       <w:pBdr>
-        <w:bottom w:val="nil"/>
-      </w:pBdr>
-      <w:spacing w:line="360" w:lineRule="exact"/>
-    </w:pPr>
-  </w:p>
-</w:hdr>
-</file>
-
-<file path=word/header3.xml><?xml version="1.0" encoding="utf-8"?>
-<w:hdr xmlns:wpc="http://schemas.microsoft.com/office/word/2010/wordprocessingCanvas" xmlns:cx="http://schemas.microsoft.com/office/drawing/2014/chartex" xmlns:cx1="http://schemas.microsoft.com/office/drawing/2015/9/8/chartex" xmlns:cx2="http://schemas.microsoft.com/office/drawing/2015/10/21/chartex" xmlns:cx3="http://schemas.microsoft.com/office/drawing/2016/5/9/chartex" xmlns:cx4="http://schemas.microsoft.com/office/drawing/2016/5/10/chartex" xmlns:cx5="http://schemas.microsoft.com/office/drawing/2016/5/11/chartex" xmlns:cx6="http://schemas.microsoft.com/office/drawing/2016/5/12/chartex" xmlns:cx7="http://schemas.microsoft.com/office/drawing/2016/5/13/chartex" xmlns:cx8="http://schemas.microsoft.com/office/drawing/2016/5/14/chartex" xmlns:mc="http://schemas.openxmlformats.org/markup-compatibility/2006" xmlns:m="http://schemas.openxmlformats.org/officeDocument/2006/math" xmlns:aink="http://schemas.microsoft.com/office/drawing/2016/ink" xmlns:am3d="http://schemas.microsoft.com/office/drawing/2017/model3d" xmlns:oel="http://schemas.microsoft.com/office/2019/extlst" xmlns:r="http://schemas.openxmlformats.org/officeDocument/2006/relationships" xmlns:wp14="http://schemas.microsoft.com/office/word/2010/wordprocessingDrawing" xmlns:wp="http://schemas.openxmlformats.org/drawingml/2006/wordprocessingDrawing" xmlns:wpg="http://schemas.microsoft.com/office/word/2010/wordprocessingGroup" xmlns:wpi="http://schemas.microsoft.com/office/word/2010/wordprocessingInk" xmlns:wps="http://schemas.microsoft.com/office/word/2010/wordprocessingShape" xmlns:o="urn:schemas-microsoft-com:office:office" xmlns:v="urn:schemas-microsoft-com:vml" xmlns:w10="urn:schemas-microsoft-com:office:word" xmlns:w="http://schemas.openxmlformats.org/wordprocessingml/2006/main" xmlns:w14="http://schemas.microsoft.com/office/word/2010/wordml" xmlns:w15="http://schemas.microsoft.com/office/word/2012/wordml" xmlns:w16cex="http://schemas.microsoft.com/office/word/2018/wordml/cex" xmlns:w16cid="http://schemas.microsoft.com/office/word/2016/wordml/cid" xmlns:w16="http://schemas.microsoft.com/office/word/2018/wordml" xmlns:w16sdtdh="http://schemas.microsoft.com/office/word/2020/wordml/sdtdatahash" xmlns:w16sdtfl="http://schemas.microsoft.com/office/word/2024/wordml/sdtformatlock" xmlns:w16se="http://schemas.microsoft.com/office/word/2015/wordml/symex" xmlns:w16du="http://schemas.microsoft.com/office/word/2023/wordml/word16du" xmlns:wne="http://schemas.microsoft.com/office/word/2006/wordml" mc:Ignorable="w14 w15 w16se w16cid w16 w16cex w16sdtdh w16sdtfl w16du wp14">
-  <w:p>
-    <w:pPr>
-      <w:pStyle w:val="a6"/>
-    </w:pPr>
-  </w:p>
-</w:hdr>
-</file>
-
-<file path=word/header4.xml><?xml version="1.0" encoding="utf-8"?>
-<w:hdr xmlns:wpc="http://schemas.microsoft.com/office/word/2010/wordprocessingCanvas" xmlns:cx="http://schemas.microsoft.com/office/drawing/2014/chartex" xmlns:cx1="http://schemas.microsoft.com/office/drawing/2015/9/8/chartex" xmlns:cx2="http://schemas.microsoft.com/office/drawing/2015/10/21/chartex" xmlns:cx3="http://schemas.microsoft.com/office/drawing/2016/5/9/chartex" xmlns:cx4="http://schemas.microsoft.com/office/drawing/2016/5/10/chartex" xmlns:cx5="http://schemas.microsoft.com/office/drawing/2016/5/11/chartex" xmlns:cx6="http://schemas.microsoft.com/office/drawing/2016/5/12/chartex" xmlns:cx7="http://schemas.microsoft.com/office/drawing/2016/5/13/chartex" xmlns:cx8="http://schemas.microsoft.com/office/drawing/2016/5/14/chartex" xmlns:mc="http://schemas.openxmlformats.org/markup-compatibility/2006" xmlns:m="http://schemas.openxmlformats.org/officeDocument/2006/math" xmlns:aink="http://schemas.microsoft.com/office/drawing/2016/ink" xmlns:am3d="http://schemas.microsoft.com/office/drawing/2017/model3d" xmlns:oel="http://schemas.microsoft.com/office/2019/extlst" xmlns:r="http://schemas.openxmlformats.org/officeDocument/2006/relationships" xmlns:wp14="http://schemas.microsoft.com/office/word/2010/wordprocessingDrawing" xmlns:wp="http://schemas.openxmlformats.org/drawingml/2006/wordprocessingDrawing" xmlns:wpg="http://schemas.microsoft.com/office/word/2010/wordprocessingGroup" xmlns:wpi="http://schemas.microsoft.com/office/word/2010/wordprocessingInk" xmlns:wps="http://schemas.microsoft.com/office/word/2010/wordprocessingShape" xmlns:o="urn:schemas-microsoft-com:office:office" xmlns:v="urn:schemas-microsoft-com:vml" xmlns:w10="urn:schemas-microsoft-com:office:word" xmlns:w="http://schemas.openxmlformats.org/wordprocessingml/2006/main" xmlns:w14="http://schemas.microsoft.com/office/word/2010/wordml" xmlns:w15="http://schemas.microsoft.com/office/word/2012/wordml" xmlns:w16cex="http://schemas.microsoft.com/office/word/2018/wordml/cex" xmlns:w16cid="http://schemas.microsoft.com/office/word/2016/wordml/cid" xmlns:w16="http://schemas.microsoft.com/office/word/2018/wordml" xmlns:w16sdtdh="http://schemas.microsoft.com/office/word/2020/wordml/sdtdatahash" xmlns:w16sdtfl="http://schemas.microsoft.com/office/word/2024/wordml/sdtformatlock" xmlns:w16se="http://schemas.microsoft.com/office/word/2015/wordml/symex" xmlns:w16du="http://schemas.microsoft.com/office/word/2023/wordml/word16du" xmlns:wne="http://schemas.microsoft.com/office/word/2006/wordml" mc:Ignorable="w14 w15 w16se w16cid w16 w16cex w16sdtdh w16sdtfl w16du wp14">
-  <w:p>
-    <w:pPr>
-      <w:keepLines/>
-      <w:pBdr>
         <w:bottom w:val="single" w:sz="4" w:space="1" w:color="auto"/>
       </w:pBdr>
       <w:tabs>
@@ -14088,7 +15371,7 @@
 </w:hdr>
 </file>
 
-<file path=word/header5.xml><?xml version="1.0" encoding="utf-8"?>
+<file path=word/header3.xml><?xml version="1.0" encoding="utf-8"?>
 <w:hdr xmlns:wpc="http://schemas.microsoft.com/office/word/2010/wordprocessingCanvas" xmlns:cx="http://schemas.microsoft.com/office/drawing/2014/chartex" xmlns:cx1="http://schemas.microsoft.com/office/drawing/2015/9/8/chartex" xmlns:cx2="http://schemas.microsoft.com/office/drawing/2015/10/21/chartex" xmlns:cx3="http://schemas.microsoft.com/office/drawing/2016/5/9/chartex" xmlns:cx4="http://schemas.microsoft.com/office/drawing/2016/5/10/chartex" xmlns:cx5="http://schemas.microsoft.com/office/drawing/2016/5/11/chartex" xmlns:cx6="http://schemas.microsoft.com/office/drawing/2016/5/12/chartex" xmlns:cx7="http://schemas.microsoft.com/office/drawing/2016/5/13/chartex" xmlns:cx8="http://schemas.microsoft.com/office/drawing/2016/5/14/chartex" xmlns:mc="http://schemas.openxmlformats.org/markup-compatibility/2006" xmlns:m="http://schemas.openxmlformats.org/officeDocument/2006/math" xmlns:aink="http://schemas.microsoft.com/office/drawing/2016/ink" xmlns:am3d="http://schemas.microsoft.com/office/drawing/2017/model3d" xmlns:oel="http://schemas.microsoft.com/office/2019/extlst" xmlns:r="http://schemas.openxmlformats.org/officeDocument/2006/relationships" xmlns:wp14="http://schemas.microsoft.com/office/word/2010/wordprocessingDrawing" xmlns:wp="http://schemas.openxmlformats.org/drawingml/2006/wordprocessingDrawing" xmlns:wpg="http://schemas.microsoft.com/office/word/2010/wordprocessingGroup" xmlns:wpi="http://schemas.microsoft.com/office/word/2010/wordprocessingInk" xmlns:wps="http://schemas.microsoft.com/office/word/2010/wordprocessingShape" xmlns:o="urn:schemas-microsoft-com:office:office" xmlns:v="urn:schemas-microsoft-com:vml" xmlns:w10="urn:schemas-microsoft-com:office:word" xmlns:w="http://schemas.openxmlformats.org/wordprocessingml/2006/main" xmlns:w14="http://schemas.microsoft.com/office/word/2010/wordml" xmlns:w15="http://schemas.microsoft.com/office/word/2012/wordml" xmlns:w16cex="http://schemas.microsoft.com/office/word/2018/wordml/cex" xmlns:w16cid="http://schemas.microsoft.com/office/word/2016/wordml/cid" xmlns:w16="http://schemas.microsoft.com/office/word/2018/wordml" xmlns:w16sdtdh="http://schemas.microsoft.com/office/word/2020/wordml/sdtdatahash" xmlns:w16sdtfl="http://schemas.microsoft.com/office/word/2024/wordml/sdtformatlock" xmlns:w16se="http://schemas.microsoft.com/office/word/2015/wordml/symex" xmlns:w16du="http://schemas.microsoft.com/office/word/2023/wordml/word16du" xmlns:wne="http://schemas.microsoft.com/office/word/2006/wordml" mc:Ignorable="w14 w15 w16se w16cid w16 w16cex w16sdtdh w16sdtfl w16du wp14">
   <w:p>
     <w:pPr>
@@ -14127,7 +15410,7 @@
 </w:hdr>
 </file>
 
-<file path=word/header6.xml><?xml version="1.0" encoding="utf-8"?>
+<file path=word/header4.xml><?xml version="1.0" encoding="utf-8"?>
 <w:hdr xmlns:wpc="http://schemas.microsoft.com/office/word/2010/wordprocessingCanvas" xmlns:cx="http://schemas.microsoft.com/office/drawing/2014/chartex" xmlns:cx1="http://schemas.microsoft.com/office/drawing/2015/9/8/chartex" xmlns:cx2="http://schemas.microsoft.com/office/drawing/2015/10/21/chartex" xmlns:cx3="http://schemas.microsoft.com/office/drawing/2016/5/9/chartex" xmlns:cx4="http://schemas.microsoft.com/office/drawing/2016/5/10/chartex" xmlns:cx5="http://schemas.microsoft.com/office/drawing/2016/5/11/chartex" xmlns:cx6="http://schemas.microsoft.com/office/drawing/2016/5/12/chartex" xmlns:cx7="http://schemas.microsoft.com/office/drawing/2016/5/13/chartex" xmlns:cx8="http://schemas.microsoft.com/office/drawing/2016/5/14/chartex" xmlns:mc="http://schemas.openxmlformats.org/markup-compatibility/2006" xmlns:m="http://schemas.openxmlformats.org/officeDocument/2006/math" xmlns:aink="http://schemas.microsoft.com/office/drawing/2016/ink" xmlns:am3d="http://schemas.microsoft.com/office/drawing/2017/model3d" xmlns:oel="http://schemas.microsoft.com/office/2019/extlst" xmlns:r="http://schemas.openxmlformats.org/officeDocument/2006/relationships" xmlns:wp14="http://schemas.microsoft.com/office/word/2010/wordprocessingDrawing" xmlns:wp="http://schemas.openxmlformats.org/drawingml/2006/wordprocessingDrawing" xmlns:wpg="http://schemas.microsoft.com/office/word/2010/wordprocessingGroup" xmlns:wpi="http://schemas.microsoft.com/office/word/2010/wordprocessingInk" xmlns:wps="http://schemas.microsoft.com/office/word/2010/wordprocessingShape" xmlns:o="urn:schemas-microsoft-com:office:office" xmlns:v="urn:schemas-microsoft-com:vml" xmlns:w10="urn:schemas-microsoft-com:office:word" xmlns:w="http://schemas.openxmlformats.org/wordprocessingml/2006/main" xmlns:w14="http://schemas.microsoft.com/office/word/2010/wordml" xmlns:w15="http://schemas.microsoft.com/office/word/2012/wordml" xmlns:w16cex="http://schemas.microsoft.com/office/word/2018/wordml/cex" xmlns:w16cid="http://schemas.microsoft.com/office/word/2016/wordml/cid" xmlns:w16="http://schemas.microsoft.com/office/word/2018/wordml" xmlns:w16sdtdh="http://schemas.microsoft.com/office/word/2020/wordml/sdtdatahash" xmlns:w16sdtfl="http://schemas.microsoft.com/office/word/2024/wordml/sdtformatlock" xmlns:w16se="http://schemas.microsoft.com/office/word/2015/wordml/symex" xmlns:w16du="http://schemas.microsoft.com/office/word/2023/wordml/word16du" xmlns:wne="http://schemas.microsoft.com/office/word/2006/wordml" mc:Ignorable="w14 w15 w16se w16cid w16 w16cex w16sdtdh w16sdtfl w16du wp14">
   <w:p>
     <w:pPr>
@@ -14160,6 +15443,114 @@
 </w:hdr>
 </file>
 
+<file path=word/header5.xml><?xml version="1.0" encoding="utf-8"?>
+<w:hdr xmlns:wpc="http://schemas.microsoft.com/office/word/2010/wordprocessingCanvas" xmlns:cx="http://schemas.microsoft.com/office/drawing/2014/chartex" xmlns:cx1="http://schemas.microsoft.com/office/drawing/2015/9/8/chartex" xmlns:cx2="http://schemas.microsoft.com/office/drawing/2015/10/21/chartex" xmlns:cx3="http://schemas.microsoft.com/office/drawing/2016/5/9/chartex" xmlns:cx4="http://schemas.microsoft.com/office/drawing/2016/5/10/chartex" xmlns:cx5="http://schemas.microsoft.com/office/drawing/2016/5/11/chartex" xmlns:cx6="http://schemas.microsoft.com/office/drawing/2016/5/12/chartex" xmlns:cx7="http://schemas.microsoft.com/office/drawing/2016/5/13/chartex" xmlns:cx8="http://schemas.microsoft.com/office/drawing/2016/5/14/chartex" xmlns:mc="http://schemas.openxmlformats.org/markup-compatibility/2006" xmlns:m="http://schemas.openxmlformats.org/officeDocument/2006/math" xmlns:aink="http://schemas.microsoft.com/office/drawing/2016/ink" xmlns:am3d="http://schemas.microsoft.com/office/drawing/2017/model3d" xmlns:oel="http://schemas.microsoft.com/office/2019/extlst" xmlns:r="http://schemas.openxmlformats.org/officeDocument/2006/relationships" xmlns:wp14="http://schemas.microsoft.com/office/word/2010/wordprocessingDrawing" xmlns:wp="http://schemas.openxmlformats.org/drawingml/2006/wordprocessingDrawing" xmlns:wpg="http://schemas.microsoft.com/office/word/2010/wordprocessingGroup" xmlns:wpi="http://schemas.microsoft.com/office/word/2010/wordprocessingInk" xmlns:wps="http://schemas.microsoft.com/office/word/2010/wordprocessingShape" xmlns:o="urn:schemas-microsoft-com:office:office" xmlns:v="urn:schemas-microsoft-com:vml" xmlns:w10="urn:schemas-microsoft-com:office:word" xmlns:w="http://schemas.openxmlformats.org/wordprocessingml/2006/main" xmlns:w14="http://schemas.microsoft.com/office/word/2010/wordml" xmlns:w15="http://schemas.microsoft.com/office/word/2012/wordml" xmlns:w16cex="http://schemas.microsoft.com/office/word/2018/wordml/cex" xmlns:w16cid="http://schemas.microsoft.com/office/word/2016/wordml/cid" xmlns:w16="http://schemas.microsoft.com/office/word/2018/wordml" xmlns:w16sdtdh="http://schemas.microsoft.com/office/word/2020/wordml/sdtdatahash" xmlns:w16sdtfl="http://schemas.microsoft.com/office/word/2024/wordml/sdtformatlock" xmlns:w16se="http://schemas.microsoft.com/office/word/2015/wordml/symex" xmlns:w16du="http://schemas.microsoft.com/office/word/2023/wordml/word16du" xmlns:wne="http://schemas.microsoft.com/office/word/2006/wordml" mc:Ignorable="w14 w15 w16se w16cid w16 w16cex w16sdtdh w16sdtfl w16du wp14">
+  <w:p>
+    <w:pPr>
+      <w:keepLines/>
+      <w:pBdr>
+        <w:bottom w:val="single" w:sz="4" w:space="1" w:color="auto"/>
+      </w:pBdr>
+      <w:tabs>
+        <w:tab w:val="right" w:pos="8787"/>
+      </w:tabs>
+      <w:spacing w:line="240" w:lineRule="exact"/>
+      <w:ind w:left="270" w:hangingChars="150" w:hanging="270"/>
+      <w:jc w:val="left"/>
+      <w:rPr>
+        <w:sz w:val="18"/>
+        <w:szCs w:val="18"/>
+      </w:rPr>
+    </w:pPr>
+    <w:r>
+      <w:rPr>
+        <w:rFonts w:ascii="宋体" w:hAnsi="宋体" w:hint="eastAsia"/>
+        <w:sz w:val="18"/>
+        <w:szCs w:val="18"/>
+      </w:rPr>
+      <w:t xml:space="preserve">大连海洋大学本科毕业论文（设计）                                          </w:t>
+    </w:r>
+    <w:r>
+      <w:rPr>
+        <w:rFonts w:ascii="宋体" w:hAnsi="宋体" w:hint="eastAsia"/>
+        <w:sz w:val="18"/>
+        <w:szCs w:val="18"/>
+      </w:rPr>
+      <w:t xml:space="preserve">              </w:t>
+    </w:r>
+    <w:r>
+      <w:rPr>
+        <w:rFonts w:ascii="宋体" w:hAnsi="宋体" w:hint="eastAsia"/>
+        <w:sz w:val="18"/>
+        <w:szCs w:val="18"/>
+      </w:rPr>
+      <w:t xml:space="preserve">  </w:t>
+    </w:r>
+    <w:r>
+      <w:rPr>
+        <w:rFonts w:ascii="宋体" w:hAnsi="宋体"/>
+        <w:sz w:val="18"/>
+        <w:szCs w:val="18"/>
+      </w:rPr>
+      <w:t>系统分析</w:t>
+    </w:r>
+  </w:p>
+</w:hdr>
+</file>
+
+<file path=word/header6.xml><?xml version="1.0" encoding="utf-8"?>
+<w:hdr xmlns:wpc="http://schemas.microsoft.com/office/word/2010/wordprocessingCanvas" xmlns:cx="http://schemas.microsoft.com/office/drawing/2014/chartex" xmlns:cx1="http://schemas.microsoft.com/office/drawing/2015/9/8/chartex" xmlns:cx2="http://schemas.microsoft.com/office/drawing/2015/10/21/chartex" xmlns:cx3="http://schemas.microsoft.com/office/drawing/2016/5/9/chartex" xmlns:cx4="http://schemas.microsoft.com/office/drawing/2016/5/10/chartex" xmlns:cx5="http://schemas.microsoft.com/office/drawing/2016/5/11/chartex" xmlns:cx6="http://schemas.microsoft.com/office/drawing/2016/5/12/chartex" xmlns:cx7="http://schemas.microsoft.com/office/drawing/2016/5/13/chartex" xmlns:cx8="http://schemas.microsoft.com/office/drawing/2016/5/14/chartex" xmlns:mc="http://schemas.openxmlformats.org/markup-compatibility/2006" xmlns:m="http://schemas.openxmlformats.org/officeDocument/2006/math" xmlns:aink="http://schemas.microsoft.com/office/drawing/2016/ink" xmlns:am3d="http://schemas.microsoft.com/office/drawing/2017/model3d" xmlns:oel="http://schemas.microsoft.com/office/2019/extlst" xmlns:r="http://schemas.openxmlformats.org/officeDocument/2006/relationships" xmlns:wp14="http://schemas.microsoft.com/office/word/2010/wordprocessingDrawing" xmlns:wp="http://schemas.openxmlformats.org/drawingml/2006/wordprocessingDrawing" xmlns:wpg="http://schemas.microsoft.com/office/word/2010/wordprocessingGroup" xmlns:wpi="http://schemas.microsoft.com/office/word/2010/wordprocessingInk" xmlns:wps="http://schemas.microsoft.com/office/word/2010/wordprocessingShape" xmlns:o="urn:schemas-microsoft-com:office:office" xmlns:v="urn:schemas-microsoft-com:vml" xmlns:w10="urn:schemas-microsoft-com:office:word" xmlns:w="http://schemas.openxmlformats.org/wordprocessingml/2006/main" xmlns:w14="http://schemas.microsoft.com/office/word/2010/wordml" xmlns:w15="http://schemas.microsoft.com/office/word/2012/wordml" xmlns:w16cex="http://schemas.microsoft.com/office/word/2018/wordml/cex" xmlns:w16cid="http://schemas.microsoft.com/office/word/2016/wordml/cid" xmlns:w16="http://schemas.microsoft.com/office/word/2018/wordml" xmlns:w16sdtdh="http://schemas.microsoft.com/office/word/2020/wordml/sdtdatahash" xmlns:w16sdtfl="http://schemas.microsoft.com/office/word/2024/wordml/sdtformatlock" xmlns:w16se="http://schemas.microsoft.com/office/word/2015/wordml/symex" xmlns:w16du="http://schemas.microsoft.com/office/word/2023/wordml/word16du" xmlns:wne="http://schemas.microsoft.com/office/word/2006/wordml" mc:Ignorable="w14 w15 w16se w16cid w16 w16cex w16sdtdh w16sdtfl w16du wp14">
+  <w:p>
+    <w:pPr>
+      <w:keepLines/>
+      <w:pBdr>
+        <w:bottom w:val="single" w:sz="4" w:space="1" w:color="auto"/>
+      </w:pBdr>
+      <w:tabs>
+        <w:tab w:val="right" w:pos="8787"/>
+      </w:tabs>
+      <w:spacing w:line="240" w:lineRule="exact"/>
+      <w:rPr>
+        <w:sz w:val="18"/>
+        <w:szCs w:val="18"/>
+      </w:rPr>
+    </w:pPr>
+    <w:r>
+      <w:rPr>
+        <w:rFonts w:ascii="宋体" w:hAnsi="宋体" w:hint="eastAsia"/>
+        <w:sz w:val="18"/>
+        <w:szCs w:val="18"/>
+      </w:rPr>
+      <w:t>大连海洋大学本科毕业论文（设计）</w:t>
+    </w:r>
+    <w:r>
+      <w:rPr>
+        <w:rFonts w:ascii="宋体" w:hAnsi="宋体" w:hint="eastAsia"/>
+        <w:sz w:val="18"/>
+        <w:szCs w:val="18"/>
+      </w:rPr>
+      <w:t xml:space="preserve">                              </w:t>
+    </w:r>
+    <w:r>
+      <w:rPr>
+        <w:rFonts w:ascii="宋体" w:hAnsi="宋体" w:hint="eastAsia"/>
+        <w:sz w:val="18"/>
+        <w:szCs w:val="18"/>
+      </w:rPr>
+      <w:t xml:space="preserve">                           </w:t>
+    </w:r>
+    <w:r>
+      <w:rPr>
+        <w:rFonts w:ascii="宋体" w:hAnsi="宋体"/>
+        <w:sz w:val="18"/>
+        <w:szCs w:val="18"/>
+      </w:rPr>
+      <w:t>系统设计</w:t>
+    </w:r>
+  </w:p>
+</w:hdr>
+</file>
+
 <file path=word/header7.xml><?xml version="1.0" encoding="utf-8"?>
 <w:hdr xmlns:wpc="http://schemas.microsoft.com/office/word/2010/wordprocessingCanvas" xmlns:cx="http://schemas.microsoft.com/office/drawing/2014/chartex" xmlns:cx1="http://schemas.microsoft.com/office/drawing/2015/9/8/chartex" xmlns:cx2="http://schemas.microsoft.com/office/drawing/2015/10/21/chartex" xmlns:cx3="http://schemas.microsoft.com/office/drawing/2016/5/9/chartex" xmlns:cx4="http://schemas.microsoft.com/office/drawing/2016/5/10/chartex" xmlns:cx5="http://schemas.microsoft.com/office/drawing/2016/5/11/chartex" xmlns:cx6="http://schemas.microsoft.com/office/drawing/2016/5/12/chartex" xmlns:cx7="http://schemas.microsoft.com/office/drawing/2016/5/13/chartex" xmlns:cx8="http://schemas.microsoft.com/office/drawing/2016/5/14/chartex" xmlns:mc="http://schemas.openxmlformats.org/markup-compatibility/2006" xmlns:m="http://schemas.openxmlformats.org/officeDocument/2006/math" xmlns:aink="http://schemas.microsoft.com/office/drawing/2016/ink" xmlns:am3d="http://schemas.microsoft.com/office/drawing/2017/model3d" xmlns:oel="http://schemas.microsoft.com/office/2019/extlst" xmlns:r="http://schemas.openxmlformats.org/officeDocument/2006/relationships" xmlns:wp14="http://schemas.microsoft.com/office/word/2010/wordprocessingDrawing" xmlns:wp="http://schemas.openxmlformats.org/drawingml/2006/wordprocessingDrawing" xmlns:wpg="http://schemas.microsoft.com/office/word/2010/wordprocessingGroup" xmlns:wpi="http://schemas.microsoft.com/office/word/2010/wordprocessingInk" xmlns:wps="http://schemas.microsoft.com/office/word/2010/wordprocessingShape" xmlns:o="urn:schemas-microsoft-com:office:office" xmlns:v="urn:schemas-microsoft-com:vml" xmlns:w10="urn:schemas-microsoft-com:office:word" xmlns:w="http://schemas.openxmlformats.org/wordprocessingml/2006/main" xmlns:w14="http://schemas.microsoft.com/office/word/2010/wordml" xmlns:w15="http://schemas.microsoft.com/office/word/2012/wordml" xmlns:w16cex="http://schemas.microsoft.com/office/word/2018/wordml/cex" xmlns:w16cid="http://schemas.microsoft.com/office/word/2016/wordml/cid" xmlns:w16="http://schemas.microsoft.com/office/word/2018/wordml" xmlns:w16sdtdh="http://schemas.microsoft.com/office/word/2020/wordml/sdtdatahash" xmlns:w16sdtfl="http://schemas.microsoft.com/office/word/2024/wordml/sdtformatlock" xmlns:w16se="http://schemas.microsoft.com/office/word/2015/wordml/symex" xmlns:w16du="http://schemas.microsoft.com/office/word/2023/wordml/word16du" xmlns:wne="http://schemas.microsoft.com/office/word/2006/wordml" mc:Ignorable="w14 w15 w16se w16cid w16 w16cex w16sdtdh w16sdtfl w16du wp14">
   <w:p>
@@ -14178,7 +15569,7 @@
       <w:rPr>
         <w:rFonts w:ascii="宋体" w:hAnsi="宋体"/>
       </w:rPr>
-      <w:t>第一章 系统分析</w:t>
+      <w:t>第三章 系统实现</w:t>
     </w:r>
   </w:p>
 </w:hdr>
@@ -14189,20 +15580,13 @@
   <w:p>
     <w:pPr>
       <w:keepLines/>
-      <w:pBdr>
-        <w:bottom w:val="single" w:sz="4" w:space="1" w:color="auto"/>
-      </w:pBdr>
-      <w:tabs>
-        <w:tab w:val="right" w:pos="8787"/>
-      </w:tabs>
-      <w:spacing w:line="240" w:lineRule="exact"/>
       <w:jc w:val="center"/>
     </w:pPr>
     <w:r>
       <w:rPr>
         <w:rFonts w:ascii="宋体" w:hAnsi="宋体"/>
       </w:rPr>
-      <w:t>第二章 系统设计</w:t>
+      <w:t>第三章 系统实现</w:t>
     </w:r>
   </w:p>
 </w:hdr>
@@ -14213,20 +15597,13 @@
   <w:p>
     <w:pPr>
       <w:keepLines/>
-      <w:pBdr>
-        <w:bottom w:val="single" w:sz="4" w:space="1" w:color="auto"/>
-      </w:pBdr>
-      <w:tabs>
-        <w:tab w:val="right" w:pos="8787"/>
-      </w:tabs>
-      <w:spacing w:line="240" w:lineRule="exact"/>
       <w:jc w:val="center"/>
     </w:pPr>
     <w:r>
       <w:rPr>
         <w:rFonts w:ascii="宋体" w:hAnsi="宋体"/>
       </w:rPr>
-      <w:t>第三章 系统实现</w:t>
+      <w:t>第四章 系统测试</w:t>
     </w:r>
   </w:p>
 </w:hdr>
